--- a/reports/2026-07-17-基金午报.docx
+++ b/reports/2026-07-17-基金午报.docx
@@ -4,9558 +4,345 @@
   <w:body>
     <w:p>
       <w:pPr>
-        <w:spacing w:before="0" w:after="160" w:line="240" w:lineRule="auto"/>
+        <w:spacing w:before="0" w:after="0" w:line="240" w:lineRule="auto"/>
       </w:pPr>
       <w:r>
-        <w:rPr>
-          <w:rFonts w:ascii="Hiragino Sans GB" w:hAnsi="Hiragino Sans GB" w:eastAsia="Hiragino Sans GB"/>
-          <w:b/>
-          <w:color w:val="0B2545"/>
-          <w:sz w:val="40"/>
-        </w:rPr>
-        <w:t>2026-07-17 基金午间研究报告</w:t>
+        <w:drawing>
+          <wp:inline xmlns:a="http://schemas.openxmlformats.org/drawingml/2006/main" xmlns:pic="http://schemas.openxmlformats.org/drawingml/2006/picture">
+            <wp:extent cx="7772400" cy="10058400"/>
+            <wp:docPr id="1" name="Picture 1"/>
+            <wp:cNvGraphicFramePr>
+              <a:graphicFrameLocks noChangeAspect="1"/>
+            </wp:cNvGraphicFramePr>
+            <a:graphic>
+              <a:graphicData uri="http://schemas.openxmlformats.org/drawingml/2006/picture">
+                <pic:pic>
+                  <pic:nvPicPr>
+                    <pic:cNvPr id="0" name="page-01.png"/>
+                    <pic:cNvPicPr/>
+                  </pic:nvPicPr>
+                  <pic:blipFill>
+                    <a:blip r:embed="rId9"/>
+                    <a:stretch>
+                      <a:fillRect/>
+                    </a:stretch>
+                  </pic:blipFill>
+                  <pic:spPr>
+                    <a:xfrm>
+                      <a:off x="0" y="0"/>
+                      <a:ext cx="7772400" cy="10058400"/>
+                    </a:xfrm>
+                    <a:prstGeom prst="rect"/>
+                  </pic:spPr>
+                </pic:pic>
+              </a:graphicData>
+            </a:graphic>
+          </wp:inline>
+        </w:drawing>
       </w:r>
-    </w:p>
-    <w:p>
-      <w:pPr>
-        <w:pStyle w:val="ListBullet"/>
-      </w:pPr>
-      <w:r>
-        <w:rPr>
-          <w:rFonts w:ascii="Hiragino Sans GB" w:hAnsi="Hiragino Sans GB" w:eastAsia="Hiragino Sans GB"/>
-          <w:b w:val="0"/>
-          <w:color w:val="14212B"/>
-          <w:sz w:val="20"/>
-        </w:rPr>
-        <w:t>生成时间：2026-07-17T12:03:00+08:00；市场数据截止：2026-07-17 11:30午间收盘。</w:t>
-      </w:r>
-    </w:p>
-    <w:p>
-      <w:pPr>
-        <w:pStyle w:val="ListBullet"/>
-      </w:pPr>
-      <w:r>
-        <w:rPr>
-          <w:rFonts w:ascii="Hiragino Sans GB" w:hAnsi="Hiragino Sans GB" w:eastAsia="Hiragino Sans GB"/>
-          <w:b w:val="0"/>
-          <w:color w:val="14212B"/>
-          <w:sz w:val="20"/>
-        </w:rPr>
-        <w:t>交易机制：只研究大陆销售平台的场外开放式基金。普通产品以平台实际申请截止时间为准，通常15:00；盘中指数、资金流和估算净值只用于决定是否在截止前提交申请，不是成交价。申购用金额，赎回用份额或比例。</w:t>
-      </w:r>
-    </w:p>
-    <w:p>
-      <w:pPr>
-        <w:pStyle w:val="ListBullet"/>
-      </w:pPr>
-      <w:r>
-        <w:rPr>
-          <w:rFonts w:ascii="Hiragino Sans GB" w:hAnsi="Hiragino Sans GB" w:eastAsia="Hiragino Sans GB"/>
-          <w:b w:val="0"/>
-          <w:color w:val="14212B"/>
-          <w:sz w:val="20"/>
-        </w:rPr>
-        <w:t>数据质量：项目自检为ready_with_warnings。现金余额、账户历史高点和真实组合回撤未知；项目配置资金3万元，按最新正式净值重估的在持基金约3.49万元，二者不一致。因此今天不新增申购，所有赎回必须先通过平台的可赎状态、费用和截止时间预览。</w:t>
-      </w:r>
-    </w:p>
-    <w:p>
-      <w:pPr>
-        <w:pStyle w:val="ListBullet"/>
-      </w:pPr>
-      <w:r>
-        <w:rPr>
-          <w:rFonts w:ascii="Hiragino Sans GB" w:hAnsi="Hiragino Sans GB" w:eastAsia="Hiragino Sans GB"/>
-          <w:b w:val="0"/>
-          <w:color w:val="14212B"/>
-          <w:sz w:val="20"/>
-        </w:rPr>
-        <w:t>午间核心判断：这是全市场风险偏好下降叠加科技拥挤仓位去风险，不是半导体单独下跌。今天不再追加卖出已经连续减过的易方达半导体材料设备ETF联接C；若14:30仍未修复，优先处理尚未减过、今天最弱且重叠度高的国泰中证全指通信设备ETF联接C。</w:t>
-      </w:r>
-    </w:p>
-    <w:p>
-      <w:pPr>
-        <w:keepNext/>
-        <w:spacing w:before="240" w:after="120" w:line="240" w:lineRule="auto"/>
-      </w:pPr>
-      <w:r>
-        <w:rPr>
-          <w:rFonts w:ascii="Hiragino Sans GB" w:hAnsi="Hiragino Sans GB" w:eastAsia="Hiragino Sans GB"/>
-          <w:b/>
-          <w:color w:val="1F4D78"/>
-          <w:sz w:val="28"/>
-        </w:rPr>
-        <w:t>持仓复述</w:t>
-      </w:r>
-    </w:p>
-    <w:p>
-      <w:pPr>
-        <w:spacing w:before="0" w:after="100" w:line="264" w:lineRule="auto"/>
-      </w:pPr>
-      <w:r>
-        <w:rPr>
-          <w:rFonts w:ascii="Hiragino Sans GB" w:hAnsi="Hiragino Sans GB" w:eastAsia="Hiragino Sans GB"/>
-          <w:b w:val="0"/>
-          <w:color w:val="14212B"/>
-          <w:sz w:val="21"/>
-        </w:rPr>
-        <w:t>已按用户确认交易扣除：景顺长城电子信息产业股票C已赎回20%；易方达半导体材料设备ETF联接C已分别赎回350份和197份，当前账面剩余1115.26份。三笔交易的用户执行已确认，但最终确认净值、真实费用和到账时间仍未补齐。</w:t>
-      </w:r>
-    </w:p>
-    <w:tbl>
-      <w:tblPr>
-        <w:tblW w:type="dxa" w:w="9360"/>
-        <w:jc w:val="left"/>
-        <w:tblLayout w:type="fixed"/>
-        <w:tblLook w:firstColumn="1" w:firstRow="1" w:lastColumn="0" w:lastRow="0" w:noHBand="0" w:noVBand="1" w:val="04A0"/>
-        <w:tblInd w:w="120" w:type="dxa"/>
-      </w:tblPr>
-      <w:tblGrid>
-        <w:gridCol w:w="3100"/>
-        <w:gridCol w:w="850"/>
-        <w:gridCol w:w="1150"/>
-        <w:gridCol w:w="800"/>
-        <w:gridCol w:w="950"/>
-        <w:gridCol w:w="1250"/>
-        <w:gridCol w:w="1260"/>
-      </w:tblGrid>
-      <w:tr>
-        <w:trPr>
-          <w:tblHeader w:val="true"/>
-        </w:trPr>
-        <w:tc>
-          <w:tcPr>
-            <w:tcW w:type="dxa" w:w="3100"/>
-            <w:vAlign w:val="center"/>
-            <w:tcMar>
-              <w:top w:w="80" w:type="dxa"/>
-              <w:start w:w="120" w:type="dxa"/>
-              <w:bottom w:w="80" w:type="dxa"/>
-              <w:end w:w="120" w:type="dxa"/>
-            </w:tcMar>
-            <w:shd w:fill="E9EEF3"/>
-            <w:tcBorders>
-              <w:top w:val="single" w:sz="4" w:color="B9C3CC"/>
-              <w:left w:val="single" w:sz="4" w:color="B9C3CC"/>
-              <w:bottom w:val="single" w:sz="4" w:color="B9C3CC"/>
-              <w:right w:val="single" w:sz="4" w:color="B9C3CC"/>
-              <w:insideH w:val="single" w:sz="4" w:color="B9C3CC"/>
-              <w:insideV w:val="single" w:sz="4" w:color="B9C3CC"/>
-            </w:tcBorders>
-          </w:tcPr>
-          <w:p>
-            <w:pPr>
-              <w:spacing w:before="0" w:after="0" w:line="245" w:lineRule="auto"/>
-              <w:jc w:val="center"/>
-            </w:pPr>
-            <w:r/>
-            <w:r>
-              <w:rPr>
-                <w:rFonts w:ascii="Hiragino Sans GB" w:hAnsi="Hiragino Sans GB" w:eastAsia="Hiragino Sans GB"/>
-                <w:b/>
-                <w:color w:val="14212B"/>
-                <w:sz w:val="13"/>
-              </w:rPr>
-              <w:t>基金</w:t>
-            </w:r>
-          </w:p>
-        </w:tc>
-        <w:tc>
-          <w:tcPr>
-            <w:tcW w:type="dxa" w:w="850"/>
-            <w:vAlign w:val="center"/>
-            <w:tcMar>
-              <w:top w:w="80" w:type="dxa"/>
-              <w:start w:w="120" w:type="dxa"/>
-              <w:bottom w:w="80" w:type="dxa"/>
-              <w:end w:w="120" w:type="dxa"/>
-            </w:tcMar>
-            <w:shd w:fill="E9EEF3"/>
-            <w:tcBorders>
-              <w:top w:val="single" w:sz="4" w:color="B9C3CC"/>
-              <w:left w:val="single" w:sz="4" w:color="B9C3CC"/>
-              <w:bottom w:val="single" w:sz="4" w:color="B9C3CC"/>
-              <w:right w:val="single" w:sz="4" w:color="B9C3CC"/>
-              <w:insideH w:val="single" w:sz="4" w:color="B9C3CC"/>
-              <w:insideV w:val="single" w:sz="4" w:color="B9C3CC"/>
-            </w:tcBorders>
-          </w:tcPr>
-          <w:p>
-            <w:pPr>
-              <w:spacing w:before="0" w:after="0" w:line="245" w:lineRule="auto"/>
-              <w:jc w:val="center"/>
-            </w:pPr>
-            <w:r/>
-            <w:r>
-              <w:rPr>
-                <w:rFonts w:ascii="Hiragino Sans GB" w:hAnsi="Hiragino Sans GB" w:eastAsia="Hiragino Sans GB"/>
-                <w:b/>
-                <w:color w:val="14212B"/>
-                <w:sz w:val="13"/>
-              </w:rPr>
-              <w:t>当前份额</w:t>
-            </w:r>
-          </w:p>
-        </w:tc>
-        <w:tc>
-          <w:tcPr>
-            <w:tcW w:type="dxa" w:w="1150"/>
-            <w:vAlign w:val="center"/>
-            <w:tcMar>
-              <w:top w:w="80" w:type="dxa"/>
-              <w:start w:w="120" w:type="dxa"/>
-              <w:bottom w:w="80" w:type="dxa"/>
-              <w:end w:w="120" w:type="dxa"/>
-            </w:tcMar>
-            <w:shd w:fill="E9EEF3"/>
-            <w:tcBorders>
-              <w:top w:val="single" w:sz="4" w:color="B9C3CC"/>
-              <w:left w:val="single" w:sz="4" w:color="B9C3CC"/>
-              <w:bottom w:val="single" w:sz="4" w:color="B9C3CC"/>
-              <w:right w:val="single" w:sz="4" w:color="B9C3CC"/>
-              <w:insideH w:val="single" w:sz="4" w:color="B9C3CC"/>
-              <w:insideV w:val="single" w:sz="4" w:color="B9C3CC"/>
-            </w:tcBorders>
-          </w:tcPr>
-          <w:p>
-            <w:pPr>
-              <w:spacing w:before="0" w:after="0" w:line="245" w:lineRule="auto"/>
-              <w:jc w:val="center"/>
-            </w:pPr>
-            <w:r/>
-            <w:r>
-              <w:rPr>
-                <w:rFonts w:ascii="Hiragino Sans GB" w:hAnsi="Hiragino Sans GB" w:eastAsia="Hiragino Sans GB"/>
-                <w:b/>
-                <w:color w:val="14212B"/>
-                <w:sz w:val="13"/>
-              </w:rPr>
-              <w:t>最新正式净值日</w:t>
-            </w:r>
-          </w:p>
-        </w:tc>
-        <w:tc>
-          <w:tcPr>
-            <w:tcW w:type="dxa" w:w="800"/>
-            <w:vAlign w:val="center"/>
-            <w:tcMar>
-              <w:top w:w="80" w:type="dxa"/>
-              <w:start w:w="120" w:type="dxa"/>
-              <w:bottom w:w="80" w:type="dxa"/>
-              <w:end w:w="120" w:type="dxa"/>
-            </w:tcMar>
-            <w:shd w:fill="E9EEF3"/>
-            <w:tcBorders>
-              <w:top w:val="single" w:sz="4" w:color="B9C3CC"/>
-              <w:left w:val="single" w:sz="4" w:color="B9C3CC"/>
-              <w:bottom w:val="single" w:sz="4" w:color="B9C3CC"/>
-              <w:right w:val="single" w:sz="4" w:color="B9C3CC"/>
-              <w:insideH w:val="single" w:sz="4" w:color="B9C3CC"/>
-              <w:insideV w:val="single" w:sz="4" w:color="B9C3CC"/>
-            </w:tcBorders>
-          </w:tcPr>
-          <w:p>
-            <w:pPr>
-              <w:spacing w:before="0" w:after="0" w:line="245" w:lineRule="auto"/>
-              <w:jc w:val="center"/>
-            </w:pPr>
-            <w:r/>
-            <w:r>
-              <w:rPr>
-                <w:rFonts w:ascii="Hiragino Sans GB" w:hAnsi="Hiragino Sans GB" w:eastAsia="Hiragino Sans GB"/>
-                <w:b/>
-                <w:color w:val="14212B"/>
-                <w:sz w:val="13"/>
-              </w:rPr>
-              <w:t>正式净值</w:t>
-            </w:r>
-          </w:p>
-        </w:tc>
-        <w:tc>
-          <w:tcPr>
-            <w:tcW w:type="dxa" w:w="950"/>
-            <w:vAlign w:val="center"/>
-            <w:tcMar>
-              <w:top w:w="80" w:type="dxa"/>
-              <w:start w:w="120" w:type="dxa"/>
-              <w:bottom w:w="80" w:type="dxa"/>
-              <w:end w:w="120" w:type="dxa"/>
-            </w:tcMar>
-            <w:shd w:fill="E9EEF3"/>
-            <w:tcBorders>
-              <w:top w:val="single" w:sz="4" w:color="B9C3CC"/>
-              <w:left w:val="single" w:sz="4" w:color="B9C3CC"/>
-              <w:bottom w:val="single" w:sz="4" w:color="B9C3CC"/>
-              <w:right w:val="single" w:sz="4" w:color="B9C3CC"/>
-              <w:insideH w:val="single" w:sz="4" w:color="B9C3CC"/>
-              <w:insideV w:val="single" w:sz="4" w:color="B9C3CC"/>
-            </w:tcBorders>
-          </w:tcPr>
-          <w:p>
-            <w:pPr>
-              <w:spacing w:before="0" w:after="0" w:line="245" w:lineRule="auto"/>
-              <w:jc w:val="center"/>
-            </w:pPr>
-            <w:r/>
-            <w:r>
-              <w:rPr>
-                <w:rFonts w:ascii="Hiragino Sans GB" w:hAnsi="Hiragino Sans GB" w:eastAsia="Hiragino Sans GB"/>
-                <w:b/>
-                <w:color w:val="14212B"/>
-                <w:sz w:val="13"/>
-              </w:rPr>
-              <w:t>正式市值/元</w:t>
-            </w:r>
-          </w:p>
-        </w:tc>
-        <w:tc>
-          <w:tcPr>
-            <w:tcW w:type="dxa" w:w="1250"/>
-            <w:vAlign w:val="center"/>
-            <w:tcMar>
-              <w:top w:w="80" w:type="dxa"/>
-              <w:start w:w="120" w:type="dxa"/>
-              <w:bottom w:w="80" w:type="dxa"/>
-              <w:end w:w="120" w:type="dxa"/>
-            </w:tcMar>
-            <w:shd w:fill="E9EEF3"/>
-            <w:tcBorders>
-              <w:top w:val="single" w:sz="4" w:color="B9C3CC"/>
-              <w:left w:val="single" w:sz="4" w:color="B9C3CC"/>
-              <w:bottom w:val="single" w:sz="4" w:color="B9C3CC"/>
-              <w:right w:val="single" w:sz="4" w:color="B9C3CC"/>
-              <w:insideH w:val="single" w:sz="4" w:color="B9C3CC"/>
-              <w:insideV w:val="single" w:sz="4" w:color="B9C3CC"/>
-            </w:tcBorders>
-          </w:tcPr>
-          <w:p>
-            <w:pPr>
-              <w:spacing w:before="0" w:after="0" w:line="245" w:lineRule="auto"/>
-              <w:jc w:val="center"/>
-            </w:pPr>
-            <w:r/>
-            <w:r>
-              <w:rPr>
-                <w:rFonts w:ascii="Hiragino Sans GB" w:hAnsi="Hiragino Sans GB" w:eastAsia="Hiragino Sans GB"/>
-                <w:b/>
-                <w:color w:val="14212B"/>
-                <w:sz w:val="13"/>
-              </w:rPr>
-              <w:t>相对建模成本</w:t>
-            </w:r>
-          </w:p>
-        </w:tc>
-        <w:tc>
-          <w:tcPr>
-            <w:tcW w:type="dxa" w:w="1260"/>
-            <w:vAlign w:val="center"/>
-            <w:tcMar>
-              <w:top w:w="80" w:type="dxa"/>
-              <w:start w:w="120" w:type="dxa"/>
-              <w:bottom w:w="80" w:type="dxa"/>
-              <w:end w:w="120" w:type="dxa"/>
-            </w:tcMar>
-            <w:shd w:fill="E9EEF3"/>
-            <w:tcBorders>
-              <w:top w:val="single" w:sz="4" w:color="B9C3CC"/>
-              <w:left w:val="single" w:sz="4" w:color="B9C3CC"/>
-              <w:bottom w:val="single" w:sz="4" w:color="B9C3CC"/>
-              <w:right w:val="single" w:sz="4" w:color="B9C3CC"/>
-              <w:insideH w:val="single" w:sz="4" w:color="B9C3CC"/>
-              <w:insideV w:val="single" w:sz="4" w:color="B9C3CC"/>
-            </w:tcBorders>
-          </w:tcPr>
-          <w:p>
-            <w:pPr>
-              <w:spacing w:before="0" w:after="0" w:line="245" w:lineRule="auto"/>
-              <w:jc w:val="center"/>
-            </w:pPr>
-            <w:r/>
-            <w:r>
-              <w:rPr>
-                <w:rFonts w:ascii="Hiragino Sans GB" w:hAnsi="Hiragino Sans GB" w:eastAsia="Hiragino Sans GB"/>
-                <w:b/>
-                <w:color w:val="14212B"/>
-                <w:sz w:val="13"/>
-              </w:rPr>
-              <w:t>11:30估算涨跌</w:t>
-            </w:r>
-          </w:p>
-        </w:tc>
-      </w:tr>
-      <w:tr>
-        <w:trPr>
-          <w:cantSplit/>
-        </w:trPr>
-        <w:tc>
-          <w:tcPr>
-            <w:tcW w:type="dxa" w:w="3100"/>
-            <w:vAlign w:val="center"/>
-            <w:tcMar>
-              <w:top w:w="80" w:type="dxa"/>
-              <w:start w:w="120" w:type="dxa"/>
-              <w:bottom w:w="80" w:type="dxa"/>
-              <w:end w:w="120" w:type="dxa"/>
-            </w:tcMar>
-            <w:tcBorders>
-              <w:top w:val="single" w:sz="4" w:color="B9C3CC"/>
-              <w:left w:val="single" w:sz="4" w:color="B9C3CC"/>
-              <w:bottom w:val="single" w:sz="4" w:color="B9C3CC"/>
-              <w:right w:val="single" w:sz="4" w:color="B9C3CC"/>
-              <w:insideH w:val="single" w:sz="4" w:color="B9C3CC"/>
-              <w:insideV w:val="single" w:sz="4" w:color="B9C3CC"/>
-            </w:tcBorders>
-          </w:tcPr>
-          <w:p>
-            <w:pPr>
-              <w:spacing w:before="0" w:after="0" w:line="245" w:lineRule="auto"/>
-              <w:jc w:val="center"/>
-            </w:pPr>
-            <w:r/>
-            <w:r>
-              <w:rPr>
-                <w:rFonts w:ascii="Hiragino Sans GB" w:hAnsi="Hiragino Sans GB" w:eastAsia="Hiragino Sans GB"/>
-                <w:b w:val="0"/>
-                <w:color w:val="14212B"/>
-                <w:sz w:val="13"/>
-              </w:rPr>
-              <w:t>易方达沪深300ETF联接C</w:t>
-            </w:r>
-          </w:p>
-        </w:tc>
-        <w:tc>
-          <w:tcPr>
-            <w:tcW w:type="dxa" w:w="850"/>
-            <w:vAlign w:val="center"/>
-            <w:tcMar>
-              <w:top w:w="80" w:type="dxa"/>
-              <w:start w:w="120" w:type="dxa"/>
-              <w:bottom w:w="80" w:type="dxa"/>
-              <w:end w:w="120" w:type="dxa"/>
-            </w:tcMar>
-            <w:tcBorders>
-              <w:top w:val="single" w:sz="4" w:color="B9C3CC"/>
-              <w:left w:val="single" w:sz="4" w:color="B9C3CC"/>
-              <w:bottom w:val="single" w:sz="4" w:color="B9C3CC"/>
-              <w:right w:val="single" w:sz="4" w:color="B9C3CC"/>
-              <w:insideH w:val="single" w:sz="4" w:color="B9C3CC"/>
-              <w:insideV w:val="single" w:sz="4" w:color="B9C3CC"/>
-            </w:tcBorders>
-          </w:tcPr>
-          <w:p>
-            <w:pPr>
-              <w:spacing w:before="0" w:after="0" w:line="245" w:lineRule="auto"/>
-              <w:jc w:val="center"/>
-            </w:pPr>
-            <w:r/>
-            <w:r>
-              <w:rPr>
-                <w:rFonts w:ascii="Hiragino Sans GB" w:hAnsi="Hiragino Sans GB" w:eastAsia="Hiragino Sans GB"/>
-                <w:b w:val="0"/>
-                <w:color w:val="14212B"/>
-                <w:sz w:val="13"/>
-              </w:rPr>
-              <w:t>5222.48</w:t>
-            </w:r>
-          </w:p>
-        </w:tc>
-        <w:tc>
-          <w:tcPr>
-            <w:tcW w:type="dxa" w:w="1150"/>
-            <w:vAlign w:val="center"/>
-            <w:tcMar>
-              <w:top w:w="80" w:type="dxa"/>
-              <w:start w:w="120" w:type="dxa"/>
-              <w:bottom w:w="80" w:type="dxa"/>
-              <w:end w:w="120" w:type="dxa"/>
-            </w:tcMar>
-            <w:tcBorders>
-              <w:top w:val="single" w:sz="4" w:color="B9C3CC"/>
-              <w:left w:val="single" w:sz="4" w:color="B9C3CC"/>
-              <w:bottom w:val="single" w:sz="4" w:color="B9C3CC"/>
-              <w:right w:val="single" w:sz="4" w:color="B9C3CC"/>
-              <w:insideH w:val="single" w:sz="4" w:color="B9C3CC"/>
-              <w:insideV w:val="single" w:sz="4" w:color="B9C3CC"/>
-            </w:tcBorders>
-          </w:tcPr>
-          <w:p>
-            <w:pPr>
-              <w:spacing w:before="0" w:after="0" w:line="245" w:lineRule="auto"/>
-              <w:jc w:val="center"/>
-            </w:pPr>
-            <w:r/>
-            <w:r>
-              <w:rPr>
-                <w:rFonts w:ascii="Hiragino Sans GB" w:hAnsi="Hiragino Sans GB" w:eastAsia="Hiragino Sans GB"/>
-                <w:b w:val="0"/>
-                <w:color w:val="14212B"/>
-                <w:sz w:val="13"/>
-              </w:rPr>
-              <w:t>2026-07-16</w:t>
-            </w:r>
-          </w:p>
-        </w:tc>
-        <w:tc>
-          <w:tcPr>
-            <w:tcW w:type="dxa" w:w="800"/>
-            <w:vAlign w:val="center"/>
-            <w:tcMar>
-              <w:top w:w="80" w:type="dxa"/>
-              <w:start w:w="120" w:type="dxa"/>
-              <w:bottom w:w="80" w:type="dxa"/>
-              <w:end w:w="120" w:type="dxa"/>
-            </w:tcMar>
-            <w:tcBorders>
-              <w:top w:val="single" w:sz="4" w:color="B9C3CC"/>
-              <w:left w:val="single" w:sz="4" w:color="B9C3CC"/>
-              <w:bottom w:val="single" w:sz="4" w:color="B9C3CC"/>
-              <w:right w:val="single" w:sz="4" w:color="B9C3CC"/>
-              <w:insideH w:val="single" w:sz="4" w:color="B9C3CC"/>
-              <w:insideV w:val="single" w:sz="4" w:color="B9C3CC"/>
-            </w:tcBorders>
-          </w:tcPr>
-          <w:p>
-            <w:pPr>
-              <w:spacing w:before="0" w:after="0" w:line="245" w:lineRule="auto"/>
-              <w:jc w:val="center"/>
-            </w:pPr>
-            <w:r/>
-            <w:r>
-              <w:rPr>
-                <w:rFonts w:ascii="Hiragino Sans GB" w:hAnsi="Hiragino Sans GB" w:eastAsia="Hiragino Sans GB"/>
-                <w:b w:val="0"/>
-                <w:color w:val="14212B"/>
-                <w:sz w:val="13"/>
-              </w:rPr>
-              <w:t>1.8854</w:t>
-            </w:r>
-          </w:p>
-        </w:tc>
-        <w:tc>
-          <w:tcPr>
-            <w:tcW w:type="dxa" w:w="950"/>
-            <w:vAlign w:val="center"/>
-            <w:tcMar>
-              <w:top w:w="80" w:type="dxa"/>
-              <w:start w:w="120" w:type="dxa"/>
-              <w:bottom w:w="80" w:type="dxa"/>
-              <w:end w:w="120" w:type="dxa"/>
-            </w:tcMar>
-            <w:tcBorders>
-              <w:top w:val="single" w:sz="4" w:color="B9C3CC"/>
-              <w:left w:val="single" w:sz="4" w:color="B9C3CC"/>
-              <w:bottom w:val="single" w:sz="4" w:color="B9C3CC"/>
-              <w:right w:val="single" w:sz="4" w:color="B9C3CC"/>
-              <w:insideH w:val="single" w:sz="4" w:color="B9C3CC"/>
-              <w:insideV w:val="single" w:sz="4" w:color="B9C3CC"/>
-            </w:tcBorders>
-          </w:tcPr>
-          <w:p>
-            <w:pPr>
-              <w:spacing w:before="0" w:after="0" w:line="245" w:lineRule="auto"/>
-              <w:jc w:val="center"/>
-            </w:pPr>
-            <w:r/>
-            <w:r>
-              <w:rPr>
-                <w:rFonts w:ascii="Hiragino Sans GB" w:hAnsi="Hiragino Sans GB" w:eastAsia="Hiragino Sans GB"/>
-                <w:b w:val="0"/>
-                <w:color w:val="14212B"/>
-                <w:sz w:val="13"/>
-              </w:rPr>
-              <w:t>9846.46</w:t>
-            </w:r>
-          </w:p>
-        </w:tc>
-        <w:tc>
-          <w:tcPr>
-            <w:tcW w:type="dxa" w:w="1250"/>
-            <w:vAlign w:val="center"/>
-            <w:tcMar>
-              <w:top w:w="80" w:type="dxa"/>
-              <w:start w:w="120" w:type="dxa"/>
-              <w:bottom w:w="80" w:type="dxa"/>
-              <w:end w:w="120" w:type="dxa"/>
-            </w:tcMar>
-            <w:tcBorders>
-              <w:top w:val="single" w:sz="4" w:color="B9C3CC"/>
-              <w:left w:val="single" w:sz="4" w:color="B9C3CC"/>
-              <w:bottom w:val="single" w:sz="4" w:color="B9C3CC"/>
-              <w:right w:val="single" w:sz="4" w:color="B9C3CC"/>
-              <w:insideH w:val="single" w:sz="4" w:color="B9C3CC"/>
-              <w:insideV w:val="single" w:sz="4" w:color="B9C3CC"/>
-            </w:tcBorders>
-          </w:tcPr>
-          <w:p>
-            <w:pPr>
-              <w:spacing w:before="0" w:after="0" w:line="245" w:lineRule="auto"/>
-              <w:jc w:val="center"/>
-            </w:pPr>
-            <w:r/>
-            <w:r>
-              <w:rPr>
-                <w:rFonts w:ascii="Hiragino Sans GB" w:hAnsi="Hiragino Sans GB" w:eastAsia="Hiragino Sans GB"/>
-                <w:b w:val="0"/>
-                <w:color w:val="14212B"/>
-                <w:sz w:val="13"/>
-              </w:rPr>
-              <w:t>-1.54%</w:t>
-            </w:r>
-          </w:p>
-        </w:tc>
-        <w:tc>
-          <w:tcPr>
-            <w:tcW w:type="dxa" w:w="1260"/>
-            <w:vAlign w:val="center"/>
-            <w:tcMar>
-              <w:top w:w="80" w:type="dxa"/>
-              <w:start w:w="120" w:type="dxa"/>
-              <w:bottom w:w="80" w:type="dxa"/>
-              <w:end w:w="120" w:type="dxa"/>
-            </w:tcMar>
-            <w:tcBorders>
-              <w:top w:val="single" w:sz="4" w:color="B9C3CC"/>
-              <w:left w:val="single" w:sz="4" w:color="B9C3CC"/>
-              <w:bottom w:val="single" w:sz="4" w:color="B9C3CC"/>
-              <w:right w:val="single" w:sz="4" w:color="B9C3CC"/>
-              <w:insideH w:val="single" w:sz="4" w:color="B9C3CC"/>
-              <w:insideV w:val="single" w:sz="4" w:color="B9C3CC"/>
-            </w:tcBorders>
-          </w:tcPr>
-          <w:p>
-            <w:pPr>
-              <w:spacing w:before="0" w:after="0" w:line="245" w:lineRule="auto"/>
-              <w:jc w:val="center"/>
-            </w:pPr>
-            <w:r/>
-            <w:r>
-              <w:rPr>
-                <w:rFonts w:ascii="Hiragino Sans GB" w:hAnsi="Hiragino Sans GB" w:eastAsia="Hiragino Sans GB"/>
-                <w:b w:val="0"/>
-                <w:color w:val="14212B"/>
-                <w:sz w:val="13"/>
-              </w:rPr>
-              <w:t>-2.45%</w:t>
-            </w:r>
-          </w:p>
-        </w:tc>
-      </w:tr>
-      <w:tr>
-        <w:trPr>
-          <w:cantSplit/>
-        </w:trPr>
-        <w:tc>
-          <w:tcPr>
-            <w:tcW w:type="dxa" w:w="3100"/>
-            <w:vAlign w:val="center"/>
-            <w:tcMar>
-              <w:top w:w="80" w:type="dxa"/>
-              <w:start w:w="120" w:type="dxa"/>
-              <w:bottom w:w="80" w:type="dxa"/>
-              <w:end w:w="120" w:type="dxa"/>
-            </w:tcMar>
-            <w:tcBorders>
-              <w:top w:val="single" w:sz="4" w:color="B9C3CC"/>
-              <w:left w:val="single" w:sz="4" w:color="B9C3CC"/>
-              <w:bottom w:val="single" w:sz="4" w:color="B9C3CC"/>
-              <w:right w:val="single" w:sz="4" w:color="B9C3CC"/>
-              <w:insideH w:val="single" w:sz="4" w:color="B9C3CC"/>
-              <w:insideV w:val="single" w:sz="4" w:color="B9C3CC"/>
-            </w:tcBorders>
-          </w:tcPr>
-          <w:p>
-            <w:pPr>
-              <w:spacing w:before="0" w:after="0" w:line="245" w:lineRule="auto"/>
-              <w:jc w:val="left"/>
-            </w:pPr>
-            <w:r/>
-            <w:r>
-              <w:rPr>
-                <w:rFonts w:ascii="Hiragino Sans GB" w:hAnsi="Hiragino Sans GB" w:eastAsia="Hiragino Sans GB"/>
-                <w:b w:val="0"/>
-                <w:color w:val="14212B"/>
-                <w:sz w:val="13"/>
-              </w:rPr>
-              <w:t>易方达半导体材料设备ETF联接C</w:t>
-            </w:r>
-          </w:p>
-        </w:tc>
-        <w:tc>
-          <w:tcPr>
-            <w:tcW w:type="dxa" w:w="850"/>
-            <w:vAlign w:val="center"/>
-            <w:tcMar>
-              <w:top w:w="80" w:type="dxa"/>
-              <w:start w:w="120" w:type="dxa"/>
-              <w:bottom w:w="80" w:type="dxa"/>
-              <w:end w:w="120" w:type="dxa"/>
-            </w:tcMar>
-            <w:tcBorders>
-              <w:top w:val="single" w:sz="4" w:color="B9C3CC"/>
-              <w:left w:val="single" w:sz="4" w:color="B9C3CC"/>
-              <w:bottom w:val="single" w:sz="4" w:color="B9C3CC"/>
-              <w:right w:val="single" w:sz="4" w:color="B9C3CC"/>
-              <w:insideH w:val="single" w:sz="4" w:color="B9C3CC"/>
-              <w:insideV w:val="single" w:sz="4" w:color="B9C3CC"/>
-            </w:tcBorders>
-          </w:tcPr>
-          <w:p>
-            <w:pPr>
-              <w:spacing w:before="0" w:after="0" w:line="245" w:lineRule="auto"/>
-              <w:jc w:val="center"/>
-            </w:pPr>
-            <w:r/>
-            <w:r>
-              <w:rPr>
-                <w:rFonts w:ascii="Hiragino Sans GB" w:hAnsi="Hiragino Sans GB" w:eastAsia="Hiragino Sans GB"/>
-                <w:b w:val="0"/>
-                <w:color w:val="14212B"/>
-                <w:sz w:val="13"/>
-              </w:rPr>
-              <w:t>1115.26</w:t>
-            </w:r>
-          </w:p>
-        </w:tc>
-        <w:tc>
-          <w:tcPr>
-            <w:tcW w:type="dxa" w:w="1150"/>
-            <w:vAlign w:val="center"/>
-            <w:tcMar>
-              <w:top w:w="80" w:type="dxa"/>
-              <w:start w:w="120" w:type="dxa"/>
-              <w:bottom w:w="80" w:type="dxa"/>
-              <w:end w:w="120" w:type="dxa"/>
-            </w:tcMar>
-            <w:tcBorders>
-              <w:top w:val="single" w:sz="4" w:color="B9C3CC"/>
-              <w:left w:val="single" w:sz="4" w:color="B9C3CC"/>
-              <w:bottom w:val="single" w:sz="4" w:color="B9C3CC"/>
-              <w:right w:val="single" w:sz="4" w:color="B9C3CC"/>
-              <w:insideH w:val="single" w:sz="4" w:color="B9C3CC"/>
-              <w:insideV w:val="single" w:sz="4" w:color="B9C3CC"/>
-            </w:tcBorders>
-          </w:tcPr>
-          <w:p>
-            <w:pPr>
-              <w:spacing w:before="0" w:after="0" w:line="245" w:lineRule="auto"/>
-              <w:jc w:val="center"/>
-            </w:pPr>
-            <w:r/>
-            <w:r>
-              <w:rPr>
-                <w:rFonts w:ascii="Hiragino Sans GB" w:hAnsi="Hiragino Sans GB" w:eastAsia="Hiragino Sans GB"/>
-                <w:b w:val="0"/>
-                <w:color w:val="14212B"/>
-                <w:sz w:val="13"/>
-              </w:rPr>
-              <w:t>2026-07-16</w:t>
-            </w:r>
-          </w:p>
-        </w:tc>
-        <w:tc>
-          <w:tcPr>
-            <w:tcW w:type="dxa" w:w="800"/>
-            <w:vAlign w:val="center"/>
-            <w:tcMar>
-              <w:top w:w="80" w:type="dxa"/>
-              <w:start w:w="120" w:type="dxa"/>
-              <w:bottom w:w="80" w:type="dxa"/>
-              <w:end w:w="120" w:type="dxa"/>
-            </w:tcMar>
-            <w:tcBorders>
-              <w:top w:val="single" w:sz="4" w:color="B9C3CC"/>
-              <w:left w:val="single" w:sz="4" w:color="B9C3CC"/>
-              <w:bottom w:val="single" w:sz="4" w:color="B9C3CC"/>
-              <w:right w:val="single" w:sz="4" w:color="B9C3CC"/>
-              <w:insideH w:val="single" w:sz="4" w:color="B9C3CC"/>
-              <w:insideV w:val="single" w:sz="4" w:color="B9C3CC"/>
-            </w:tcBorders>
-          </w:tcPr>
-          <w:p>
-            <w:pPr>
-              <w:spacing w:before="0" w:after="0" w:line="245" w:lineRule="auto"/>
-              <w:jc w:val="center"/>
-            </w:pPr>
-            <w:r/>
-            <w:r>
-              <w:rPr>
-                <w:rFonts w:ascii="Hiragino Sans GB" w:hAnsi="Hiragino Sans GB" w:eastAsia="Hiragino Sans GB"/>
-                <w:b w:val="0"/>
-                <w:color w:val="14212B"/>
-                <w:sz w:val="13"/>
-              </w:rPr>
-              <w:t>2.5751</w:t>
-            </w:r>
-          </w:p>
-        </w:tc>
-        <w:tc>
-          <w:tcPr>
-            <w:tcW w:type="dxa" w:w="950"/>
-            <w:vAlign w:val="center"/>
-            <w:tcMar>
-              <w:top w:w="80" w:type="dxa"/>
-              <w:start w:w="120" w:type="dxa"/>
-              <w:bottom w:w="80" w:type="dxa"/>
-              <w:end w:w="120" w:type="dxa"/>
-            </w:tcMar>
-            <w:tcBorders>
-              <w:top w:val="single" w:sz="4" w:color="B9C3CC"/>
-              <w:left w:val="single" w:sz="4" w:color="B9C3CC"/>
-              <w:bottom w:val="single" w:sz="4" w:color="B9C3CC"/>
-              <w:right w:val="single" w:sz="4" w:color="B9C3CC"/>
-              <w:insideH w:val="single" w:sz="4" w:color="B9C3CC"/>
-              <w:insideV w:val="single" w:sz="4" w:color="B9C3CC"/>
-            </w:tcBorders>
-          </w:tcPr>
-          <w:p>
-            <w:pPr>
-              <w:spacing w:before="0" w:after="0" w:line="245" w:lineRule="auto"/>
-              <w:jc w:val="center"/>
-            </w:pPr>
-            <w:r/>
-            <w:r>
-              <w:rPr>
-                <w:rFonts w:ascii="Hiragino Sans GB" w:hAnsi="Hiragino Sans GB" w:eastAsia="Hiragino Sans GB"/>
-                <w:b w:val="0"/>
-                <w:color w:val="14212B"/>
-                <w:sz w:val="13"/>
-              </w:rPr>
-              <w:t>2871.90</w:t>
-            </w:r>
-          </w:p>
-        </w:tc>
-        <w:tc>
-          <w:tcPr>
-            <w:tcW w:type="dxa" w:w="1250"/>
-            <w:vAlign w:val="center"/>
-            <w:tcMar>
-              <w:top w:w="80" w:type="dxa"/>
-              <w:start w:w="120" w:type="dxa"/>
-              <w:bottom w:w="80" w:type="dxa"/>
-              <w:end w:w="120" w:type="dxa"/>
-            </w:tcMar>
-            <w:tcBorders>
-              <w:top w:val="single" w:sz="4" w:color="B9C3CC"/>
-              <w:left w:val="single" w:sz="4" w:color="B9C3CC"/>
-              <w:bottom w:val="single" w:sz="4" w:color="B9C3CC"/>
-              <w:right w:val="single" w:sz="4" w:color="B9C3CC"/>
-              <w:insideH w:val="single" w:sz="4" w:color="B9C3CC"/>
-              <w:insideV w:val="single" w:sz="4" w:color="B9C3CC"/>
-            </w:tcBorders>
-          </w:tcPr>
-          <w:p>
-            <w:pPr>
-              <w:spacing w:before="0" w:after="0" w:line="245" w:lineRule="auto"/>
-              <w:jc w:val="center"/>
-            </w:pPr>
-            <w:r/>
-            <w:r>
-              <w:rPr>
-                <w:rFonts w:ascii="Hiragino Sans GB" w:hAnsi="Hiragino Sans GB" w:eastAsia="Hiragino Sans GB"/>
-                <w:b w:val="0"/>
-                <w:color w:val="14212B"/>
-                <w:sz w:val="13"/>
-              </w:rPr>
-              <w:t>-14.39%</w:t>
-            </w:r>
-          </w:p>
-        </w:tc>
-        <w:tc>
-          <w:tcPr>
-            <w:tcW w:type="dxa" w:w="1260"/>
-            <w:vAlign w:val="center"/>
-            <w:tcMar>
-              <w:top w:w="80" w:type="dxa"/>
-              <w:start w:w="120" w:type="dxa"/>
-              <w:bottom w:w="80" w:type="dxa"/>
-              <w:end w:w="120" w:type="dxa"/>
-            </w:tcMar>
-            <w:tcBorders>
-              <w:top w:val="single" w:sz="4" w:color="B9C3CC"/>
-              <w:left w:val="single" w:sz="4" w:color="B9C3CC"/>
-              <w:bottom w:val="single" w:sz="4" w:color="B9C3CC"/>
-              <w:right w:val="single" w:sz="4" w:color="B9C3CC"/>
-              <w:insideH w:val="single" w:sz="4" w:color="B9C3CC"/>
-              <w:insideV w:val="single" w:sz="4" w:color="B9C3CC"/>
-            </w:tcBorders>
-          </w:tcPr>
-          <w:p>
-            <w:pPr>
-              <w:spacing w:before="0" w:after="0" w:line="245" w:lineRule="auto"/>
-              <w:jc w:val="center"/>
-            </w:pPr>
-            <w:r/>
-            <w:r>
-              <w:rPr>
-                <w:rFonts w:ascii="Hiragino Sans GB" w:hAnsi="Hiragino Sans GB" w:eastAsia="Hiragino Sans GB"/>
-                <w:b w:val="0"/>
-                <w:color w:val="14212B"/>
-                <w:sz w:val="13"/>
-              </w:rPr>
-              <w:t>-2.41%</w:t>
-            </w:r>
-          </w:p>
-        </w:tc>
-      </w:tr>
-      <w:tr>
-        <w:trPr>
-          <w:cantSplit/>
-        </w:trPr>
-        <w:tc>
-          <w:tcPr>
-            <w:tcW w:type="dxa" w:w="3100"/>
-            <w:vAlign w:val="center"/>
-            <w:tcMar>
-              <w:top w:w="80" w:type="dxa"/>
-              <w:start w:w="120" w:type="dxa"/>
-              <w:bottom w:w="80" w:type="dxa"/>
-              <w:end w:w="120" w:type="dxa"/>
-            </w:tcMar>
-            <w:tcBorders>
-              <w:top w:val="single" w:sz="4" w:color="B9C3CC"/>
-              <w:left w:val="single" w:sz="4" w:color="B9C3CC"/>
-              <w:bottom w:val="single" w:sz="4" w:color="B9C3CC"/>
-              <w:right w:val="single" w:sz="4" w:color="B9C3CC"/>
-              <w:insideH w:val="single" w:sz="4" w:color="B9C3CC"/>
-              <w:insideV w:val="single" w:sz="4" w:color="B9C3CC"/>
-            </w:tcBorders>
-          </w:tcPr>
-          <w:p>
-            <w:pPr>
-              <w:spacing w:before="0" w:after="0" w:line="245" w:lineRule="auto"/>
-              <w:jc w:val="center"/>
-            </w:pPr>
-            <w:r/>
-            <w:r>
-              <w:rPr>
-                <w:rFonts w:ascii="Hiragino Sans GB" w:hAnsi="Hiragino Sans GB" w:eastAsia="Hiragino Sans GB"/>
-                <w:b w:val="0"/>
-                <w:color w:val="14212B"/>
-                <w:sz w:val="13"/>
-              </w:rPr>
-              <w:t>景顺长城电子信息产业股票C</w:t>
-            </w:r>
-          </w:p>
-        </w:tc>
-        <w:tc>
-          <w:tcPr>
-            <w:tcW w:type="dxa" w:w="850"/>
-            <w:vAlign w:val="center"/>
-            <w:tcMar>
-              <w:top w:w="80" w:type="dxa"/>
-              <w:start w:w="120" w:type="dxa"/>
-              <w:bottom w:w="80" w:type="dxa"/>
-              <w:end w:w="120" w:type="dxa"/>
-            </w:tcMar>
-            <w:tcBorders>
-              <w:top w:val="single" w:sz="4" w:color="B9C3CC"/>
-              <w:left w:val="single" w:sz="4" w:color="B9C3CC"/>
-              <w:bottom w:val="single" w:sz="4" w:color="B9C3CC"/>
-              <w:right w:val="single" w:sz="4" w:color="B9C3CC"/>
-              <w:insideH w:val="single" w:sz="4" w:color="B9C3CC"/>
-              <w:insideV w:val="single" w:sz="4" w:color="B9C3CC"/>
-            </w:tcBorders>
-          </w:tcPr>
-          <w:p>
-            <w:pPr>
-              <w:spacing w:before="0" w:after="0" w:line="245" w:lineRule="auto"/>
-              <w:jc w:val="center"/>
-            </w:pPr>
-            <w:r/>
-            <w:r>
-              <w:rPr>
-                <w:rFonts w:ascii="Hiragino Sans GB" w:hAnsi="Hiragino Sans GB" w:eastAsia="Hiragino Sans GB"/>
-                <w:b w:val="0"/>
-                <w:color w:val="14212B"/>
-                <w:sz w:val="13"/>
-              </w:rPr>
-              <w:t>1731.68</w:t>
-            </w:r>
-          </w:p>
-        </w:tc>
-        <w:tc>
-          <w:tcPr>
-            <w:tcW w:type="dxa" w:w="1150"/>
-            <w:vAlign w:val="center"/>
-            <w:tcMar>
-              <w:top w:w="80" w:type="dxa"/>
-              <w:start w:w="120" w:type="dxa"/>
-              <w:bottom w:w="80" w:type="dxa"/>
-              <w:end w:w="120" w:type="dxa"/>
-            </w:tcMar>
-            <w:tcBorders>
-              <w:top w:val="single" w:sz="4" w:color="B9C3CC"/>
-              <w:left w:val="single" w:sz="4" w:color="B9C3CC"/>
-              <w:bottom w:val="single" w:sz="4" w:color="B9C3CC"/>
-              <w:right w:val="single" w:sz="4" w:color="B9C3CC"/>
-              <w:insideH w:val="single" w:sz="4" w:color="B9C3CC"/>
-              <w:insideV w:val="single" w:sz="4" w:color="B9C3CC"/>
-            </w:tcBorders>
-          </w:tcPr>
-          <w:p>
-            <w:pPr>
-              <w:spacing w:before="0" w:after="0" w:line="245" w:lineRule="auto"/>
-              <w:jc w:val="center"/>
-            </w:pPr>
-            <w:r/>
-            <w:r>
-              <w:rPr>
-                <w:rFonts w:ascii="Hiragino Sans GB" w:hAnsi="Hiragino Sans GB" w:eastAsia="Hiragino Sans GB"/>
-                <w:b w:val="0"/>
-                <w:color w:val="14212B"/>
-                <w:sz w:val="13"/>
-              </w:rPr>
-              <w:t>2026-07-16</w:t>
-            </w:r>
-          </w:p>
-        </w:tc>
-        <w:tc>
-          <w:tcPr>
-            <w:tcW w:type="dxa" w:w="800"/>
-            <w:vAlign w:val="center"/>
-            <w:tcMar>
-              <w:top w:w="80" w:type="dxa"/>
-              <w:start w:w="120" w:type="dxa"/>
-              <w:bottom w:w="80" w:type="dxa"/>
-              <w:end w:w="120" w:type="dxa"/>
-            </w:tcMar>
-            <w:tcBorders>
-              <w:top w:val="single" w:sz="4" w:color="B9C3CC"/>
-              <w:left w:val="single" w:sz="4" w:color="B9C3CC"/>
-              <w:bottom w:val="single" w:sz="4" w:color="B9C3CC"/>
-              <w:right w:val="single" w:sz="4" w:color="B9C3CC"/>
-              <w:insideH w:val="single" w:sz="4" w:color="B9C3CC"/>
-              <w:insideV w:val="single" w:sz="4" w:color="B9C3CC"/>
-            </w:tcBorders>
-          </w:tcPr>
-          <w:p>
-            <w:pPr>
-              <w:spacing w:before="0" w:after="0" w:line="245" w:lineRule="auto"/>
-              <w:jc w:val="center"/>
-            </w:pPr>
-            <w:r/>
-            <w:r>
-              <w:rPr>
-                <w:rFonts w:ascii="Hiragino Sans GB" w:hAnsi="Hiragino Sans GB" w:eastAsia="Hiragino Sans GB"/>
-                <w:b w:val="0"/>
-                <w:color w:val="14212B"/>
-                <w:sz w:val="13"/>
-              </w:rPr>
-              <w:t>2.0232</w:t>
-            </w:r>
-          </w:p>
-        </w:tc>
-        <w:tc>
-          <w:tcPr>
-            <w:tcW w:type="dxa" w:w="950"/>
-            <w:vAlign w:val="center"/>
-            <w:tcMar>
-              <w:top w:w="80" w:type="dxa"/>
-              <w:start w:w="120" w:type="dxa"/>
-              <w:bottom w:w="80" w:type="dxa"/>
-              <w:end w:w="120" w:type="dxa"/>
-            </w:tcMar>
-            <w:tcBorders>
-              <w:top w:val="single" w:sz="4" w:color="B9C3CC"/>
-              <w:left w:val="single" w:sz="4" w:color="B9C3CC"/>
-              <w:bottom w:val="single" w:sz="4" w:color="B9C3CC"/>
-              <w:right w:val="single" w:sz="4" w:color="B9C3CC"/>
-              <w:insideH w:val="single" w:sz="4" w:color="B9C3CC"/>
-              <w:insideV w:val="single" w:sz="4" w:color="B9C3CC"/>
-            </w:tcBorders>
-          </w:tcPr>
-          <w:p>
-            <w:pPr>
-              <w:spacing w:before="0" w:after="0" w:line="245" w:lineRule="auto"/>
-              <w:jc w:val="center"/>
-            </w:pPr>
-            <w:r/>
-            <w:r>
-              <w:rPr>
-                <w:rFonts w:ascii="Hiragino Sans GB" w:hAnsi="Hiragino Sans GB" w:eastAsia="Hiragino Sans GB"/>
-                <w:b w:val="0"/>
-                <w:color w:val="14212B"/>
-                <w:sz w:val="13"/>
-              </w:rPr>
-              <w:t>3503.53</w:t>
-            </w:r>
-          </w:p>
-        </w:tc>
-        <w:tc>
-          <w:tcPr>
-            <w:tcW w:type="dxa" w:w="1250"/>
-            <w:vAlign w:val="center"/>
-            <w:tcMar>
-              <w:top w:w="80" w:type="dxa"/>
-              <w:start w:w="120" w:type="dxa"/>
-              <w:bottom w:w="80" w:type="dxa"/>
-              <w:end w:w="120" w:type="dxa"/>
-            </w:tcMar>
-            <w:tcBorders>
-              <w:top w:val="single" w:sz="4" w:color="B9C3CC"/>
-              <w:left w:val="single" w:sz="4" w:color="B9C3CC"/>
-              <w:bottom w:val="single" w:sz="4" w:color="B9C3CC"/>
-              <w:right w:val="single" w:sz="4" w:color="B9C3CC"/>
-              <w:insideH w:val="single" w:sz="4" w:color="B9C3CC"/>
-              <w:insideV w:val="single" w:sz="4" w:color="B9C3CC"/>
-            </w:tcBorders>
-          </w:tcPr>
-          <w:p>
-            <w:pPr>
-              <w:spacing w:before="0" w:after="0" w:line="245" w:lineRule="auto"/>
-              <w:jc w:val="center"/>
-            </w:pPr>
-            <w:r/>
-            <w:r>
-              <w:rPr>
-                <w:rFonts w:ascii="Hiragino Sans GB" w:hAnsi="Hiragino Sans GB" w:eastAsia="Hiragino Sans GB"/>
-                <w:b w:val="0"/>
-                <w:color w:val="14212B"/>
-                <w:sz w:val="13"/>
-              </w:rPr>
-              <w:t>-12.41%</w:t>
-            </w:r>
-          </w:p>
-        </w:tc>
-        <w:tc>
-          <w:tcPr>
-            <w:tcW w:type="dxa" w:w="1260"/>
-            <w:vAlign w:val="center"/>
-            <w:tcMar>
-              <w:top w:w="80" w:type="dxa"/>
-              <w:start w:w="120" w:type="dxa"/>
-              <w:bottom w:w="80" w:type="dxa"/>
-              <w:end w:w="120" w:type="dxa"/>
-            </w:tcMar>
-            <w:tcBorders>
-              <w:top w:val="single" w:sz="4" w:color="B9C3CC"/>
-              <w:left w:val="single" w:sz="4" w:color="B9C3CC"/>
-              <w:bottom w:val="single" w:sz="4" w:color="B9C3CC"/>
-              <w:right w:val="single" w:sz="4" w:color="B9C3CC"/>
-              <w:insideH w:val="single" w:sz="4" w:color="B9C3CC"/>
-              <w:insideV w:val="single" w:sz="4" w:color="B9C3CC"/>
-            </w:tcBorders>
-          </w:tcPr>
-          <w:p>
-            <w:pPr>
-              <w:spacing w:before="0" w:after="0" w:line="245" w:lineRule="auto"/>
-              <w:jc w:val="center"/>
-            </w:pPr>
-            <w:r/>
-            <w:r>
-              <w:rPr>
-                <w:rFonts w:ascii="Hiragino Sans GB" w:hAnsi="Hiragino Sans GB" w:eastAsia="Hiragino Sans GB"/>
-                <w:b w:val="0"/>
-                <w:color w:val="14212B"/>
-                <w:sz w:val="13"/>
-              </w:rPr>
-              <w:t>-3.82%</w:t>
-            </w:r>
-          </w:p>
-        </w:tc>
-      </w:tr>
-      <w:tr>
-        <w:trPr>
-          <w:cantSplit/>
-        </w:trPr>
-        <w:tc>
-          <w:tcPr>
-            <w:tcW w:type="dxa" w:w="3100"/>
-            <w:vAlign w:val="center"/>
-            <w:tcMar>
-              <w:top w:w="80" w:type="dxa"/>
-              <w:start w:w="120" w:type="dxa"/>
-              <w:bottom w:w="80" w:type="dxa"/>
-              <w:end w:w="120" w:type="dxa"/>
-            </w:tcMar>
-            <w:tcBorders>
-              <w:top w:val="single" w:sz="4" w:color="B9C3CC"/>
-              <w:left w:val="single" w:sz="4" w:color="B9C3CC"/>
-              <w:bottom w:val="single" w:sz="4" w:color="B9C3CC"/>
-              <w:right w:val="single" w:sz="4" w:color="B9C3CC"/>
-              <w:insideH w:val="single" w:sz="4" w:color="B9C3CC"/>
-              <w:insideV w:val="single" w:sz="4" w:color="B9C3CC"/>
-            </w:tcBorders>
-          </w:tcPr>
-          <w:p>
-            <w:pPr>
-              <w:spacing w:before="0" w:after="0" w:line="245" w:lineRule="auto"/>
-              <w:jc w:val="left"/>
-            </w:pPr>
-            <w:r/>
-            <w:r>
-              <w:rPr>
-                <w:rFonts w:ascii="Hiragino Sans GB" w:hAnsi="Hiragino Sans GB" w:eastAsia="Hiragino Sans GB"/>
-                <w:b w:val="0"/>
-                <w:color w:val="14212B"/>
-                <w:sz w:val="13"/>
-              </w:rPr>
-              <w:t>易方达全球成长精选混合(QDII)C</w:t>
-            </w:r>
-          </w:p>
-        </w:tc>
-        <w:tc>
-          <w:tcPr>
-            <w:tcW w:type="dxa" w:w="850"/>
-            <w:vAlign w:val="center"/>
-            <w:tcMar>
-              <w:top w:w="80" w:type="dxa"/>
-              <w:start w:w="120" w:type="dxa"/>
-              <w:bottom w:w="80" w:type="dxa"/>
-              <w:end w:w="120" w:type="dxa"/>
-            </w:tcMar>
-            <w:tcBorders>
-              <w:top w:val="single" w:sz="4" w:color="B9C3CC"/>
-              <w:left w:val="single" w:sz="4" w:color="B9C3CC"/>
-              <w:bottom w:val="single" w:sz="4" w:color="B9C3CC"/>
-              <w:right w:val="single" w:sz="4" w:color="B9C3CC"/>
-              <w:insideH w:val="single" w:sz="4" w:color="B9C3CC"/>
-              <w:insideV w:val="single" w:sz="4" w:color="B9C3CC"/>
-            </w:tcBorders>
-          </w:tcPr>
-          <w:p>
-            <w:pPr>
-              <w:spacing w:before="0" w:after="0" w:line="245" w:lineRule="auto"/>
-              <w:jc w:val="center"/>
-            </w:pPr>
-            <w:r/>
-            <w:r>
-              <w:rPr>
-                <w:rFonts w:ascii="Hiragino Sans GB" w:hAnsi="Hiragino Sans GB" w:eastAsia="Hiragino Sans GB"/>
-                <w:b w:val="0"/>
-                <w:color w:val="14212B"/>
-                <w:sz w:val="13"/>
-              </w:rPr>
-              <w:t>695.91</w:t>
-            </w:r>
-          </w:p>
-        </w:tc>
-        <w:tc>
-          <w:tcPr>
-            <w:tcW w:type="dxa" w:w="1150"/>
-            <w:vAlign w:val="center"/>
-            <w:tcMar>
-              <w:top w:w="80" w:type="dxa"/>
-              <w:start w:w="120" w:type="dxa"/>
-              <w:bottom w:w="80" w:type="dxa"/>
-              <w:end w:w="120" w:type="dxa"/>
-            </w:tcMar>
-            <w:tcBorders>
-              <w:top w:val="single" w:sz="4" w:color="B9C3CC"/>
-              <w:left w:val="single" w:sz="4" w:color="B9C3CC"/>
-              <w:bottom w:val="single" w:sz="4" w:color="B9C3CC"/>
-              <w:right w:val="single" w:sz="4" w:color="B9C3CC"/>
-              <w:insideH w:val="single" w:sz="4" w:color="B9C3CC"/>
-              <w:insideV w:val="single" w:sz="4" w:color="B9C3CC"/>
-            </w:tcBorders>
-          </w:tcPr>
-          <w:p>
-            <w:pPr>
-              <w:spacing w:before="0" w:after="0" w:line="245" w:lineRule="auto"/>
-              <w:jc w:val="center"/>
-            </w:pPr>
-            <w:r/>
-            <w:r>
-              <w:rPr>
-                <w:rFonts w:ascii="Hiragino Sans GB" w:hAnsi="Hiragino Sans GB" w:eastAsia="Hiragino Sans GB"/>
-                <w:b w:val="0"/>
-                <w:color w:val="14212B"/>
-                <w:sz w:val="13"/>
-              </w:rPr>
-              <w:t>2026-07-15</w:t>
-            </w:r>
-          </w:p>
-        </w:tc>
-        <w:tc>
-          <w:tcPr>
-            <w:tcW w:type="dxa" w:w="800"/>
-            <w:vAlign w:val="center"/>
-            <w:tcMar>
-              <w:top w:w="80" w:type="dxa"/>
-              <w:start w:w="120" w:type="dxa"/>
-              <w:bottom w:w="80" w:type="dxa"/>
-              <w:end w:w="120" w:type="dxa"/>
-            </w:tcMar>
-            <w:tcBorders>
-              <w:top w:val="single" w:sz="4" w:color="B9C3CC"/>
-              <w:left w:val="single" w:sz="4" w:color="B9C3CC"/>
-              <w:bottom w:val="single" w:sz="4" w:color="B9C3CC"/>
-              <w:right w:val="single" w:sz="4" w:color="B9C3CC"/>
-              <w:insideH w:val="single" w:sz="4" w:color="B9C3CC"/>
-              <w:insideV w:val="single" w:sz="4" w:color="B9C3CC"/>
-            </w:tcBorders>
-          </w:tcPr>
-          <w:p>
-            <w:pPr>
-              <w:spacing w:before="0" w:after="0" w:line="245" w:lineRule="auto"/>
-              <w:jc w:val="center"/>
-            </w:pPr>
-            <w:r/>
-            <w:r>
-              <w:rPr>
-                <w:rFonts w:ascii="Hiragino Sans GB" w:hAnsi="Hiragino Sans GB" w:eastAsia="Hiragino Sans GB"/>
-                <w:b w:val="0"/>
-                <w:color w:val="14212B"/>
-                <w:sz w:val="13"/>
-              </w:rPr>
-              <w:t>4.2954</w:t>
-            </w:r>
-          </w:p>
-        </w:tc>
-        <w:tc>
-          <w:tcPr>
-            <w:tcW w:type="dxa" w:w="950"/>
-            <w:vAlign w:val="center"/>
-            <w:tcMar>
-              <w:top w:w="80" w:type="dxa"/>
-              <w:start w:w="120" w:type="dxa"/>
-              <w:bottom w:w="80" w:type="dxa"/>
-              <w:end w:w="120" w:type="dxa"/>
-            </w:tcMar>
-            <w:tcBorders>
-              <w:top w:val="single" w:sz="4" w:color="B9C3CC"/>
-              <w:left w:val="single" w:sz="4" w:color="B9C3CC"/>
-              <w:bottom w:val="single" w:sz="4" w:color="B9C3CC"/>
-              <w:right w:val="single" w:sz="4" w:color="B9C3CC"/>
-              <w:insideH w:val="single" w:sz="4" w:color="B9C3CC"/>
-              <w:insideV w:val="single" w:sz="4" w:color="B9C3CC"/>
-            </w:tcBorders>
-          </w:tcPr>
-          <w:p>
-            <w:pPr>
-              <w:spacing w:before="0" w:after="0" w:line="245" w:lineRule="auto"/>
-              <w:jc w:val="center"/>
-            </w:pPr>
-            <w:r/>
-            <w:r>
-              <w:rPr>
-                <w:rFonts w:ascii="Hiragino Sans GB" w:hAnsi="Hiragino Sans GB" w:eastAsia="Hiragino Sans GB"/>
-                <w:b w:val="0"/>
-                <w:color w:val="14212B"/>
-                <w:sz w:val="13"/>
-              </w:rPr>
-              <w:t>2989.20</w:t>
-            </w:r>
-          </w:p>
-        </w:tc>
-        <w:tc>
-          <w:tcPr>
-            <w:tcW w:type="dxa" w:w="1250"/>
-            <w:vAlign w:val="center"/>
-            <w:tcMar>
-              <w:top w:w="80" w:type="dxa"/>
-              <w:start w:w="120" w:type="dxa"/>
-              <w:bottom w:w="80" w:type="dxa"/>
-              <w:end w:w="120" w:type="dxa"/>
-            </w:tcMar>
-            <w:tcBorders>
-              <w:top w:val="single" w:sz="4" w:color="B9C3CC"/>
-              <w:left w:val="single" w:sz="4" w:color="B9C3CC"/>
-              <w:bottom w:val="single" w:sz="4" w:color="B9C3CC"/>
-              <w:right w:val="single" w:sz="4" w:color="B9C3CC"/>
-              <w:insideH w:val="single" w:sz="4" w:color="B9C3CC"/>
-              <w:insideV w:val="single" w:sz="4" w:color="B9C3CC"/>
-            </w:tcBorders>
-          </w:tcPr>
-          <w:p>
-            <w:pPr>
-              <w:spacing w:before="0" w:after="0" w:line="245" w:lineRule="auto"/>
-              <w:jc w:val="center"/>
-            </w:pPr>
-            <w:r/>
-            <w:r>
-              <w:rPr>
-                <w:rFonts w:ascii="Hiragino Sans GB" w:hAnsi="Hiragino Sans GB" w:eastAsia="Hiragino Sans GB"/>
-                <w:b w:val="0"/>
-                <w:color w:val="14212B"/>
-                <w:sz w:val="13"/>
-              </w:rPr>
-              <w:t>+31.61%</w:t>
-            </w:r>
-          </w:p>
-        </w:tc>
-        <w:tc>
-          <w:tcPr>
-            <w:tcW w:type="dxa" w:w="1260"/>
-            <w:vAlign w:val="center"/>
-            <w:tcMar>
-              <w:top w:w="80" w:type="dxa"/>
-              <w:start w:w="120" w:type="dxa"/>
-              <w:bottom w:w="80" w:type="dxa"/>
-              <w:end w:w="120" w:type="dxa"/>
-            </w:tcMar>
-            <w:tcBorders>
-              <w:top w:val="single" w:sz="4" w:color="B9C3CC"/>
-              <w:left w:val="single" w:sz="4" w:color="B9C3CC"/>
-              <w:bottom w:val="single" w:sz="4" w:color="B9C3CC"/>
-              <w:right w:val="single" w:sz="4" w:color="B9C3CC"/>
-              <w:insideH w:val="single" w:sz="4" w:color="B9C3CC"/>
-              <w:insideV w:val="single" w:sz="4" w:color="B9C3CC"/>
-            </w:tcBorders>
-          </w:tcPr>
-          <w:p>
-            <w:pPr>
-              <w:spacing w:before="0" w:after="0" w:line="245" w:lineRule="auto"/>
-              <w:jc w:val="center"/>
-            </w:pPr>
-            <w:r/>
-            <w:r>
-              <w:rPr>
-                <w:rFonts w:ascii="Hiragino Sans GB" w:hAnsi="Hiragino Sans GB" w:eastAsia="Hiragino Sans GB"/>
-                <w:b w:val="0"/>
-                <w:color w:val="14212B"/>
-                <w:sz w:val="13"/>
-              </w:rPr>
-              <w:t>-0.11%*</w:t>
-            </w:r>
-          </w:p>
-        </w:tc>
-      </w:tr>
-      <w:tr>
-        <w:trPr>
-          <w:cantSplit/>
-        </w:trPr>
-        <w:tc>
-          <w:tcPr>
-            <w:tcW w:type="dxa" w:w="3100"/>
-            <w:vAlign w:val="center"/>
-            <w:tcMar>
-              <w:top w:w="80" w:type="dxa"/>
-              <w:start w:w="120" w:type="dxa"/>
-              <w:bottom w:w="80" w:type="dxa"/>
-              <w:end w:w="120" w:type="dxa"/>
-            </w:tcMar>
-            <w:tcBorders>
-              <w:top w:val="single" w:sz="4" w:color="B9C3CC"/>
-              <w:left w:val="single" w:sz="4" w:color="B9C3CC"/>
-              <w:bottom w:val="single" w:sz="4" w:color="B9C3CC"/>
-              <w:right w:val="single" w:sz="4" w:color="B9C3CC"/>
-              <w:insideH w:val="single" w:sz="4" w:color="B9C3CC"/>
-              <w:insideV w:val="single" w:sz="4" w:color="B9C3CC"/>
-            </w:tcBorders>
-          </w:tcPr>
-          <w:p>
-            <w:pPr>
-              <w:spacing w:before="0" w:after="0" w:line="245" w:lineRule="auto"/>
-              <w:jc w:val="center"/>
-            </w:pPr>
-            <w:r/>
-            <w:r>
-              <w:rPr>
-                <w:rFonts w:ascii="Hiragino Sans GB" w:hAnsi="Hiragino Sans GB" w:eastAsia="Hiragino Sans GB"/>
-                <w:b w:val="0"/>
-                <w:color w:val="14212B"/>
-                <w:sz w:val="13"/>
-              </w:rPr>
-              <w:t>财通成长优选混合C</w:t>
-            </w:r>
-          </w:p>
-        </w:tc>
-        <w:tc>
-          <w:tcPr>
-            <w:tcW w:type="dxa" w:w="850"/>
-            <w:vAlign w:val="center"/>
-            <w:tcMar>
-              <w:top w:w="80" w:type="dxa"/>
-              <w:start w:w="120" w:type="dxa"/>
-              <w:bottom w:w="80" w:type="dxa"/>
-              <w:end w:w="120" w:type="dxa"/>
-            </w:tcMar>
-            <w:tcBorders>
-              <w:top w:val="single" w:sz="4" w:color="B9C3CC"/>
-              <w:left w:val="single" w:sz="4" w:color="B9C3CC"/>
-              <w:bottom w:val="single" w:sz="4" w:color="B9C3CC"/>
-              <w:right w:val="single" w:sz="4" w:color="B9C3CC"/>
-              <w:insideH w:val="single" w:sz="4" w:color="B9C3CC"/>
-              <w:insideV w:val="single" w:sz="4" w:color="B9C3CC"/>
-            </w:tcBorders>
-          </w:tcPr>
-          <w:p>
-            <w:pPr>
-              <w:spacing w:before="0" w:after="0" w:line="245" w:lineRule="auto"/>
-              <w:jc w:val="center"/>
-            </w:pPr>
-            <w:r/>
-            <w:r>
-              <w:rPr>
-                <w:rFonts w:ascii="Hiragino Sans GB" w:hAnsi="Hiragino Sans GB" w:eastAsia="Hiragino Sans GB"/>
-                <w:b w:val="0"/>
-                <w:color w:val="14212B"/>
-                <w:sz w:val="13"/>
-              </w:rPr>
-              <w:t>541.92</w:t>
-            </w:r>
-          </w:p>
-        </w:tc>
-        <w:tc>
-          <w:tcPr>
-            <w:tcW w:type="dxa" w:w="1150"/>
-            <w:vAlign w:val="center"/>
-            <w:tcMar>
-              <w:top w:w="80" w:type="dxa"/>
-              <w:start w:w="120" w:type="dxa"/>
-              <w:bottom w:w="80" w:type="dxa"/>
-              <w:end w:w="120" w:type="dxa"/>
-            </w:tcMar>
-            <w:tcBorders>
-              <w:top w:val="single" w:sz="4" w:color="B9C3CC"/>
-              <w:left w:val="single" w:sz="4" w:color="B9C3CC"/>
-              <w:bottom w:val="single" w:sz="4" w:color="B9C3CC"/>
-              <w:right w:val="single" w:sz="4" w:color="B9C3CC"/>
-              <w:insideH w:val="single" w:sz="4" w:color="B9C3CC"/>
-              <w:insideV w:val="single" w:sz="4" w:color="B9C3CC"/>
-            </w:tcBorders>
-          </w:tcPr>
-          <w:p>
-            <w:pPr>
-              <w:spacing w:before="0" w:after="0" w:line="245" w:lineRule="auto"/>
-              <w:jc w:val="center"/>
-            </w:pPr>
-            <w:r/>
-            <w:r>
-              <w:rPr>
-                <w:rFonts w:ascii="Hiragino Sans GB" w:hAnsi="Hiragino Sans GB" w:eastAsia="Hiragino Sans GB"/>
-                <w:b w:val="0"/>
-                <w:color w:val="14212B"/>
-                <w:sz w:val="13"/>
-              </w:rPr>
-              <w:t>2026-07-16</w:t>
-            </w:r>
-          </w:p>
-        </w:tc>
-        <w:tc>
-          <w:tcPr>
-            <w:tcW w:type="dxa" w:w="800"/>
-            <w:vAlign w:val="center"/>
-            <w:tcMar>
-              <w:top w:w="80" w:type="dxa"/>
-              <w:start w:w="120" w:type="dxa"/>
-              <w:bottom w:w="80" w:type="dxa"/>
-              <w:end w:w="120" w:type="dxa"/>
-            </w:tcMar>
-            <w:tcBorders>
-              <w:top w:val="single" w:sz="4" w:color="B9C3CC"/>
-              <w:left w:val="single" w:sz="4" w:color="B9C3CC"/>
-              <w:bottom w:val="single" w:sz="4" w:color="B9C3CC"/>
-              <w:right w:val="single" w:sz="4" w:color="B9C3CC"/>
-              <w:insideH w:val="single" w:sz="4" w:color="B9C3CC"/>
-              <w:insideV w:val="single" w:sz="4" w:color="B9C3CC"/>
-            </w:tcBorders>
-          </w:tcPr>
-          <w:p>
-            <w:pPr>
-              <w:spacing w:before="0" w:after="0" w:line="245" w:lineRule="auto"/>
-              <w:jc w:val="center"/>
-            </w:pPr>
-            <w:r/>
-            <w:r>
-              <w:rPr>
-                <w:rFonts w:ascii="Hiragino Sans GB" w:hAnsi="Hiragino Sans GB" w:eastAsia="Hiragino Sans GB"/>
-                <w:b w:val="0"/>
-                <w:color w:val="14212B"/>
-                <w:sz w:val="13"/>
-              </w:rPr>
-              <w:t>4.6280</w:t>
-            </w:r>
-          </w:p>
-        </w:tc>
-        <w:tc>
-          <w:tcPr>
-            <w:tcW w:type="dxa" w:w="950"/>
-            <w:vAlign w:val="center"/>
-            <w:tcMar>
-              <w:top w:w="80" w:type="dxa"/>
-              <w:start w:w="120" w:type="dxa"/>
-              <w:bottom w:w="80" w:type="dxa"/>
-              <w:end w:w="120" w:type="dxa"/>
-            </w:tcMar>
-            <w:tcBorders>
-              <w:top w:val="single" w:sz="4" w:color="B9C3CC"/>
-              <w:left w:val="single" w:sz="4" w:color="B9C3CC"/>
-              <w:bottom w:val="single" w:sz="4" w:color="B9C3CC"/>
-              <w:right w:val="single" w:sz="4" w:color="B9C3CC"/>
-              <w:insideH w:val="single" w:sz="4" w:color="B9C3CC"/>
-              <w:insideV w:val="single" w:sz="4" w:color="B9C3CC"/>
-            </w:tcBorders>
-          </w:tcPr>
-          <w:p>
-            <w:pPr>
-              <w:spacing w:before="0" w:after="0" w:line="245" w:lineRule="auto"/>
-              <w:jc w:val="center"/>
-            </w:pPr>
-            <w:r/>
-            <w:r>
-              <w:rPr>
-                <w:rFonts w:ascii="Hiragino Sans GB" w:hAnsi="Hiragino Sans GB" w:eastAsia="Hiragino Sans GB"/>
-                <w:b w:val="0"/>
-                <w:color w:val="14212B"/>
-                <w:sz w:val="13"/>
-              </w:rPr>
-              <w:t>2508.00</w:t>
-            </w:r>
-          </w:p>
-        </w:tc>
-        <w:tc>
-          <w:tcPr>
-            <w:tcW w:type="dxa" w:w="1250"/>
-            <w:vAlign w:val="center"/>
-            <w:tcMar>
-              <w:top w:w="80" w:type="dxa"/>
-              <w:start w:w="120" w:type="dxa"/>
-              <w:bottom w:w="80" w:type="dxa"/>
-              <w:end w:w="120" w:type="dxa"/>
-            </w:tcMar>
-            <w:tcBorders>
-              <w:top w:val="single" w:sz="4" w:color="B9C3CC"/>
-              <w:left w:val="single" w:sz="4" w:color="B9C3CC"/>
-              <w:bottom w:val="single" w:sz="4" w:color="B9C3CC"/>
-              <w:right w:val="single" w:sz="4" w:color="B9C3CC"/>
-              <w:insideH w:val="single" w:sz="4" w:color="B9C3CC"/>
-              <w:insideV w:val="single" w:sz="4" w:color="B9C3CC"/>
-            </w:tcBorders>
-          </w:tcPr>
-          <w:p>
-            <w:pPr>
-              <w:spacing w:before="0" w:after="0" w:line="245" w:lineRule="auto"/>
-              <w:jc w:val="center"/>
-            </w:pPr>
-            <w:r/>
-            <w:r>
-              <w:rPr>
-                <w:rFonts w:ascii="Hiragino Sans GB" w:hAnsi="Hiragino Sans GB" w:eastAsia="Hiragino Sans GB"/>
-                <w:b w:val="0"/>
-                <w:color w:val="14212B"/>
-                <w:sz w:val="13"/>
-              </w:rPr>
-              <w:t>-13.72%</w:t>
-            </w:r>
-          </w:p>
-        </w:tc>
-        <w:tc>
-          <w:tcPr>
-            <w:tcW w:type="dxa" w:w="1260"/>
-            <w:vAlign w:val="center"/>
-            <w:tcMar>
-              <w:top w:w="80" w:type="dxa"/>
-              <w:start w:w="120" w:type="dxa"/>
-              <w:bottom w:w="80" w:type="dxa"/>
-              <w:end w:w="120" w:type="dxa"/>
-            </w:tcMar>
-            <w:tcBorders>
-              <w:top w:val="single" w:sz="4" w:color="B9C3CC"/>
-              <w:left w:val="single" w:sz="4" w:color="B9C3CC"/>
-              <w:bottom w:val="single" w:sz="4" w:color="B9C3CC"/>
-              <w:right w:val="single" w:sz="4" w:color="B9C3CC"/>
-              <w:insideH w:val="single" w:sz="4" w:color="B9C3CC"/>
-              <w:insideV w:val="single" w:sz="4" w:color="B9C3CC"/>
-            </w:tcBorders>
-          </w:tcPr>
-          <w:p>
-            <w:pPr>
-              <w:spacing w:before="0" w:after="0" w:line="245" w:lineRule="auto"/>
-              <w:jc w:val="center"/>
-            </w:pPr>
-            <w:r/>
-            <w:r>
-              <w:rPr>
-                <w:rFonts w:ascii="Hiragino Sans GB" w:hAnsi="Hiragino Sans GB" w:eastAsia="Hiragino Sans GB"/>
-                <w:b w:val="0"/>
-                <w:color w:val="14212B"/>
-                <w:sz w:val="13"/>
-              </w:rPr>
-              <w:t>-6.74%</w:t>
-            </w:r>
-          </w:p>
-        </w:tc>
-      </w:tr>
-      <w:tr>
-        <w:trPr>
-          <w:cantSplit/>
-        </w:trPr>
-        <w:tc>
-          <w:tcPr>
-            <w:tcW w:type="dxa" w:w="3100"/>
-            <w:vAlign w:val="center"/>
-            <w:tcMar>
-              <w:top w:w="80" w:type="dxa"/>
-              <w:start w:w="120" w:type="dxa"/>
-              <w:bottom w:w="80" w:type="dxa"/>
-              <w:end w:w="120" w:type="dxa"/>
-            </w:tcMar>
-            <w:tcBorders>
-              <w:top w:val="single" w:sz="4" w:color="B9C3CC"/>
-              <w:left w:val="single" w:sz="4" w:color="B9C3CC"/>
-              <w:bottom w:val="single" w:sz="4" w:color="B9C3CC"/>
-              <w:right w:val="single" w:sz="4" w:color="B9C3CC"/>
-              <w:insideH w:val="single" w:sz="4" w:color="B9C3CC"/>
-              <w:insideV w:val="single" w:sz="4" w:color="B9C3CC"/>
-            </w:tcBorders>
-          </w:tcPr>
-          <w:p>
-            <w:pPr>
-              <w:spacing w:before="0" w:after="0" w:line="245" w:lineRule="auto"/>
-              <w:jc w:val="left"/>
-            </w:pPr>
-            <w:r/>
-            <w:r>
-              <w:rPr>
-                <w:rFonts w:ascii="Hiragino Sans GB" w:hAnsi="Hiragino Sans GB" w:eastAsia="Hiragino Sans GB"/>
-                <w:b w:val="0"/>
-                <w:color w:val="14212B"/>
-                <w:sz w:val="13"/>
-              </w:rPr>
-              <w:t>国泰中证全指通信设备ETF联接C</w:t>
-            </w:r>
-          </w:p>
-        </w:tc>
-        <w:tc>
-          <w:tcPr>
-            <w:tcW w:type="dxa" w:w="850"/>
-            <w:vAlign w:val="center"/>
-            <w:tcMar>
-              <w:top w:w="80" w:type="dxa"/>
-              <w:start w:w="120" w:type="dxa"/>
-              <w:bottom w:w="80" w:type="dxa"/>
-              <w:end w:w="120" w:type="dxa"/>
-            </w:tcMar>
-            <w:tcBorders>
-              <w:top w:val="single" w:sz="4" w:color="B9C3CC"/>
-              <w:left w:val="single" w:sz="4" w:color="B9C3CC"/>
-              <w:bottom w:val="single" w:sz="4" w:color="B9C3CC"/>
-              <w:right w:val="single" w:sz="4" w:color="B9C3CC"/>
-              <w:insideH w:val="single" w:sz="4" w:color="B9C3CC"/>
-              <w:insideV w:val="single" w:sz="4" w:color="B9C3CC"/>
-            </w:tcBorders>
-          </w:tcPr>
-          <w:p>
-            <w:pPr>
-              <w:spacing w:before="0" w:after="0" w:line="245" w:lineRule="auto"/>
-              <w:jc w:val="center"/>
-            </w:pPr>
-            <w:r/>
-            <w:r>
-              <w:rPr>
-                <w:rFonts w:ascii="Hiragino Sans GB" w:hAnsi="Hiragino Sans GB" w:eastAsia="Hiragino Sans GB"/>
-                <w:b w:val="0"/>
-                <w:color w:val="14212B"/>
-                <w:sz w:val="13"/>
-              </w:rPr>
-              <w:t>480.25</w:t>
-            </w:r>
-          </w:p>
-        </w:tc>
-        <w:tc>
-          <w:tcPr>
-            <w:tcW w:type="dxa" w:w="1150"/>
-            <w:vAlign w:val="center"/>
-            <w:tcMar>
-              <w:top w:w="80" w:type="dxa"/>
-              <w:start w:w="120" w:type="dxa"/>
-              <w:bottom w:w="80" w:type="dxa"/>
-              <w:end w:w="120" w:type="dxa"/>
-            </w:tcMar>
-            <w:tcBorders>
-              <w:top w:val="single" w:sz="4" w:color="B9C3CC"/>
-              <w:left w:val="single" w:sz="4" w:color="B9C3CC"/>
-              <w:bottom w:val="single" w:sz="4" w:color="B9C3CC"/>
-              <w:right w:val="single" w:sz="4" w:color="B9C3CC"/>
-              <w:insideH w:val="single" w:sz="4" w:color="B9C3CC"/>
-              <w:insideV w:val="single" w:sz="4" w:color="B9C3CC"/>
-            </w:tcBorders>
-          </w:tcPr>
-          <w:p>
-            <w:pPr>
-              <w:spacing w:before="0" w:after="0" w:line="245" w:lineRule="auto"/>
-              <w:jc w:val="center"/>
-            </w:pPr>
-            <w:r/>
-            <w:r>
-              <w:rPr>
-                <w:rFonts w:ascii="Hiragino Sans GB" w:hAnsi="Hiragino Sans GB" w:eastAsia="Hiragino Sans GB"/>
-                <w:b w:val="0"/>
-                <w:color w:val="14212B"/>
-                <w:sz w:val="13"/>
-              </w:rPr>
-              <w:t>2026-07-16</w:t>
-            </w:r>
-          </w:p>
-        </w:tc>
-        <w:tc>
-          <w:tcPr>
-            <w:tcW w:type="dxa" w:w="800"/>
-            <w:vAlign w:val="center"/>
-            <w:tcMar>
-              <w:top w:w="80" w:type="dxa"/>
-              <w:start w:w="120" w:type="dxa"/>
-              <w:bottom w:w="80" w:type="dxa"/>
-              <w:end w:w="120" w:type="dxa"/>
-            </w:tcMar>
-            <w:tcBorders>
-              <w:top w:val="single" w:sz="4" w:color="B9C3CC"/>
-              <w:left w:val="single" w:sz="4" w:color="B9C3CC"/>
-              <w:bottom w:val="single" w:sz="4" w:color="B9C3CC"/>
-              <w:right w:val="single" w:sz="4" w:color="B9C3CC"/>
-              <w:insideH w:val="single" w:sz="4" w:color="B9C3CC"/>
-              <w:insideV w:val="single" w:sz="4" w:color="B9C3CC"/>
-            </w:tcBorders>
-          </w:tcPr>
-          <w:p>
-            <w:pPr>
-              <w:spacing w:before="0" w:after="0" w:line="245" w:lineRule="auto"/>
-              <w:jc w:val="center"/>
-            </w:pPr>
-            <w:r/>
-            <w:r>
-              <w:rPr>
-                <w:rFonts w:ascii="Hiragino Sans GB" w:hAnsi="Hiragino Sans GB" w:eastAsia="Hiragino Sans GB"/>
-                <w:b w:val="0"/>
-                <w:color w:val="14212B"/>
-                <w:sz w:val="13"/>
-              </w:rPr>
-              <w:t>4.0179</w:t>
-            </w:r>
-          </w:p>
-        </w:tc>
-        <w:tc>
-          <w:tcPr>
-            <w:tcW w:type="dxa" w:w="950"/>
-            <w:vAlign w:val="center"/>
-            <w:tcMar>
-              <w:top w:w="80" w:type="dxa"/>
-              <w:start w:w="120" w:type="dxa"/>
-              <w:bottom w:w="80" w:type="dxa"/>
-              <w:end w:w="120" w:type="dxa"/>
-            </w:tcMar>
-            <w:tcBorders>
-              <w:top w:val="single" w:sz="4" w:color="B9C3CC"/>
-              <w:left w:val="single" w:sz="4" w:color="B9C3CC"/>
-              <w:bottom w:val="single" w:sz="4" w:color="B9C3CC"/>
-              <w:right w:val="single" w:sz="4" w:color="B9C3CC"/>
-              <w:insideH w:val="single" w:sz="4" w:color="B9C3CC"/>
-              <w:insideV w:val="single" w:sz="4" w:color="B9C3CC"/>
-            </w:tcBorders>
-          </w:tcPr>
-          <w:p>
-            <w:pPr>
-              <w:spacing w:before="0" w:after="0" w:line="245" w:lineRule="auto"/>
-              <w:jc w:val="center"/>
-            </w:pPr>
-            <w:r/>
-            <w:r>
-              <w:rPr>
-                <w:rFonts w:ascii="Hiragino Sans GB" w:hAnsi="Hiragino Sans GB" w:eastAsia="Hiragino Sans GB"/>
-                <w:b w:val="0"/>
-                <w:color w:val="14212B"/>
-                <w:sz w:val="13"/>
-              </w:rPr>
-              <w:t>1929.59</w:t>
-            </w:r>
-          </w:p>
-        </w:tc>
-        <w:tc>
-          <w:tcPr>
-            <w:tcW w:type="dxa" w:w="1250"/>
-            <w:vAlign w:val="center"/>
-            <w:tcMar>
-              <w:top w:w="80" w:type="dxa"/>
-              <w:start w:w="120" w:type="dxa"/>
-              <w:bottom w:w="80" w:type="dxa"/>
-              <w:end w:w="120" w:type="dxa"/>
-            </w:tcMar>
-            <w:tcBorders>
-              <w:top w:val="single" w:sz="4" w:color="B9C3CC"/>
-              <w:left w:val="single" w:sz="4" w:color="B9C3CC"/>
-              <w:bottom w:val="single" w:sz="4" w:color="B9C3CC"/>
-              <w:right w:val="single" w:sz="4" w:color="B9C3CC"/>
-              <w:insideH w:val="single" w:sz="4" w:color="B9C3CC"/>
-              <w:insideV w:val="single" w:sz="4" w:color="B9C3CC"/>
-            </w:tcBorders>
-          </w:tcPr>
-          <w:p>
-            <w:pPr>
-              <w:spacing w:before="0" w:after="0" w:line="245" w:lineRule="auto"/>
-              <w:jc w:val="center"/>
-            </w:pPr>
-            <w:r/>
-            <w:r>
-              <w:rPr>
-                <w:rFonts w:ascii="Hiragino Sans GB" w:hAnsi="Hiragino Sans GB" w:eastAsia="Hiragino Sans GB"/>
-                <w:b w:val="0"/>
-                <w:color w:val="14212B"/>
-                <w:sz w:val="13"/>
-              </w:rPr>
-              <w:t>-3.52%</w:t>
-            </w:r>
-          </w:p>
-        </w:tc>
-        <w:tc>
-          <w:tcPr>
-            <w:tcW w:type="dxa" w:w="1260"/>
-            <w:vAlign w:val="center"/>
-            <w:tcMar>
-              <w:top w:w="80" w:type="dxa"/>
-              <w:start w:w="120" w:type="dxa"/>
-              <w:bottom w:w="80" w:type="dxa"/>
-              <w:end w:w="120" w:type="dxa"/>
-            </w:tcMar>
-            <w:tcBorders>
-              <w:top w:val="single" w:sz="4" w:color="B9C3CC"/>
-              <w:left w:val="single" w:sz="4" w:color="B9C3CC"/>
-              <w:bottom w:val="single" w:sz="4" w:color="B9C3CC"/>
-              <w:right w:val="single" w:sz="4" w:color="B9C3CC"/>
-              <w:insideH w:val="single" w:sz="4" w:color="B9C3CC"/>
-              <w:insideV w:val="single" w:sz="4" w:color="B9C3CC"/>
-            </w:tcBorders>
-          </w:tcPr>
-          <w:p>
-            <w:pPr>
-              <w:spacing w:before="0" w:after="0" w:line="245" w:lineRule="auto"/>
-              <w:jc w:val="center"/>
-            </w:pPr>
-            <w:r/>
-            <w:r>
-              <w:rPr>
-                <w:rFonts w:ascii="Hiragino Sans GB" w:hAnsi="Hiragino Sans GB" w:eastAsia="Hiragino Sans GB"/>
-                <w:b w:val="0"/>
-                <w:color w:val="14212B"/>
-                <w:sz w:val="13"/>
-              </w:rPr>
-              <w:t>-7.71%</w:t>
-            </w:r>
-          </w:p>
-        </w:tc>
-      </w:tr>
-      <w:tr>
-        <w:trPr>
-          <w:cantSplit/>
-        </w:trPr>
-        <w:tc>
-          <w:tcPr>
-            <w:tcW w:type="dxa" w:w="3100"/>
-            <w:vAlign w:val="center"/>
-            <w:tcMar>
-              <w:top w:w="80" w:type="dxa"/>
-              <w:start w:w="120" w:type="dxa"/>
-              <w:bottom w:w="80" w:type="dxa"/>
-              <w:end w:w="120" w:type="dxa"/>
-            </w:tcMar>
-            <w:tcBorders>
-              <w:top w:val="single" w:sz="4" w:color="B9C3CC"/>
-              <w:left w:val="single" w:sz="4" w:color="B9C3CC"/>
-              <w:bottom w:val="single" w:sz="4" w:color="B9C3CC"/>
-              <w:right w:val="single" w:sz="4" w:color="B9C3CC"/>
-              <w:insideH w:val="single" w:sz="4" w:color="B9C3CC"/>
-              <w:insideV w:val="single" w:sz="4" w:color="B9C3CC"/>
-            </w:tcBorders>
-          </w:tcPr>
-          <w:p>
-            <w:pPr>
-              <w:spacing w:before="0" w:after="0" w:line="245" w:lineRule="auto"/>
-              <w:jc w:val="center"/>
-            </w:pPr>
-            <w:r/>
-            <w:r>
-              <w:rPr>
-                <w:rFonts w:ascii="Hiragino Sans GB" w:hAnsi="Hiragino Sans GB" w:eastAsia="Hiragino Sans GB"/>
-                <w:b w:val="0"/>
-                <w:color w:val="14212B"/>
-                <w:sz w:val="13"/>
-              </w:rPr>
-              <w:t>易方达信息行业精选股票C</w:t>
-            </w:r>
-          </w:p>
-        </w:tc>
-        <w:tc>
-          <w:tcPr>
-            <w:tcW w:type="dxa" w:w="850"/>
-            <w:vAlign w:val="center"/>
-            <w:tcMar>
-              <w:top w:w="80" w:type="dxa"/>
-              <w:start w:w="120" w:type="dxa"/>
-              <w:bottom w:w="80" w:type="dxa"/>
-              <w:end w:w="120" w:type="dxa"/>
-            </w:tcMar>
-            <w:tcBorders>
-              <w:top w:val="single" w:sz="4" w:color="B9C3CC"/>
-              <w:left w:val="single" w:sz="4" w:color="B9C3CC"/>
-              <w:bottom w:val="single" w:sz="4" w:color="B9C3CC"/>
-              <w:right w:val="single" w:sz="4" w:color="B9C3CC"/>
-              <w:insideH w:val="single" w:sz="4" w:color="B9C3CC"/>
-              <w:insideV w:val="single" w:sz="4" w:color="B9C3CC"/>
-            </w:tcBorders>
-          </w:tcPr>
-          <w:p>
-            <w:pPr>
-              <w:spacing w:before="0" w:after="0" w:line="245" w:lineRule="auto"/>
-              <w:jc w:val="center"/>
-            </w:pPr>
-            <w:r/>
-            <w:r>
-              <w:rPr>
-                <w:rFonts w:ascii="Hiragino Sans GB" w:hAnsi="Hiragino Sans GB" w:eastAsia="Hiragino Sans GB"/>
-                <w:b w:val="0"/>
-                <w:color w:val="14212B"/>
-                <w:sz w:val="13"/>
-              </w:rPr>
-              <w:t>597.32</w:t>
-            </w:r>
-          </w:p>
-        </w:tc>
-        <w:tc>
-          <w:tcPr>
-            <w:tcW w:type="dxa" w:w="1150"/>
-            <w:vAlign w:val="center"/>
-            <w:tcMar>
-              <w:top w:w="80" w:type="dxa"/>
-              <w:start w:w="120" w:type="dxa"/>
-              <w:bottom w:w="80" w:type="dxa"/>
-              <w:end w:w="120" w:type="dxa"/>
-            </w:tcMar>
-            <w:tcBorders>
-              <w:top w:val="single" w:sz="4" w:color="B9C3CC"/>
-              <w:left w:val="single" w:sz="4" w:color="B9C3CC"/>
-              <w:bottom w:val="single" w:sz="4" w:color="B9C3CC"/>
-              <w:right w:val="single" w:sz="4" w:color="B9C3CC"/>
-              <w:insideH w:val="single" w:sz="4" w:color="B9C3CC"/>
-              <w:insideV w:val="single" w:sz="4" w:color="B9C3CC"/>
-            </w:tcBorders>
-          </w:tcPr>
-          <w:p>
-            <w:pPr>
-              <w:spacing w:before="0" w:after="0" w:line="245" w:lineRule="auto"/>
-              <w:jc w:val="center"/>
-            </w:pPr>
-            <w:r/>
-            <w:r>
-              <w:rPr>
-                <w:rFonts w:ascii="Hiragino Sans GB" w:hAnsi="Hiragino Sans GB" w:eastAsia="Hiragino Sans GB"/>
-                <w:b w:val="0"/>
-                <w:color w:val="14212B"/>
-                <w:sz w:val="13"/>
-              </w:rPr>
-              <w:t>2026-07-16</w:t>
-            </w:r>
-          </w:p>
-        </w:tc>
-        <w:tc>
-          <w:tcPr>
-            <w:tcW w:type="dxa" w:w="800"/>
-            <w:vAlign w:val="center"/>
-            <w:tcMar>
-              <w:top w:w="80" w:type="dxa"/>
-              <w:start w:w="120" w:type="dxa"/>
-              <w:bottom w:w="80" w:type="dxa"/>
-              <w:end w:w="120" w:type="dxa"/>
-            </w:tcMar>
-            <w:tcBorders>
-              <w:top w:val="single" w:sz="4" w:color="B9C3CC"/>
-              <w:left w:val="single" w:sz="4" w:color="B9C3CC"/>
-              <w:bottom w:val="single" w:sz="4" w:color="B9C3CC"/>
-              <w:right w:val="single" w:sz="4" w:color="B9C3CC"/>
-              <w:insideH w:val="single" w:sz="4" w:color="B9C3CC"/>
-              <w:insideV w:val="single" w:sz="4" w:color="B9C3CC"/>
-            </w:tcBorders>
-          </w:tcPr>
-          <w:p>
-            <w:pPr>
-              <w:spacing w:before="0" w:after="0" w:line="245" w:lineRule="auto"/>
-              <w:jc w:val="center"/>
-            </w:pPr>
-            <w:r/>
-            <w:r>
-              <w:rPr>
-                <w:rFonts w:ascii="Hiragino Sans GB" w:hAnsi="Hiragino Sans GB" w:eastAsia="Hiragino Sans GB"/>
-                <w:b w:val="0"/>
-                <w:color w:val="14212B"/>
-                <w:sz w:val="13"/>
-              </w:rPr>
-              <w:t>2.8486</w:t>
-            </w:r>
-          </w:p>
-        </w:tc>
-        <w:tc>
-          <w:tcPr>
-            <w:tcW w:type="dxa" w:w="950"/>
-            <w:vAlign w:val="center"/>
-            <w:tcMar>
-              <w:top w:w="80" w:type="dxa"/>
-              <w:start w:w="120" w:type="dxa"/>
-              <w:bottom w:w="80" w:type="dxa"/>
-              <w:end w:w="120" w:type="dxa"/>
-            </w:tcMar>
-            <w:tcBorders>
-              <w:top w:val="single" w:sz="4" w:color="B9C3CC"/>
-              <w:left w:val="single" w:sz="4" w:color="B9C3CC"/>
-              <w:bottom w:val="single" w:sz="4" w:color="B9C3CC"/>
-              <w:right w:val="single" w:sz="4" w:color="B9C3CC"/>
-              <w:insideH w:val="single" w:sz="4" w:color="B9C3CC"/>
-              <w:insideV w:val="single" w:sz="4" w:color="B9C3CC"/>
-            </w:tcBorders>
-          </w:tcPr>
-          <w:p>
-            <w:pPr>
-              <w:spacing w:before="0" w:after="0" w:line="245" w:lineRule="auto"/>
-              <w:jc w:val="center"/>
-            </w:pPr>
-            <w:r/>
-            <w:r>
-              <w:rPr>
-                <w:rFonts w:ascii="Hiragino Sans GB" w:hAnsi="Hiragino Sans GB" w:eastAsia="Hiragino Sans GB"/>
-                <w:b w:val="0"/>
-                <w:color w:val="14212B"/>
-                <w:sz w:val="13"/>
-              </w:rPr>
-              <w:t>1701.53</w:t>
-            </w:r>
-          </w:p>
-        </w:tc>
-        <w:tc>
-          <w:tcPr>
-            <w:tcW w:type="dxa" w:w="1250"/>
-            <w:vAlign w:val="center"/>
-            <w:tcMar>
-              <w:top w:w="80" w:type="dxa"/>
-              <w:start w:w="120" w:type="dxa"/>
-              <w:bottom w:w="80" w:type="dxa"/>
-              <w:end w:w="120" w:type="dxa"/>
-            </w:tcMar>
-            <w:tcBorders>
-              <w:top w:val="single" w:sz="4" w:color="B9C3CC"/>
-              <w:left w:val="single" w:sz="4" w:color="B9C3CC"/>
-              <w:bottom w:val="single" w:sz="4" w:color="B9C3CC"/>
-              <w:right w:val="single" w:sz="4" w:color="B9C3CC"/>
-              <w:insideH w:val="single" w:sz="4" w:color="B9C3CC"/>
-              <w:insideV w:val="single" w:sz="4" w:color="B9C3CC"/>
-            </w:tcBorders>
-          </w:tcPr>
-          <w:p>
-            <w:pPr>
-              <w:spacing w:before="0" w:after="0" w:line="245" w:lineRule="auto"/>
-              <w:jc w:val="center"/>
-            </w:pPr>
-            <w:r/>
-            <w:r>
-              <w:rPr>
-                <w:rFonts w:ascii="Hiragino Sans GB" w:hAnsi="Hiragino Sans GB" w:eastAsia="Hiragino Sans GB"/>
-                <w:b w:val="0"/>
-                <w:color w:val="14212B"/>
-                <w:sz w:val="13"/>
-              </w:rPr>
-              <w:t>-14.92%</w:t>
-            </w:r>
-          </w:p>
-        </w:tc>
-        <w:tc>
-          <w:tcPr>
-            <w:tcW w:type="dxa" w:w="1260"/>
-            <w:vAlign w:val="center"/>
-            <w:tcMar>
-              <w:top w:w="80" w:type="dxa"/>
-              <w:start w:w="120" w:type="dxa"/>
-              <w:bottom w:w="80" w:type="dxa"/>
-              <w:end w:w="120" w:type="dxa"/>
-            </w:tcMar>
-            <w:tcBorders>
-              <w:top w:val="single" w:sz="4" w:color="B9C3CC"/>
-              <w:left w:val="single" w:sz="4" w:color="B9C3CC"/>
-              <w:bottom w:val="single" w:sz="4" w:color="B9C3CC"/>
-              <w:right w:val="single" w:sz="4" w:color="B9C3CC"/>
-              <w:insideH w:val="single" w:sz="4" w:color="B9C3CC"/>
-              <w:insideV w:val="single" w:sz="4" w:color="B9C3CC"/>
-            </w:tcBorders>
-          </w:tcPr>
-          <w:p>
-            <w:pPr>
-              <w:spacing w:before="0" w:after="0" w:line="245" w:lineRule="auto"/>
-              <w:jc w:val="center"/>
-            </w:pPr>
-            <w:r/>
-            <w:r>
-              <w:rPr>
-                <w:rFonts w:ascii="Hiragino Sans GB" w:hAnsi="Hiragino Sans GB" w:eastAsia="Hiragino Sans GB"/>
-                <w:b w:val="0"/>
-                <w:color w:val="14212B"/>
-                <w:sz w:val="13"/>
-              </w:rPr>
-              <w:t>-6.08%</w:t>
-            </w:r>
-          </w:p>
-        </w:tc>
-      </w:tr>
-      <w:tr>
-        <w:trPr>
-          <w:cantSplit/>
-        </w:trPr>
-        <w:tc>
-          <w:tcPr>
-            <w:tcW w:type="dxa" w:w="3100"/>
-            <w:vAlign w:val="center"/>
-            <w:tcMar>
-              <w:top w:w="80" w:type="dxa"/>
-              <w:start w:w="120" w:type="dxa"/>
-              <w:bottom w:w="80" w:type="dxa"/>
-              <w:end w:w="120" w:type="dxa"/>
-            </w:tcMar>
-            <w:tcBorders>
-              <w:top w:val="single" w:sz="4" w:color="B9C3CC"/>
-              <w:left w:val="single" w:sz="4" w:color="B9C3CC"/>
-              <w:bottom w:val="single" w:sz="4" w:color="B9C3CC"/>
-              <w:right w:val="single" w:sz="4" w:color="B9C3CC"/>
-              <w:insideH w:val="single" w:sz="4" w:color="B9C3CC"/>
-              <w:insideV w:val="single" w:sz="4" w:color="B9C3CC"/>
-            </w:tcBorders>
-          </w:tcPr>
-          <w:p>
-            <w:pPr>
-              <w:spacing w:before="0" w:after="0" w:line="245" w:lineRule="auto"/>
-              <w:jc w:val="center"/>
-            </w:pPr>
-            <w:r/>
-            <w:r>
-              <w:rPr>
-                <w:rFonts w:ascii="Hiragino Sans GB" w:hAnsi="Hiragino Sans GB" w:eastAsia="Hiragino Sans GB"/>
-                <w:b w:val="0"/>
-                <w:color w:val="14212B"/>
-                <w:sz w:val="13"/>
-              </w:rPr>
-              <w:t>财通品质甄选混合C</w:t>
-            </w:r>
-          </w:p>
-        </w:tc>
-        <w:tc>
-          <w:tcPr>
-            <w:tcW w:type="dxa" w:w="850"/>
-            <w:vAlign w:val="center"/>
-            <w:tcMar>
-              <w:top w:w="80" w:type="dxa"/>
-              <w:start w:w="120" w:type="dxa"/>
-              <w:bottom w:w="80" w:type="dxa"/>
-              <w:end w:w="120" w:type="dxa"/>
-            </w:tcMar>
-            <w:tcBorders>
-              <w:top w:val="single" w:sz="4" w:color="B9C3CC"/>
-              <w:left w:val="single" w:sz="4" w:color="B9C3CC"/>
-              <w:bottom w:val="single" w:sz="4" w:color="B9C3CC"/>
-              <w:right w:val="single" w:sz="4" w:color="B9C3CC"/>
-              <w:insideH w:val="single" w:sz="4" w:color="B9C3CC"/>
-              <w:insideV w:val="single" w:sz="4" w:color="B9C3CC"/>
-            </w:tcBorders>
-          </w:tcPr>
-          <w:p>
-            <w:pPr>
-              <w:spacing w:before="0" w:after="0" w:line="245" w:lineRule="auto"/>
-              <w:jc w:val="center"/>
-            </w:pPr>
-            <w:r/>
-            <w:r>
-              <w:rPr>
-                <w:rFonts w:ascii="Hiragino Sans GB" w:hAnsi="Hiragino Sans GB" w:eastAsia="Hiragino Sans GB"/>
-                <w:b w:val="0"/>
-                <w:color w:val="14212B"/>
-                <w:sz w:val="13"/>
-              </w:rPr>
-              <w:t>779.36</w:t>
-            </w:r>
-          </w:p>
-        </w:tc>
-        <w:tc>
-          <w:tcPr>
-            <w:tcW w:type="dxa" w:w="1150"/>
-            <w:vAlign w:val="center"/>
-            <w:tcMar>
-              <w:top w:w="80" w:type="dxa"/>
-              <w:start w:w="120" w:type="dxa"/>
-              <w:bottom w:w="80" w:type="dxa"/>
-              <w:end w:w="120" w:type="dxa"/>
-            </w:tcMar>
-            <w:tcBorders>
-              <w:top w:val="single" w:sz="4" w:color="B9C3CC"/>
-              <w:left w:val="single" w:sz="4" w:color="B9C3CC"/>
-              <w:bottom w:val="single" w:sz="4" w:color="B9C3CC"/>
-              <w:right w:val="single" w:sz="4" w:color="B9C3CC"/>
-              <w:insideH w:val="single" w:sz="4" w:color="B9C3CC"/>
-              <w:insideV w:val="single" w:sz="4" w:color="B9C3CC"/>
-            </w:tcBorders>
-          </w:tcPr>
-          <w:p>
-            <w:pPr>
-              <w:spacing w:before="0" w:after="0" w:line="245" w:lineRule="auto"/>
-              <w:jc w:val="center"/>
-            </w:pPr>
-            <w:r/>
-            <w:r>
-              <w:rPr>
-                <w:rFonts w:ascii="Hiragino Sans GB" w:hAnsi="Hiragino Sans GB" w:eastAsia="Hiragino Sans GB"/>
-                <w:b w:val="0"/>
-                <w:color w:val="14212B"/>
-                <w:sz w:val="13"/>
-              </w:rPr>
-              <w:t>2026-07-16</w:t>
-            </w:r>
-          </w:p>
-        </w:tc>
-        <w:tc>
-          <w:tcPr>
-            <w:tcW w:type="dxa" w:w="800"/>
-            <w:vAlign w:val="center"/>
-            <w:tcMar>
-              <w:top w:w="80" w:type="dxa"/>
-              <w:start w:w="120" w:type="dxa"/>
-              <w:bottom w:w="80" w:type="dxa"/>
-              <w:end w:w="120" w:type="dxa"/>
-            </w:tcMar>
-            <w:tcBorders>
-              <w:top w:val="single" w:sz="4" w:color="B9C3CC"/>
-              <w:left w:val="single" w:sz="4" w:color="B9C3CC"/>
-              <w:bottom w:val="single" w:sz="4" w:color="B9C3CC"/>
-              <w:right w:val="single" w:sz="4" w:color="B9C3CC"/>
-              <w:insideH w:val="single" w:sz="4" w:color="B9C3CC"/>
-              <w:insideV w:val="single" w:sz="4" w:color="B9C3CC"/>
-            </w:tcBorders>
-          </w:tcPr>
-          <w:p>
-            <w:pPr>
-              <w:spacing w:before="0" w:after="0" w:line="245" w:lineRule="auto"/>
-              <w:jc w:val="center"/>
-            </w:pPr>
-            <w:r/>
-            <w:r>
-              <w:rPr>
-                <w:rFonts w:ascii="Hiragino Sans GB" w:hAnsi="Hiragino Sans GB" w:eastAsia="Hiragino Sans GB"/>
-                <w:b w:val="0"/>
-                <w:color w:val="14212B"/>
-                <w:sz w:val="13"/>
-              </w:rPr>
-              <w:t>2.0751</w:t>
-            </w:r>
-          </w:p>
-        </w:tc>
-        <w:tc>
-          <w:tcPr>
-            <w:tcW w:type="dxa" w:w="950"/>
-            <w:vAlign w:val="center"/>
-            <w:tcMar>
-              <w:top w:w="80" w:type="dxa"/>
-              <w:start w:w="120" w:type="dxa"/>
-              <w:bottom w:w="80" w:type="dxa"/>
-              <w:end w:w="120" w:type="dxa"/>
-            </w:tcMar>
-            <w:tcBorders>
-              <w:top w:val="single" w:sz="4" w:color="B9C3CC"/>
-              <w:left w:val="single" w:sz="4" w:color="B9C3CC"/>
-              <w:bottom w:val="single" w:sz="4" w:color="B9C3CC"/>
-              <w:right w:val="single" w:sz="4" w:color="B9C3CC"/>
-              <w:insideH w:val="single" w:sz="4" w:color="B9C3CC"/>
-              <w:insideV w:val="single" w:sz="4" w:color="B9C3CC"/>
-            </w:tcBorders>
-          </w:tcPr>
-          <w:p>
-            <w:pPr>
-              <w:spacing w:before="0" w:after="0" w:line="245" w:lineRule="auto"/>
-              <w:jc w:val="center"/>
-            </w:pPr>
-            <w:r/>
-            <w:r>
-              <w:rPr>
-                <w:rFonts w:ascii="Hiragino Sans GB" w:hAnsi="Hiragino Sans GB" w:eastAsia="Hiragino Sans GB"/>
-                <w:b w:val="0"/>
-                <w:color w:val="14212B"/>
-                <w:sz w:val="13"/>
-              </w:rPr>
-              <w:t>1617.25</w:t>
-            </w:r>
-          </w:p>
-        </w:tc>
-        <w:tc>
-          <w:tcPr>
-            <w:tcW w:type="dxa" w:w="1250"/>
-            <w:vAlign w:val="center"/>
-            <w:tcMar>
-              <w:top w:w="80" w:type="dxa"/>
-              <w:start w:w="120" w:type="dxa"/>
-              <w:bottom w:w="80" w:type="dxa"/>
-              <w:end w:w="120" w:type="dxa"/>
-            </w:tcMar>
-            <w:tcBorders>
-              <w:top w:val="single" w:sz="4" w:color="B9C3CC"/>
-              <w:left w:val="single" w:sz="4" w:color="B9C3CC"/>
-              <w:bottom w:val="single" w:sz="4" w:color="B9C3CC"/>
-              <w:right w:val="single" w:sz="4" w:color="B9C3CC"/>
-              <w:insideH w:val="single" w:sz="4" w:color="B9C3CC"/>
-              <w:insideV w:val="single" w:sz="4" w:color="B9C3CC"/>
-            </w:tcBorders>
-          </w:tcPr>
-          <w:p>
-            <w:pPr>
-              <w:spacing w:before="0" w:after="0" w:line="245" w:lineRule="auto"/>
-              <w:jc w:val="center"/>
-            </w:pPr>
-            <w:r/>
-            <w:r>
-              <w:rPr>
-                <w:rFonts w:ascii="Hiragino Sans GB" w:hAnsi="Hiragino Sans GB" w:eastAsia="Hiragino Sans GB"/>
-                <w:b w:val="0"/>
-                <w:color w:val="14212B"/>
-                <w:sz w:val="13"/>
-              </w:rPr>
-              <w:t>-19.14%</w:t>
-            </w:r>
-          </w:p>
-        </w:tc>
-        <w:tc>
-          <w:tcPr>
-            <w:tcW w:type="dxa" w:w="1260"/>
-            <w:vAlign w:val="center"/>
-            <w:tcMar>
-              <w:top w:w="80" w:type="dxa"/>
-              <w:start w:w="120" w:type="dxa"/>
-              <w:bottom w:w="80" w:type="dxa"/>
-              <w:end w:w="120" w:type="dxa"/>
-            </w:tcMar>
-            <w:tcBorders>
-              <w:top w:val="single" w:sz="4" w:color="B9C3CC"/>
-              <w:left w:val="single" w:sz="4" w:color="B9C3CC"/>
-              <w:bottom w:val="single" w:sz="4" w:color="B9C3CC"/>
-              <w:right w:val="single" w:sz="4" w:color="B9C3CC"/>
-              <w:insideH w:val="single" w:sz="4" w:color="B9C3CC"/>
-              <w:insideV w:val="single" w:sz="4" w:color="B9C3CC"/>
-            </w:tcBorders>
-          </w:tcPr>
-          <w:p>
-            <w:pPr>
-              <w:spacing w:before="0" w:after="0" w:line="245" w:lineRule="auto"/>
-              <w:jc w:val="center"/>
-            </w:pPr>
-            <w:r/>
-            <w:r>
-              <w:rPr>
-                <w:rFonts w:ascii="Hiragino Sans GB" w:hAnsi="Hiragino Sans GB" w:eastAsia="Hiragino Sans GB"/>
-                <w:b w:val="0"/>
-                <w:color w:val="14212B"/>
-                <w:sz w:val="13"/>
-              </w:rPr>
-              <w:t>-6.64%</w:t>
-            </w:r>
-          </w:p>
-        </w:tc>
-      </w:tr>
-      <w:tr>
-        <w:trPr>
-          <w:cantSplit/>
-        </w:trPr>
-        <w:tc>
-          <w:tcPr>
-            <w:tcW w:type="dxa" w:w="3100"/>
-            <w:vAlign w:val="center"/>
-            <w:tcMar>
-              <w:top w:w="80" w:type="dxa"/>
-              <w:start w:w="120" w:type="dxa"/>
-              <w:bottom w:w="80" w:type="dxa"/>
-              <w:end w:w="120" w:type="dxa"/>
-            </w:tcMar>
-            <w:tcBorders>
-              <w:top w:val="single" w:sz="4" w:color="B9C3CC"/>
-              <w:left w:val="single" w:sz="4" w:color="B9C3CC"/>
-              <w:bottom w:val="single" w:sz="4" w:color="B9C3CC"/>
-              <w:right w:val="single" w:sz="4" w:color="B9C3CC"/>
-              <w:insideH w:val="single" w:sz="4" w:color="B9C3CC"/>
-              <w:insideV w:val="single" w:sz="4" w:color="B9C3CC"/>
-            </w:tcBorders>
-          </w:tcPr>
-          <w:p>
-            <w:pPr>
-              <w:spacing w:before="0" w:after="0" w:line="245" w:lineRule="auto"/>
-              <w:jc w:val="left"/>
-            </w:pPr>
-            <w:r/>
-            <w:r>
-              <w:rPr>
-                <w:rFonts w:ascii="Hiragino Sans GB" w:hAnsi="Hiragino Sans GB" w:eastAsia="Hiragino Sans GB"/>
-                <w:b w:val="0"/>
-                <w:color w:val="14212B"/>
-                <w:sz w:val="13"/>
-              </w:rPr>
-              <w:t>嘉实全球产业升级股票(QDII)C</w:t>
-            </w:r>
-          </w:p>
-        </w:tc>
-        <w:tc>
-          <w:tcPr>
-            <w:tcW w:type="dxa" w:w="850"/>
-            <w:vAlign w:val="center"/>
-            <w:tcMar>
-              <w:top w:w="80" w:type="dxa"/>
-              <w:start w:w="120" w:type="dxa"/>
-              <w:bottom w:w="80" w:type="dxa"/>
-              <w:end w:w="120" w:type="dxa"/>
-            </w:tcMar>
-            <w:tcBorders>
-              <w:top w:val="single" w:sz="4" w:color="B9C3CC"/>
-              <w:left w:val="single" w:sz="4" w:color="B9C3CC"/>
-              <w:bottom w:val="single" w:sz="4" w:color="B9C3CC"/>
-              <w:right w:val="single" w:sz="4" w:color="B9C3CC"/>
-              <w:insideH w:val="single" w:sz="4" w:color="B9C3CC"/>
-              <w:insideV w:val="single" w:sz="4" w:color="B9C3CC"/>
-            </w:tcBorders>
-          </w:tcPr>
-          <w:p>
-            <w:pPr>
-              <w:spacing w:before="0" w:after="0" w:line="245" w:lineRule="auto"/>
-              <w:jc w:val="center"/>
-            </w:pPr>
-            <w:r/>
-            <w:r>
-              <w:rPr>
-                <w:rFonts w:ascii="Hiragino Sans GB" w:hAnsi="Hiragino Sans GB" w:eastAsia="Hiragino Sans GB"/>
-                <w:b w:val="0"/>
-                <w:color w:val="14212B"/>
-                <w:sz w:val="13"/>
-              </w:rPr>
-              <w:t>318.81</w:t>
-            </w:r>
-          </w:p>
-        </w:tc>
-        <w:tc>
-          <w:tcPr>
-            <w:tcW w:type="dxa" w:w="1150"/>
-            <w:vAlign w:val="center"/>
-            <w:tcMar>
-              <w:top w:w="80" w:type="dxa"/>
-              <w:start w:w="120" w:type="dxa"/>
-              <w:bottom w:w="80" w:type="dxa"/>
-              <w:end w:w="120" w:type="dxa"/>
-            </w:tcMar>
-            <w:tcBorders>
-              <w:top w:val="single" w:sz="4" w:color="B9C3CC"/>
-              <w:left w:val="single" w:sz="4" w:color="B9C3CC"/>
-              <w:bottom w:val="single" w:sz="4" w:color="B9C3CC"/>
-              <w:right w:val="single" w:sz="4" w:color="B9C3CC"/>
-              <w:insideH w:val="single" w:sz="4" w:color="B9C3CC"/>
-              <w:insideV w:val="single" w:sz="4" w:color="B9C3CC"/>
-            </w:tcBorders>
-          </w:tcPr>
-          <w:p>
-            <w:pPr>
-              <w:spacing w:before="0" w:after="0" w:line="245" w:lineRule="auto"/>
-              <w:jc w:val="center"/>
-            </w:pPr>
-            <w:r/>
-            <w:r>
-              <w:rPr>
-                <w:rFonts w:ascii="Hiragino Sans GB" w:hAnsi="Hiragino Sans GB" w:eastAsia="Hiragino Sans GB"/>
-                <w:b w:val="0"/>
-                <w:color w:val="14212B"/>
-                <w:sz w:val="13"/>
-              </w:rPr>
-              <w:t>2026-07-15</w:t>
-            </w:r>
-          </w:p>
-        </w:tc>
-        <w:tc>
-          <w:tcPr>
-            <w:tcW w:type="dxa" w:w="800"/>
-            <w:vAlign w:val="center"/>
-            <w:tcMar>
-              <w:top w:w="80" w:type="dxa"/>
-              <w:start w:w="120" w:type="dxa"/>
-              <w:bottom w:w="80" w:type="dxa"/>
-              <w:end w:w="120" w:type="dxa"/>
-            </w:tcMar>
-            <w:tcBorders>
-              <w:top w:val="single" w:sz="4" w:color="B9C3CC"/>
-              <w:left w:val="single" w:sz="4" w:color="B9C3CC"/>
-              <w:bottom w:val="single" w:sz="4" w:color="B9C3CC"/>
-              <w:right w:val="single" w:sz="4" w:color="B9C3CC"/>
-              <w:insideH w:val="single" w:sz="4" w:color="B9C3CC"/>
-              <w:insideV w:val="single" w:sz="4" w:color="B9C3CC"/>
-            </w:tcBorders>
-          </w:tcPr>
-          <w:p>
-            <w:pPr>
-              <w:spacing w:before="0" w:after="0" w:line="245" w:lineRule="auto"/>
-              <w:jc w:val="center"/>
-            </w:pPr>
-            <w:r/>
-            <w:r>
-              <w:rPr>
-                <w:rFonts w:ascii="Hiragino Sans GB" w:hAnsi="Hiragino Sans GB" w:eastAsia="Hiragino Sans GB"/>
-                <w:b w:val="0"/>
-                <w:color w:val="14212B"/>
-                <w:sz w:val="13"/>
-              </w:rPr>
-              <w:t>4.3746</w:t>
-            </w:r>
-          </w:p>
-        </w:tc>
-        <w:tc>
-          <w:tcPr>
-            <w:tcW w:type="dxa" w:w="950"/>
-            <w:vAlign w:val="center"/>
-            <w:tcMar>
-              <w:top w:w="80" w:type="dxa"/>
-              <w:start w:w="120" w:type="dxa"/>
-              <w:bottom w:w="80" w:type="dxa"/>
-              <w:end w:w="120" w:type="dxa"/>
-            </w:tcMar>
-            <w:tcBorders>
-              <w:top w:val="single" w:sz="4" w:color="B9C3CC"/>
-              <w:left w:val="single" w:sz="4" w:color="B9C3CC"/>
-              <w:bottom w:val="single" w:sz="4" w:color="B9C3CC"/>
-              <w:right w:val="single" w:sz="4" w:color="B9C3CC"/>
-              <w:insideH w:val="single" w:sz="4" w:color="B9C3CC"/>
-              <w:insideV w:val="single" w:sz="4" w:color="B9C3CC"/>
-            </w:tcBorders>
-          </w:tcPr>
-          <w:p>
-            <w:pPr>
-              <w:spacing w:before="0" w:after="0" w:line="245" w:lineRule="auto"/>
-              <w:jc w:val="center"/>
-            </w:pPr>
-            <w:r/>
-            <w:r>
-              <w:rPr>
-                <w:rFonts w:ascii="Hiragino Sans GB" w:hAnsi="Hiragino Sans GB" w:eastAsia="Hiragino Sans GB"/>
-                <w:b w:val="0"/>
-                <w:color w:val="14212B"/>
-                <w:sz w:val="13"/>
-              </w:rPr>
-              <w:t>1394.69</w:t>
-            </w:r>
-          </w:p>
-        </w:tc>
-        <w:tc>
-          <w:tcPr>
-            <w:tcW w:type="dxa" w:w="1250"/>
-            <w:vAlign w:val="center"/>
-            <w:tcMar>
-              <w:top w:w="80" w:type="dxa"/>
-              <w:start w:w="120" w:type="dxa"/>
-              <w:bottom w:w="80" w:type="dxa"/>
-              <w:end w:w="120" w:type="dxa"/>
-            </w:tcMar>
-            <w:tcBorders>
-              <w:top w:val="single" w:sz="4" w:color="B9C3CC"/>
-              <w:left w:val="single" w:sz="4" w:color="B9C3CC"/>
-              <w:bottom w:val="single" w:sz="4" w:color="B9C3CC"/>
-              <w:right w:val="single" w:sz="4" w:color="B9C3CC"/>
-              <w:insideH w:val="single" w:sz="4" w:color="B9C3CC"/>
-              <w:insideV w:val="single" w:sz="4" w:color="B9C3CC"/>
-            </w:tcBorders>
-          </w:tcPr>
-          <w:p>
-            <w:pPr>
-              <w:spacing w:before="0" w:after="0" w:line="245" w:lineRule="auto"/>
-              <w:jc w:val="center"/>
-            </w:pPr>
-            <w:r/>
-            <w:r>
-              <w:rPr>
-                <w:rFonts w:ascii="Hiragino Sans GB" w:hAnsi="Hiragino Sans GB" w:eastAsia="Hiragino Sans GB"/>
-                <w:b w:val="0"/>
-                <w:color w:val="14212B"/>
-                <w:sz w:val="13"/>
-              </w:rPr>
-              <w:t>+7.28%</w:t>
-            </w:r>
-          </w:p>
-        </w:tc>
-        <w:tc>
-          <w:tcPr>
-            <w:tcW w:type="dxa" w:w="1260"/>
-            <w:vAlign w:val="center"/>
-            <w:tcMar>
-              <w:top w:w="80" w:type="dxa"/>
-              <w:start w:w="120" w:type="dxa"/>
-              <w:bottom w:w="80" w:type="dxa"/>
-              <w:end w:w="120" w:type="dxa"/>
-            </w:tcMar>
-            <w:tcBorders>
-              <w:top w:val="single" w:sz="4" w:color="B9C3CC"/>
-              <w:left w:val="single" w:sz="4" w:color="B9C3CC"/>
-              <w:bottom w:val="single" w:sz="4" w:color="B9C3CC"/>
-              <w:right w:val="single" w:sz="4" w:color="B9C3CC"/>
-              <w:insideH w:val="single" w:sz="4" w:color="B9C3CC"/>
-              <w:insideV w:val="single" w:sz="4" w:color="B9C3CC"/>
-            </w:tcBorders>
-          </w:tcPr>
-          <w:p>
-            <w:pPr>
-              <w:spacing w:before="0" w:after="0" w:line="245" w:lineRule="auto"/>
-              <w:jc w:val="center"/>
-            </w:pPr>
-            <w:r/>
-            <w:r>
-              <w:rPr>
-                <w:rFonts w:ascii="Hiragino Sans GB" w:hAnsi="Hiragino Sans GB" w:eastAsia="Hiragino Sans GB"/>
-                <w:b w:val="0"/>
-                <w:color w:val="14212B"/>
-                <w:sz w:val="13"/>
-              </w:rPr>
-              <w:t>-0.12%*</w:t>
-            </w:r>
-          </w:p>
-        </w:tc>
-      </w:tr>
-      <w:tr>
-        <w:trPr>
-          <w:cantSplit/>
-        </w:trPr>
-        <w:tc>
-          <w:tcPr>
-            <w:tcW w:type="dxa" w:w="3100"/>
-            <w:vAlign w:val="center"/>
-            <w:tcMar>
-              <w:top w:w="80" w:type="dxa"/>
-              <w:start w:w="120" w:type="dxa"/>
-              <w:bottom w:w="80" w:type="dxa"/>
-              <w:end w:w="120" w:type="dxa"/>
-            </w:tcMar>
-            <w:tcBorders>
-              <w:top w:val="single" w:sz="4" w:color="B9C3CC"/>
-              <w:left w:val="single" w:sz="4" w:color="B9C3CC"/>
-              <w:bottom w:val="single" w:sz="4" w:color="B9C3CC"/>
-              <w:right w:val="single" w:sz="4" w:color="B9C3CC"/>
-              <w:insideH w:val="single" w:sz="4" w:color="B9C3CC"/>
-              <w:insideV w:val="single" w:sz="4" w:color="B9C3CC"/>
-            </w:tcBorders>
-          </w:tcPr>
-          <w:p>
-            <w:pPr>
-              <w:spacing w:before="0" w:after="0" w:line="245" w:lineRule="auto"/>
-              <w:jc w:val="left"/>
-            </w:pPr>
-            <w:r/>
-            <w:r>
-              <w:rPr>
-                <w:rFonts w:ascii="Hiragino Sans GB" w:hAnsi="Hiragino Sans GB" w:eastAsia="Hiragino Sans GB"/>
-                <w:b w:val="0"/>
-                <w:color w:val="14212B"/>
-                <w:sz w:val="13"/>
-              </w:rPr>
-              <w:t>华泰柏瑞中证沪港深云计算产业ETF联接C</w:t>
-            </w:r>
-          </w:p>
-        </w:tc>
-        <w:tc>
-          <w:tcPr>
-            <w:tcW w:type="dxa" w:w="850"/>
-            <w:vAlign w:val="center"/>
-            <w:tcMar>
-              <w:top w:w="80" w:type="dxa"/>
-              <w:start w:w="120" w:type="dxa"/>
-              <w:bottom w:w="80" w:type="dxa"/>
-              <w:end w:w="120" w:type="dxa"/>
-            </w:tcMar>
-            <w:tcBorders>
-              <w:top w:val="single" w:sz="4" w:color="B9C3CC"/>
-              <w:left w:val="single" w:sz="4" w:color="B9C3CC"/>
-              <w:bottom w:val="single" w:sz="4" w:color="B9C3CC"/>
-              <w:right w:val="single" w:sz="4" w:color="B9C3CC"/>
-              <w:insideH w:val="single" w:sz="4" w:color="B9C3CC"/>
-              <w:insideV w:val="single" w:sz="4" w:color="B9C3CC"/>
-            </w:tcBorders>
-          </w:tcPr>
-          <w:p>
-            <w:pPr>
-              <w:spacing w:before="0" w:after="0" w:line="245" w:lineRule="auto"/>
-              <w:jc w:val="center"/>
-            </w:pPr>
-            <w:r/>
-            <w:r>
-              <w:rPr>
-                <w:rFonts w:ascii="Hiragino Sans GB" w:hAnsi="Hiragino Sans GB" w:eastAsia="Hiragino Sans GB"/>
-                <w:b w:val="0"/>
-                <w:color w:val="14212B"/>
-                <w:sz w:val="13"/>
-              </w:rPr>
-              <w:t>639.94</w:t>
-            </w:r>
-          </w:p>
-        </w:tc>
-        <w:tc>
-          <w:tcPr>
-            <w:tcW w:type="dxa" w:w="1150"/>
-            <w:vAlign w:val="center"/>
-            <w:tcMar>
-              <w:top w:w="80" w:type="dxa"/>
-              <w:start w:w="120" w:type="dxa"/>
-              <w:bottom w:w="80" w:type="dxa"/>
-              <w:end w:w="120" w:type="dxa"/>
-            </w:tcMar>
-            <w:tcBorders>
-              <w:top w:val="single" w:sz="4" w:color="B9C3CC"/>
-              <w:left w:val="single" w:sz="4" w:color="B9C3CC"/>
-              <w:bottom w:val="single" w:sz="4" w:color="B9C3CC"/>
-              <w:right w:val="single" w:sz="4" w:color="B9C3CC"/>
-              <w:insideH w:val="single" w:sz="4" w:color="B9C3CC"/>
-              <w:insideV w:val="single" w:sz="4" w:color="B9C3CC"/>
-            </w:tcBorders>
-          </w:tcPr>
-          <w:p>
-            <w:pPr>
-              <w:spacing w:before="0" w:after="0" w:line="245" w:lineRule="auto"/>
-              <w:jc w:val="center"/>
-            </w:pPr>
-            <w:r/>
-            <w:r>
-              <w:rPr>
-                <w:rFonts w:ascii="Hiragino Sans GB" w:hAnsi="Hiragino Sans GB" w:eastAsia="Hiragino Sans GB"/>
-                <w:b w:val="0"/>
-                <w:color w:val="14212B"/>
-                <w:sz w:val="13"/>
-              </w:rPr>
-              <w:t>2026-07-16</w:t>
-            </w:r>
-          </w:p>
-        </w:tc>
-        <w:tc>
-          <w:tcPr>
-            <w:tcW w:type="dxa" w:w="800"/>
-            <w:vAlign w:val="center"/>
-            <w:tcMar>
-              <w:top w:w="80" w:type="dxa"/>
-              <w:start w:w="120" w:type="dxa"/>
-              <w:bottom w:w="80" w:type="dxa"/>
-              <w:end w:w="120" w:type="dxa"/>
-            </w:tcMar>
-            <w:tcBorders>
-              <w:top w:val="single" w:sz="4" w:color="B9C3CC"/>
-              <w:left w:val="single" w:sz="4" w:color="B9C3CC"/>
-              <w:bottom w:val="single" w:sz="4" w:color="B9C3CC"/>
-              <w:right w:val="single" w:sz="4" w:color="B9C3CC"/>
-              <w:insideH w:val="single" w:sz="4" w:color="B9C3CC"/>
-              <w:insideV w:val="single" w:sz="4" w:color="B9C3CC"/>
-            </w:tcBorders>
-          </w:tcPr>
-          <w:p>
-            <w:pPr>
-              <w:spacing w:before="0" w:after="0" w:line="245" w:lineRule="auto"/>
-              <w:jc w:val="center"/>
-            </w:pPr>
-            <w:r/>
-            <w:r>
-              <w:rPr>
-                <w:rFonts w:ascii="Hiragino Sans GB" w:hAnsi="Hiragino Sans GB" w:eastAsia="Hiragino Sans GB"/>
-                <w:b w:val="0"/>
-                <w:color w:val="14212B"/>
-                <w:sz w:val="13"/>
-              </w:rPr>
-              <w:t>2.1610</w:t>
-            </w:r>
-          </w:p>
-        </w:tc>
-        <w:tc>
-          <w:tcPr>
-            <w:tcW w:type="dxa" w:w="950"/>
-            <w:vAlign w:val="center"/>
-            <w:tcMar>
-              <w:top w:w="80" w:type="dxa"/>
-              <w:start w:w="120" w:type="dxa"/>
-              <w:bottom w:w="80" w:type="dxa"/>
-              <w:end w:w="120" w:type="dxa"/>
-            </w:tcMar>
-            <w:tcBorders>
-              <w:top w:val="single" w:sz="4" w:color="B9C3CC"/>
-              <w:left w:val="single" w:sz="4" w:color="B9C3CC"/>
-              <w:bottom w:val="single" w:sz="4" w:color="B9C3CC"/>
-              <w:right w:val="single" w:sz="4" w:color="B9C3CC"/>
-              <w:insideH w:val="single" w:sz="4" w:color="B9C3CC"/>
-              <w:insideV w:val="single" w:sz="4" w:color="B9C3CC"/>
-            </w:tcBorders>
-          </w:tcPr>
-          <w:p>
-            <w:pPr>
-              <w:spacing w:before="0" w:after="0" w:line="245" w:lineRule="auto"/>
-              <w:jc w:val="center"/>
-            </w:pPr>
-            <w:r/>
-            <w:r>
-              <w:rPr>
-                <w:rFonts w:ascii="Hiragino Sans GB" w:hAnsi="Hiragino Sans GB" w:eastAsia="Hiragino Sans GB"/>
-                <w:b w:val="0"/>
-                <w:color w:val="14212B"/>
-                <w:sz w:val="13"/>
-              </w:rPr>
-              <w:t>1382.91</w:t>
-            </w:r>
-          </w:p>
-        </w:tc>
-        <w:tc>
-          <w:tcPr>
-            <w:tcW w:type="dxa" w:w="1250"/>
-            <w:vAlign w:val="center"/>
-            <w:tcMar>
-              <w:top w:w="80" w:type="dxa"/>
-              <w:start w:w="120" w:type="dxa"/>
-              <w:bottom w:w="80" w:type="dxa"/>
-              <w:end w:w="120" w:type="dxa"/>
-            </w:tcMar>
-            <w:tcBorders>
-              <w:top w:val="single" w:sz="4" w:color="B9C3CC"/>
-              <w:left w:val="single" w:sz="4" w:color="B9C3CC"/>
-              <w:bottom w:val="single" w:sz="4" w:color="B9C3CC"/>
-              <w:right w:val="single" w:sz="4" w:color="B9C3CC"/>
-              <w:insideH w:val="single" w:sz="4" w:color="B9C3CC"/>
-              <w:insideV w:val="single" w:sz="4" w:color="B9C3CC"/>
-            </w:tcBorders>
-          </w:tcPr>
-          <w:p>
-            <w:pPr>
-              <w:spacing w:before="0" w:after="0" w:line="245" w:lineRule="auto"/>
-              <w:jc w:val="center"/>
-            </w:pPr>
-            <w:r/>
-            <w:r>
-              <w:rPr>
-                <w:rFonts w:ascii="Hiragino Sans GB" w:hAnsi="Hiragino Sans GB" w:eastAsia="Hiragino Sans GB"/>
-                <w:b w:val="0"/>
-                <w:color w:val="14212B"/>
-                <w:sz w:val="13"/>
-              </w:rPr>
-              <w:t>-1.22%</w:t>
-            </w:r>
-          </w:p>
-        </w:tc>
-        <w:tc>
-          <w:tcPr>
-            <w:tcW w:type="dxa" w:w="1260"/>
-            <w:vAlign w:val="center"/>
-            <w:tcMar>
-              <w:top w:w="80" w:type="dxa"/>
-              <w:start w:w="120" w:type="dxa"/>
-              <w:bottom w:w="80" w:type="dxa"/>
-              <w:end w:w="120" w:type="dxa"/>
-            </w:tcMar>
-            <w:tcBorders>
-              <w:top w:val="single" w:sz="4" w:color="B9C3CC"/>
-              <w:left w:val="single" w:sz="4" w:color="B9C3CC"/>
-              <w:bottom w:val="single" w:sz="4" w:color="B9C3CC"/>
-              <w:right w:val="single" w:sz="4" w:color="B9C3CC"/>
-              <w:insideH w:val="single" w:sz="4" w:color="B9C3CC"/>
-              <w:insideV w:val="single" w:sz="4" w:color="B9C3CC"/>
-            </w:tcBorders>
-          </w:tcPr>
-          <w:p>
-            <w:pPr>
-              <w:spacing w:before="0" w:after="0" w:line="245" w:lineRule="auto"/>
-              <w:jc w:val="center"/>
-            </w:pPr>
-            <w:r/>
-            <w:r>
-              <w:rPr>
-                <w:rFonts w:ascii="Hiragino Sans GB" w:hAnsi="Hiragino Sans GB" w:eastAsia="Hiragino Sans GB"/>
-                <w:b w:val="0"/>
-                <w:color w:val="14212B"/>
-                <w:sz w:val="13"/>
-              </w:rPr>
-              <w:t>-5.14%</w:t>
-            </w:r>
-          </w:p>
-        </w:tc>
-      </w:tr>
-      <w:tr>
-        <w:trPr>
-          <w:cantSplit/>
-        </w:trPr>
-        <w:tc>
-          <w:tcPr>
-            <w:tcW w:type="dxa" w:w="3100"/>
-            <w:vAlign w:val="center"/>
-            <w:tcMar>
-              <w:top w:w="80" w:type="dxa"/>
-              <w:start w:w="120" w:type="dxa"/>
-              <w:bottom w:w="80" w:type="dxa"/>
-              <w:end w:w="120" w:type="dxa"/>
-            </w:tcMar>
-            <w:tcBorders>
-              <w:top w:val="single" w:sz="4" w:color="B9C3CC"/>
-              <w:left w:val="single" w:sz="4" w:color="B9C3CC"/>
-              <w:bottom w:val="single" w:sz="4" w:color="B9C3CC"/>
-              <w:right w:val="single" w:sz="4" w:color="B9C3CC"/>
-              <w:insideH w:val="single" w:sz="4" w:color="B9C3CC"/>
-              <w:insideV w:val="single" w:sz="4" w:color="B9C3CC"/>
-            </w:tcBorders>
-          </w:tcPr>
-          <w:p>
-            <w:pPr>
-              <w:spacing w:before="0" w:after="0" w:line="245" w:lineRule="auto"/>
-              <w:jc w:val="left"/>
-            </w:pPr>
-            <w:r/>
-            <w:r>
-              <w:rPr>
-                <w:rFonts w:ascii="Hiragino Sans GB" w:hAnsi="Hiragino Sans GB" w:eastAsia="Hiragino Sans GB"/>
-                <w:b w:val="0"/>
-                <w:color w:val="14212B"/>
-                <w:sz w:val="13"/>
-              </w:rPr>
-              <w:t>天弘全球高端制造混合(QDII)C</w:t>
-            </w:r>
-          </w:p>
-        </w:tc>
-        <w:tc>
-          <w:tcPr>
-            <w:tcW w:type="dxa" w:w="850"/>
-            <w:vAlign w:val="center"/>
-            <w:tcMar>
-              <w:top w:w="80" w:type="dxa"/>
-              <w:start w:w="120" w:type="dxa"/>
-              <w:bottom w:w="80" w:type="dxa"/>
-              <w:end w:w="120" w:type="dxa"/>
-            </w:tcMar>
-            <w:tcBorders>
-              <w:top w:val="single" w:sz="4" w:color="B9C3CC"/>
-              <w:left w:val="single" w:sz="4" w:color="B9C3CC"/>
-              <w:bottom w:val="single" w:sz="4" w:color="B9C3CC"/>
-              <w:right w:val="single" w:sz="4" w:color="B9C3CC"/>
-              <w:insideH w:val="single" w:sz="4" w:color="B9C3CC"/>
-              <w:insideV w:val="single" w:sz="4" w:color="B9C3CC"/>
-            </w:tcBorders>
-          </w:tcPr>
-          <w:p>
-            <w:pPr>
-              <w:spacing w:before="0" w:after="0" w:line="245" w:lineRule="auto"/>
-              <w:jc w:val="center"/>
-            </w:pPr>
-            <w:r/>
-            <w:r>
-              <w:rPr>
-                <w:rFonts w:ascii="Hiragino Sans GB" w:hAnsi="Hiragino Sans GB" w:eastAsia="Hiragino Sans GB"/>
-                <w:b w:val="0"/>
-                <w:color w:val="14212B"/>
-                <w:sz w:val="13"/>
-              </w:rPr>
-              <w:t>396.76</w:t>
-            </w:r>
-          </w:p>
-        </w:tc>
-        <w:tc>
-          <w:tcPr>
-            <w:tcW w:type="dxa" w:w="1150"/>
-            <w:vAlign w:val="center"/>
-            <w:tcMar>
-              <w:top w:w="80" w:type="dxa"/>
-              <w:start w:w="120" w:type="dxa"/>
-              <w:bottom w:w="80" w:type="dxa"/>
-              <w:end w:w="120" w:type="dxa"/>
-            </w:tcMar>
-            <w:tcBorders>
-              <w:top w:val="single" w:sz="4" w:color="B9C3CC"/>
-              <w:left w:val="single" w:sz="4" w:color="B9C3CC"/>
-              <w:bottom w:val="single" w:sz="4" w:color="B9C3CC"/>
-              <w:right w:val="single" w:sz="4" w:color="B9C3CC"/>
-              <w:insideH w:val="single" w:sz="4" w:color="B9C3CC"/>
-              <w:insideV w:val="single" w:sz="4" w:color="B9C3CC"/>
-            </w:tcBorders>
-          </w:tcPr>
-          <w:p>
-            <w:pPr>
-              <w:spacing w:before="0" w:after="0" w:line="245" w:lineRule="auto"/>
-              <w:jc w:val="center"/>
-            </w:pPr>
-            <w:r/>
-            <w:r>
-              <w:rPr>
-                <w:rFonts w:ascii="Hiragino Sans GB" w:hAnsi="Hiragino Sans GB" w:eastAsia="Hiragino Sans GB"/>
-                <w:b w:val="0"/>
-                <w:color w:val="14212B"/>
-                <w:sz w:val="13"/>
-              </w:rPr>
-              <w:t>2026-07-15</w:t>
-            </w:r>
-          </w:p>
-        </w:tc>
-        <w:tc>
-          <w:tcPr>
-            <w:tcW w:type="dxa" w:w="800"/>
-            <w:vAlign w:val="center"/>
-            <w:tcMar>
-              <w:top w:w="80" w:type="dxa"/>
-              <w:start w:w="120" w:type="dxa"/>
-              <w:bottom w:w="80" w:type="dxa"/>
-              <w:end w:w="120" w:type="dxa"/>
-            </w:tcMar>
-            <w:tcBorders>
-              <w:top w:val="single" w:sz="4" w:color="B9C3CC"/>
-              <w:left w:val="single" w:sz="4" w:color="B9C3CC"/>
-              <w:bottom w:val="single" w:sz="4" w:color="B9C3CC"/>
-              <w:right w:val="single" w:sz="4" w:color="B9C3CC"/>
-              <w:insideH w:val="single" w:sz="4" w:color="B9C3CC"/>
-              <w:insideV w:val="single" w:sz="4" w:color="B9C3CC"/>
-            </w:tcBorders>
-          </w:tcPr>
-          <w:p>
-            <w:pPr>
-              <w:spacing w:before="0" w:after="0" w:line="245" w:lineRule="auto"/>
-              <w:jc w:val="center"/>
-            </w:pPr>
-            <w:r/>
-            <w:r>
-              <w:rPr>
-                <w:rFonts w:ascii="Hiragino Sans GB" w:hAnsi="Hiragino Sans GB" w:eastAsia="Hiragino Sans GB"/>
-                <w:b w:val="0"/>
-                <w:color w:val="14212B"/>
-                <w:sz w:val="13"/>
-              </w:rPr>
-              <w:t>3.1448</w:t>
-            </w:r>
-          </w:p>
-        </w:tc>
-        <w:tc>
-          <w:tcPr>
-            <w:tcW w:type="dxa" w:w="950"/>
-            <w:vAlign w:val="center"/>
-            <w:tcMar>
-              <w:top w:w="80" w:type="dxa"/>
-              <w:start w:w="120" w:type="dxa"/>
-              <w:bottom w:w="80" w:type="dxa"/>
-              <w:end w:w="120" w:type="dxa"/>
-            </w:tcMar>
-            <w:tcBorders>
-              <w:top w:val="single" w:sz="4" w:color="B9C3CC"/>
-              <w:left w:val="single" w:sz="4" w:color="B9C3CC"/>
-              <w:bottom w:val="single" w:sz="4" w:color="B9C3CC"/>
-              <w:right w:val="single" w:sz="4" w:color="B9C3CC"/>
-              <w:insideH w:val="single" w:sz="4" w:color="B9C3CC"/>
-              <w:insideV w:val="single" w:sz="4" w:color="B9C3CC"/>
-            </w:tcBorders>
-          </w:tcPr>
-          <w:p>
-            <w:pPr>
-              <w:spacing w:before="0" w:after="0" w:line="245" w:lineRule="auto"/>
-              <w:jc w:val="center"/>
-            </w:pPr>
-            <w:r/>
-            <w:r>
-              <w:rPr>
-                <w:rFonts w:ascii="Hiragino Sans GB" w:hAnsi="Hiragino Sans GB" w:eastAsia="Hiragino Sans GB"/>
-                <w:b w:val="0"/>
-                <w:color w:val="14212B"/>
-                <w:sz w:val="13"/>
-              </w:rPr>
-              <w:t>1247.75</w:t>
-            </w:r>
-          </w:p>
-        </w:tc>
-        <w:tc>
-          <w:tcPr>
-            <w:tcW w:type="dxa" w:w="1250"/>
-            <w:vAlign w:val="center"/>
-            <w:tcMar>
-              <w:top w:w="80" w:type="dxa"/>
-              <w:start w:w="120" w:type="dxa"/>
-              <w:bottom w:w="80" w:type="dxa"/>
-              <w:end w:w="120" w:type="dxa"/>
-            </w:tcMar>
-            <w:tcBorders>
-              <w:top w:val="single" w:sz="4" w:color="B9C3CC"/>
-              <w:left w:val="single" w:sz="4" w:color="B9C3CC"/>
-              <w:bottom w:val="single" w:sz="4" w:color="B9C3CC"/>
-              <w:right w:val="single" w:sz="4" w:color="B9C3CC"/>
-              <w:insideH w:val="single" w:sz="4" w:color="B9C3CC"/>
-              <w:insideV w:val="single" w:sz="4" w:color="B9C3CC"/>
-            </w:tcBorders>
-          </w:tcPr>
-          <w:p>
-            <w:pPr>
-              <w:spacing w:before="0" w:after="0" w:line="245" w:lineRule="auto"/>
-              <w:jc w:val="center"/>
-            </w:pPr>
-            <w:r/>
-            <w:r>
-              <w:rPr>
-                <w:rFonts w:ascii="Hiragino Sans GB" w:hAnsi="Hiragino Sans GB" w:eastAsia="Hiragino Sans GB"/>
-                <w:b w:val="0"/>
-                <w:color w:val="14212B"/>
-                <w:sz w:val="13"/>
-              </w:rPr>
-              <w:t>-4.02%</w:t>
-            </w:r>
-          </w:p>
-        </w:tc>
-        <w:tc>
-          <w:tcPr>
-            <w:tcW w:type="dxa" w:w="1260"/>
-            <w:vAlign w:val="center"/>
-            <w:tcMar>
-              <w:top w:w="80" w:type="dxa"/>
-              <w:start w:w="120" w:type="dxa"/>
-              <w:bottom w:w="80" w:type="dxa"/>
-              <w:end w:w="120" w:type="dxa"/>
-            </w:tcMar>
-            <w:tcBorders>
-              <w:top w:val="single" w:sz="4" w:color="B9C3CC"/>
-              <w:left w:val="single" w:sz="4" w:color="B9C3CC"/>
-              <w:bottom w:val="single" w:sz="4" w:color="B9C3CC"/>
-              <w:right w:val="single" w:sz="4" w:color="B9C3CC"/>
-              <w:insideH w:val="single" w:sz="4" w:color="B9C3CC"/>
-              <w:insideV w:val="single" w:sz="4" w:color="B9C3CC"/>
-            </w:tcBorders>
-          </w:tcPr>
-          <w:p>
-            <w:pPr>
-              <w:spacing w:before="0" w:after="0" w:line="245" w:lineRule="auto"/>
-              <w:jc w:val="center"/>
-            </w:pPr>
-            <w:r/>
-            <w:r>
-              <w:rPr>
-                <w:rFonts w:ascii="Hiragino Sans GB" w:hAnsi="Hiragino Sans GB" w:eastAsia="Hiragino Sans GB"/>
-                <w:b w:val="0"/>
-                <w:color w:val="14212B"/>
-                <w:sz w:val="13"/>
-              </w:rPr>
-              <w:t>未取得</w:t>
-            </w:r>
-          </w:p>
-        </w:tc>
-      </w:tr>
-      <w:tr>
-        <w:trPr>
-          <w:cantSplit/>
-        </w:trPr>
-        <w:tc>
-          <w:tcPr>
-            <w:tcW w:type="dxa" w:w="3100"/>
-            <w:vAlign w:val="center"/>
-            <w:tcMar>
-              <w:top w:w="80" w:type="dxa"/>
-              <w:start w:w="120" w:type="dxa"/>
-              <w:bottom w:w="80" w:type="dxa"/>
-              <w:end w:w="120" w:type="dxa"/>
-            </w:tcMar>
-            <w:tcBorders>
-              <w:top w:val="single" w:sz="4" w:color="B9C3CC"/>
-              <w:left w:val="single" w:sz="4" w:color="B9C3CC"/>
-              <w:bottom w:val="single" w:sz="4" w:color="B9C3CC"/>
-              <w:right w:val="single" w:sz="4" w:color="B9C3CC"/>
-              <w:insideH w:val="single" w:sz="4" w:color="B9C3CC"/>
-              <w:insideV w:val="single" w:sz="4" w:color="B9C3CC"/>
-            </w:tcBorders>
-          </w:tcPr>
-          <w:p>
-            <w:pPr>
-              <w:spacing w:before="0" w:after="0" w:line="245" w:lineRule="auto"/>
-              <w:jc w:val="left"/>
-            </w:pPr>
-            <w:r/>
-            <w:r>
-              <w:rPr>
-                <w:rFonts w:ascii="Hiragino Sans GB" w:hAnsi="Hiragino Sans GB" w:eastAsia="Hiragino Sans GB"/>
-                <w:b w:val="0"/>
-                <w:color w:val="14212B"/>
-                <w:sz w:val="13"/>
-              </w:rPr>
-              <w:t>广发纳指100ETF联接(QDII)C</w:t>
-            </w:r>
-          </w:p>
-        </w:tc>
-        <w:tc>
-          <w:tcPr>
-            <w:tcW w:type="dxa" w:w="850"/>
-            <w:vAlign w:val="center"/>
-            <w:tcMar>
-              <w:top w:w="80" w:type="dxa"/>
-              <w:start w:w="120" w:type="dxa"/>
-              <w:bottom w:w="80" w:type="dxa"/>
-              <w:end w:w="120" w:type="dxa"/>
-            </w:tcMar>
-            <w:tcBorders>
-              <w:top w:val="single" w:sz="4" w:color="B9C3CC"/>
-              <w:left w:val="single" w:sz="4" w:color="B9C3CC"/>
-              <w:bottom w:val="single" w:sz="4" w:color="B9C3CC"/>
-              <w:right w:val="single" w:sz="4" w:color="B9C3CC"/>
-              <w:insideH w:val="single" w:sz="4" w:color="B9C3CC"/>
-              <w:insideV w:val="single" w:sz="4" w:color="B9C3CC"/>
-            </w:tcBorders>
-          </w:tcPr>
-          <w:p>
-            <w:pPr>
-              <w:spacing w:before="0" w:after="0" w:line="245" w:lineRule="auto"/>
-              <w:jc w:val="center"/>
-            </w:pPr>
-            <w:r/>
-            <w:r>
-              <w:rPr>
-                <w:rFonts w:ascii="Hiragino Sans GB" w:hAnsi="Hiragino Sans GB" w:eastAsia="Hiragino Sans GB"/>
-                <w:b w:val="0"/>
-                <w:color w:val="14212B"/>
-                <w:sz w:val="13"/>
-              </w:rPr>
-              <w:t>116.32</w:t>
-            </w:r>
-          </w:p>
-        </w:tc>
-        <w:tc>
-          <w:tcPr>
-            <w:tcW w:type="dxa" w:w="1150"/>
-            <w:vAlign w:val="center"/>
-            <w:tcMar>
-              <w:top w:w="80" w:type="dxa"/>
-              <w:start w:w="120" w:type="dxa"/>
-              <w:bottom w:w="80" w:type="dxa"/>
-              <w:end w:w="120" w:type="dxa"/>
-            </w:tcMar>
-            <w:tcBorders>
-              <w:top w:val="single" w:sz="4" w:color="B9C3CC"/>
-              <w:left w:val="single" w:sz="4" w:color="B9C3CC"/>
-              <w:bottom w:val="single" w:sz="4" w:color="B9C3CC"/>
-              <w:right w:val="single" w:sz="4" w:color="B9C3CC"/>
-              <w:insideH w:val="single" w:sz="4" w:color="B9C3CC"/>
-              <w:insideV w:val="single" w:sz="4" w:color="B9C3CC"/>
-            </w:tcBorders>
-          </w:tcPr>
-          <w:p>
-            <w:pPr>
-              <w:spacing w:before="0" w:after="0" w:line="245" w:lineRule="auto"/>
-              <w:jc w:val="center"/>
-            </w:pPr>
-            <w:r/>
-            <w:r>
-              <w:rPr>
-                <w:rFonts w:ascii="Hiragino Sans GB" w:hAnsi="Hiragino Sans GB" w:eastAsia="Hiragino Sans GB"/>
-                <w:b w:val="0"/>
-                <w:color w:val="14212B"/>
-                <w:sz w:val="13"/>
-              </w:rPr>
-              <w:t>2026-07-15</w:t>
-            </w:r>
-          </w:p>
-        </w:tc>
-        <w:tc>
-          <w:tcPr>
-            <w:tcW w:type="dxa" w:w="800"/>
-            <w:vAlign w:val="center"/>
-            <w:tcMar>
-              <w:top w:w="80" w:type="dxa"/>
-              <w:start w:w="120" w:type="dxa"/>
-              <w:bottom w:w="80" w:type="dxa"/>
-              <w:end w:w="120" w:type="dxa"/>
-            </w:tcMar>
-            <w:tcBorders>
-              <w:top w:val="single" w:sz="4" w:color="B9C3CC"/>
-              <w:left w:val="single" w:sz="4" w:color="B9C3CC"/>
-              <w:bottom w:val="single" w:sz="4" w:color="B9C3CC"/>
-              <w:right w:val="single" w:sz="4" w:color="B9C3CC"/>
-              <w:insideH w:val="single" w:sz="4" w:color="B9C3CC"/>
-              <w:insideV w:val="single" w:sz="4" w:color="B9C3CC"/>
-            </w:tcBorders>
-          </w:tcPr>
-          <w:p>
-            <w:pPr>
-              <w:spacing w:before="0" w:after="0" w:line="245" w:lineRule="auto"/>
-              <w:jc w:val="center"/>
-            </w:pPr>
-            <w:r/>
-            <w:r>
-              <w:rPr>
-                <w:rFonts w:ascii="Hiragino Sans GB" w:hAnsi="Hiragino Sans GB" w:eastAsia="Hiragino Sans GB"/>
-                <w:b w:val="0"/>
-                <w:color w:val="14212B"/>
-                <w:sz w:val="13"/>
-              </w:rPr>
-              <w:t>8.0647</w:t>
-            </w:r>
-          </w:p>
-        </w:tc>
-        <w:tc>
-          <w:tcPr>
-            <w:tcW w:type="dxa" w:w="950"/>
-            <w:vAlign w:val="center"/>
-            <w:tcMar>
-              <w:top w:w="80" w:type="dxa"/>
-              <w:start w:w="120" w:type="dxa"/>
-              <w:bottom w:w="80" w:type="dxa"/>
-              <w:end w:w="120" w:type="dxa"/>
-            </w:tcMar>
-            <w:tcBorders>
-              <w:top w:val="single" w:sz="4" w:color="B9C3CC"/>
-              <w:left w:val="single" w:sz="4" w:color="B9C3CC"/>
-              <w:bottom w:val="single" w:sz="4" w:color="B9C3CC"/>
-              <w:right w:val="single" w:sz="4" w:color="B9C3CC"/>
-              <w:insideH w:val="single" w:sz="4" w:color="B9C3CC"/>
-              <w:insideV w:val="single" w:sz="4" w:color="B9C3CC"/>
-            </w:tcBorders>
-          </w:tcPr>
-          <w:p>
-            <w:pPr>
-              <w:spacing w:before="0" w:after="0" w:line="245" w:lineRule="auto"/>
-              <w:jc w:val="center"/>
-            </w:pPr>
-            <w:r/>
-            <w:r>
-              <w:rPr>
-                <w:rFonts w:ascii="Hiragino Sans GB" w:hAnsi="Hiragino Sans GB" w:eastAsia="Hiragino Sans GB"/>
-                <w:b w:val="0"/>
-                <w:color w:val="14212B"/>
-                <w:sz w:val="13"/>
-              </w:rPr>
-              <w:t>938.09</w:t>
-            </w:r>
-          </w:p>
-        </w:tc>
-        <w:tc>
-          <w:tcPr>
-            <w:tcW w:type="dxa" w:w="1250"/>
-            <w:vAlign w:val="center"/>
-            <w:tcMar>
-              <w:top w:w="80" w:type="dxa"/>
-              <w:start w:w="120" w:type="dxa"/>
-              <w:bottom w:w="80" w:type="dxa"/>
-              <w:end w:w="120" w:type="dxa"/>
-            </w:tcMar>
-            <w:tcBorders>
-              <w:top w:val="single" w:sz="4" w:color="B9C3CC"/>
-              <w:left w:val="single" w:sz="4" w:color="B9C3CC"/>
-              <w:bottom w:val="single" w:sz="4" w:color="B9C3CC"/>
-              <w:right w:val="single" w:sz="4" w:color="B9C3CC"/>
-              <w:insideH w:val="single" w:sz="4" w:color="B9C3CC"/>
-              <w:insideV w:val="single" w:sz="4" w:color="B9C3CC"/>
-            </w:tcBorders>
-          </w:tcPr>
-          <w:p>
-            <w:pPr>
-              <w:spacing w:before="0" w:after="0" w:line="245" w:lineRule="auto"/>
-              <w:jc w:val="center"/>
-            </w:pPr>
-            <w:r/>
-            <w:r>
-              <w:rPr>
-                <w:rFonts w:ascii="Hiragino Sans GB" w:hAnsi="Hiragino Sans GB" w:eastAsia="Hiragino Sans GB"/>
-                <w:b w:val="0"/>
-                <w:color w:val="14212B"/>
-                <w:sz w:val="13"/>
-              </w:rPr>
-              <w:t>+10.36%</w:t>
-            </w:r>
-          </w:p>
-        </w:tc>
-        <w:tc>
-          <w:tcPr>
-            <w:tcW w:type="dxa" w:w="1260"/>
-            <w:vAlign w:val="center"/>
-            <w:tcMar>
-              <w:top w:w="80" w:type="dxa"/>
-              <w:start w:w="120" w:type="dxa"/>
-              <w:bottom w:w="80" w:type="dxa"/>
-              <w:end w:w="120" w:type="dxa"/>
-            </w:tcMar>
-            <w:tcBorders>
-              <w:top w:val="single" w:sz="4" w:color="B9C3CC"/>
-              <w:left w:val="single" w:sz="4" w:color="B9C3CC"/>
-              <w:bottom w:val="single" w:sz="4" w:color="B9C3CC"/>
-              <w:right w:val="single" w:sz="4" w:color="B9C3CC"/>
-              <w:insideH w:val="single" w:sz="4" w:color="B9C3CC"/>
-              <w:insideV w:val="single" w:sz="4" w:color="B9C3CC"/>
-            </w:tcBorders>
-          </w:tcPr>
-          <w:p>
-            <w:pPr>
-              <w:spacing w:before="0" w:after="0" w:line="245" w:lineRule="auto"/>
-              <w:jc w:val="center"/>
-            </w:pPr>
-            <w:r/>
-            <w:r>
-              <w:rPr>
-                <w:rFonts w:ascii="Hiragino Sans GB" w:hAnsi="Hiragino Sans GB" w:eastAsia="Hiragino Sans GB"/>
-                <w:b w:val="0"/>
-                <w:color w:val="14212B"/>
-                <w:sz w:val="13"/>
-              </w:rPr>
-              <w:t>-1.54%*</w:t>
-            </w:r>
-          </w:p>
-        </w:tc>
-      </w:tr>
-      <w:tr>
-        <w:trPr>
-          <w:cantSplit/>
-        </w:trPr>
-        <w:tc>
-          <w:tcPr>
-            <w:tcW w:type="dxa" w:w="3100"/>
-            <w:vAlign w:val="center"/>
-            <w:tcMar>
-              <w:top w:w="80" w:type="dxa"/>
-              <w:start w:w="120" w:type="dxa"/>
-              <w:bottom w:w="80" w:type="dxa"/>
-              <w:end w:w="120" w:type="dxa"/>
-            </w:tcMar>
-            <w:tcBorders>
-              <w:top w:val="single" w:sz="4" w:color="B9C3CC"/>
-              <w:left w:val="single" w:sz="4" w:color="B9C3CC"/>
-              <w:bottom w:val="single" w:sz="4" w:color="B9C3CC"/>
-              <w:right w:val="single" w:sz="4" w:color="B9C3CC"/>
-              <w:insideH w:val="single" w:sz="4" w:color="B9C3CC"/>
-              <w:insideV w:val="single" w:sz="4" w:color="B9C3CC"/>
-            </w:tcBorders>
-          </w:tcPr>
-          <w:p>
-            <w:pPr>
-              <w:spacing w:before="0" w:after="0" w:line="245" w:lineRule="auto"/>
-              <w:jc w:val="center"/>
-            </w:pPr>
-            <w:r/>
-            <w:r>
-              <w:rPr>
-                <w:rFonts w:ascii="Hiragino Sans GB" w:hAnsi="Hiragino Sans GB" w:eastAsia="Hiragino Sans GB"/>
-                <w:b w:val="0"/>
-                <w:color w:val="14212B"/>
-                <w:sz w:val="13"/>
-              </w:rPr>
-              <w:t>信澳业绩驱动混合C</w:t>
-            </w:r>
-          </w:p>
-        </w:tc>
-        <w:tc>
-          <w:tcPr>
-            <w:tcW w:type="dxa" w:w="850"/>
-            <w:vAlign w:val="center"/>
-            <w:tcMar>
-              <w:top w:w="80" w:type="dxa"/>
-              <w:start w:w="120" w:type="dxa"/>
-              <w:bottom w:w="80" w:type="dxa"/>
-              <w:end w:w="120" w:type="dxa"/>
-            </w:tcMar>
-            <w:tcBorders>
-              <w:top w:val="single" w:sz="4" w:color="B9C3CC"/>
-              <w:left w:val="single" w:sz="4" w:color="B9C3CC"/>
-              <w:bottom w:val="single" w:sz="4" w:color="B9C3CC"/>
-              <w:right w:val="single" w:sz="4" w:color="B9C3CC"/>
-              <w:insideH w:val="single" w:sz="4" w:color="B9C3CC"/>
-              <w:insideV w:val="single" w:sz="4" w:color="B9C3CC"/>
-            </w:tcBorders>
-          </w:tcPr>
-          <w:p>
-            <w:pPr>
-              <w:spacing w:before="0" w:after="0" w:line="245" w:lineRule="auto"/>
-              <w:jc w:val="center"/>
-            </w:pPr>
-            <w:r/>
-            <w:r>
-              <w:rPr>
-                <w:rFonts w:ascii="Hiragino Sans GB" w:hAnsi="Hiragino Sans GB" w:eastAsia="Hiragino Sans GB"/>
-                <w:b w:val="0"/>
-                <w:color w:val="14212B"/>
-                <w:sz w:val="13"/>
-              </w:rPr>
-              <w:t>282.99</w:t>
-            </w:r>
-          </w:p>
-        </w:tc>
-        <w:tc>
-          <w:tcPr>
-            <w:tcW w:type="dxa" w:w="1150"/>
-            <w:vAlign w:val="center"/>
-            <w:tcMar>
-              <w:top w:w="80" w:type="dxa"/>
-              <w:start w:w="120" w:type="dxa"/>
-              <w:bottom w:w="80" w:type="dxa"/>
-              <w:end w:w="120" w:type="dxa"/>
-            </w:tcMar>
-            <w:tcBorders>
-              <w:top w:val="single" w:sz="4" w:color="B9C3CC"/>
-              <w:left w:val="single" w:sz="4" w:color="B9C3CC"/>
-              <w:bottom w:val="single" w:sz="4" w:color="B9C3CC"/>
-              <w:right w:val="single" w:sz="4" w:color="B9C3CC"/>
-              <w:insideH w:val="single" w:sz="4" w:color="B9C3CC"/>
-              <w:insideV w:val="single" w:sz="4" w:color="B9C3CC"/>
-            </w:tcBorders>
-          </w:tcPr>
-          <w:p>
-            <w:pPr>
-              <w:spacing w:before="0" w:after="0" w:line="245" w:lineRule="auto"/>
-              <w:jc w:val="center"/>
-            </w:pPr>
-            <w:r/>
-            <w:r>
-              <w:rPr>
-                <w:rFonts w:ascii="Hiragino Sans GB" w:hAnsi="Hiragino Sans GB" w:eastAsia="Hiragino Sans GB"/>
-                <w:b w:val="0"/>
-                <w:color w:val="14212B"/>
-                <w:sz w:val="13"/>
-              </w:rPr>
-              <w:t>2026-07-16</w:t>
-            </w:r>
-          </w:p>
-        </w:tc>
-        <w:tc>
-          <w:tcPr>
-            <w:tcW w:type="dxa" w:w="800"/>
-            <w:vAlign w:val="center"/>
-            <w:tcMar>
-              <w:top w:w="80" w:type="dxa"/>
-              <w:start w:w="120" w:type="dxa"/>
-              <w:bottom w:w="80" w:type="dxa"/>
-              <w:end w:w="120" w:type="dxa"/>
-            </w:tcMar>
-            <w:tcBorders>
-              <w:top w:val="single" w:sz="4" w:color="B9C3CC"/>
-              <w:left w:val="single" w:sz="4" w:color="B9C3CC"/>
-              <w:bottom w:val="single" w:sz="4" w:color="B9C3CC"/>
-              <w:right w:val="single" w:sz="4" w:color="B9C3CC"/>
-              <w:insideH w:val="single" w:sz="4" w:color="B9C3CC"/>
-              <w:insideV w:val="single" w:sz="4" w:color="B9C3CC"/>
-            </w:tcBorders>
-          </w:tcPr>
-          <w:p>
-            <w:pPr>
-              <w:spacing w:before="0" w:after="0" w:line="245" w:lineRule="auto"/>
-              <w:jc w:val="center"/>
-            </w:pPr>
-            <w:r/>
-            <w:r>
-              <w:rPr>
-                <w:rFonts w:ascii="Hiragino Sans GB" w:hAnsi="Hiragino Sans GB" w:eastAsia="Hiragino Sans GB"/>
-                <w:b w:val="0"/>
-                <w:color w:val="14212B"/>
-                <w:sz w:val="13"/>
-              </w:rPr>
-              <w:t>2.8987</w:t>
-            </w:r>
-          </w:p>
-        </w:tc>
-        <w:tc>
-          <w:tcPr>
-            <w:tcW w:type="dxa" w:w="950"/>
-            <w:vAlign w:val="center"/>
-            <w:tcMar>
-              <w:top w:w="80" w:type="dxa"/>
-              <w:start w:w="120" w:type="dxa"/>
-              <w:bottom w:w="80" w:type="dxa"/>
-              <w:end w:w="120" w:type="dxa"/>
-            </w:tcMar>
-            <w:tcBorders>
-              <w:top w:val="single" w:sz="4" w:color="B9C3CC"/>
-              <w:left w:val="single" w:sz="4" w:color="B9C3CC"/>
-              <w:bottom w:val="single" w:sz="4" w:color="B9C3CC"/>
-              <w:right w:val="single" w:sz="4" w:color="B9C3CC"/>
-              <w:insideH w:val="single" w:sz="4" w:color="B9C3CC"/>
-              <w:insideV w:val="single" w:sz="4" w:color="B9C3CC"/>
-            </w:tcBorders>
-          </w:tcPr>
-          <w:p>
-            <w:pPr>
-              <w:spacing w:before="0" w:after="0" w:line="245" w:lineRule="auto"/>
-              <w:jc w:val="center"/>
-            </w:pPr>
-            <w:r/>
-            <w:r>
-              <w:rPr>
-                <w:rFonts w:ascii="Hiragino Sans GB" w:hAnsi="Hiragino Sans GB" w:eastAsia="Hiragino Sans GB"/>
-                <w:b w:val="0"/>
-                <w:color w:val="14212B"/>
-                <w:sz w:val="13"/>
-              </w:rPr>
-              <w:t>820.31</w:t>
-            </w:r>
-          </w:p>
-        </w:tc>
-        <w:tc>
-          <w:tcPr>
-            <w:tcW w:type="dxa" w:w="1250"/>
-            <w:vAlign w:val="center"/>
-            <w:tcMar>
-              <w:top w:w="80" w:type="dxa"/>
-              <w:start w:w="120" w:type="dxa"/>
-              <w:bottom w:w="80" w:type="dxa"/>
-              <w:end w:w="120" w:type="dxa"/>
-            </w:tcMar>
-            <w:tcBorders>
-              <w:top w:val="single" w:sz="4" w:color="B9C3CC"/>
-              <w:left w:val="single" w:sz="4" w:color="B9C3CC"/>
-              <w:bottom w:val="single" w:sz="4" w:color="B9C3CC"/>
-              <w:right w:val="single" w:sz="4" w:color="B9C3CC"/>
-              <w:insideH w:val="single" w:sz="4" w:color="B9C3CC"/>
-              <w:insideV w:val="single" w:sz="4" w:color="B9C3CC"/>
-            </w:tcBorders>
-          </w:tcPr>
-          <w:p>
-            <w:pPr>
-              <w:spacing w:before="0" w:after="0" w:line="245" w:lineRule="auto"/>
-              <w:jc w:val="center"/>
-            </w:pPr>
-            <w:r/>
-            <w:r>
-              <w:rPr>
-                <w:rFonts w:ascii="Hiragino Sans GB" w:hAnsi="Hiragino Sans GB" w:eastAsia="Hiragino Sans GB"/>
-                <w:b w:val="0"/>
-                <w:color w:val="14212B"/>
-                <w:sz w:val="13"/>
-              </w:rPr>
-              <w:t>-17.97%</w:t>
-            </w:r>
-          </w:p>
-        </w:tc>
-        <w:tc>
-          <w:tcPr>
-            <w:tcW w:type="dxa" w:w="1260"/>
-            <w:vAlign w:val="center"/>
-            <w:tcMar>
-              <w:top w:w="80" w:type="dxa"/>
-              <w:start w:w="120" w:type="dxa"/>
-              <w:bottom w:w="80" w:type="dxa"/>
-              <w:end w:w="120" w:type="dxa"/>
-            </w:tcMar>
-            <w:tcBorders>
-              <w:top w:val="single" w:sz="4" w:color="B9C3CC"/>
-              <w:left w:val="single" w:sz="4" w:color="B9C3CC"/>
-              <w:bottom w:val="single" w:sz="4" w:color="B9C3CC"/>
-              <w:right w:val="single" w:sz="4" w:color="B9C3CC"/>
-              <w:insideH w:val="single" w:sz="4" w:color="B9C3CC"/>
-              <w:insideV w:val="single" w:sz="4" w:color="B9C3CC"/>
-            </w:tcBorders>
-          </w:tcPr>
-          <w:p>
-            <w:pPr>
-              <w:spacing w:before="0" w:after="0" w:line="245" w:lineRule="auto"/>
-              <w:jc w:val="center"/>
-            </w:pPr>
-            <w:r/>
-            <w:r>
-              <w:rPr>
-                <w:rFonts w:ascii="Hiragino Sans GB" w:hAnsi="Hiragino Sans GB" w:eastAsia="Hiragino Sans GB"/>
-                <w:b w:val="0"/>
-                <w:color w:val="14212B"/>
-                <w:sz w:val="13"/>
-              </w:rPr>
-              <w:t>-7.99%</w:t>
-            </w:r>
-          </w:p>
-        </w:tc>
-      </w:tr>
-      <w:tr>
-        <w:trPr>
-          <w:cantSplit/>
-        </w:trPr>
-        <w:tc>
-          <w:tcPr>
-            <w:tcW w:type="dxa" w:w="3100"/>
-            <w:vAlign w:val="center"/>
-            <w:tcMar>
-              <w:top w:w="80" w:type="dxa"/>
-              <w:start w:w="120" w:type="dxa"/>
-              <w:bottom w:w="80" w:type="dxa"/>
-              <w:end w:w="120" w:type="dxa"/>
-            </w:tcMar>
-            <w:tcBorders>
-              <w:top w:val="single" w:sz="4" w:color="B9C3CC"/>
-              <w:left w:val="single" w:sz="4" w:color="B9C3CC"/>
-              <w:bottom w:val="single" w:sz="4" w:color="B9C3CC"/>
-              <w:right w:val="single" w:sz="4" w:color="B9C3CC"/>
-              <w:insideH w:val="single" w:sz="4" w:color="B9C3CC"/>
-              <w:insideV w:val="single" w:sz="4" w:color="B9C3CC"/>
-            </w:tcBorders>
-          </w:tcPr>
-          <w:p>
-            <w:pPr>
-              <w:spacing w:before="0" w:after="0" w:line="245" w:lineRule="auto"/>
-              <w:jc w:val="center"/>
-            </w:pPr>
-            <w:r/>
-            <w:r>
-              <w:rPr>
-                <w:rFonts w:ascii="Hiragino Sans GB" w:hAnsi="Hiragino Sans GB" w:eastAsia="Hiragino Sans GB"/>
-                <w:b w:val="0"/>
-                <w:color w:val="14212B"/>
-                <w:sz w:val="13"/>
-              </w:rPr>
-              <w:t>财通集成电路产业股票C</w:t>
-            </w:r>
-          </w:p>
-        </w:tc>
-        <w:tc>
-          <w:tcPr>
-            <w:tcW w:type="dxa" w:w="850"/>
-            <w:vAlign w:val="center"/>
-            <w:tcMar>
-              <w:top w:w="80" w:type="dxa"/>
-              <w:start w:w="120" w:type="dxa"/>
-              <w:bottom w:w="80" w:type="dxa"/>
-              <w:end w:w="120" w:type="dxa"/>
-            </w:tcMar>
-            <w:tcBorders>
-              <w:top w:val="single" w:sz="4" w:color="B9C3CC"/>
-              <w:left w:val="single" w:sz="4" w:color="B9C3CC"/>
-              <w:bottom w:val="single" w:sz="4" w:color="B9C3CC"/>
-              <w:right w:val="single" w:sz="4" w:color="B9C3CC"/>
-              <w:insideH w:val="single" w:sz="4" w:color="B9C3CC"/>
-              <w:insideV w:val="single" w:sz="4" w:color="B9C3CC"/>
-            </w:tcBorders>
-          </w:tcPr>
-          <w:p>
-            <w:pPr>
-              <w:spacing w:before="0" w:after="0" w:line="245" w:lineRule="auto"/>
-              <w:jc w:val="center"/>
-            </w:pPr>
-            <w:r/>
-            <w:r>
-              <w:rPr>
-                <w:rFonts w:ascii="Hiragino Sans GB" w:hAnsi="Hiragino Sans GB" w:eastAsia="Hiragino Sans GB"/>
-                <w:b w:val="0"/>
-                <w:color w:val="14212B"/>
-                <w:sz w:val="13"/>
-              </w:rPr>
-              <w:t>103.83</w:t>
-            </w:r>
-          </w:p>
-        </w:tc>
-        <w:tc>
-          <w:tcPr>
-            <w:tcW w:type="dxa" w:w="1150"/>
-            <w:vAlign w:val="center"/>
-            <w:tcMar>
-              <w:top w:w="80" w:type="dxa"/>
-              <w:start w:w="120" w:type="dxa"/>
-              <w:bottom w:w="80" w:type="dxa"/>
-              <w:end w:w="120" w:type="dxa"/>
-            </w:tcMar>
-            <w:tcBorders>
-              <w:top w:val="single" w:sz="4" w:color="B9C3CC"/>
-              <w:left w:val="single" w:sz="4" w:color="B9C3CC"/>
-              <w:bottom w:val="single" w:sz="4" w:color="B9C3CC"/>
-              <w:right w:val="single" w:sz="4" w:color="B9C3CC"/>
-              <w:insideH w:val="single" w:sz="4" w:color="B9C3CC"/>
-              <w:insideV w:val="single" w:sz="4" w:color="B9C3CC"/>
-            </w:tcBorders>
-          </w:tcPr>
-          <w:p>
-            <w:pPr>
-              <w:spacing w:before="0" w:after="0" w:line="245" w:lineRule="auto"/>
-              <w:jc w:val="center"/>
-            </w:pPr>
-            <w:r/>
-            <w:r>
-              <w:rPr>
-                <w:rFonts w:ascii="Hiragino Sans GB" w:hAnsi="Hiragino Sans GB" w:eastAsia="Hiragino Sans GB"/>
-                <w:b w:val="0"/>
-                <w:color w:val="14212B"/>
-                <w:sz w:val="13"/>
-              </w:rPr>
-              <w:t>2026-07-16</w:t>
-            </w:r>
-          </w:p>
-        </w:tc>
-        <w:tc>
-          <w:tcPr>
-            <w:tcW w:type="dxa" w:w="800"/>
-            <w:vAlign w:val="center"/>
-            <w:tcMar>
-              <w:top w:w="80" w:type="dxa"/>
-              <w:start w:w="120" w:type="dxa"/>
-              <w:bottom w:w="80" w:type="dxa"/>
-              <w:end w:w="120" w:type="dxa"/>
-            </w:tcMar>
-            <w:tcBorders>
-              <w:top w:val="single" w:sz="4" w:color="B9C3CC"/>
-              <w:left w:val="single" w:sz="4" w:color="B9C3CC"/>
-              <w:bottom w:val="single" w:sz="4" w:color="B9C3CC"/>
-              <w:right w:val="single" w:sz="4" w:color="B9C3CC"/>
-              <w:insideH w:val="single" w:sz="4" w:color="B9C3CC"/>
-              <w:insideV w:val="single" w:sz="4" w:color="B9C3CC"/>
-            </w:tcBorders>
-          </w:tcPr>
-          <w:p>
-            <w:pPr>
-              <w:spacing w:before="0" w:after="0" w:line="245" w:lineRule="auto"/>
-              <w:jc w:val="center"/>
-            </w:pPr>
-            <w:r/>
-            <w:r>
-              <w:rPr>
-                <w:rFonts w:ascii="Hiragino Sans GB" w:hAnsi="Hiragino Sans GB" w:eastAsia="Hiragino Sans GB"/>
-                <w:b w:val="0"/>
-                <w:color w:val="14212B"/>
-                <w:sz w:val="13"/>
-              </w:rPr>
-              <w:t>7.4557</w:t>
-            </w:r>
-          </w:p>
-        </w:tc>
-        <w:tc>
-          <w:tcPr>
-            <w:tcW w:type="dxa" w:w="950"/>
-            <w:vAlign w:val="center"/>
-            <w:tcMar>
-              <w:top w:w="80" w:type="dxa"/>
-              <w:start w:w="120" w:type="dxa"/>
-              <w:bottom w:w="80" w:type="dxa"/>
-              <w:end w:w="120" w:type="dxa"/>
-            </w:tcMar>
-            <w:tcBorders>
-              <w:top w:val="single" w:sz="4" w:color="B9C3CC"/>
-              <w:left w:val="single" w:sz="4" w:color="B9C3CC"/>
-              <w:bottom w:val="single" w:sz="4" w:color="B9C3CC"/>
-              <w:right w:val="single" w:sz="4" w:color="B9C3CC"/>
-              <w:insideH w:val="single" w:sz="4" w:color="B9C3CC"/>
-              <w:insideV w:val="single" w:sz="4" w:color="B9C3CC"/>
-            </w:tcBorders>
-          </w:tcPr>
-          <w:p>
-            <w:pPr>
-              <w:spacing w:before="0" w:after="0" w:line="245" w:lineRule="auto"/>
-              <w:jc w:val="center"/>
-            </w:pPr>
-            <w:r/>
-            <w:r>
-              <w:rPr>
-                <w:rFonts w:ascii="Hiragino Sans GB" w:hAnsi="Hiragino Sans GB" w:eastAsia="Hiragino Sans GB"/>
-                <w:b w:val="0"/>
-                <w:color w:val="14212B"/>
-                <w:sz w:val="13"/>
-              </w:rPr>
-              <w:t>774.12</w:t>
-            </w:r>
-          </w:p>
-        </w:tc>
-        <w:tc>
-          <w:tcPr>
-            <w:tcW w:type="dxa" w:w="1250"/>
-            <w:vAlign w:val="center"/>
-            <w:tcMar>
-              <w:top w:w="80" w:type="dxa"/>
-              <w:start w:w="120" w:type="dxa"/>
-              <w:bottom w:w="80" w:type="dxa"/>
-              <w:end w:w="120" w:type="dxa"/>
-            </w:tcMar>
-            <w:tcBorders>
-              <w:top w:val="single" w:sz="4" w:color="B9C3CC"/>
-              <w:left w:val="single" w:sz="4" w:color="B9C3CC"/>
-              <w:bottom w:val="single" w:sz="4" w:color="B9C3CC"/>
-              <w:right w:val="single" w:sz="4" w:color="B9C3CC"/>
-              <w:insideH w:val="single" w:sz="4" w:color="B9C3CC"/>
-              <w:insideV w:val="single" w:sz="4" w:color="B9C3CC"/>
-            </w:tcBorders>
-          </w:tcPr>
-          <w:p>
-            <w:pPr>
-              <w:spacing w:before="0" w:after="0" w:line="245" w:lineRule="auto"/>
-              <w:jc w:val="center"/>
-            </w:pPr>
-            <w:r/>
-            <w:r>
-              <w:rPr>
-                <w:rFonts w:ascii="Hiragino Sans GB" w:hAnsi="Hiragino Sans GB" w:eastAsia="Hiragino Sans GB"/>
-                <w:b w:val="0"/>
-                <w:color w:val="14212B"/>
-                <w:sz w:val="13"/>
-              </w:rPr>
-              <w:t>-22.59%</w:t>
-            </w:r>
-          </w:p>
-        </w:tc>
-        <w:tc>
-          <w:tcPr>
-            <w:tcW w:type="dxa" w:w="1260"/>
-            <w:vAlign w:val="center"/>
-            <w:tcMar>
-              <w:top w:w="80" w:type="dxa"/>
-              <w:start w:w="120" w:type="dxa"/>
-              <w:bottom w:w="80" w:type="dxa"/>
-              <w:end w:w="120" w:type="dxa"/>
-            </w:tcMar>
-            <w:tcBorders>
-              <w:top w:val="single" w:sz="4" w:color="B9C3CC"/>
-              <w:left w:val="single" w:sz="4" w:color="B9C3CC"/>
-              <w:bottom w:val="single" w:sz="4" w:color="B9C3CC"/>
-              <w:right w:val="single" w:sz="4" w:color="B9C3CC"/>
-              <w:insideH w:val="single" w:sz="4" w:color="B9C3CC"/>
-              <w:insideV w:val="single" w:sz="4" w:color="B9C3CC"/>
-            </w:tcBorders>
-          </w:tcPr>
-          <w:p>
-            <w:pPr>
-              <w:spacing w:before="0" w:after="0" w:line="245" w:lineRule="auto"/>
-              <w:jc w:val="center"/>
-            </w:pPr>
-            <w:r/>
-            <w:r>
-              <w:rPr>
-                <w:rFonts w:ascii="Hiragino Sans GB" w:hAnsi="Hiragino Sans GB" w:eastAsia="Hiragino Sans GB"/>
-                <w:b w:val="0"/>
-                <w:color w:val="14212B"/>
-                <w:sz w:val="13"/>
-              </w:rPr>
-              <w:t>-6.75%</w:t>
-            </w:r>
-          </w:p>
-        </w:tc>
-      </w:tr>
-      <w:tr>
-        <w:trPr>
-          <w:cantSplit/>
-        </w:trPr>
-        <w:tc>
-          <w:tcPr>
-            <w:tcW w:type="dxa" w:w="3100"/>
-            <w:vAlign w:val="center"/>
-            <w:tcMar>
-              <w:top w:w="80" w:type="dxa"/>
-              <w:start w:w="120" w:type="dxa"/>
-              <w:bottom w:w="80" w:type="dxa"/>
-              <w:end w:w="120" w:type="dxa"/>
-            </w:tcMar>
-            <w:tcBorders>
-              <w:top w:val="single" w:sz="4" w:color="B9C3CC"/>
-              <w:left w:val="single" w:sz="4" w:color="B9C3CC"/>
-              <w:bottom w:val="single" w:sz="4" w:color="B9C3CC"/>
-              <w:right w:val="single" w:sz="4" w:color="B9C3CC"/>
-              <w:insideH w:val="single" w:sz="4" w:color="B9C3CC"/>
-              <w:insideV w:val="single" w:sz="4" w:color="B9C3CC"/>
-            </w:tcBorders>
-          </w:tcPr>
-          <w:p>
-            <w:pPr>
-              <w:spacing w:before="0" w:after="0" w:line="245" w:lineRule="auto"/>
-              <w:jc w:val="left"/>
-            </w:pPr>
-            <w:r/>
-            <w:r>
-              <w:rPr>
-                <w:rFonts w:ascii="Hiragino Sans GB" w:hAnsi="Hiragino Sans GB" w:eastAsia="Hiragino Sans GB"/>
-                <w:b w:val="0"/>
-                <w:color w:val="14212B"/>
-                <w:sz w:val="13"/>
-              </w:rPr>
-              <w:t>华夏移动互联灵活配置混合(QDII)</w:t>
-            </w:r>
-          </w:p>
-        </w:tc>
-        <w:tc>
-          <w:tcPr>
-            <w:tcW w:type="dxa" w:w="850"/>
-            <w:vAlign w:val="center"/>
-            <w:tcMar>
-              <w:top w:w="80" w:type="dxa"/>
-              <w:start w:w="120" w:type="dxa"/>
-              <w:bottom w:w="80" w:type="dxa"/>
-              <w:end w:w="120" w:type="dxa"/>
-            </w:tcMar>
-            <w:tcBorders>
-              <w:top w:val="single" w:sz="4" w:color="B9C3CC"/>
-              <w:left w:val="single" w:sz="4" w:color="B9C3CC"/>
-              <w:bottom w:val="single" w:sz="4" w:color="B9C3CC"/>
-              <w:right w:val="single" w:sz="4" w:color="B9C3CC"/>
-              <w:insideH w:val="single" w:sz="4" w:color="B9C3CC"/>
-              <w:insideV w:val="single" w:sz="4" w:color="B9C3CC"/>
-            </w:tcBorders>
-          </w:tcPr>
-          <w:p>
-            <w:pPr>
-              <w:spacing w:before="0" w:after="0" w:line="245" w:lineRule="auto"/>
-              <w:jc w:val="center"/>
-            </w:pPr>
-            <w:r/>
-            <w:r>
-              <w:rPr>
-                <w:rFonts w:ascii="Hiragino Sans GB" w:hAnsi="Hiragino Sans GB" w:eastAsia="Hiragino Sans GB"/>
-                <w:b w:val="0"/>
-                <w:color w:val="14212B"/>
-                <w:sz w:val="13"/>
-              </w:rPr>
-              <w:t>253.15</w:t>
-            </w:r>
-          </w:p>
-        </w:tc>
-        <w:tc>
-          <w:tcPr>
-            <w:tcW w:type="dxa" w:w="1150"/>
-            <w:vAlign w:val="center"/>
-            <w:tcMar>
-              <w:top w:w="80" w:type="dxa"/>
-              <w:start w:w="120" w:type="dxa"/>
-              <w:bottom w:w="80" w:type="dxa"/>
-              <w:end w:w="120" w:type="dxa"/>
-            </w:tcMar>
-            <w:tcBorders>
-              <w:top w:val="single" w:sz="4" w:color="B9C3CC"/>
-              <w:left w:val="single" w:sz="4" w:color="B9C3CC"/>
-              <w:bottom w:val="single" w:sz="4" w:color="B9C3CC"/>
-              <w:right w:val="single" w:sz="4" w:color="B9C3CC"/>
-              <w:insideH w:val="single" w:sz="4" w:color="B9C3CC"/>
-              <w:insideV w:val="single" w:sz="4" w:color="B9C3CC"/>
-            </w:tcBorders>
-          </w:tcPr>
-          <w:p>
-            <w:pPr>
-              <w:spacing w:before="0" w:after="0" w:line="245" w:lineRule="auto"/>
-              <w:jc w:val="center"/>
-            </w:pPr>
-            <w:r/>
-            <w:r>
-              <w:rPr>
-                <w:rFonts w:ascii="Hiragino Sans GB" w:hAnsi="Hiragino Sans GB" w:eastAsia="Hiragino Sans GB"/>
-                <w:b w:val="0"/>
-                <w:color w:val="14212B"/>
-                <w:sz w:val="13"/>
-              </w:rPr>
-              <w:t>2026-07-15</w:t>
-            </w:r>
-          </w:p>
-        </w:tc>
-        <w:tc>
-          <w:tcPr>
-            <w:tcW w:type="dxa" w:w="800"/>
-            <w:vAlign w:val="center"/>
-            <w:tcMar>
-              <w:top w:w="80" w:type="dxa"/>
-              <w:start w:w="120" w:type="dxa"/>
-              <w:bottom w:w="80" w:type="dxa"/>
-              <w:end w:w="120" w:type="dxa"/>
-            </w:tcMar>
-            <w:tcBorders>
-              <w:top w:val="single" w:sz="4" w:color="B9C3CC"/>
-              <w:left w:val="single" w:sz="4" w:color="B9C3CC"/>
-              <w:bottom w:val="single" w:sz="4" w:color="B9C3CC"/>
-              <w:right w:val="single" w:sz="4" w:color="B9C3CC"/>
-              <w:insideH w:val="single" w:sz="4" w:color="B9C3CC"/>
-              <w:insideV w:val="single" w:sz="4" w:color="B9C3CC"/>
-            </w:tcBorders>
-          </w:tcPr>
-          <w:p>
-            <w:pPr>
-              <w:spacing w:before="0" w:after="0" w:line="245" w:lineRule="auto"/>
-              <w:jc w:val="center"/>
-            </w:pPr>
-            <w:r/>
-            <w:r>
-              <w:rPr>
-                <w:rFonts w:ascii="Hiragino Sans GB" w:hAnsi="Hiragino Sans GB" w:eastAsia="Hiragino Sans GB"/>
-                <w:b w:val="0"/>
-                <w:color w:val="14212B"/>
-                <w:sz w:val="13"/>
-              </w:rPr>
-              <w:t>2.7900</w:t>
-            </w:r>
-          </w:p>
-        </w:tc>
-        <w:tc>
-          <w:tcPr>
-            <w:tcW w:type="dxa" w:w="950"/>
-            <w:vAlign w:val="center"/>
-            <w:tcMar>
-              <w:top w:w="80" w:type="dxa"/>
-              <w:start w:w="120" w:type="dxa"/>
-              <w:bottom w:w="80" w:type="dxa"/>
-              <w:end w:w="120" w:type="dxa"/>
-            </w:tcMar>
-            <w:tcBorders>
-              <w:top w:val="single" w:sz="4" w:color="B9C3CC"/>
-              <w:left w:val="single" w:sz="4" w:color="B9C3CC"/>
-              <w:bottom w:val="single" w:sz="4" w:color="B9C3CC"/>
-              <w:right w:val="single" w:sz="4" w:color="B9C3CC"/>
-              <w:insideH w:val="single" w:sz="4" w:color="B9C3CC"/>
-              <w:insideV w:val="single" w:sz="4" w:color="B9C3CC"/>
-            </w:tcBorders>
-          </w:tcPr>
-          <w:p>
-            <w:pPr>
-              <w:spacing w:before="0" w:after="0" w:line="245" w:lineRule="auto"/>
-              <w:jc w:val="center"/>
-            </w:pPr>
-            <w:r/>
-            <w:r>
-              <w:rPr>
-                <w:rFonts w:ascii="Hiragino Sans GB" w:hAnsi="Hiragino Sans GB" w:eastAsia="Hiragino Sans GB"/>
-                <w:b w:val="0"/>
-                <w:color w:val="14212B"/>
-                <w:sz w:val="13"/>
-              </w:rPr>
-              <w:t>706.30</w:t>
-            </w:r>
-          </w:p>
-        </w:tc>
-        <w:tc>
-          <w:tcPr>
-            <w:tcW w:type="dxa" w:w="1250"/>
-            <w:vAlign w:val="center"/>
-            <w:tcMar>
-              <w:top w:w="80" w:type="dxa"/>
-              <w:start w:w="120" w:type="dxa"/>
-              <w:bottom w:w="80" w:type="dxa"/>
-              <w:end w:w="120" w:type="dxa"/>
-            </w:tcMar>
-            <w:tcBorders>
-              <w:top w:val="single" w:sz="4" w:color="B9C3CC"/>
-              <w:left w:val="single" w:sz="4" w:color="B9C3CC"/>
-              <w:bottom w:val="single" w:sz="4" w:color="B9C3CC"/>
-              <w:right w:val="single" w:sz="4" w:color="B9C3CC"/>
-              <w:insideH w:val="single" w:sz="4" w:color="B9C3CC"/>
-              <w:insideV w:val="single" w:sz="4" w:color="B9C3CC"/>
-            </w:tcBorders>
-          </w:tcPr>
-          <w:p>
-            <w:pPr>
-              <w:spacing w:before="0" w:after="0" w:line="245" w:lineRule="auto"/>
-              <w:jc w:val="center"/>
-            </w:pPr>
-            <w:r/>
-            <w:r>
-              <w:rPr>
-                <w:rFonts w:ascii="Hiragino Sans GB" w:hAnsi="Hiragino Sans GB" w:eastAsia="Hiragino Sans GB"/>
-                <w:b w:val="0"/>
-                <w:color w:val="14212B"/>
-                <w:sz w:val="13"/>
-              </w:rPr>
-              <w:t>-11.71%</w:t>
-            </w:r>
-          </w:p>
-        </w:tc>
-        <w:tc>
-          <w:tcPr>
-            <w:tcW w:type="dxa" w:w="1260"/>
-            <w:vAlign w:val="center"/>
-            <w:tcMar>
-              <w:top w:w="80" w:type="dxa"/>
-              <w:start w:w="120" w:type="dxa"/>
-              <w:bottom w:w="80" w:type="dxa"/>
-              <w:end w:w="120" w:type="dxa"/>
-            </w:tcMar>
-            <w:tcBorders>
-              <w:top w:val="single" w:sz="4" w:color="B9C3CC"/>
-              <w:left w:val="single" w:sz="4" w:color="B9C3CC"/>
-              <w:bottom w:val="single" w:sz="4" w:color="B9C3CC"/>
-              <w:right w:val="single" w:sz="4" w:color="B9C3CC"/>
-              <w:insideH w:val="single" w:sz="4" w:color="B9C3CC"/>
-              <w:insideV w:val="single" w:sz="4" w:color="B9C3CC"/>
-            </w:tcBorders>
-          </w:tcPr>
-          <w:p>
-            <w:pPr>
-              <w:spacing w:before="0" w:after="0" w:line="245" w:lineRule="auto"/>
-              <w:jc w:val="center"/>
-            </w:pPr>
-            <w:r/>
-            <w:r>
-              <w:rPr>
-                <w:rFonts w:ascii="Hiragino Sans GB" w:hAnsi="Hiragino Sans GB" w:eastAsia="Hiragino Sans GB"/>
-                <w:b w:val="0"/>
-                <w:color w:val="14212B"/>
-                <w:sz w:val="13"/>
-              </w:rPr>
-              <w:t>-0.18%*</w:t>
-            </w:r>
-          </w:p>
-        </w:tc>
-      </w:tr>
-      <w:tr>
-        <w:trPr>
-          <w:cantSplit/>
-        </w:trPr>
-        <w:tc>
-          <w:tcPr>
-            <w:tcW w:type="dxa" w:w="3100"/>
-            <w:vAlign w:val="center"/>
-            <w:tcMar>
-              <w:top w:w="80" w:type="dxa"/>
-              <w:start w:w="120" w:type="dxa"/>
-              <w:bottom w:w="80" w:type="dxa"/>
-              <w:end w:w="120" w:type="dxa"/>
-            </w:tcMar>
-            <w:tcBorders>
-              <w:top w:val="single" w:sz="4" w:color="B9C3CC"/>
-              <w:left w:val="single" w:sz="4" w:color="B9C3CC"/>
-              <w:bottom w:val="single" w:sz="4" w:color="B9C3CC"/>
-              <w:right w:val="single" w:sz="4" w:color="B9C3CC"/>
-              <w:insideH w:val="single" w:sz="4" w:color="B9C3CC"/>
-              <w:insideV w:val="single" w:sz="4" w:color="B9C3CC"/>
-            </w:tcBorders>
-          </w:tcPr>
-          <w:p>
-            <w:pPr>
-              <w:spacing w:before="0" w:after="0" w:line="245" w:lineRule="auto"/>
-              <w:jc w:val="left"/>
-            </w:pPr>
-            <w:r/>
-            <w:r>
-              <w:rPr>
-                <w:rFonts w:ascii="Hiragino Sans GB" w:hAnsi="Hiragino Sans GB" w:eastAsia="Hiragino Sans GB"/>
-                <w:b w:val="0"/>
-                <w:color w:val="14212B"/>
-                <w:sz w:val="13"/>
-              </w:rPr>
-              <w:t>建信新兴市场优选混合(QDII)A</w:t>
-            </w:r>
-          </w:p>
-        </w:tc>
-        <w:tc>
-          <w:tcPr>
-            <w:tcW w:type="dxa" w:w="850"/>
-            <w:vAlign w:val="center"/>
-            <w:tcMar>
-              <w:top w:w="80" w:type="dxa"/>
-              <w:start w:w="120" w:type="dxa"/>
-              <w:bottom w:w="80" w:type="dxa"/>
-              <w:end w:w="120" w:type="dxa"/>
-            </w:tcMar>
-            <w:tcBorders>
-              <w:top w:val="single" w:sz="4" w:color="B9C3CC"/>
-              <w:left w:val="single" w:sz="4" w:color="B9C3CC"/>
-              <w:bottom w:val="single" w:sz="4" w:color="B9C3CC"/>
-              <w:right w:val="single" w:sz="4" w:color="B9C3CC"/>
-              <w:insideH w:val="single" w:sz="4" w:color="B9C3CC"/>
-              <w:insideV w:val="single" w:sz="4" w:color="B9C3CC"/>
-            </w:tcBorders>
-          </w:tcPr>
-          <w:p>
-            <w:pPr>
-              <w:spacing w:before="0" w:after="0" w:line="245" w:lineRule="auto"/>
-              <w:jc w:val="center"/>
-            </w:pPr>
-            <w:r/>
-            <w:r>
-              <w:rPr>
-                <w:rFonts w:ascii="Hiragino Sans GB" w:hAnsi="Hiragino Sans GB" w:eastAsia="Hiragino Sans GB"/>
-                <w:b w:val="0"/>
-                <w:color w:val="14212B"/>
-                <w:sz w:val="13"/>
-              </w:rPr>
-              <w:t>204.69</w:t>
-            </w:r>
-          </w:p>
-        </w:tc>
-        <w:tc>
-          <w:tcPr>
-            <w:tcW w:type="dxa" w:w="1150"/>
-            <w:vAlign w:val="center"/>
-            <w:tcMar>
-              <w:top w:w="80" w:type="dxa"/>
-              <w:start w:w="120" w:type="dxa"/>
-              <w:bottom w:w="80" w:type="dxa"/>
-              <w:end w:w="120" w:type="dxa"/>
-            </w:tcMar>
-            <w:tcBorders>
-              <w:top w:val="single" w:sz="4" w:color="B9C3CC"/>
-              <w:left w:val="single" w:sz="4" w:color="B9C3CC"/>
-              <w:bottom w:val="single" w:sz="4" w:color="B9C3CC"/>
-              <w:right w:val="single" w:sz="4" w:color="B9C3CC"/>
-              <w:insideH w:val="single" w:sz="4" w:color="B9C3CC"/>
-              <w:insideV w:val="single" w:sz="4" w:color="B9C3CC"/>
-            </w:tcBorders>
-          </w:tcPr>
-          <w:p>
-            <w:pPr>
-              <w:spacing w:before="0" w:after="0" w:line="245" w:lineRule="auto"/>
-              <w:jc w:val="center"/>
-            </w:pPr>
-            <w:r/>
-            <w:r>
-              <w:rPr>
-                <w:rFonts w:ascii="Hiragino Sans GB" w:hAnsi="Hiragino Sans GB" w:eastAsia="Hiragino Sans GB"/>
-                <w:b w:val="0"/>
-                <w:color w:val="14212B"/>
-                <w:sz w:val="13"/>
-              </w:rPr>
-              <w:t>2026-07-15</w:t>
-            </w:r>
-          </w:p>
-        </w:tc>
-        <w:tc>
-          <w:tcPr>
-            <w:tcW w:type="dxa" w:w="800"/>
-            <w:vAlign w:val="center"/>
-            <w:tcMar>
-              <w:top w:w="80" w:type="dxa"/>
-              <w:start w:w="120" w:type="dxa"/>
-              <w:bottom w:w="80" w:type="dxa"/>
-              <w:end w:w="120" w:type="dxa"/>
-            </w:tcMar>
-            <w:tcBorders>
-              <w:top w:val="single" w:sz="4" w:color="B9C3CC"/>
-              <w:left w:val="single" w:sz="4" w:color="B9C3CC"/>
-              <w:bottom w:val="single" w:sz="4" w:color="B9C3CC"/>
-              <w:right w:val="single" w:sz="4" w:color="B9C3CC"/>
-              <w:insideH w:val="single" w:sz="4" w:color="B9C3CC"/>
-              <w:insideV w:val="single" w:sz="4" w:color="B9C3CC"/>
-            </w:tcBorders>
-          </w:tcPr>
-          <w:p>
-            <w:pPr>
-              <w:spacing w:before="0" w:after="0" w:line="245" w:lineRule="auto"/>
-              <w:jc w:val="center"/>
-            </w:pPr>
-            <w:r/>
-            <w:r>
-              <w:rPr>
-                <w:rFonts w:ascii="Hiragino Sans GB" w:hAnsi="Hiragino Sans GB" w:eastAsia="Hiragino Sans GB"/>
-                <w:b w:val="0"/>
-                <w:color w:val="14212B"/>
-                <w:sz w:val="13"/>
-              </w:rPr>
-              <w:t>2.4500</w:t>
-            </w:r>
-          </w:p>
-        </w:tc>
-        <w:tc>
-          <w:tcPr>
-            <w:tcW w:type="dxa" w:w="950"/>
-            <w:vAlign w:val="center"/>
-            <w:tcMar>
-              <w:top w:w="80" w:type="dxa"/>
-              <w:start w:w="120" w:type="dxa"/>
-              <w:bottom w:w="80" w:type="dxa"/>
-              <w:end w:w="120" w:type="dxa"/>
-            </w:tcMar>
-            <w:tcBorders>
-              <w:top w:val="single" w:sz="4" w:color="B9C3CC"/>
-              <w:left w:val="single" w:sz="4" w:color="B9C3CC"/>
-              <w:bottom w:val="single" w:sz="4" w:color="B9C3CC"/>
-              <w:right w:val="single" w:sz="4" w:color="B9C3CC"/>
-              <w:insideH w:val="single" w:sz="4" w:color="B9C3CC"/>
-              <w:insideV w:val="single" w:sz="4" w:color="B9C3CC"/>
-            </w:tcBorders>
-          </w:tcPr>
-          <w:p>
-            <w:pPr>
-              <w:spacing w:before="0" w:after="0" w:line="245" w:lineRule="auto"/>
-              <w:jc w:val="center"/>
-            </w:pPr>
-            <w:r/>
-            <w:r>
-              <w:rPr>
-                <w:rFonts w:ascii="Hiragino Sans GB" w:hAnsi="Hiragino Sans GB" w:eastAsia="Hiragino Sans GB"/>
-                <w:b w:val="0"/>
-                <w:color w:val="14212B"/>
-                <w:sz w:val="13"/>
-              </w:rPr>
-              <w:t>501.49</w:t>
-            </w:r>
-          </w:p>
-        </w:tc>
-        <w:tc>
-          <w:tcPr>
-            <w:tcW w:type="dxa" w:w="1250"/>
-            <w:vAlign w:val="center"/>
-            <w:tcMar>
-              <w:top w:w="80" w:type="dxa"/>
-              <w:start w:w="120" w:type="dxa"/>
-              <w:bottom w:w="80" w:type="dxa"/>
-              <w:end w:w="120" w:type="dxa"/>
-            </w:tcMar>
-            <w:tcBorders>
-              <w:top w:val="single" w:sz="4" w:color="B9C3CC"/>
-              <w:left w:val="single" w:sz="4" w:color="B9C3CC"/>
-              <w:bottom w:val="single" w:sz="4" w:color="B9C3CC"/>
-              <w:right w:val="single" w:sz="4" w:color="B9C3CC"/>
-              <w:insideH w:val="single" w:sz="4" w:color="B9C3CC"/>
-              <w:insideV w:val="single" w:sz="4" w:color="B9C3CC"/>
-            </w:tcBorders>
-          </w:tcPr>
-          <w:p>
-            <w:pPr>
-              <w:spacing w:before="0" w:after="0" w:line="245" w:lineRule="auto"/>
-              <w:jc w:val="center"/>
-            </w:pPr>
-            <w:r/>
-            <w:r>
-              <w:rPr>
-                <w:rFonts w:ascii="Hiragino Sans GB" w:hAnsi="Hiragino Sans GB" w:eastAsia="Hiragino Sans GB"/>
-                <w:b w:val="0"/>
-                <w:color w:val="14212B"/>
-                <w:sz w:val="13"/>
-              </w:rPr>
-              <w:t>-5.38%</w:t>
-            </w:r>
-          </w:p>
-        </w:tc>
-        <w:tc>
-          <w:tcPr>
-            <w:tcW w:type="dxa" w:w="1260"/>
-            <w:vAlign w:val="center"/>
-            <w:tcMar>
-              <w:top w:w="80" w:type="dxa"/>
-              <w:start w:w="120" w:type="dxa"/>
-              <w:bottom w:w="80" w:type="dxa"/>
-              <w:end w:w="120" w:type="dxa"/>
-            </w:tcMar>
-            <w:tcBorders>
-              <w:top w:val="single" w:sz="4" w:color="B9C3CC"/>
-              <w:left w:val="single" w:sz="4" w:color="B9C3CC"/>
-              <w:bottom w:val="single" w:sz="4" w:color="B9C3CC"/>
-              <w:right w:val="single" w:sz="4" w:color="B9C3CC"/>
-              <w:insideH w:val="single" w:sz="4" w:color="B9C3CC"/>
-              <w:insideV w:val="single" w:sz="4" w:color="B9C3CC"/>
-            </w:tcBorders>
-          </w:tcPr>
-          <w:p>
-            <w:pPr>
-              <w:spacing w:before="0" w:after="0" w:line="245" w:lineRule="auto"/>
-              <w:jc w:val="center"/>
-            </w:pPr>
-            <w:r/>
-            <w:r>
-              <w:rPr>
-                <w:rFonts w:ascii="Hiragino Sans GB" w:hAnsi="Hiragino Sans GB" w:eastAsia="Hiragino Sans GB"/>
-                <w:b w:val="0"/>
-                <w:color w:val="14212B"/>
-                <w:sz w:val="13"/>
-              </w:rPr>
-              <w:t>-0.13%*</w:t>
-            </w:r>
-          </w:p>
-        </w:tc>
-      </w:tr>
-      <w:tr>
-        <w:trPr>
-          <w:cantSplit/>
-        </w:trPr>
-        <w:tc>
-          <w:tcPr>
-            <w:tcW w:type="dxa" w:w="3100"/>
-            <w:vAlign w:val="center"/>
-            <w:tcMar>
-              <w:top w:w="80" w:type="dxa"/>
-              <w:start w:w="120" w:type="dxa"/>
-              <w:bottom w:w="80" w:type="dxa"/>
-              <w:end w:w="120" w:type="dxa"/>
-            </w:tcMar>
-            <w:tcBorders>
-              <w:top w:val="single" w:sz="4" w:color="B9C3CC"/>
-              <w:left w:val="single" w:sz="4" w:color="B9C3CC"/>
-              <w:bottom w:val="single" w:sz="4" w:color="B9C3CC"/>
-              <w:right w:val="single" w:sz="4" w:color="B9C3CC"/>
-              <w:insideH w:val="single" w:sz="4" w:color="B9C3CC"/>
-              <w:insideV w:val="single" w:sz="4" w:color="B9C3CC"/>
-            </w:tcBorders>
-          </w:tcPr>
-          <w:p>
-            <w:pPr>
-              <w:spacing w:before="0" w:after="0" w:line="245" w:lineRule="auto"/>
-              <w:jc w:val="left"/>
-            </w:pPr>
-            <w:r/>
-            <w:r>
-              <w:rPr>
-                <w:rFonts w:ascii="Hiragino Sans GB" w:hAnsi="Hiragino Sans GB" w:eastAsia="Hiragino Sans GB"/>
-                <w:b w:val="0"/>
-                <w:color w:val="14212B"/>
-                <w:sz w:val="13"/>
-              </w:rPr>
-              <w:t>国富全球科技互联混合(QDII)人民币A</w:t>
-            </w:r>
-          </w:p>
-        </w:tc>
-        <w:tc>
-          <w:tcPr>
-            <w:tcW w:type="dxa" w:w="850"/>
-            <w:vAlign w:val="center"/>
-            <w:tcMar>
-              <w:top w:w="80" w:type="dxa"/>
-              <w:start w:w="120" w:type="dxa"/>
-              <w:bottom w:w="80" w:type="dxa"/>
-              <w:end w:w="120" w:type="dxa"/>
-            </w:tcMar>
-            <w:tcBorders>
-              <w:top w:val="single" w:sz="4" w:color="B9C3CC"/>
-              <w:left w:val="single" w:sz="4" w:color="B9C3CC"/>
-              <w:bottom w:val="single" w:sz="4" w:color="B9C3CC"/>
-              <w:right w:val="single" w:sz="4" w:color="B9C3CC"/>
-              <w:insideH w:val="single" w:sz="4" w:color="B9C3CC"/>
-              <w:insideV w:val="single" w:sz="4" w:color="B9C3CC"/>
-            </w:tcBorders>
-          </w:tcPr>
-          <w:p>
-            <w:pPr>
-              <w:spacing w:before="0" w:after="0" w:line="245" w:lineRule="auto"/>
-              <w:jc w:val="center"/>
-            </w:pPr>
-            <w:r/>
-            <w:r>
-              <w:rPr>
-                <w:rFonts w:ascii="Hiragino Sans GB" w:hAnsi="Hiragino Sans GB" w:eastAsia="Hiragino Sans GB"/>
-                <w:b w:val="0"/>
-                <w:color w:val="14212B"/>
-                <w:sz w:val="13"/>
-              </w:rPr>
-              <w:t>28.64</w:t>
-            </w:r>
-          </w:p>
-        </w:tc>
-        <w:tc>
-          <w:tcPr>
-            <w:tcW w:type="dxa" w:w="1150"/>
-            <w:vAlign w:val="center"/>
-            <w:tcMar>
-              <w:top w:w="80" w:type="dxa"/>
-              <w:start w:w="120" w:type="dxa"/>
-              <w:bottom w:w="80" w:type="dxa"/>
-              <w:end w:w="120" w:type="dxa"/>
-            </w:tcMar>
-            <w:tcBorders>
-              <w:top w:val="single" w:sz="4" w:color="B9C3CC"/>
-              <w:left w:val="single" w:sz="4" w:color="B9C3CC"/>
-              <w:bottom w:val="single" w:sz="4" w:color="B9C3CC"/>
-              <w:right w:val="single" w:sz="4" w:color="B9C3CC"/>
-              <w:insideH w:val="single" w:sz="4" w:color="B9C3CC"/>
-              <w:insideV w:val="single" w:sz="4" w:color="B9C3CC"/>
-            </w:tcBorders>
-          </w:tcPr>
-          <w:p>
-            <w:pPr>
-              <w:spacing w:before="0" w:after="0" w:line="245" w:lineRule="auto"/>
-              <w:jc w:val="center"/>
-            </w:pPr>
-            <w:r/>
-            <w:r>
-              <w:rPr>
-                <w:rFonts w:ascii="Hiragino Sans GB" w:hAnsi="Hiragino Sans GB" w:eastAsia="Hiragino Sans GB"/>
-                <w:b w:val="0"/>
-                <w:color w:val="14212B"/>
-                <w:sz w:val="13"/>
-              </w:rPr>
-              <w:t>2026-07-15</w:t>
-            </w:r>
-          </w:p>
-        </w:tc>
-        <w:tc>
-          <w:tcPr>
-            <w:tcW w:type="dxa" w:w="800"/>
-            <w:vAlign w:val="center"/>
-            <w:tcMar>
-              <w:top w:w="80" w:type="dxa"/>
-              <w:start w:w="120" w:type="dxa"/>
-              <w:bottom w:w="80" w:type="dxa"/>
-              <w:end w:w="120" w:type="dxa"/>
-            </w:tcMar>
-            <w:tcBorders>
-              <w:top w:val="single" w:sz="4" w:color="B9C3CC"/>
-              <w:left w:val="single" w:sz="4" w:color="B9C3CC"/>
-              <w:bottom w:val="single" w:sz="4" w:color="B9C3CC"/>
-              <w:right w:val="single" w:sz="4" w:color="B9C3CC"/>
-              <w:insideH w:val="single" w:sz="4" w:color="B9C3CC"/>
-              <w:insideV w:val="single" w:sz="4" w:color="B9C3CC"/>
-            </w:tcBorders>
-          </w:tcPr>
-          <w:p>
-            <w:pPr>
-              <w:spacing w:before="0" w:after="0" w:line="245" w:lineRule="auto"/>
-              <w:jc w:val="center"/>
-            </w:pPr>
-            <w:r/>
-            <w:r>
-              <w:rPr>
-                <w:rFonts w:ascii="Hiragino Sans GB" w:hAnsi="Hiragino Sans GB" w:eastAsia="Hiragino Sans GB"/>
-                <w:b w:val="0"/>
-                <w:color w:val="14212B"/>
-                <w:sz w:val="13"/>
-              </w:rPr>
-              <w:t>7.2356</w:t>
-            </w:r>
-          </w:p>
-        </w:tc>
-        <w:tc>
-          <w:tcPr>
-            <w:tcW w:type="dxa" w:w="950"/>
-            <w:vAlign w:val="center"/>
-            <w:tcMar>
-              <w:top w:w="80" w:type="dxa"/>
-              <w:start w:w="120" w:type="dxa"/>
-              <w:bottom w:w="80" w:type="dxa"/>
-              <w:end w:w="120" w:type="dxa"/>
-            </w:tcMar>
-            <w:tcBorders>
-              <w:top w:val="single" w:sz="4" w:color="B9C3CC"/>
-              <w:left w:val="single" w:sz="4" w:color="B9C3CC"/>
-              <w:bottom w:val="single" w:sz="4" w:color="B9C3CC"/>
-              <w:right w:val="single" w:sz="4" w:color="B9C3CC"/>
-              <w:insideH w:val="single" w:sz="4" w:color="B9C3CC"/>
-              <w:insideV w:val="single" w:sz="4" w:color="B9C3CC"/>
-            </w:tcBorders>
-          </w:tcPr>
-          <w:p>
-            <w:pPr>
-              <w:spacing w:before="0" w:after="0" w:line="245" w:lineRule="auto"/>
-              <w:jc w:val="center"/>
-            </w:pPr>
-            <w:r/>
-            <w:r>
-              <w:rPr>
-                <w:rFonts w:ascii="Hiragino Sans GB" w:hAnsi="Hiragino Sans GB" w:eastAsia="Hiragino Sans GB"/>
-                <w:b w:val="0"/>
-                <w:color w:val="14212B"/>
-                <w:sz w:val="13"/>
-              </w:rPr>
-              <w:t>207.26</w:t>
-            </w:r>
-          </w:p>
-        </w:tc>
-        <w:tc>
-          <w:tcPr>
-            <w:tcW w:type="dxa" w:w="1250"/>
-            <w:vAlign w:val="center"/>
-            <w:tcMar>
-              <w:top w:w="80" w:type="dxa"/>
-              <w:start w:w="120" w:type="dxa"/>
-              <w:bottom w:w="80" w:type="dxa"/>
-              <w:end w:w="120" w:type="dxa"/>
-            </w:tcMar>
-            <w:tcBorders>
-              <w:top w:val="single" w:sz="4" w:color="B9C3CC"/>
-              <w:left w:val="single" w:sz="4" w:color="B9C3CC"/>
-              <w:bottom w:val="single" w:sz="4" w:color="B9C3CC"/>
-              <w:right w:val="single" w:sz="4" w:color="B9C3CC"/>
-              <w:insideH w:val="single" w:sz="4" w:color="B9C3CC"/>
-              <w:insideV w:val="single" w:sz="4" w:color="B9C3CC"/>
-            </w:tcBorders>
-          </w:tcPr>
-          <w:p>
-            <w:pPr>
-              <w:spacing w:before="0" w:after="0" w:line="245" w:lineRule="auto"/>
-              <w:jc w:val="center"/>
-            </w:pPr>
-            <w:r/>
-            <w:r>
-              <w:rPr>
-                <w:rFonts w:ascii="Hiragino Sans GB" w:hAnsi="Hiragino Sans GB" w:eastAsia="Hiragino Sans GB"/>
-                <w:b w:val="0"/>
-                <w:color w:val="14212B"/>
-                <w:sz w:val="13"/>
-              </w:rPr>
-              <w:t>+3.63%</w:t>
-            </w:r>
-          </w:p>
-        </w:tc>
-        <w:tc>
-          <w:tcPr>
-            <w:tcW w:type="dxa" w:w="1260"/>
-            <w:vAlign w:val="center"/>
-            <w:tcMar>
-              <w:top w:w="80" w:type="dxa"/>
-              <w:start w:w="120" w:type="dxa"/>
-              <w:bottom w:w="80" w:type="dxa"/>
-              <w:end w:w="120" w:type="dxa"/>
-            </w:tcMar>
-            <w:tcBorders>
-              <w:top w:val="single" w:sz="4" w:color="B9C3CC"/>
-              <w:left w:val="single" w:sz="4" w:color="B9C3CC"/>
-              <w:bottom w:val="single" w:sz="4" w:color="B9C3CC"/>
-              <w:right w:val="single" w:sz="4" w:color="B9C3CC"/>
-              <w:insideH w:val="single" w:sz="4" w:color="B9C3CC"/>
-              <w:insideV w:val="single" w:sz="4" w:color="B9C3CC"/>
-            </w:tcBorders>
-          </w:tcPr>
-          <w:p>
-            <w:pPr>
-              <w:spacing w:before="0" w:after="0" w:line="245" w:lineRule="auto"/>
-              <w:jc w:val="center"/>
-            </w:pPr>
-            <w:r/>
-            <w:r>
-              <w:rPr>
-                <w:rFonts w:ascii="Hiragino Sans GB" w:hAnsi="Hiragino Sans GB" w:eastAsia="Hiragino Sans GB"/>
-                <w:b w:val="0"/>
-                <w:color w:val="14212B"/>
-                <w:sz w:val="13"/>
-              </w:rPr>
-              <w:t>-0.18%*</w:t>
-            </w:r>
-          </w:p>
-        </w:tc>
-      </w:tr>
-      <w:tr>
-        <w:trPr>
-          <w:cantSplit/>
-        </w:trPr>
-        <w:tc>
-          <w:tcPr>
-            <w:tcW w:type="dxa" w:w="3100"/>
-            <w:vAlign w:val="center"/>
-            <w:tcMar>
-              <w:top w:w="80" w:type="dxa"/>
-              <w:start w:w="120" w:type="dxa"/>
-              <w:bottom w:w="80" w:type="dxa"/>
-              <w:end w:w="120" w:type="dxa"/>
-            </w:tcMar>
-            <w:tcBorders>
-              <w:top w:val="single" w:sz="4" w:color="B9C3CC"/>
-              <w:left w:val="single" w:sz="4" w:color="B9C3CC"/>
-              <w:bottom w:val="single" w:sz="4" w:color="B9C3CC"/>
-              <w:right w:val="single" w:sz="4" w:color="B9C3CC"/>
-              <w:insideH w:val="single" w:sz="4" w:color="B9C3CC"/>
-              <w:insideV w:val="single" w:sz="4" w:color="B9C3CC"/>
-            </w:tcBorders>
-          </w:tcPr>
-          <w:p>
-            <w:pPr>
-              <w:spacing w:before="0" w:after="0" w:line="245" w:lineRule="auto"/>
-              <w:jc w:val="left"/>
-            </w:pPr>
-            <w:r/>
-            <w:r>
-              <w:rPr>
-                <w:rFonts w:ascii="Hiragino Sans GB" w:hAnsi="Hiragino Sans GB" w:eastAsia="Hiragino Sans GB"/>
-                <w:b w:val="0"/>
-                <w:color w:val="14212B"/>
-                <w:sz w:val="13"/>
-              </w:rPr>
-              <w:t>中欧中证沪深港黄金产业股票指数A</w:t>
-            </w:r>
-          </w:p>
-        </w:tc>
-        <w:tc>
-          <w:tcPr>
-            <w:tcW w:type="dxa" w:w="850"/>
-            <w:vAlign w:val="center"/>
-            <w:tcMar>
-              <w:top w:w="80" w:type="dxa"/>
-              <w:start w:w="120" w:type="dxa"/>
-              <w:bottom w:w="80" w:type="dxa"/>
-              <w:end w:w="120" w:type="dxa"/>
-            </w:tcMar>
-            <w:tcBorders>
-              <w:top w:val="single" w:sz="4" w:color="B9C3CC"/>
-              <w:left w:val="single" w:sz="4" w:color="B9C3CC"/>
-              <w:bottom w:val="single" w:sz="4" w:color="B9C3CC"/>
-              <w:right w:val="single" w:sz="4" w:color="B9C3CC"/>
-              <w:insideH w:val="single" w:sz="4" w:color="B9C3CC"/>
-              <w:insideV w:val="single" w:sz="4" w:color="B9C3CC"/>
-            </w:tcBorders>
-          </w:tcPr>
-          <w:p>
-            <w:pPr>
-              <w:spacing w:before="0" w:after="0" w:line="245" w:lineRule="auto"/>
-              <w:jc w:val="center"/>
-            </w:pPr>
-            <w:r/>
-            <w:r>
-              <w:rPr>
-                <w:rFonts w:ascii="Hiragino Sans GB" w:hAnsi="Hiragino Sans GB" w:eastAsia="Hiragino Sans GB"/>
-                <w:b w:val="0"/>
-                <w:color w:val="14212B"/>
-                <w:sz w:val="13"/>
-              </w:rPr>
-              <w:t>1.18</w:t>
-            </w:r>
-          </w:p>
-        </w:tc>
-        <w:tc>
-          <w:tcPr>
-            <w:tcW w:type="dxa" w:w="1150"/>
-            <w:vAlign w:val="center"/>
-            <w:tcMar>
-              <w:top w:w="80" w:type="dxa"/>
-              <w:start w:w="120" w:type="dxa"/>
-              <w:bottom w:w="80" w:type="dxa"/>
-              <w:end w:w="120" w:type="dxa"/>
-            </w:tcMar>
-            <w:tcBorders>
-              <w:top w:val="single" w:sz="4" w:color="B9C3CC"/>
-              <w:left w:val="single" w:sz="4" w:color="B9C3CC"/>
-              <w:bottom w:val="single" w:sz="4" w:color="B9C3CC"/>
-              <w:right w:val="single" w:sz="4" w:color="B9C3CC"/>
-              <w:insideH w:val="single" w:sz="4" w:color="B9C3CC"/>
-              <w:insideV w:val="single" w:sz="4" w:color="B9C3CC"/>
-            </w:tcBorders>
-          </w:tcPr>
-          <w:p>
-            <w:pPr>
-              <w:spacing w:before="0" w:after="0" w:line="245" w:lineRule="auto"/>
-              <w:jc w:val="center"/>
-            </w:pPr>
-            <w:r/>
-            <w:r>
-              <w:rPr>
-                <w:rFonts w:ascii="Hiragino Sans GB" w:hAnsi="Hiragino Sans GB" w:eastAsia="Hiragino Sans GB"/>
-                <w:b w:val="0"/>
-                <w:color w:val="14212B"/>
-                <w:sz w:val="13"/>
-              </w:rPr>
-              <w:t>2026-07-16</w:t>
-            </w:r>
-          </w:p>
-        </w:tc>
-        <w:tc>
-          <w:tcPr>
-            <w:tcW w:type="dxa" w:w="800"/>
-            <w:vAlign w:val="center"/>
-            <w:tcMar>
-              <w:top w:w="80" w:type="dxa"/>
-              <w:start w:w="120" w:type="dxa"/>
-              <w:bottom w:w="80" w:type="dxa"/>
-              <w:end w:w="120" w:type="dxa"/>
-            </w:tcMar>
-            <w:tcBorders>
-              <w:top w:val="single" w:sz="4" w:color="B9C3CC"/>
-              <w:left w:val="single" w:sz="4" w:color="B9C3CC"/>
-              <w:bottom w:val="single" w:sz="4" w:color="B9C3CC"/>
-              <w:right w:val="single" w:sz="4" w:color="B9C3CC"/>
-              <w:insideH w:val="single" w:sz="4" w:color="B9C3CC"/>
-              <w:insideV w:val="single" w:sz="4" w:color="B9C3CC"/>
-            </w:tcBorders>
-          </w:tcPr>
-          <w:p>
-            <w:pPr>
-              <w:spacing w:before="0" w:after="0" w:line="245" w:lineRule="auto"/>
-              <w:jc w:val="center"/>
-            </w:pPr>
-            <w:r/>
-            <w:r>
-              <w:rPr>
-                <w:rFonts w:ascii="Hiragino Sans GB" w:hAnsi="Hiragino Sans GB" w:eastAsia="Hiragino Sans GB"/>
-                <w:b w:val="0"/>
-                <w:color w:val="14212B"/>
-                <w:sz w:val="13"/>
-              </w:rPr>
-              <w:t>1.4115</w:t>
-            </w:r>
-          </w:p>
-        </w:tc>
-        <w:tc>
-          <w:tcPr>
-            <w:tcW w:type="dxa" w:w="950"/>
-            <w:vAlign w:val="center"/>
-            <w:tcMar>
-              <w:top w:w="80" w:type="dxa"/>
-              <w:start w:w="120" w:type="dxa"/>
-              <w:bottom w:w="80" w:type="dxa"/>
-              <w:end w:w="120" w:type="dxa"/>
-            </w:tcMar>
-            <w:tcBorders>
-              <w:top w:val="single" w:sz="4" w:color="B9C3CC"/>
-              <w:left w:val="single" w:sz="4" w:color="B9C3CC"/>
-              <w:bottom w:val="single" w:sz="4" w:color="B9C3CC"/>
-              <w:right w:val="single" w:sz="4" w:color="B9C3CC"/>
-              <w:insideH w:val="single" w:sz="4" w:color="B9C3CC"/>
-              <w:insideV w:val="single" w:sz="4" w:color="B9C3CC"/>
-            </w:tcBorders>
-          </w:tcPr>
-          <w:p>
-            <w:pPr>
-              <w:spacing w:before="0" w:after="0" w:line="245" w:lineRule="auto"/>
-              <w:jc w:val="center"/>
-            </w:pPr>
-            <w:r/>
-            <w:r>
-              <w:rPr>
-                <w:rFonts w:ascii="Hiragino Sans GB" w:hAnsi="Hiragino Sans GB" w:eastAsia="Hiragino Sans GB"/>
-                <w:b w:val="0"/>
-                <w:color w:val="14212B"/>
-                <w:sz w:val="13"/>
-              </w:rPr>
-              <w:t>1.67</w:t>
-            </w:r>
-          </w:p>
-        </w:tc>
-        <w:tc>
-          <w:tcPr>
-            <w:tcW w:type="dxa" w:w="1250"/>
-            <w:vAlign w:val="center"/>
-            <w:tcMar>
-              <w:top w:w="80" w:type="dxa"/>
-              <w:start w:w="120" w:type="dxa"/>
-              <w:bottom w:w="80" w:type="dxa"/>
-              <w:end w:w="120" w:type="dxa"/>
-            </w:tcMar>
-            <w:tcBorders>
-              <w:top w:val="single" w:sz="4" w:color="B9C3CC"/>
-              <w:left w:val="single" w:sz="4" w:color="B9C3CC"/>
-              <w:bottom w:val="single" w:sz="4" w:color="B9C3CC"/>
-              <w:right w:val="single" w:sz="4" w:color="B9C3CC"/>
-              <w:insideH w:val="single" w:sz="4" w:color="B9C3CC"/>
-              <w:insideV w:val="single" w:sz="4" w:color="B9C3CC"/>
-            </w:tcBorders>
-          </w:tcPr>
-          <w:p>
-            <w:pPr>
-              <w:spacing w:before="0" w:after="0" w:line="245" w:lineRule="auto"/>
-              <w:jc w:val="center"/>
-            </w:pPr>
-            <w:r/>
-            <w:r>
-              <w:rPr>
-                <w:rFonts w:ascii="Hiragino Sans GB" w:hAnsi="Hiragino Sans GB" w:eastAsia="Hiragino Sans GB"/>
-                <w:b w:val="0"/>
-                <w:color w:val="14212B"/>
-                <w:sz w:val="13"/>
-              </w:rPr>
-              <w:t>-32.71%</w:t>
-            </w:r>
-          </w:p>
-        </w:tc>
-        <w:tc>
-          <w:tcPr>
-            <w:tcW w:type="dxa" w:w="1260"/>
-            <w:vAlign w:val="center"/>
-            <w:tcMar>
-              <w:top w:w="80" w:type="dxa"/>
-              <w:start w:w="120" w:type="dxa"/>
-              <w:bottom w:w="80" w:type="dxa"/>
-              <w:end w:w="120" w:type="dxa"/>
-            </w:tcMar>
-            <w:tcBorders>
-              <w:top w:val="single" w:sz="4" w:color="B9C3CC"/>
-              <w:left w:val="single" w:sz="4" w:color="B9C3CC"/>
-              <w:bottom w:val="single" w:sz="4" w:color="B9C3CC"/>
-              <w:right w:val="single" w:sz="4" w:color="B9C3CC"/>
-              <w:insideH w:val="single" w:sz="4" w:color="B9C3CC"/>
-              <w:insideV w:val="single" w:sz="4" w:color="B9C3CC"/>
-            </w:tcBorders>
-          </w:tcPr>
-          <w:p>
-            <w:pPr>
-              <w:spacing w:before="0" w:after="0" w:line="245" w:lineRule="auto"/>
-              <w:jc w:val="center"/>
-            </w:pPr>
-            <w:r/>
-            <w:r>
-              <w:rPr>
-                <w:rFonts w:ascii="Hiragino Sans GB" w:hAnsi="Hiragino Sans GB" w:eastAsia="Hiragino Sans GB"/>
-                <w:b w:val="0"/>
-                <w:color w:val="14212B"/>
-                <w:sz w:val="13"/>
-              </w:rPr>
-              <w:t>-4.51%</w:t>
-            </w:r>
-          </w:p>
-        </w:tc>
-      </w:tr>
-    </w:tbl>
-    <w:p>
-      <w:pPr>
-        <w:spacing w:before="0" w:after="40" w:line="240" w:lineRule="auto"/>
-      </w:pPr>
-    </w:p>
-    <w:p>
-      <w:pPr>
-        <w:spacing w:before="0" w:after="100" w:line="264" w:lineRule="auto"/>
-      </w:pPr>
-      <w:r>
-        <w:rPr>
-          <w:rFonts w:ascii="Hiragino Sans GB" w:hAnsi="Hiragino Sans GB" w:eastAsia="Hiragino Sans GB"/>
-          <w:b w:val="0"/>
-          <w:color w:val="14212B"/>
-          <w:sz w:val="21"/>
-        </w:rPr>
-        <w:t>说明：正式净值是已公布的结算数据；11:30估算涨跌是第三方盘中模型，不是今天可成交的价格。带星号的QDII估算时间为北京时间04:00，反映隔夜海外市场，不与A股11:30估算混同。易方达半导体材料设备ETF联接C的自动净值同步今天超时，表中7月16日正式净值来自同一公开基金估值接口的正式净值字段，需在基金公司页面恢复后再次核验。</w:t>
-      </w:r>
-    </w:p>
-    <w:p>
-      <w:pPr>
-        <w:spacing w:before="0" w:after="100" w:line="264" w:lineRule="auto"/>
-      </w:pPr>
-      <w:r>
-        <w:rPr>
-          <w:rFonts w:ascii="Hiragino Sans GB" w:hAnsi="Hiragino Sans GB" w:eastAsia="Hiragino Sans GB"/>
-          <w:b w:val="0"/>
-          <w:color w:val="14212B"/>
-          <w:sz w:val="21"/>
-        </w:rPr>
-        <w:t>按7月16日及QDII最新正式净值，18只基金合计约34942.04元。境内基金11:30估算合计比各自正式净值基准少约1161.88元；这只是估算，不是账户已确认亏损。</w:t>
-      </w:r>
-    </w:p>
-    <w:p>
-      <w:pPr>
-        <w:keepNext/>
-        <w:spacing w:before="240" w:after="120" w:line="240" w:lineRule="auto"/>
-      </w:pPr>
-      <w:r>
-        <w:rPr>
-          <w:rFonts w:ascii="Hiragino Sans GB" w:hAnsi="Hiragino Sans GB" w:eastAsia="Hiragino Sans GB"/>
-          <w:b/>
-          <w:color w:val="1F4D78"/>
-          <w:sz w:val="28"/>
-        </w:rPr>
-        <w:t>全市场机会扫描</w:t>
-      </w:r>
-    </w:p>
-    <w:p>
-      <w:pPr>
-        <w:pStyle w:val="ListBullet"/>
-      </w:pPr>
-      <w:r>
-        <w:rPr>
-          <w:rFonts w:ascii="Hiragino Sans GB" w:hAnsi="Hiragino Sans GB" w:eastAsia="Hiragino Sans GB"/>
-          <w:b w:val="0"/>
-          <w:color w:val="14212B"/>
-          <w:sz w:val="20"/>
-        </w:rPr>
-        <w:t>A股午间：上证3818.59（-1.64%），沪深300 4583.23（-2.45%），深证成指-3.70%，科创50-4.53%，创业板-4.71%。上证早盘低点3806.39，午间仅高于低点0.32%；科技与成长明显弱于宽基。</w:t>
-      </w:r>
-    </w:p>
-    <w:p>
-      <w:pPr>
-        <w:pStyle w:val="ListBullet"/>
-      </w:pPr>
-      <w:r>
-        <w:rPr>
-          <w:rFonts w:ascii="Hiragino Sans GB" w:hAnsi="Hiragino Sans GB" w:eastAsia="Hiragino Sans GB"/>
-          <w:b w:val="0"/>
-          <w:color w:val="14212B"/>
-          <w:sz w:val="20"/>
-        </w:rPr>
-        <w:t>市场广度：全A上涨1064家、下跌4368家、平盘95家；上涨至少5%的88家，下跌至少5%的1120家，跌停或接近跌停154家。这已接近“上涨不足1000家”的系统性红线，不是正常板块轮动。</w:t>
-      </w:r>
-    </w:p>
-    <w:p>
-      <w:pPr>
-        <w:pStyle w:val="ListBullet"/>
-      </w:pPr>
-      <w:r>
-        <w:rPr>
-          <w:rFonts w:ascii="Hiragino Sans GB" w:hAnsi="Hiragino Sans GB" w:eastAsia="Hiragino Sans GB"/>
-          <w:b w:val="0"/>
-          <w:color w:val="14212B"/>
-          <w:sz w:val="20"/>
-        </w:rPr>
-        <w:t>成交额：沪市约7442亿元、深市约8581亿元，合计约1.602万亿元；简单按午后同速外推约3.0万亿元附近，但午后通常速度下降，14:30必须以实际成交重新外推，不能直接认定达到3万亿元确认线。</w:t>
-      </w:r>
-    </w:p>
-    <w:p>
-      <w:pPr>
-        <w:pStyle w:val="ListBullet"/>
-      </w:pPr>
-      <w:r>
-        <w:rPr>
-          <w:rFonts w:ascii="Hiragino Sans GB" w:hAnsi="Hiragino Sans GB" w:eastAsia="Hiragino Sans GB"/>
-          <w:b w:val="0"/>
-          <w:color w:val="14212B"/>
-          <w:sz w:val="20"/>
-        </w:rPr>
-        <w:t>港股：恒指约-1.91%，恒生科技约-3.99%。隔夜纳指-1.47%、标普500-0.51%、英伟达-2.40%、台积电ADR-2.32%。A股科技下跌有全球风险偏好共振，不是只由长鑫科技解释。</w:t>
-      </w:r>
-    </w:p>
-    <w:p>
-      <w:pPr>
-        <w:pStyle w:val="ListBullet"/>
-      </w:pPr>
-      <w:r>
-        <w:rPr>
-          <w:rFonts w:ascii="Hiragino Sans GB" w:hAnsi="Hiragino Sans GB" w:eastAsia="Hiragino Sans GB"/>
-          <w:b w:val="0"/>
-          <w:color w:val="14212B"/>
-          <w:sz w:val="20"/>
-        </w:rPr>
-        <w:t>今天全市场的相对强项是电力、公用事业、火力发电和风电，主力资金为正且板块上涨；相对弱项是电子、通信、半导体、通信设备和医药生物。当前主线是防御性电力承接，不是新的进攻型普涨主线。</w:t>
-      </w:r>
-    </w:p>
-    <w:p>
-      <w:pPr>
-        <w:pStyle w:val="ListBullet"/>
-      </w:pPr>
-      <w:r>
-        <w:rPr>
-          <w:rFonts w:ascii="Hiragino Sans GB" w:hAnsi="Hiragino Sans GB" w:eastAsia="Hiragino Sans GB"/>
-          <w:b w:val="0"/>
-          <w:color w:val="14212B"/>
-          <w:sz w:val="20"/>
-        </w:rPr>
-        <w:t>创新药7月15日上涨的核心是对外许可交易、创新药审批和海外商业化现金流预期。今天医药生物约-5.24%、主力净流出约96.45亿元，说明好消息已被快速交易并出现兑现；此前上涨原因成立，但今天不适合追买。</w:t>
-      </w:r>
-    </w:p>
-    <w:p>
-      <w:pPr>
-        <w:keepNext/>
-        <w:spacing w:before="240" w:after="120" w:line="240" w:lineRule="auto"/>
-      </w:pPr>
-      <w:r>
-        <w:rPr>
-          <w:rFonts w:ascii="Hiragino Sans GB" w:hAnsi="Hiragino Sans GB" w:eastAsia="Hiragino Sans GB"/>
-          <w:b/>
-          <w:color w:val="1F4D78"/>
-          <w:sz w:val="28"/>
-        </w:rPr>
-        <w:t>信息面与催化逐条评价</w:t>
-      </w:r>
-    </w:p>
-    <w:p>
-      <w:pPr>
-        <w:keepNext/>
-        <w:spacing w:before="160" w:after="80" w:line="240" w:lineRule="auto"/>
-      </w:pPr>
-      <w:r>
-        <w:rPr>
-          <w:rFonts w:ascii="Hiragino Sans GB" w:hAnsi="Hiragino Sans GB" w:eastAsia="Hiragino Sans GB"/>
-          <w:b/>
-          <w:color w:val="1F4D78"/>
-          <w:sz w:val="23"/>
-        </w:rPr>
-        <w:t>世界人工智能大会</w:t>
-      </w:r>
-    </w:p>
-    <w:p>
-      <w:pPr>
-        <w:pStyle w:val="ListBullet"/>
-      </w:pPr>
-      <w:r>
-        <w:rPr>
-          <w:rFonts w:ascii="Hiragino Sans GB" w:hAnsi="Hiragino Sans GB" w:eastAsia="Hiragino Sans GB"/>
-          <w:b w:val="0"/>
-          <w:color w:val="14212B"/>
-          <w:sz w:val="20"/>
-        </w:rPr>
-        <w:t>事件是否新增：大会日期和国家领导人出席消息于7月13日首次由新华社口径确认，今天开幕本身不是新消息；截至午间，尚未取得足以改变企业订单和盈利的新增细则。</w:t>
-      </w:r>
-    </w:p>
-    <w:p>
-      <w:pPr>
-        <w:pStyle w:val="ListBullet"/>
-      </w:pPr>
-      <w:r>
-        <w:rPr>
-          <w:rFonts w:ascii="Hiragino Sans GB" w:hAnsi="Hiragino Sans GB" w:eastAsia="Hiragino Sans GB"/>
-          <w:b w:val="0"/>
-          <w:color w:val="14212B"/>
-          <w:sz w:val="20"/>
-        </w:rPr>
-        <w:t>超预期程度：领导人出席的政策级别高，但“出席”不能直接等同AI产业链普涨。真正超预期需要算力、数据、央企应用、财政或订单的可量化安排。</w:t>
-      </w:r>
-    </w:p>
-    <w:p>
-      <w:pPr>
-        <w:pStyle w:val="ListBullet"/>
-      </w:pPr>
-      <w:r>
-        <w:rPr>
-          <w:rFonts w:ascii="Hiragino Sans GB" w:hAnsi="Hiragino Sans GB" w:eastAsia="Hiragino Sans GB"/>
-          <w:b w:val="0"/>
-          <w:color w:val="14212B"/>
-          <w:sz w:val="20"/>
-        </w:rPr>
-        <w:t>传导链：国家战略信号 -&gt; 具体政策和应用采购 -&gt; 企业订单与利润 -&gt; 云、通信、软件、芯片基金正式净值。</w:t>
-      </w:r>
-    </w:p>
-    <w:p>
-      <w:pPr>
-        <w:pStyle w:val="ListBullet"/>
-      </w:pPr>
-      <w:r>
-        <w:rPr>
-          <w:rFonts w:ascii="Hiragino Sans GB" w:hAnsi="Hiragino Sans GB" w:eastAsia="Hiragino Sans GB"/>
-          <w:b w:val="0"/>
-          <w:color w:val="14212B"/>
-          <w:sz w:val="20"/>
-        </w:rPr>
-        <w:t>受益细分：云计算、AI应用、数据治理、网络基础设施和算力；不是所有半导体同时受益。</w:t>
-      </w:r>
-    </w:p>
-    <w:p>
-      <w:pPr>
-        <w:pStyle w:val="ListBullet"/>
-      </w:pPr>
-      <w:r>
-        <w:rPr>
-          <w:rFonts w:ascii="Hiragino Sans GB" w:hAnsi="Hiragino Sans GB" w:eastAsia="Hiragino Sans GB"/>
-          <w:b w:val="0"/>
-          <w:color w:val="14212B"/>
-          <w:sz w:val="20"/>
-        </w:rPr>
-        <w:t>是否提前反映：此前已明显交易，今天通信ETF约-7.86%、云计算基金估算约-5.14%，盘面正在交易“利好兑现或缺少新增细则”。</w:t>
-      </w:r>
-    </w:p>
-    <w:p>
-      <w:pPr>
-        <w:pStyle w:val="ListBullet"/>
-      </w:pPr>
-      <w:r>
-        <w:rPr>
-          <w:rFonts w:ascii="Hiragino Sans GB" w:hAnsi="Hiragino Sans GB" w:eastAsia="Hiragino Sans GB"/>
-          <w:b w:val="0"/>
-          <w:color w:val="14212B"/>
-          <w:sz w:val="20"/>
-        </w:rPr>
-        <w:t>反方解释：若下午主旨讲话出现具体增量措施并使电子、通信资金由负转正，今天午间下跌可能变成事件前最后一次洗盘；否则大会更可能只提供中期方向。</w:t>
-      </w:r>
-    </w:p>
-    <w:p>
-      <w:pPr>
-        <w:keepNext/>
-        <w:spacing w:before="160" w:after="80" w:line="240" w:lineRule="auto"/>
-      </w:pPr>
-      <w:r>
-        <w:rPr>
-          <w:rFonts w:ascii="Hiragino Sans GB" w:hAnsi="Hiragino Sans GB" w:eastAsia="Hiragino Sans GB"/>
-          <w:b/>
-          <w:color w:val="1F4D78"/>
-          <w:sz w:val="23"/>
-        </w:rPr>
-        <w:t>长鑫科技发行与7月20日中签缴款</w:t>
-      </w:r>
-    </w:p>
-    <w:p>
-      <w:pPr>
-        <w:pStyle w:val="ListBullet"/>
-      </w:pPr>
-      <w:r>
-        <w:rPr>
-          <w:rFonts w:ascii="Hiragino Sans GB" w:hAnsi="Hiragino Sans GB" w:eastAsia="Hiragino Sans GB"/>
-          <w:b w:val="0"/>
-          <w:color w:val="14212B"/>
-          <w:sz w:val="20"/>
-        </w:rPr>
-        <w:t>事件是否新增：今天公告新增最终网上中签率0.47141739%，7月20日公布中签结果并缴款；正式上市日期尚未公告。</w:t>
-      </w:r>
-    </w:p>
-    <w:p>
-      <w:pPr>
-        <w:pStyle w:val="ListBullet"/>
-      </w:pPr>
-      <w:r>
-        <w:rPr>
-          <w:rFonts w:ascii="Hiragino Sans GB" w:hAnsi="Hiragino Sans GB" w:eastAsia="Hiragino Sans GB"/>
-          <w:b w:val="0"/>
-          <w:color w:val="14212B"/>
-          <w:sz w:val="20"/>
-        </w:rPr>
-        <w:t>超预期程度：有效申购户数约942.88万户，热度高；发行规模巨大，机构风险预算腾挪压力真实存在。</w:t>
-      </w:r>
-    </w:p>
-    <w:p>
-      <w:pPr>
-        <w:pStyle w:val="ListBullet"/>
-      </w:pPr>
-      <w:r>
-        <w:rPr>
-          <w:rFonts w:ascii="Hiragino Sans GB" w:hAnsi="Hiragino Sans GB" w:eastAsia="Hiragino Sans GB"/>
-          <w:b w:val="0"/>
-          <w:color w:val="14212B"/>
-          <w:sz w:val="20"/>
-        </w:rPr>
-        <w:t>传导链：超大IPO配置和风险预算 -&gt; 存储与其他科技仓位再平衡 -&gt; 设备材料、通信、主动科技基金净值波动。</w:t>
-      </w:r>
-    </w:p>
-    <w:p>
-      <w:pPr>
-        <w:pStyle w:val="ListBullet"/>
-      </w:pPr>
-      <w:r>
-        <w:rPr>
-          <w:rFonts w:ascii="Hiragino Sans GB" w:hAnsi="Hiragino Sans GB" w:eastAsia="Hiragino Sans GB"/>
-          <w:b w:val="0"/>
-          <w:color w:val="14212B"/>
-          <w:sz w:val="20"/>
-        </w:rPr>
-        <w:t>受益细分：国产DRAM制造、设备材料与供应链；但募资和上市本身不保证相关基金上涨。</w:t>
-      </w:r>
-    </w:p>
-    <w:p>
-      <w:pPr>
-        <w:pStyle w:val="ListBullet"/>
-      </w:pPr>
-      <w:r>
-        <w:rPr>
-          <w:rFonts w:ascii="Hiragino Sans GB" w:hAnsi="Hiragino Sans GB" w:eastAsia="Hiragino Sans GB"/>
-          <w:b w:val="0"/>
-          <w:color w:val="14212B"/>
-          <w:sz w:val="20"/>
-        </w:rPr>
-        <w:t>是否提前反映：7月15日至今天已连续交易，半导体和通信大跌说明抽血/去拥挤预期并非今天才开始。</w:t>
-      </w:r>
-    </w:p>
-    <w:p>
-      <w:pPr>
-        <w:pStyle w:val="ListBullet"/>
-      </w:pPr>
-      <w:r>
-        <w:rPr>
-          <w:rFonts w:ascii="Hiragino Sans GB" w:hAnsi="Hiragino Sans GB" w:eastAsia="Hiragino Sans GB"/>
-          <w:b w:val="0"/>
-          <w:color w:val="14212B"/>
-          <w:sz w:val="20"/>
-        </w:rPr>
-        <w:t>反方解释与重要纠错：网上申购不是先冻结全部申购金额，只有中签者在7月20日缴款。8169.20亿股有效申购不能换算成同等规模“未中签资金解冻”；“21日巨量现金必然回流科技”没有制度依据。真正可验证的是7月20日至21日半导体相对沪深300是否转强、电子和半导体资金是否连续转正。</w:t>
-      </w:r>
-    </w:p>
-    <w:p>
-      <w:pPr>
-        <w:keepNext/>
-        <w:spacing w:before="160" w:after="80" w:line="240" w:lineRule="auto"/>
-      </w:pPr>
-      <w:r>
-        <w:rPr>
-          <w:rFonts w:ascii="Hiragino Sans GB" w:hAnsi="Hiragino Sans GB" w:eastAsia="Hiragino Sans GB"/>
-          <w:b/>
-          <w:color w:val="1F4D78"/>
-          <w:sz w:val="23"/>
-        </w:rPr>
-        <w:t>台积电二季度业绩</w:t>
-      </w:r>
-    </w:p>
-    <w:p>
-      <w:pPr>
-        <w:pStyle w:val="ListBullet"/>
-      </w:pPr>
-      <w:r>
-        <w:rPr>
-          <w:rFonts w:ascii="Hiragino Sans GB" w:hAnsi="Hiragino Sans GB" w:eastAsia="Hiragino Sans GB"/>
-          <w:b w:val="0"/>
-          <w:color w:val="14212B"/>
-          <w:sz w:val="20"/>
-        </w:rPr>
-        <w:t>事件是否新增：7月16日正式发布，二季度营收402亿美元、毛利率67.7%，三季度营收指引446亿至458亿美元，基本面仍强。</w:t>
-      </w:r>
-    </w:p>
-    <w:p>
-      <w:pPr>
-        <w:pStyle w:val="ListBullet"/>
-      </w:pPr>
-      <w:r>
-        <w:rPr>
-          <w:rFonts w:ascii="Hiragino Sans GB" w:hAnsi="Hiragino Sans GB" w:eastAsia="Hiragino Sans GB"/>
-          <w:b w:val="0"/>
-          <w:color w:val="14212B"/>
-          <w:sz w:val="20"/>
-        </w:rPr>
-        <w:t>超预期程度：营收位于指引上端、三季度指引强，但台积电ADR隔夜仍跌2.32%，说明市场已提前定价或更担心估值和风险偏好。</w:t>
-      </w:r>
-    </w:p>
-    <w:p>
-      <w:pPr>
-        <w:pStyle w:val="ListBullet"/>
-      </w:pPr>
-      <w:r>
-        <w:rPr>
-          <w:rFonts w:ascii="Hiragino Sans GB" w:hAnsi="Hiragino Sans GB" w:eastAsia="Hiragino Sans GB"/>
-          <w:b w:val="0"/>
-          <w:color w:val="14212B"/>
-          <w:sz w:val="20"/>
-        </w:rPr>
-        <w:t>传导链：先进制程与AI需求 -&gt; 资本开支和设备订单 -&gt; 全球半导体风险偏好 -&gt; A股设备材料基金。</w:t>
-      </w:r>
-    </w:p>
-    <w:p>
-      <w:pPr>
-        <w:pStyle w:val="ListBullet"/>
-      </w:pPr>
-      <w:r>
-        <w:rPr>
-          <w:rFonts w:ascii="Hiragino Sans GB" w:hAnsi="Hiragino Sans GB" w:eastAsia="Hiragino Sans GB"/>
-          <w:b w:val="0"/>
-          <w:color w:val="14212B"/>
-          <w:sz w:val="20"/>
-        </w:rPr>
-        <w:t>受益细分：先进制程设备、先进封装、AI服务器链；与长鑫DRAM映射并不完全相同。</w:t>
-      </w:r>
-    </w:p>
-    <w:p>
-      <w:pPr>
-        <w:pStyle w:val="ListBullet"/>
-      </w:pPr>
-      <w:r>
-        <w:rPr>
-          <w:rFonts w:ascii="Hiragino Sans GB" w:hAnsi="Hiragino Sans GB" w:eastAsia="Hiragino Sans GB"/>
-          <w:b w:val="0"/>
-          <w:color w:val="14212B"/>
-          <w:sz w:val="20"/>
-        </w:rPr>
-        <w:t>是否提前反映：基本面利好已较充分交易，价格反应偏负。</w:t>
-      </w:r>
-    </w:p>
-    <w:p>
-      <w:pPr>
-        <w:pStyle w:val="ListBullet"/>
-      </w:pPr>
-      <w:r>
-        <w:rPr>
-          <w:rFonts w:ascii="Hiragino Sans GB" w:hAnsi="Hiragino Sans GB" w:eastAsia="Hiragino Sans GB"/>
-          <w:b w:val="0"/>
-          <w:color w:val="14212B"/>
-          <w:sz w:val="20"/>
-        </w:rPr>
-        <w:t>反方解释：如果强业绩都无法带动价格，短线资金约束可能压过基本面；这也是今天不抄底半导体的原因。</w:t>
-      </w:r>
-    </w:p>
-    <w:p>
-      <w:pPr>
-        <w:keepNext/>
-        <w:spacing w:before="160" w:after="80" w:line="240" w:lineRule="auto"/>
-      </w:pPr>
-      <w:r>
-        <w:rPr>
-          <w:rFonts w:ascii="Hiragino Sans GB" w:hAnsi="Hiragino Sans GB" w:eastAsia="Hiragino Sans GB"/>
-          <w:b/>
-          <w:color w:val="1F4D78"/>
-          <w:sz w:val="23"/>
-        </w:rPr>
-        <w:t>“十五五”碳达峰行动方案与电力轮动</w:t>
-      </w:r>
-    </w:p>
-    <w:p>
-      <w:pPr>
-        <w:pStyle w:val="ListBullet"/>
-      </w:pPr>
-      <w:r>
-        <w:rPr>
-          <w:rFonts w:ascii="Hiragino Sans GB" w:hAnsi="Hiragino Sans GB" w:eastAsia="Hiragino Sans GB"/>
-          <w:b w:val="0"/>
-          <w:color w:val="14212B"/>
-          <w:sz w:val="20"/>
-        </w:rPr>
-        <w:t>事件是否新增：国务院方案7月14日发布，今天不是首次出现；政策强调非化石能源、绿色采购和能源转型。</w:t>
-      </w:r>
-    </w:p>
-    <w:p>
-      <w:pPr>
-        <w:pStyle w:val="ListBullet"/>
-      </w:pPr>
-      <w:r>
-        <w:rPr>
-          <w:rFonts w:ascii="Hiragino Sans GB" w:hAnsi="Hiragino Sans GB" w:eastAsia="Hiragino Sans GB"/>
-          <w:b w:val="0"/>
-          <w:color w:val="14212B"/>
-          <w:sz w:val="20"/>
-        </w:rPr>
-        <w:t>超预期程度：中期方向明确，但不是今天突然出现的单日刺激。</w:t>
-      </w:r>
-    </w:p>
-    <w:p>
-      <w:pPr>
-        <w:pStyle w:val="ListBullet"/>
-      </w:pPr>
-      <w:r>
-        <w:rPr>
-          <w:rFonts w:ascii="Hiragino Sans GB" w:hAnsi="Hiragino Sans GB" w:eastAsia="Hiragino Sans GB"/>
-          <w:b w:val="0"/>
-          <w:color w:val="14212B"/>
-          <w:sz w:val="20"/>
-        </w:rPr>
-        <w:t>传导链：能源转型目标 -&gt; 电网、发电、储能和能效投资 -&gt; 订单与盈利 -&gt; 电力、公用事业基金净值。</w:t>
-      </w:r>
-    </w:p>
-    <w:p>
-      <w:pPr>
-        <w:pStyle w:val="ListBullet"/>
-      </w:pPr>
-      <w:r>
-        <w:rPr>
-          <w:rFonts w:ascii="Hiragino Sans GB" w:hAnsi="Hiragino Sans GB" w:eastAsia="Hiragino Sans GB"/>
-          <w:b w:val="0"/>
-          <w:color w:val="14212B"/>
-          <w:sz w:val="20"/>
-        </w:rPr>
-        <w:t>受益细分：电网设备、火电灵活性改造、风电和综合能源服务。</w:t>
-      </w:r>
-    </w:p>
-    <w:p>
-      <w:pPr>
-        <w:pStyle w:val="ListBullet"/>
-      </w:pPr>
-      <w:r>
-        <w:rPr>
-          <w:rFonts w:ascii="Hiragino Sans GB" w:hAnsi="Hiragino Sans GB" w:eastAsia="Hiragino Sans GB"/>
-          <w:b w:val="0"/>
-          <w:color w:val="14212B"/>
-          <w:sz w:val="20"/>
-        </w:rPr>
-        <w:t>是否提前反映：今天电力、公用事业涨2%至4%且主力流入，已经出现价格确认。</w:t>
-      </w:r>
-    </w:p>
-    <w:p>
-      <w:pPr>
-        <w:pStyle w:val="ListBullet"/>
-      </w:pPr>
-      <w:r>
-        <w:rPr>
-          <w:rFonts w:ascii="Hiragino Sans GB" w:hAnsi="Hiragino Sans GB" w:eastAsia="Hiragino Sans GB"/>
-          <w:b w:val="0"/>
-          <w:color w:val="14212B"/>
-          <w:sz w:val="20"/>
-        </w:rPr>
-        <w:t>反方解释：今天可能只是科技暴跌时的防御避险，若没有连续两日资金和盈利预期确认，追高电力容易买在轮动高点。</w:t>
-      </w:r>
-    </w:p>
-    <w:p>
-      <w:pPr>
-        <w:keepNext/>
-        <w:spacing w:before="240" w:after="120" w:line="240" w:lineRule="auto"/>
-      </w:pPr>
-      <w:r>
-        <w:rPr>
-          <w:rFonts w:ascii="Hiragino Sans GB" w:hAnsi="Hiragino Sans GB" w:eastAsia="Hiragino Sans GB"/>
-          <w:b/>
-          <w:color w:val="1F4D78"/>
-          <w:sz w:val="28"/>
-        </w:rPr>
-        <w:t>技术面</w:t>
-      </w:r>
-    </w:p>
-    <w:p>
-      <w:pPr>
-        <w:pStyle w:val="ListBullet"/>
-      </w:pPr>
-      <w:r>
-        <w:rPr>
-          <w:rFonts w:ascii="Hiragino Sans GB" w:hAnsi="Hiragino Sans GB" w:eastAsia="Hiragino Sans GB"/>
-          <w:b w:val="0"/>
-          <w:color w:val="14212B"/>
-          <w:sz w:val="20"/>
-        </w:rPr>
-        <w:t>19只跟踪基金中3只在20日均线上、16只在20日均线下，组合趋势广泛转弱。国泰中证全指通信设备ETF联接C低于20日均线约10.73%，20个净值观察期回报约-15.48%；今天又是持仓中最弱的明确指数主题之一。</w:t>
-      </w:r>
-    </w:p>
-    <w:p>
-      <w:pPr>
-        <w:pStyle w:val="ListBullet"/>
-      </w:pPr>
-      <w:r>
-        <w:rPr>
-          <w:rFonts w:ascii="Hiragino Sans GB" w:hAnsi="Hiragino Sans GB" w:eastAsia="Hiragino Sans GB"/>
-          <w:b w:val="0"/>
-          <w:color w:val="14212B"/>
-          <w:sz w:val="20"/>
-        </w:rPr>
-        <w:t>景顺长城电子信息产业股票C低于20日均线约10.43%，易方达信息行业精选股票C约10.79%，财通集成电路产业股票C约13.54%。半导体材料设备基金的自动序列暂缺7月16日，按7月15日仍低于20日均线约6.39%，不能把超时数据当成趋势改善。</w:t>
-      </w:r>
-    </w:p>
-    <w:p>
-      <w:pPr>
-        <w:pStyle w:val="ListBullet"/>
-      </w:pPr>
-      <w:r>
-        <w:rPr>
-          <w:rFonts w:ascii="Hiragino Sans GB" w:hAnsi="Hiragino Sans GB" w:eastAsia="Hiragino Sans GB"/>
-          <w:b w:val="0"/>
-          <w:color w:val="14212B"/>
-          <w:sz w:val="20"/>
-        </w:rPr>
-        <w:t>华泰柏瑞中证沪深港云计算产业ETF联接C在7月16日正式净值仍高于20日均线约2.29%，但今天估算-5.14%；如果收盘正式净值跌破20日线，原来的相对强势也将失效。</w:t>
-      </w:r>
-    </w:p>
-    <w:p>
-      <w:pPr>
-        <w:pStyle w:val="ListBullet"/>
-      </w:pPr>
-      <w:r>
-        <w:rPr>
-          <w:rFonts w:ascii="Hiragino Sans GB" w:hAnsi="Hiragino Sans GB" w:eastAsia="Hiragino Sans GB"/>
-          <w:b w:val="0"/>
-          <w:color w:val="14212B"/>
-          <w:sz w:val="20"/>
-        </w:rPr>
-        <w:t>上证3900已经在前一交易日失守，今天继续把3900当唯一阈值会失真。本日替代线明确为：3806早盘低点是破位线，3820是最低修复线，3835以上才算明显离开低位。原3900条件仍记录为“已触发”，替代线只用于判断今天下午是否继续恶化。</w:t>
-      </w:r>
-    </w:p>
-    <w:p>
-      <w:pPr>
-        <w:keepNext/>
-        <w:spacing w:before="240" w:after="120" w:line="240" w:lineRule="auto"/>
-      </w:pPr>
-      <w:r>
-        <w:rPr>
-          <w:rFonts w:ascii="Hiragino Sans GB" w:hAnsi="Hiragino Sans GB" w:eastAsia="Hiragino Sans GB"/>
-          <w:b/>
-          <w:color w:val="1F4D78"/>
-          <w:sz w:val="28"/>
-        </w:rPr>
-        <w:t>资金流与主力资金动向</w:t>
-      </w:r>
-    </w:p>
-    <w:p>
-      <w:pPr>
-        <w:pStyle w:val="ListBullet"/>
-      </w:pPr>
-      <w:r>
-        <w:rPr>
-          <w:rFonts w:ascii="Hiragino Sans GB" w:hAnsi="Hiragino Sans GB" w:eastAsia="Hiragino Sans GB"/>
-          <w:b w:val="0"/>
-          <w:color w:val="14212B"/>
-          <w:sz w:val="20"/>
-        </w:rPr>
-        <w:t>全市场统一主力净额：午间未取得可核验的单一全市场口径，记为未知。不得把行业净额相加冒充全市场净流出。</w:t>
-      </w:r>
-    </w:p>
-    <w:p>
-      <w:pPr>
-        <w:pStyle w:val="ListBullet"/>
-      </w:pPr>
-      <w:r>
-        <w:rPr>
-          <w:rFonts w:ascii="Hiragino Sans GB" w:hAnsi="Hiragino Sans GB" w:eastAsia="Hiragino Sans GB"/>
-          <w:b w:val="0"/>
-          <w:color w:val="14212B"/>
-          <w:sz w:val="20"/>
-        </w:rPr>
-        <w:t>流入前五：电力约+11.57亿元、公用事业+11.43亿元、火力发电+5.32亿元、风力发电+3.16亿元、锂电池+2.91亿元。</w:t>
-      </w:r>
-    </w:p>
-    <w:p>
-      <w:pPr>
-        <w:pStyle w:val="ListBullet"/>
-      </w:pPr>
-      <w:r>
-        <w:rPr>
-          <w:rFonts w:ascii="Hiragino Sans GB" w:hAnsi="Hiragino Sans GB" w:eastAsia="Hiragino Sans GB"/>
-          <w:b w:val="0"/>
-          <w:color w:val="14212B"/>
-          <w:sz w:val="20"/>
-        </w:rPr>
-        <w:t>流出前五：电子约-303.77亿元、通信约-131.76亿元、半导体约-128.25亿元、通信设备约-128.16亿元、医药生物约-96.45亿元。</w:t>
-      </w:r>
-    </w:p>
-    <w:p>
-      <w:pPr>
-        <w:pStyle w:val="ListBullet"/>
-      </w:pPr>
-      <w:r>
-        <w:rPr>
-          <w:rFonts w:ascii="Hiragino Sans GB" w:hAnsi="Hiragino Sans GB" w:eastAsia="Hiragino Sans GB"/>
-          <w:b w:val="0"/>
-          <w:color w:val="14212B"/>
-          <w:sz w:val="20"/>
-        </w:rPr>
-        <w:t>结构判断：电子流出已经触发300亿元红线，通信和半导体同时流出，且上涨家数仅1064家，属于接近普遍撤离的风险状态；但电力仍有承接，所以更准确的定义是“高风险板块集中撤离并向防御板块迁移”，还不是所有行业无差别失去流动性。</w:t>
-      </w:r>
-    </w:p>
-    <w:p>
-      <w:pPr>
-        <w:pStyle w:val="ListBullet"/>
-      </w:pPr>
-      <w:r>
-        <w:rPr>
-          <w:rFonts w:ascii="Hiragino Sans GB" w:hAnsi="Hiragino Sans GB" w:eastAsia="Hiragino Sans GB"/>
-          <w:b w:val="0"/>
-          <w:color w:val="14212B"/>
-          <w:sz w:val="20"/>
-        </w:rPr>
-        <w:t>口径纪律：电子、半导体、通信与通信设备成分重叠，不能把303.77、128.25和128.16亿元相加后宣称“科技撤离560亿元”。这也解释了此前“半导体撤离454亿元”为什么可能是重复分类。</w:t>
-      </w:r>
-    </w:p>
-    <w:p>
-      <w:pPr>
-        <w:pStyle w:val="ListBullet"/>
-      </w:pPr>
-      <w:r>
-        <w:rPr>
-          <w:rFonts w:ascii="Hiragino Sans GB" w:hAnsi="Hiragino Sans GB" w:eastAsia="Hiragino Sans GB"/>
-          <w:b w:val="0"/>
-          <w:color w:val="14212B"/>
-          <w:sz w:val="20"/>
-        </w:rPr>
-        <w:t>北向资金不再提供可比的实时净买入数据；融资余额是上一交易日滞后口径；ETF成交额和主动买卖不能等同ETF份额净申购。今天只能把它们列为缺失或代理，不能伪造实时机构持仓变化。</w:t>
-      </w:r>
-    </w:p>
-    <w:p>
-      <w:pPr>
-        <w:keepNext/>
-        <w:spacing w:before="240" w:after="120" w:line="240" w:lineRule="auto"/>
-      </w:pPr>
-      <w:r>
-        <w:rPr>
-          <w:rFonts w:ascii="Hiragino Sans GB" w:hAnsi="Hiragino Sans GB" w:eastAsia="Hiragino Sans GB"/>
-          <w:b/>
-          <w:color w:val="1F4D78"/>
-          <w:sz w:val="28"/>
-        </w:rPr>
-        <w:t>未来7天催化日历</w:t>
-      </w:r>
-    </w:p>
-    <w:tbl>
-      <w:tblPr>
-        <w:tblW w:type="dxa" w:w="9360"/>
-        <w:jc w:val="left"/>
-        <w:tblLayout w:type="fixed"/>
-        <w:tblLook w:firstColumn="1" w:firstRow="1" w:lastColumn="0" w:lastRow="0" w:noHBand="0" w:noVBand="1" w:val="04A0"/>
-        <w:tblInd w:w="120" w:type="dxa"/>
-      </w:tblPr>
-      <w:tblGrid>
-        <w:gridCol w:w="1000"/>
-        <w:gridCol w:w="2500"/>
-        <w:gridCol w:w="1400"/>
-        <w:gridCol w:w="4460"/>
-      </w:tblGrid>
-      <w:tr>
-        <w:trPr>
-          <w:tblHeader w:val="true"/>
-        </w:trPr>
-        <w:tc>
-          <w:tcPr>
-            <w:tcW w:type="dxa" w:w="1000"/>
-            <w:vAlign w:val="center"/>
-            <w:tcMar>
-              <w:top w:w="80" w:type="dxa"/>
-              <w:start w:w="120" w:type="dxa"/>
-              <w:bottom w:w="80" w:type="dxa"/>
-              <w:end w:w="120" w:type="dxa"/>
-            </w:tcMar>
-            <w:shd w:fill="E9EEF3"/>
-            <w:tcBorders>
-              <w:top w:val="single" w:sz="4" w:color="B9C3CC"/>
-              <w:left w:val="single" w:sz="4" w:color="B9C3CC"/>
-              <w:bottom w:val="single" w:sz="4" w:color="B9C3CC"/>
-              <w:right w:val="single" w:sz="4" w:color="B9C3CC"/>
-              <w:insideH w:val="single" w:sz="4" w:color="B9C3CC"/>
-              <w:insideV w:val="single" w:sz="4" w:color="B9C3CC"/>
-            </w:tcBorders>
-          </w:tcPr>
-          <w:p>
-            <w:pPr>
-              <w:spacing w:before="0" w:after="0" w:line="245" w:lineRule="auto"/>
-              <w:jc w:val="center"/>
-            </w:pPr>
-            <w:r/>
-            <w:r>
-              <w:rPr>
-                <w:rFonts w:ascii="Hiragino Sans GB" w:hAnsi="Hiragino Sans GB" w:eastAsia="Hiragino Sans GB"/>
-                <w:b/>
-                <w:color w:val="14212B"/>
-                <w:sz w:val="15"/>
-              </w:rPr>
-              <w:t>日期</w:t>
-            </w:r>
-          </w:p>
-        </w:tc>
-        <w:tc>
-          <w:tcPr>
-            <w:tcW w:type="dxa" w:w="2500"/>
-            <w:vAlign w:val="center"/>
-            <w:tcMar>
-              <w:top w:w="80" w:type="dxa"/>
-              <w:start w:w="120" w:type="dxa"/>
-              <w:bottom w:w="80" w:type="dxa"/>
-              <w:end w:w="120" w:type="dxa"/>
-            </w:tcMar>
-            <w:shd w:fill="E9EEF3"/>
-            <w:tcBorders>
-              <w:top w:val="single" w:sz="4" w:color="B9C3CC"/>
-              <w:left w:val="single" w:sz="4" w:color="B9C3CC"/>
-              <w:bottom w:val="single" w:sz="4" w:color="B9C3CC"/>
-              <w:right w:val="single" w:sz="4" w:color="B9C3CC"/>
-              <w:insideH w:val="single" w:sz="4" w:color="B9C3CC"/>
-              <w:insideV w:val="single" w:sz="4" w:color="B9C3CC"/>
-            </w:tcBorders>
-          </w:tcPr>
-          <w:p>
-            <w:pPr>
-              <w:spacing w:before="0" w:after="0" w:line="245" w:lineRule="auto"/>
-              <w:jc w:val="center"/>
-            </w:pPr>
-            <w:r/>
-            <w:r>
-              <w:rPr>
-                <w:rFonts w:ascii="Hiragino Sans GB" w:hAnsi="Hiragino Sans GB" w:eastAsia="Hiragino Sans GB"/>
-                <w:b/>
-                <w:color w:val="14212B"/>
-                <w:sz w:val="15"/>
-              </w:rPr>
-              <w:t>事件与首次发布时间</w:t>
-            </w:r>
-          </w:p>
-        </w:tc>
-        <w:tc>
-          <w:tcPr>
-            <w:tcW w:type="dxa" w:w="1400"/>
-            <w:vAlign w:val="center"/>
-            <w:tcMar>
-              <w:top w:w="80" w:type="dxa"/>
-              <w:start w:w="120" w:type="dxa"/>
-              <w:bottom w:w="80" w:type="dxa"/>
-              <w:end w:w="120" w:type="dxa"/>
-            </w:tcMar>
-            <w:shd w:fill="E9EEF3"/>
-            <w:tcBorders>
-              <w:top w:val="single" w:sz="4" w:color="B9C3CC"/>
-              <w:left w:val="single" w:sz="4" w:color="B9C3CC"/>
-              <w:bottom w:val="single" w:sz="4" w:color="B9C3CC"/>
-              <w:right w:val="single" w:sz="4" w:color="B9C3CC"/>
-              <w:insideH w:val="single" w:sz="4" w:color="B9C3CC"/>
-              <w:insideV w:val="single" w:sz="4" w:color="B9C3CC"/>
-            </w:tcBorders>
-          </w:tcPr>
-          <w:p>
-            <w:pPr>
-              <w:spacing w:before="0" w:after="0" w:line="245" w:lineRule="auto"/>
-              <w:jc w:val="center"/>
-            </w:pPr>
-            <w:r/>
-            <w:r>
-              <w:rPr>
-                <w:rFonts w:ascii="Hiragino Sans GB" w:hAnsi="Hiragino Sans GB" w:eastAsia="Hiragino Sans GB"/>
-                <w:b/>
-                <w:color w:val="14212B"/>
-                <w:sz w:val="15"/>
-              </w:rPr>
-              <w:t>盘面是否已交易</w:t>
-            </w:r>
-          </w:p>
-        </w:tc>
-        <w:tc>
-          <w:tcPr>
-            <w:tcW w:type="dxa" w:w="4460"/>
-            <w:vAlign w:val="center"/>
-            <w:tcMar>
-              <w:top w:w="80" w:type="dxa"/>
-              <w:start w:w="120" w:type="dxa"/>
-              <w:bottom w:w="80" w:type="dxa"/>
-              <w:end w:w="120" w:type="dxa"/>
-            </w:tcMar>
-            <w:shd w:fill="E9EEF3"/>
-            <w:tcBorders>
-              <w:top w:val="single" w:sz="4" w:color="B9C3CC"/>
-              <w:left w:val="single" w:sz="4" w:color="B9C3CC"/>
-              <w:bottom w:val="single" w:sz="4" w:color="B9C3CC"/>
-              <w:right w:val="single" w:sz="4" w:color="B9C3CC"/>
-              <w:insideH w:val="single" w:sz="4" w:color="B9C3CC"/>
-              <w:insideV w:val="single" w:sz="4" w:color="B9C3CC"/>
-            </w:tcBorders>
-          </w:tcPr>
-          <w:p>
-            <w:pPr>
-              <w:spacing w:before="0" w:after="0" w:line="245" w:lineRule="auto"/>
-              <w:jc w:val="center"/>
-            </w:pPr>
-            <w:r/>
-            <w:r>
-              <w:rPr>
-                <w:rFonts w:ascii="Hiragino Sans GB" w:hAnsi="Hiragino Sans GB" w:eastAsia="Hiragino Sans GB"/>
-                <w:b/>
-                <w:color w:val="14212B"/>
-                <w:sz w:val="15"/>
-              </w:rPr>
-              <w:t>验证信号、失效信号与下一检查点</w:t>
-            </w:r>
-          </w:p>
-        </w:tc>
-      </w:tr>
-      <w:tr>
-        <w:trPr>
-          <w:cantSplit/>
-        </w:trPr>
-        <w:tc>
-          <w:tcPr>
-            <w:tcW w:type="dxa" w:w="1000"/>
-            <w:vAlign w:val="center"/>
-            <w:tcMar>
-              <w:top w:w="80" w:type="dxa"/>
-              <w:start w:w="120" w:type="dxa"/>
-              <w:bottom w:w="80" w:type="dxa"/>
-              <w:end w:w="120" w:type="dxa"/>
-            </w:tcMar>
-            <w:tcBorders>
-              <w:top w:val="single" w:sz="4" w:color="B9C3CC"/>
-              <w:left w:val="single" w:sz="4" w:color="B9C3CC"/>
-              <w:bottom w:val="single" w:sz="4" w:color="B9C3CC"/>
-              <w:right w:val="single" w:sz="4" w:color="B9C3CC"/>
-              <w:insideH w:val="single" w:sz="4" w:color="B9C3CC"/>
-              <w:insideV w:val="single" w:sz="4" w:color="B9C3CC"/>
-            </w:tcBorders>
-          </w:tcPr>
-          <w:p>
-            <w:pPr>
-              <w:spacing w:before="0" w:after="0" w:line="245" w:lineRule="auto"/>
-              <w:jc w:val="center"/>
-            </w:pPr>
-            <w:r/>
-            <w:r>
-              <w:rPr>
-                <w:rFonts w:ascii="Hiragino Sans GB" w:hAnsi="Hiragino Sans GB" w:eastAsia="Hiragino Sans GB"/>
-                <w:b w:val="0"/>
-                <w:color w:val="14212B"/>
-                <w:sz w:val="15"/>
-              </w:rPr>
-              <w:t>7月17日至20日</w:t>
-            </w:r>
-          </w:p>
-        </w:tc>
-        <w:tc>
-          <w:tcPr>
-            <w:tcW w:type="dxa" w:w="2500"/>
-            <w:vAlign w:val="center"/>
-            <w:tcMar>
-              <w:top w:w="80" w:type="dxa"/>
-              <w:start w:w="120" w:type="dxa"/>
-              <w:bottom w:w="80" w:type="dxa"/>
-              <w:end w:w="120" w:type="dxa"/>
-            </w:tcMar>
-            <w:tcBorders>
-              <w:top w:val="single" w:sz="4" w:color="B9C3CC"/>
-              <w:left w:val="single" w:sz="4" w:color="B9C3CC"/>
-              <w:bottom w:val="single" w:sz="4" w:color="B9C3CC"/>
-              <w:right w:val="single" w:sz="4" w:color="B9C3CC"/>
-              <w:insideH w:val="single" w:sz="4" w:color="B9C3CC"/>
-              <w:insideV w:val="single" w:sz="4" w:color="B9C3CC"/>
-            </w:tcBorders>
-          </w:tcPr>
-          <w:p>
-            <w:pPr>
-              <w:spacing w:before="0" w:after="0" w:line="245" w:lineRule="auto"/>
-              <w:jc w:val="left"/>
-            </w:pPr>
-            <w:r/>
-            <w:r>
-              <w:rPr>
-                <w:rFonts w:ascii="Hiragino Sans GB" w:hAnsi="Hiragino Sans GB" w:eastAsia="Hiragino Sans GB"/>
-                <w:b w:val="0"/>
-                <w:color w:val="14212B"/>
-                <w:sz w:val="15"/>
-              </w:rPr>
-              <w:t>世界人工智能大会；7月13日新华社口径首次确认领导人出席</w:t>
-            </w:r>
-          </w:p>
-        </w:tc>
-        <w:tc>
-          <w:tcPr>
-            <w:tcW w:type="dxa" w:w="1400"/>
-            <w:vAlign w:val="center"/>
-            <w:tcMar>
-              <w:top w:w="80" w:type="dxa"/>
-              <w:start w:w="120" w:type="dxa"/>
-              <w:bottom w:w="80" w:type="dxa"/>
-              <w:end w:w="120" w:type="dxa"/>
-            </w:tcMar>
-            <w:tcBorders>
-              <w:top w:val="single" w:sz="4" w:color="B9C3CC"/>
-              <w:left w:val="single" w:sz="4" w:color="B9C3CC"/>
-              <w:bottom w:val="single" w:sz="4" w:color="B9C3CC"/>
-              <w:right w:val="single" w:sz="4" w:color="B9C3CC"/>
-              <w:insideH w:val="single" w:sz="4" w:color="B9C3CC"/>
-              <w:insideV w:val="single" w:sz="4" w:color="B9C3CC"/>
-            </w:tcBorders>
-          </w:tcPr>
-          <w:p>
-            <w:pPr>
-              <w:spacing w:before="0" w:after="0" w:line="245" w:lineRule="auto"/>
-              <w:jc w:val="center"/>
-            </w:pPr>
-            <w:r/>
-            <w:r>
-              <w:rPr>
-                <w:rFonts w:ascii="Hiragino Sans GB" w:hAnsi="Hiragino Sans GB" w:eastAsia="Hiragino Sans GB"/>
-                <w:b w:val="0"/>
-                <w:color w:val="14212B"/>
-                <w:sz w:val="15"/>
-              </w:rPr>
-              <w:t>已提前交易且今天偏负</w:t>
-            </w:r>
-          </w:p>
-        </w:tc>
-        <w:tc>
-          <w:tcPr>
-            <w:tcW w:type="dxa" w:w="4460"/>
-            <w:vAlign w:val="center"/>
-            <w:tcMar>
-              <w:top w:w="80" w:type="dxa"/>
-              <w:start w:w="120" w:type="dxa"/>
-              <w:bottom w:w="80" w:type="dxa"/>
-              <w:end w:w="120" w:type="dxa"/>
-            </w:tcMar>
-            <w:tcBorders>
-              <w:top w:val="single" w:sz="4" w:color="B9C3CC"/>
-              <w:left w:val="single" w:sz="4" w:color="B9C3CC"/>
-              <w:bottom w:val="single" w:sz="4" w:color="B9C3CC"/>
-              <w:right w:val="single" w:sz="4" w:color="B9C3CC"/>
-              <w:insideH w:val="single" w:sz="4" w:color="B9C3CC"/>
-              <w:insideV w:val="single" w:sz="4" w:color="B9C3CC"/>
-            </w:tcBorders>
-          </w:tcPr>
-          <w:p>
-            <w:pPr>
-              <w:spacing w:before="0" w:after="0" w:line="245" w:lineRule="auto"/>
-              <w:jc w:val="left"/>
-            </w:pPr>
-            <w:r/>
-            <w:r>
-              <w:rPr>
-                <w:rFonts w:ascii="Hiragino Sans GB" w:hAnsi="Hiragino Sans GB" w:eastAsia="Hiragino Sans GB"/>
-                <w:b w:val="0"/>
-                <w:color w:val="14212B"/>
-                <w:sz w:val="15"/>
-              </w:rPr>
-              <w:t>具体政策/订单、电子通信连续转净流入为验证；只有原则表述且科技继续跑输为失效；今天下午和7月20日复核</w:t>
-            </w:r>
-          </w:p>
-        </w:tc>
-      </w:tr>
-      <w:tr>
-        <w:trPr>
-          <w:cantSplit/>
-        </w:trPr>
-        <w:tc>
-          <w:tcPr>
-            <w:tcW w:type="dxa" w:w="1000"/>
-            <w:vAlign w:val="center"/>
-            <w:tcMar>
-              <w:top w:w="80" w:type="dxa"/>
-              <w:start w:w="120" w:type="dxa"/>
-              <w:bottom w:w="80" w:type="dxa"/>
-              <w:end w:w="120" w:type="dxa"/>
-            </w:tcMar>
-            <w:tcBorders>
-              <w:top w:val="single" w:sz="4" w:color="B9C3CC"/>
-              <w:left w:val="single" w:sz="4" w:color="B9C3CC"/>
-              <w:bottom w:val="single" w:sz="4" w:color="B9C3CC"/>
-              <w:right w:val="single" w:sz="4" w:color="B9C3CC"/>
-              <w:insideH w:val="single" w:sz="4" w:color="B9C3CC"/>
-              <w:insideV w:val="single" w:sz="4" w:color="B9C3CC"/>
-            </w:tcBorders>
-          </w:tcPr>
-          <w:p>
-            <w:pPr>
-              <w:spacing w:before="0" w:after="0" w:line="245" w:lineRule="auto"/>
-              <w:jc w:val="center"/>
-            </w:pPr>
-            <w:r/>
-            <w:r>
-              <w:rPr>
-                <w:rFonts w:ascii="Hiragino Sans GB" w:hAnsi="Hiragino Sans GB" w:eastAsia="Hiragino Sans GB"/>
-                <w:b w:val="0"/>
-                <w:color w:val="14212B"/>
-                <w:sz w:val="15"/>
-              </w:rPr>
-              <w:t>7月17日</w:t>
-            </w:r>
-          </w:p>
-        </w:tc>
-        <w:tc>
-          <w:tcPr>
-            <w:tcW w:type="dxa" w:w="2500"/>
-            <w:vAlign w:val="center"/>
-            <w:tcMar>
-              <w:top w:w="80" w:type="dxa"/>
-              <w:start w:w="120" w:type="dxa"/>
-              <w:bottom w:w="80" w:type="dxa"/>
-              <w:end w:w="120" w:type="dxa"/>
-            </w:tcMar>
-            <w:tcBorders>
-              <w:top w:val="single" w:sz="4" w:color="B9C3CC"/>
-              <w:left w:val="single" w:sz="4" w:color="B9C3CC"/>
-              <w:bottom w:val="single" w:sz="4" w:color="B9C3CC"/>
-              <w:right w:val="single" w:sz="4" w:color="B9C3CC"/>
-              <w:insideH w:val="single" w:sz="4" w:color="B9C3CC"/>
-              <w:insideV w:val="single" w:sz="4" w:color="B9C3CC"/>
-            </w:tcBorders>
-          </w:tcPr>
-          <w:p>
-            <w:pPr>
-              <w:spacing w:before="0" w:after="0" w:line="245" w:lineRule="auto"/>
-              <w:jc w:val="left"/>
-            </w:pPr>
-            <w:r/>
-            <w:r>
-              <w:rPr>
-                <w:rFonts w:ascii="Hiragino Sans GB" w:hAnsi="Hiragino Sans GB" w:eastAsia="Hiragino Sans GB"/>
-                <w:b w:val="0"/>
-                <w:color w:val="14212B"/>
-                <w:sz w:val="15"/>
-              </w:rPr>
-              <w:t>长鑫网上摇号；7月17日发行公告</w:t>
-            </w:r>
-          </w:p>
-        </w:tc>
-        <w:tc>
-          <w:tcPr>
-            <w:tcW w:type="dxa" w:w="1400"/>
-            <w:vAlign w:val="center"/>
-            <w:tcMar>
-              <w:top w:w="80" w:type="dxa"/>
-              <w:start w:w="120" w:type="dxa"/>
-              <w:bottom w:w="80" w:type="dxa"/>
-              <w:end w:w="120" w:type="dxa"/>
-            </w:tcMar>
-            <w:tcBorders>
-              <w:top w:val="single" w:sz="4" w:color="B9C3CC"/>
-              <w:left w:val="single" w:sz="4" w:color="B9C3CC"/>
-              <w:bottom w:val="single" w:sz="4" w:color="B9C3CC"/>
-              <w:right w:val="single" w:sz="4" w:color="B9C3CC"/>
-              <w:insideH w:val="single" w:sz="4" w:color="B9C3CC"/>
-              <w:insideV w:val="single" w:sz="4" w:color="B9C3CC"/>
-            </w:tcBorders>
-          </w:tcPr>
-          <w:p>
-            <w:pPr>
-              <w:spacing w:before="0" w:after="0" w:line="245" w:lineRule="auto"/>
-              <w:jc w:val="center"/>
-            </w:pPr>
-            <w:r/>
-            <w:r>
-              <w:rPr>
-                <w:rFonts w:ascii="Hiragino Sans GB" w:hAnsi="Hiragino Sans GB" w:eastAsia="Hiragino Sans GB"/>
-                <w:b w:val="0"/>
-                <w:color w:val="14212B"/>
-                <w:sz w:val="15"/>
-              </w:rPr>
-              <w:t>已交易</w:t>
-            </w:r>
-          </w:p>
-        </w:tc>
-        <w:tc>
-          <w:tcPr>
-            <w:tcW w:type="dxa" w:w="4460"/>
-            <w:vAlign w:val="center"/>
-            <w:tcMar>
-              <w:top w:w="80" w:type="dxa"/>
-              <w:start w:w="120" w:type="dxa"/>
-              <w:bottom w:w="80" w:type="dxa"/>
-              <w:end w:w="120" w:type="dxa"/>
-            </w:tcMar>
-            <w:tcBorders>
-              <w:top w:val="single" w:sz="4" w:color="B9C3CC"/>
-              <w:left w:val="single" w:sz="4" w:color="B9C3CC"/>
-              <w:bottom w:val="single" w:sz="4" w:color="B9C3CC"/>
-              <w:right w:val="single" w:sz="4" w:color="B9C3CC"/>
-              <w:insideH w:val="single" w:sz="4" w:color="B9C3CC"/>
-              <w:insideV w:val="single" w:sz="4" w:color="B9C3CC"/>
-            </w:tcBorders>
-          </w:tcPr>
-          <w:p>
-            <w:pPr>
-              <w:spacing w:before="0" w:after="0" w:line="245" w:lineRule="auto"/>
-              <w:jc w:val="left"/>
-            </w:pPr>
-            <w:r/>
-            <w:r>
-              <w:rPr>
-                <w:rFonts w:ascii="Hiragino Sans GB" w:hAnsi="Hiragino Sans GB" w:eastAsia="Hiragino Sans GB"/>
-                <w:b w:val="0"/>
-                <w:color w:val="14212B"/>
-                <w:sz w:val="15"/>
-              </w:rPr>
-              <w:t>最终中签率已公布；不把有效申购股数当冻结现金；7月20日看中签缴款和板块相对强弱</w:t>
-            </w:r>
-          </w:p>
-        </w:tc>
-      </w:tr>
-      <w:tr>
-        <w:trPr>
-          <w:cantSplit/>
-        </w:trPr>
-        <w:tc>
-          <w:tcPr>
-            <w:tcW w:type="dxa" w:w="1000"/>
-            <w:vAlign w:val="center"/>
-            <w:tcMar>
-              <w:top w:w="80" w:type="dxa"/>
-              <w:start w:w="120" w:type="dxa"/>
-              <w:bottom w:w="80" w:type="dxa"/>
-              <w:end w:w="120" w:type="dxa"/>
-            </w:tcMar>
-            <w:tcBorders>
-              <w:top w:val="single" w:sz="4" w:color="B9C3CC"/>
-              <w:left w:val="single" w:sz="4" w:color="B9C3CC"/>
-              <w:bottom w:val="single" w:sz="4" w:color="B9C3CC"/>
-              <w:right w:val="single" w:sz="4" w:color="B9C3CC"/>
-              <w:insideH w:val="single" w:sz="4" w:color="B9C3CC"/>
-              <w:insideV w:val="single" w:sz="4" w:color="B9C3CC"/>
-            </w:tcBorders>
-          </w:tcPr>
-          <w:p>
-            <w:pPr>
-              <w:spacing w:before="0" w:after="0" w:line="245" w:lineRule="auto"/>
-              <w:jc w:val="center"/>
-            </w:pPr>
-            <w:r/>
-            <w:r>
-              <w:rPr>
-                <w:rFonts w:ascii="Hiragino Sans GB" w:hAnsi="Hiragino Sans GB" w:eastAsia="Hiragino Sans GB"/>
-                <w:b w:val="0"/>
-                <w:color w:val="14212B"/>
-                <w:sz w:val="15"/>
-              </w:rPr>
-              <w:t>7月20日</w:t>
-            </w:r>
-          </w:p>
-        </w:tc>
-        <w:tc>
-          <w:tcPr>
-            <w:tcW w:type="dxa" w:w="2500"/>
-            <w:vAlign w:val="center"/>
-            <w:tcMar>
-              <w:top w:w="80" w:type="dxa"/>
-              <w:start w:w="120" w:type="dxa"/>
-              <w:bottom w:w="80" w:type="dxa"/>
-              <w:end w:w="120" w:type="dxa"/>
-            </w:tcMar>
-            <w:tcBorders>
-              <w:top w:val="single" w:sz="4" w:color="B9C3CC"/>
-              <w:left w:val="single" w:sz="4" w:color="B9C3CC"/>
-              <w:bottom w:val="single" w:sz="4" w:color="B9C3CC"/>
-              <w:right w:val="single" w:sz="4" w:color="B9C3CC"/>
-              <w:insideH w:val="single" w:sz="4" w:color="B9C3CC"/>
-              <w:insideV w:val="single" w:sz="4" w:color="B9C3CC"/>
-            </w:tcBorders>
-          </w:tcPr>
-          <w:p>
-            <w:pPr>
-              <w:spacing w:before="0" w:after="0" w:line="245" w:lineRule="auto"/>
-              <w:jc w:val="left"/>
-            </w:pPr>
-            <w:r/>
-            <w:r>
-              <w:rPr>
-                <w:rFonts w:ascii="Hiragino Sans GB" w:hAnsi="Hiragino Sans GB" w:eastAsia="Hiragino Sans GB"/>
-                <w:b w:val="0"/>
-                <w:color w:val="14212B"/>
-                <w:sz w:val="15"/>
-              </w:rPr>
-              <w:t>长鑫公布中签结果并缴款，网上投资者日终前备足资金</w:t>
-            </w:r>
-          </w:p>
-        </w:tc>
-        <w:tc>
-          <w:tcPr>
-            <w:tcW w:type="dxa" w:w="1400"/>
-            <w:vAlign w:val="center"/>
-            <w:tcMar>
-              <w:top w:w="80" w:type="dxa"/>
-              <w:start w:w="120" w:type="dxa"/>
-              <w:bottom w:w="80" w:type="dxa"/>
-              <w:end w:w="120" w:type="dxa"/>
-            </w:tcMar>
-            <w:tcBorders>
-              <w:top w:val="single" w:sz="4" w:color="B9C3CC"/>
-              <w:left w:val="single" w:sz="4" w:color="B9C3CC"/>
-              <w:bottom w:val="single" w:sz="4" w:color="B9C3CC"/>
-              <w:right w:val="single" w:sz="4" w:color="B9C3CC"/>
-              <w:insideH w:val="single" w:sz="4" w:color="B9C3CC"/>
-              <w:insideV w:val="single" w:sz="4" w:color="B9C3CC"/>
-            </w:tcBorders>
-          </w:tcPr>
-          <w:p>
-            <w:pPr>
-              <w:spacing w:before="0" w:after="0" w:line="245" w:lineRule="auto"/>
-              <w:jc w:val="center"/>
-            </w:pPr>
-            <w:r/>
-            <w:r>
-              <w:rPr>
-                <w:rFonts w:ascii="Hiragino Sans GB" w:hAnsi="Hiragino Sans GB" w:eastAsia="Hiragino Sans GB"/>
-                <w:b w:val="0"/>
-                <w:color w:val="14212B"/>
-                <w:sz w:val="15"/>
-              </w:rPr>
-              <w:t>预期已交易，真实缴款未发生</w:t>
-            </w:r>
-          </w:p>
-        </w:tc>
-        <w:tc>
-          <w:tcPr>
-            <w:tcW w:type="dxa" w:w="4460"/>
-            <w:vAlign w:val="center"/>
-            <w:tcMar>
-              <w:top w:w="80" w:type="dxa"/>
-              <w:start w:w="120" w:type="dxa"/>
-              <w:bottom w:w="80" w:type="dxa"/>
-              <w:end w:w="120" w:type="dxa"/>
-            </w:tcMar>
-            <w:tcBorders>
-              <w:top w:val="single" w:sz="4" w:color="B9C3CC"/>
-              <w:left w:val="single" w:sz="4" w:color="B9C3CC"/>
-              <w:bottom w:val="single" w:sz="4" w:color="B9C3CC"/>
-              <w:right w:val="single" w:sz="4" w:color="B9C3CC"/>
-              <w:insideH w:val="single" w:sz="4" w:color="B9C3CC"/>
-              <w:insideV w:val="single" w:sz="4" w:color="B9C3CC"/>
-            </w:tcBorders>
-          </w:tcPr>
-          <w:p>
-            <w:pPr>
-              <w:spacing w:before="0" w:after="0" w:line="245" w:lineRule="auto"/>
-              <w:jc w:val="left"/>
-            </w:pPr>
-            <w:r/>
-            <w:r>
-              <w:rPr>
-                <w:rFonts w:ascii="Hiragino Sans GB" w:hAnsi="Hiragino Sans GB" w:eastAsia="Hiragino Sans GB"/>
-                <w:b w:val="0"/>
-                <w:color w:val="14212B"/>
-                <w:sz w:val="15"/>
-              </w:rPr>
-              <w:t>7月20日至21日设备材料连续强于沪深300且资金转正为验证；继续跑输为失效</w:t>
-            </w:r>
-          </w:p>
-        </w:tc>
-      </w:tr>
-      <w:tr>
-        <w:trPr>
-          <w:cantSplit/>
-        </w:trPr>
-        <w:tc>
-          <w:tcPr>
-            <w:tcW w:type="dxa" w:w="1000"/>
-            <w:vAlign w:val="center"/>
-            <w:tcMar>
-              <w:top w:w="80" w:type="dxa"/>
-              <w:start w:w="120" w:type="dxa"/>
-              <w:bottom w:w="80" w:type="dxa"/>
-              <w:end w:w="120" w:type="dxa"/>
-            </w:tcMar>
-            <w:tcBorders>
-              <w:top w:val="single" w:sz="4" w:color="B9C3CC"/>
-              <w:left w:val="single" w:sz="4" w:color="B9C3CC"/>
-              <w:bottom w:val="single" w:sz="4" w:color="B9C3CC"/>
-              <w:right w:val="single" w:sz="4" w:color="B9C3CC"/>
-              <w:insideH w:val="single" w:sz="4" w:color="B9C3CC"/>
-              <w:insideV w:val="single" w:sz="4" w:color="B9C3CC"/>
-            </w:tcBorders>
-          </w:tcPr>
-          <w:p>
-            <w:pPr>
-              <w:spacing w:before="0" w:after="0" w:line="245" w:lineRule="auto"/>
-              <w:jc w:val="center"/>
-            </w:pPr>
-            <w:r/>
-            <w:r>
-              <w:rPr>
-                <w:rFonts w:ascii="Hiragino Sans GB" w:hAnsi="Hiragino Sans GB" w:eastAsia="Hiragino Sans GB"/>
-                <w:b w:val="0"/>
-                <w:color w:val="14212B"/>
-                <w:sz w:val="15"/>
-              </w:rPr>
-              <w:t>7月20日上午</w:t>
-            </w:r>
-          </w:p>
-        </w:tc>
-        <w:tc>
-          <w:tcPr>
-            <w:tcW w:type="dxa" w:w="2500"/>
-            <w:vAlign w:val="center"/>
-            <w:tcMar>
-              <w:top w:w="80" w:type="dxa"/>
-              <w:start w:w="120" w:type="dxa"/>
-              <w:bottom w:w="80" w:type="dxa"/>
-              <w:end w:w="120" w:type="dxa"/>
-            </w:tcMar>
-            <w:tcBorders>
-              <w:top w:val="single" w:sz="4" w:color="B9C3CC"/>
-              <w:left w:val="single" w:sz="4" w:color="B9C3CC"/>
-              <w:bottom w:val="single" w:sz="4" w:color="B9C3CC"/>
-              <w:right w:val="single" w:sz="4" w:color="B9C3CC"/>
-              <w:insideH w:val="single" w:sz="4" w:color="B9C3CC"/>
-              <w:insideV w:val="single" w:sz="4" w:color="B9C3CC"/>
-            </w:tcBorders>
-          </w:tcPr>
-          <w:p>
-            <w:pPr>
-              <w:spacing w:before="0" w:after="0" w:line="245" w:lineRule="auto"/>
-              <w:jc w:val="center"/>
-            </w:pPr>
-            <w:r/>
-            <w:r>
-              <w:rPr>
-                <w:rFonts w:ascii="Hiragino Sans GB" w:hAnsi="Hiragino Sans GB" w:eastAsia="Hiragino Sans GB"/>
-                <w:b w:val="0"/>
-                <w:color w:val="14212B"/>
-                <w:sz w:val="15"/>
-              </w:rPr>
-              <w:t>7月贷款市场报价利率发布窗口</w:t>
-            </w:r>
-          </w:p>
-        </w:tc>
-        <w:tc>
-          <w:tcPr>
-            <w:tcW w:type="dxa" w:w="1400"/>
-            <w:vAlign w:val="center"/>
-            <w:tcMar>
-              <w:top w:w="80" w:type="dxa"/>
-              <w:start w:w="120" w:type="dxa"/>
-              <w:bottom w:w="80" w:type="dxa"/>
-              <w:end w:w="120" w:type="dxa"/>
-            </w:tcMar>
-            <w:tcBorders>
-              <w:top w:val="single" w:sz="4" w:color="B9C3CC"/>
-              <w:left w:val="single" w:sz="4" w:color="B9C3CC"/>
-              <w:bottom w:val="single" w:sz="4" w:color="B9C3CC"/>
-              <w:right w:val="single" w:sz="4" w:color="B9C3CC"/>
-              <w:insideH w:val="single" w:sz="4" w:color="B9C3CC"/>
-              <w:insideV w:val="single" w:sz="4" w:color="B9C3CC"/>
-            </w:tcBorders>
-          </w:tcPr>
-          <w:p>
-            <w:pPr>
-              <w:spacing w:before="0" w:after="0" w:line="245" w:lineRule="auto"/>
-              <w:jc w:val="center"/>
-            </w:pPr>
-            <w:r/>
-            <w:r>
-              <w:rPr>
-                <w:rFonts w:ascii="Hiragino Sans GB" w:hAnsi="Hiragino Sans GB" w:eastAsia="Hiragino Sans GB"/>
-                <w:b w:val="0"/>
-                <w:color w:val="14212B"/>
-                <w:sz w:val="15"/>
-              </w:rPr>
-              <w:t>仅交易预期</w:t>
-            </w:r>
-          </w:p>
-        </w:tc>
-        <w:tc>
-          <w:tcPr>
-            <w:tcW w:type="dxa" w:w="4460"/>
-            <w:vAlign w:val="center"/>
-            <w:tcMar>
-              <w:top w:w="80" w:type="dxa"/>
-              <w:start w:w="120" w:type="dxa"/>
-              <w:bottom w:w="80" w:type="dxa"/>
-              <w:end w:w="120" w:type="dxa"/>
-            </w:tcMar>
-            <w:tcBorders>
-              <w:top w:val="single" w:sz="4" w:color="B9C3CC"/>
-              <w:left w:val="single" w:sz="4" w:color="B9C3CC"/>
-              <w:bottom w:val="single" w:sz="4" w:color="B9C3CC"/>
-              <w:right w:val="single" w:sz="4" w:color="B9C3CC"/>
-              <w:insideH w:val="single" w:sz="4" w:color="B9C3CC"/>
-              <w:insideV w:val="single" w:sz="4" w:color="B9C3CC"/>
-            </w:tcBorders>
-          </w:tcPr>
-          <w:p>
-            <w:pPr>
-              <w:spacing w:before="0" w:after="0" w:line="245" w:lineRule="auto"/>
-              <w:jc w:val="left"/>
-            </w:pPr>
-            <w:r/>
-            <w:r>
-              <w:rPr>
-                <w:rFonts w:ascii="Hiragino Sans GB" w:hAnsi="Hiragino Sans GB" w:eastAsia="Hiragino Sans GB"/>
-                <w:b w:val="0"/>
-                <w:color w:val="14212B"/>
-                <w:sz w:val="15"/>
-              </w:rPr>
-              <w:t>利率下调并带动宽基与成长共振为验证；维持不变后冲高回落为失效</w:t>
-            </w:r>
-          </w:p>
-        </w:tc>
-      </w:tr>
-      <w:tr>
-        <w:trPr>
-          <w:cantSplit/>
-        </w:trPr>
-        <w:tc>
-          <w:tcPr>
-            <w:tcW w:type="dxa" w:w="1000"/>
-            <w:vAlign w:val="center"/>
-            <w:tcMar>
-              <w:top w:w="80" w:type="dxa"/>
-              <w:start w:w="120" w:type="dxa"/>
-              <w:bottom w:w="80" w:type="dxa"/>
-              <w:end w:w="120" w:type="dxa"/>
-            </w:tcMar>
-            <w:tcBorders>
-              <w:top w:val="single" w:sz="4" w:color="B9C3CC"/>
-              <w:left w:val="single" w:sz="4" w:color="B9C3CC"/>
-              <w:bottom w:val="single" w:sz="4" w:color="B9C3CC"/>
-              <w:right w:val="single" w:sz="4" w:color="B9C3CC"/>
-              <w:insideH w:val="single" w:sz="4" w:color="B9C3CC"/>
-              <w:insideV w:val="single" w:sz="4" w:color="B9C3CC"/>
-            </w:tcBorders>
-          </w:tcPr>
-          <w:p>
-            <w:pPr>
-              <w:spacing w:before="0" w:after="0" w:line="245" w:lineRule="auto"/>
-              <w:jc w:val="center"/>
-            </w:pPr>
-            <w:r/>
-            <w:r>
-              <w:rPr>
-                <w:rFonts w:ascii="Hiragino Sans GB" w:hAnsi="Hiragino Sans GB" w:eastAsia="Hiragino Sans GB"/>
-                <w:b w:val="0"/>
-                <w:color w:val="14212B"/>
-                <w:sz w:val="15"/>
-              </w:rPr>
-              <w:t>7月20日前</w:t>
-            </w:r>
-          </w:p>
-        </w:tc>
-        <w:tc>
-          <w:tcPr>
-            <w:tcW w:type="dxa" w:w="2500"/>
-            <w:vAlign w:val="center"/>
-            <w:tcMar>
-              <w:top w:w="80" w:type="dxa"/>
-              <w:start w:w="120" w:type="dxa"/>
-              <w:bottom w:w="80" w:type="dxa"/>
-              <w:end w:w="120" w:type="dxa"/>
-            </w:tcMar>
-            <w:tcBorders>
-              <w:top w:val="single" w:sz="4" w:color="B9C3CC"/>
-              <w:left w:val="single" w:sz="4" w:color="B9C3CC"/>
-              <w:bottom w:val="single" w:sz="4" w:color="B9C3CC"/>
-              <w:right w:val="single" w:sz="4" w:color="B9C3CC"/>
-              <w:insideH w:val="single" w:sz="4" w:color="B9C3CC"/>
-              <w:insideV w:val="single" w:sz="4" w:color="B9C3CC"/>
-            </w:tcBorders>
-          </w:tcPr>
-          <w:p>
-            <w:pPr>
-              <w:spacing w:before="0" w:after="0" w:line="245" w:lineRule="auto"/>
-              <w:jc w:val="left"/>
-            </w:pPr>
-            <w:r/>
-            <w:r>
-              <w:rPr>
-                <w:rFonts w:ascii="Hiragino Sans GB" w:hAnsi="Hiragino Sans GB" w:eastAsia="Hiragino Sans GB"/>
-                <w:b w:val="0"/>
-                <w:color w:val="14212B"/>
-                <w:sz w:val="15"/>
-              </w:rPr>
-              <w:t>世界人工智能大会产品、应用场景和合作发布</w:t>
-            </w:r>
-          </w:p>
-        </w:tc>
-        <w:tc>
-          <w:tcPr>
-            <w:tcW w:type="dxa" w:w="1400"/>
-            <w:vAlign w:val="center"/>
-            <w:tcMar>
-              <w:top w:w="80" w:type="dxa"/>
-              <w:start w:w="120" w:type="dxa"/>
-              <w:bottom w:w="80" w:type="dxa"/>
-              <w:end w:w="120" w:type="dxa"/>
-            </w:tcMar>
-            <w:tcBorders>
-              <w:top w:val="single" w:sz="4" w:color="B9C3CC"/>
-              <w:left w:val="single" w:sz="4" w:color="B9C3CC"/>
-              <w:bottom w:val="single" w:sz="4" w:color="B9C3CC"/>
-              <w:right w:val="single" w:sz="4" w:color="B9C3CC"/>
-              <w:insideH w:val="single" w:sz="4" w:color="B9C3CC"/>
-              <w:insideV w:val="single" w:sz="4" w:color="B9C3CC"/>
-            </w:tcBorders>
-          </w:tcPr>
-          <w:p>
-            <w:pPr>
-              <w:spacing w:before="0" w:after="0" w:line="245" w:lineRule="auto"/>
-              <w:jc w:val="center"/>
-            </w:pPr>
-            <w:r/>
-            <w:r>
-              <w:rPr>
-                <w:rFonts w:ascii="Hiragino Sans GB" w:hAnsi="Hiragino Sans GB" w:eastAsia="Hiragino Sans GB"/>
-                <w:b w:val="0"/>
-                <w:color w:val="14212B"/>
-                <w:sz w:val="15"/>
-              </w:rPr>
-              <w:t>部分预期已交易</w:t>
-            </w:r>
-          </w:p>
-        </w:tc>
-        <w:tc>
-          <w:tcPr>
-            <w:tcW w:type="dxa" w:w="4460"/>
-            <w:vAlign w:val="center"/>
-            <w:tcMar>
-              <w:top w:w="80" w:type="dxa"/>
-              <w:start w:w="120" w:type="dxa"/>
-              <w:bottom w:w="80" w:type="dxa"/>
-              <w:end w:w="120" w:type="dxa"/>
-            </w:tcMar>
-            <w:tcBorders>
-              <w:top w:val="single" w:sz="4" w:color="B9C3CC"/>
-              <w:left w:val="single" w:sz="4" w:color="B9C3CC"/>
-              <w:bottom w:val="single" w:sz="4" w:color="B9C3CC"/>
-              <w:right w:val="single" w:sz="4" w:color="B9C3CC"/>
-              <w:insideH w:val="single" w:sz="4" w:color="B9C3CC"/>
-              <w:insideV w:val="single" w:sz="4" w:color="B9C3CC"/>
-            </w:tcBorders>
-          </w:tcPr>
-          <w:p>
-            <w:pPr>
-              <w:spacing w:before="0" w:after="0" w:line="245" w:lineRule="auto"/>
-              <w:jc w:val="left"/>
-            </w:pPr>
-            <w:r/>
-            <w:r>
-              <w:rPr>
-                <w:rFonts w:ascii="Hiragino Sans GB" w:hAnsi="Hiragino Sans GB" w:eastAsia="Hiragino Sans GB"/>
-                <w:b w:val="0"/>
-                <w:color w:val="14212B"/>
-                <w:sz w:val="15"/>
-              </w:rPr>
-              <w:t>真实订单、采购金额和落地企业为验证；只有展品和口号为失效</w:t>
-            </w:r>
-          </w:p>
-        </w:tc>
-      </w:tr>
-      <w:tr>
-        <w:trPr>
-          <w:cantSplit/>
-        </w:trPr>
-        <w:tc>
-          <w:tcPr>
-            <w:tcW w:type="dxa" w:w="1000"/>
-            <w:vAlign w:val="center"/>
-            <w:tcMar>
-              <w:top w:w="80" w:type="dxa"/>
-              <w:start w:w="120" w:type="dxa"/>
-              <w:bottom w:w="80" w:type="dxa"/>
-              <w:end w:w="120" w:type="dxa"/>
-            </w:tcMar>
-            <w:tcBorders>
-              <w:top w:val="single" w:sz="4" w:color="B9C3CC"/>
-              <w:left w:val="single" w:sz="4" w:color="B9C3CC"/>
-              <w:bottom w:val="single" w:sz="4" w:color="B9C3CC"/>
-              <w:right w:val="single" w:sz="4" w:color="B9C3CC"/>
-              <w:insideH w:val="single" w:sz="4" w:color="B9C3CC"/>
-              <w:insideV w:val="single" w:sz="4" w:color="B9C3CC"/>
-            </w:tcBorders>
-          </w:tcPr>
-          <w:p>
-            <w:pPr>
-              <w:spacing w:before="0" w:after="0" w:line="245" w:lineRule="auto"/>
-              <w:jc w:val="center"/>
-            </w:pPr>
-            <w:r/>
-            <w:r>
-              <w:rPr>
-                <w:rFonts w:ascii="Hiragino Sans GB" w:hAnsi="Hiragino Sans GB" w:eastAsia="Hiragino Sans GB"/>
-                <w:b w:val="0"/>
-                <w:color w:val="14212B"/>
-                <w:sz w:val="15"/>
-              </w:rPr>
-              <w:t>7月21日至24日</w:t>
-            </w:r>
-          </w:p>
-        </w:tc>
-        <w:tc>
-          <w:tcPr>
-            <w:tcW w:type="dxa" w:w="2500"/>
-            <w:vAlign w:val="center"/>
-            <w:tcMar>
-              <w:top w:w="80" w:type="dxa"/>
-              <w:start w:w="120" w:type="dxa"/>
-              <w:bottom w:w="80" w:type="dxa"/>
-              <w:end w:w="120" w:type="dxa"/>
-            </w:tcMar>
-            <w:tcBorders>
-              <w:top w:val="single" w:sz="4" w:color="B9C3CC"/>
-              <w:left w:val="single" w:sz="4" w:color="B9C3CC"/>
-              <w:bottom w:val="single" w:sz="4" w:color="B9C3CC"/>
-              <w:right w:val="single" w:sz="4" w:color="B9C3CC"/>
-              <w:insideH w:val="single" w:sz="4" w:color="B9C3CC"/>
-              <w:insideV w:val="single" w:sz="4" w:color="B9C3CC"/>
-            </w:tcBorders>
-          </w:tcPr>
-          <w:p>
-            <w:pPr>
-              <w:spacing w:before="0" w:after="0" w:line="245" w:lineRule="auto"/>
-              <w:jc w:val="left"/>
-            </w:pPr>
-            <w:r/>
-            <w:r>
-              <w:rPr>
-                <w:rFonts w:ascii="Hiragino Sans GB" w:hAnsi="Hiragino Sans GB" w:eastAsia="Hiragino Sans GB"/>
-                <w:b w:val="0"/>
-                <w:color w:val="14212B"/>
-                <w:sz w:val="15"/>
-              </w:rPr>
-              <w:t>新华社、人民日报、中国政府网、外交部、国家发改委、工信部、科技部、央行、证监会、国家统计局及沪深政府公开日程扫描</w:t>
-            </w:r>
-          </w:p>
-        </w:tc>
-        <w:tc>
-          <w:tcPr>
-            <w:tcW w:type="dxa" w:w="1400"/>
-            <w:vAlign w:val="center"/>
-            <w:tcMar>
-              <w:top w:w="80" w:type="dxa"/>
-              <w:start w:w="120" w:type="dxa"/>
-              <w:bottom w:w="80" w:type="dxa"/>
-              <w:end w:w="120" w:type="dxa"/>
-            </w:tcMar>
-            <w:tcBorders>
-              <w:top w:val="single" w:sz="4" w:color="B9C3CC"/>
-              <w:left w:val="single" w:sz="4" w:color="B9C3CC"/>
-              <w:bottom w:val="single" w:sz="4" w:color="B9C3CC"/>
-              <w:right w:val="single" w:sz="4" w:color="B9C3CC"/>
-              <w:insideH w:val="single" w:sz="4" w:color="B9C3CC"/>
-              <w:insideV w:val="single" w:sz="4" w:color="B9C3CC"/>
-            </w:tcBorders>
-          </w:tcPr>
-          <w:p>
-            <w:pPr>
-              <w:spacing w:before="0" w:after="0" w:line="245" w:lineRule="auto"/>
-              <w:jc w:val="left"/>
-            </w:pPr>
-            <w:r/>
-            <w:r>
-              <w:rPr>
-                <w:rFonts w:ascii="Hiragino Sans GB" w:hAnsi="Hiragino Sans GB" w:eastAsia="Hiragino Sans GB"/>
-                <w:b w:val="0"/>
-                <w:color w:val="14212B"/>
-                <w:sz w:val="15"/>
-              </w:rPr>
-              <w:t>截止12:03未发现另一项与当前持仓同等级、日期已确认的新增重大事件</w:t>
-            </w:r>
-          </w:p>
-        </w:tc>
-        <w:tc>
-          <w:tcPr>
-            <w:tcW w:type="dxa" w:w="4460"/>
-            <w:vAlign w:val="center"/>
-            <w:tcMar>
-              <w:top w:w="80" w:type="dxa"/>
-              <w:start w:w="120" w:type="dxa"/>
-              <w:bottom w:w="80" w:type="dxa"/>
-              <w:end w:w="120" w:type="dxa"/>
-            </w:tcMar>
-            <w:tcBorders>
-              <w:top w:val="single" w:sz="4" w:color="B9C3CC"/>
-              <w:left w:val="single" w:sz="4" w:color="B9C3CC"/>
-              <w:bottom w:val="single" w:sz="4" w:color="B9C3CC"/>
-              <w:right w:val="single" w:sz="4" w:color="B9C3CC"/>
-              <w:insideH w:val="single" w:sz="4" w:color="B9C3CC"/>
-              <w:insideV w:val="single" w:sz="4" w:color="B9C3CC"/>
-            </w:tcBorders>
-          </w:tcPr>
-          <w:p>
-            <w:pPr>
-              <w:spacing w:before="0" w:after="0" w:line="245" w:lineRule="auto"/>
-              <w:jc w:val="left"/>
-            </w:pPr>
-            <w:r/>
-            <w:r>
-              <w:rPr>
-                <w:rFonts w:ascii="Hiragino Sans GB" w:hAnsi="Hiragino Sans GB" w:eastAsia="Hiragino Sans GB"/>
-                <w:b w:val="0"/>
-                <w:color w:val="14212B"/>
-                <w:sz w:val="15"/>
-              </w:rPr>
-              <w:t>每日午报继续扫描；正式公告优先，二手“传闻日程”不入交易条件</w:t>
-            </w:r>
-          </w:p>
-        </w:tc>
-      </w:tr>
-    </w:tbl>
-    <w:p>
-      <w:pPr>
-        <w:spacing w:before="0" w:after="40" w:line="240" w:lineRule="auto"/>
-      </w:pPr>
-    </w:p>
-    <w:p>
-      <w:pPr>
-        <w:keepNext/>
-        <w:spacing w:before="240" w:after="120" w:line="240" w:lineRule="auto"/>
-      </w:pPr>
-      <w:r>
-        <w:rPr>
-          <w:rFonts w:ascii="Hiragino Sans GB" w:hAnsi="Hiragino Sans GB" w:eastAsia="Hiragino Sans GB"/>
-          <w:b/>
-          <w:color w:val="1F4D78"/>
-          <w:sz w:val="28"/>
-        </w:rPr>
-        <w:t>午后及1至3个交易日概率情景</w:t>
-      </w:r>
-    </w:p>
-    <w:tbl>
-      <w:tblPr>
-        <w:tblW w:type="dxa" w:w="9360"/>
-        <w:jc w:val="left"/>
-        <w:tblLayout w:type="fixed"/>
-        <w:tblLook w:firstColumn="1" w:firstRow="1" w:lastColumn="0" w:lastRow="0" w:noHBand="0" w:noVBand="1" w:val="04A0"/>
-        <w:tblInd w:w="120" w:type="dxa"/>
-      </w:tblPr>
-      <w:tblGrid>
-        <w:gridCol w:w="1800"/>
-        <w:gridCol w:w="700"/>
-        <w:gridCol w:w="2200"/>
-        <w:gridCol w:w="2200"/>
-        <w:gridCol w:w="2460"/>
-      </w:tblGrid>
-      <w:tr>
-        <w:trPr>
-          <w:tblHeader w:val="true"/>
-        </w:trPr>
-        <w:tc>
-          <w:tcPr>
-            <w:tcW w:type="dxa" w:w="1800"/>
-            <w:vAlign w:val="center"/>
-            <w:tcMar>
-              <w:top w:w="80" w:type="dxa"/>
-              <w:start w:w="120" w:type="dxa"/>
-              <w:bottom w:w="80" w:type="dxa"/>
-              <w:end w:w="120" w:type="dxa"/>
-            </w:tcMar>
-            <w:shd w:fill="E9EEF3"/>
-            <w:tcBorders>
-              <w:top w:val="single" w:sz="4" w:color="B9C3CC"/>
-              <w:left w:val="single" w:sz="4" w:color="B9C3CC"/>
-              <w:bottom w:val="single" w:sz="4" w:color="B9C3CC"/>
-              <w:right w:val="single" w:sz="4" w:color="B9C3CC"/>
-              <w:insideH w:val="single" w:sz="4" w:color="B9C3CC"/>
-              <w:insideV w:val="single" w:sz="4" w:color="B9C3CC"/>
-            </w:tcBorders>
-          </w:tcPr>
-          <w:p>
-            <w:pPr>
-              <w:spacing w:before="0" w:after="0" w:line="245" w:lineRule="auto"/>
-              <w:jc w:val="center"/>
-            </w:pPr>
-            <w:r/>
-            <w:r>
-              <w:rPr>
-                <w:rFonts w:ascii="Hiragino Sans GB" w:hAnsi="Hiragino Sans GB" w:eastAsia="Hiragino Sans GB"/>
-                <w:b/>
-                <w:color w:val="14212B"/>
-                <w:sz w:val="15"/>
-              </w:rPr>
-              <w:t>情景</w:t>
-            </w:r>
-          </w:p>
-        </w:tc>
-        <w:tc>
-          <w:tcPr>
-            <w:tcW w:type="dxa" w:w="700"/>
-            <w:vAlign w:val="center"/>
-            <w:tcMar>
-              <w:top w:w="80" w:type="dxa"/>
-              <w:start w:w="120" w:type="dxa"/>
-              <w:bottom w:w="80" w:type="dxa"/>
-              <w:end w:w="120" w:type="dxa"/>
-            </w:tcMar>
-            <w:shd w:fill="E9EEF3"/>
-            <w:tcBorders>
-              <w:top w:val="single" w:sz="4" w:color="B9C3CC"/>
-              <w:left w:val="single" w:sz="4" w:color="B9C3CC"/>
-              <w:bottom w:val="single" w:sz="4" w:color="B9C3CC"/>
-              <w:right w:val="single" w:sz="4" w:color="B9C3CC"/>
-              <w:insideH w:val="single" w:sz="4" w:color="B9C3CC"/>
-              <w:insideV w:val="single" w:sz="4" w:color="B9C3CC"/>
-            </w:tcBorders>
-          </w:tcPr>
-          <w:p>
-            <w:pPr>
-              <w:spacing w:before="0" w:after="0" w:line="245" w:lineRule="auto"/>
-              <w:jc w:val="center"/>
-            </w:pPr>
-            <w:r/>
-            <w:r>
-              <w:rPr>
-                <w:rFonts w:ascii="Hiragino Sans GB" w:hAnsi="Hiragino Sans GB" w:eastAsia="Hiragino Sans GB"/>
-                <w:b/>
-                <w:color w:val="14212B"/>
-                <w:sz w:val="15"/>
-              </w:rPr>
-              <w:t>概率</w:t>
-            </w:r>
-          </w:p>
-        </w:tc>
-        <w:tc>
-          <w:tcPr>
-            <w:tcW w:type="dxa" w:w="2200"/>
-            <w:vAlign w:val="center"/>
-            <w:tcMar>
-              <w:top w:w="80" w:type="dxa"/>
-              <w:start w:w="120" w:type="dxa"/>
-              <w:bottom w:w="80" w:type="dxa"/>
-              <w:end w:w="120" w:type="dxa"/>
-            </w:tcMar>
-            <w:shd w:fill="E9EEF3"/>
-            <w:tcBorders>
-              <w:top w:val="single" w:sz="4" w:color="B9C3CC"/>
-              <w:left w:val="single" w:sz="4" w:color="B9C3CC"/>
-              <w:bottom w:val="single" w:sz="4" w:color="B9C3CC"/>
-              <w:right w:val="single" w:sz="4" w:color="B9C3CC"/>
-              <w:insideH w:val="single" w:sz="4" w:color="B9C3CC"/>
-              <w:insideV w:val="single" w:sz="4" w:color="B9C3CC"/>
-            </w:tcBorders>
-          </w:tcPr>
-          <w:p>
-            <w:pPr>
-              <w:spacing w:before="0" w:after="0" w:line="245" w:lineRule="auto"/>
-              <w:jc w:val="center"/>
-            </w:pPr>
-            <w:r/>
-            <w:r>
-              <w:rPr>
-                <w:rFonts w:ascii="Hiragino Sans GB" w:hAnsi="Hiragino Sans GB" w:eastAsia="Hiragino Sans GB"/>
-                <w:b/>
-                <w:color w:val="14212B"/>
-                <w:sz w:val="15"/>
-              </w:rPr>
-              <w:t>验证信号</w:t>
-            </w:r>
-          </w:p>
-        </w:tc>
-        <w:tc>
-          <w:tcPr>
-            <w:tcW w:type="dxa" w:w="2200"/>
-            <w:vAlign w:val="center"/>
-            <w:tcMar>
-              <w:top w:w="80" w:type="dxa"/>
-              <w:start w:w="120" w:type="dxa"/>
-              <w:bottom w:w="80" w:type="dxa"/>
-              <w:end w:w="120" w:type="dxa"/>
-            </w:tcMar>
-            <w:shd w:fill="E9EEF3"/>
-            <w:tcBorders>
-              <w:top w:val="single" w:sz="4" w:color="B9C3CC"/>
-              <w:left w:val="single" w:sz="4" w:color="B9C3CC"/>
-              <w:bottom w:val="single" w:sz="4" w:color="B9C3CC"/>
-              <w:right w:val="single" w:sz="4" w:color="B9C3CC"/>
-              <w:insideH w:val="single" w:sz="4" w:color="B9C3CC"/>
-              <w:insideV w:val="single" w:sz="4" w:color="B9C3CC"/>
-            </w:tcBorders>
-          </w:tcPr>
-          <w:p>
-            <w:pPr>
-              <w:spacing w:before="0" w:after="0" w:line="245" w:lineRule="auto"/>
-              <w:jc w:val="center"/>
-            </w:pPr>
-            <w:r/>
-            <w:r>
-              <w:rPr>
-                <w:rFonts w:ascii="Hiragino Sans GB" w:hAnsi="Hiragino Sans GB" w:eastAsia="Hiragino Sans GB"/>
-                <w:b/>
-                <w:color w:val="14212B"/>
-                <w:sz w:val="15"/>
-              </w:rPr>
-              <w:t>失效条件</w:t>
-            </w:r>
-          </w:p>
-        </w:tc>
-        <w:tc>
-          <w:tcPr>
-            <w:tcW w:type="dxa" w:w="2460"/>
-            <w:vAlign w:val="center"/>
-            <w:tcMar>
-              <w:top w:w="80" w:type="dxa"/>
-              <w:start w:w="120" w:type="dxa"/>
-              <w:bottom w:w="80" w:type="dxa"/>
-              <w:end w:w="120" w:type="dxa"/>
-            </w:tcMar>
-            <w:shd w:fill="E9EEF3"/>
-            <w:tcBorders>
-              <w:top w:val="single" w:sz="4" w:color="B9C3CC"/>
-              <w:left w:val="single" w:sz="4" w:color="B9C3CC"/>
-              <w:bottom w:val="single" w:sz="4" w:color="B9C3CC"/>
-              <w:right w:val="single" w:sz="4" w:color="B9C3CC"/>
-              <w:insideH w:val="single" w:sz="4" w:color="B9C3CC"/>
-              <w:insideV w:val="single" w:sz="4" w:color="B9C3CC"/>
-            </w:tcBorders>
-          </w:tcPr>
-          <w:p>
-            <w:pPr>
-              <w:spacing w:before="0" w:after="0" w:line="245" w:lineRule="auto"/>
-              <w:jc w:val="center"/>
-            </w:pPr>
-            <w:r/>
-            <w:r>
-              <w:rPr>
-                <w:rFonts w:ascii="Hiragino Sans GB" w:hAnsi="Hiragino Sans GB" w:eastAsia="Hiragino Sans GB"/>
-                <w:b/>
-                <w:color w:val="14212B"/>
-                <w:sz w:val="15"/>
-              </w:rPr>
-              <w:t>对持仓与行动</w:t>
-            </w:r>
-          </w:p>
-        </w:tc>
-      </w:tr>
-      <w:tr>
-        <w:trPr>
-          <w:cantSplit/>
-        </w:trPr>
-        <w:tc>
-          <w:tcPr>
-            <w:tcW w:type="dxa" w:w="1800"/>
-            <w:vAlign w:val="center"/>
-            <w:tcMar>
-              <w:top w:w="80" w:type="dxa"/>
-              <w:start w:w="120" w:type="dxa"/>
-              <w:bottom w:w="80" w:type="dxa"/>
-              <w:end w:w="120" w:type="dxa"/>
-            </w:tcMar>
-            <w:tcBorders>
-              <w:top w:val="single" w:sz="4" w:color="B9C3CC"/>
-              <w:left w:val="single" w:sz="4" w:color="B9C3CC"/>
-              <w:bottom w:val="single" w:sz="4" w:color="B9C3CC"/>
-              <w:right w:val="single" w:sz="4" w:color="B9C3CC"/>
-              <w:insideH w:val="single" w:sz="4" w:color="B9C3CC"/>
-              <w:insideV w:val="single" w:sz="4" w:color="B9C3CC"/>
-            </w:tcBorders>
-          </w:tcPr>
-          <w:p>
-            <w:pPr>
-              <w:spacing w:before="0" w:after="0" w:line="245" w:lineRule="auto"/>
-              <w:jc w:val="left"/>
-            </w:pPr>
-            <w:r/>
-            <w:r>
-              <w:rPr>
-                <w:rFonts w:ascii="Hiragino Sans GB" w:hAnsi="Hiragino Sans GB" w:eastAsia="Hiragino Sans GB"/>
-                <w:b w:val="0"/>
-                <w:color w:val="14212B"/>
-                <w:sz w:val="15"/>
-              </w:rPr>
-              <w:t>基准：低位震荡，防御承接但科技不修复</w:t>
-            </w:r>
-          </w:p>
-        </w:tc>
-        <w:tc>
-          <w:tcPr>
-            <w:tcW w:type="dxa" w:w="700"/>
-            <w:vAlign w:val="center"/>
-            <w:tcMar>
-              <w:top w:w="80" w:type="dxa"/>
-              <w:start w:w="120" w:type="dxa"/>
-              <w:bottom w:w="80" w:type="dxa"/>
-              <w:end w:w="120" w:type="dxa"/>
-            </w:tcMar>
-            <w:tcBorders>
-              <w:top w:val="single" w:sz="4" w:color="B9C3CC"/>
-              <w:left w:val="single" w:sz="4" w:color="B9C3CC"/>
-              <w:bottom w:val="single" w:sz="4" w:color="B9C3CC"/>
-              <w:right w:val="single" w:sz="4" w:color="B9C3CC"/>
-              <w:insideH w:val="single" w:sz="4" w:color="B9C3CC"/>
-              <w:insideV w:val="single" w:sz="4" w:color="B9C3CC"/>
-            </w:tcBorders>
-          </w:tcPr>
-          <w:p>
-            <w:pPr>
-              <w:spacing w:before="0" w:after="0" w:line="245" w:lineRule="auto"/>
-              <w:jc w:val="center"/>
-            </w:pPr>
-            <w:r/>
-            <w:r>
-              <w:rPr>
-                <w:rFonts w:ascii="Hiragino Sans GB" w:hAnsi="Hiragino Sans GB" w:eastAsia="Hiragino Sans GB"/>
-                <w:b w:val="0"/>
-                <w:color w:val="14212B"/>
-                <w:sz w:val="15"/>
-              </w:rPr>
-              <w:t>45%</w:t>
-            </w:r>
-          </w:p>
-        </w:tc>
-        <w:tc>
-          <w:tcPr>
-            <w:tcW w:type="dxa" w:w="2200"/>
-            <w:vAlign w:val="center"/>
-            <w:tcMar>
-              <w:top w:w="80" w:type="dxa"/>
-              <w:start w:w="120" w:type="dxa"/>
-              <w:bottom w:w="80" w:type="dxa"/>
-              <w:end w:w="120" w:type="dxa"/>
-            </w:tcMar>
-            <w:tcBorders>
-              <w:top w:val="single" w:sz="4" w:color="B9C3CC"/>
-              <w:left w:val="single" w:sz="4" w:color="B9C3CC"/>
-              <w:bottom w:val="single" w:sz="4" w:color="B9C3CC"/>
-              <w:right w:val="single" w:sz="4" w:color="B9C3CC"/>
-              <w:insideH w:val="single" w:sz="4" w:color="B9C3CC"/>
-              <w:insideV w:val="single" w:sz="4" w:color="B9C3CC"/>
-            </w:tcBorders>
-          </w:tcPr>
-          <w:p>
-            <w:pPr>
-              <w:spacing w:before="0" w:after="0" w:line="245" w:lineRule="auto"/>
-              <w:jc w:val="left"/>
-            </w:pPr>
-            <w:r/>
-            <w:r>
-              <w:rPr>
-                <w:rFonts w:ascii="Hiragino Sans GB" w:hAnsi="Hiragino Sans GB" w:eastAsia="Hiragino Sans GB"/>
-                <w:b w:val="0"/>
-                <w:color w:val="14212B"/>
-                <w:sz w:val="15"/>
-              </w:rPr>
-              <w:t>上证守3806并收复3820；上涨家数1000至2200；电子流出收窄但仍为负；通信不再创新低</w:t>
-            </w:r>
-          </w:p>
-        </w:tc>
-        <w:tc>
-          <w:tcPr>
-            <w:tcW w:type="dxa" w:w="2200"/>
-            <w:vAlign w:val="center"/>
-            <w:tcMar>
-              <w:top w:w="80" w:type="dxa"/>
-              <w:start w:w="120" w:type="dxa"/>
-              <w:bottom w:w="80" w:type="dxa"/>
-              <w:end w:w="120" w:type="dxa"/>
-            </w:tcMar>
-            <w:tcBorders>
-              <w:top w:val="single" w:sz="4" w:color="B9C3CC"/>
-              <w:left w:val="single" w:sz="4" w:color="B9C3CC"/>
-              <w:bottom w:val="single" w:sz="4" w:color="B9C3CC"/>
-              <w:right w:val="single" w:sz="4" w:color="B9C3CC"/>
-              <w:insideH w:val="single" w:sz="4" w:color="B9C3CC"/>
-              <w:insideV w:val="single" w:sz="4" w:color="B9C3CC"/>
-            </w:tcBorders>
-          </w:tcPr>
-          <w:p>
-            <w:pPr>
-              <w:spacing w:before="0" w:after="0" w:line="245" w:lineRule="auto"/>
-              <w:jc w:val="left"/>
-            </w:pPr>
-            <w:r/>
-            <w:r>
-              <w:rPr>
-                <w:rFonts w:ascii="Hiragino Sans GB" w:hAnsi="Hiragino Sans GB" w:eastAsia="Hiragino Sans GB"/>
-                <w:b w:val="0"/>
-                <w:color w:val="14212B"/>
-                <w:sz w:val="15"/>
-              </w:rPr>
-              <w:t>上证跌破3806、上涨不足1000且电子流出继续扩大</w:t>
-            </w:r>
-          </w:p>
-        </w:tc>
-        <w:tc>
-          <w:tcPr>
-            <w:tcW w:type="dxa" w:w="2460"/>
-            <w:vAlign w:val="center"/>
-            <w:tcMar>
-              <w:top w:w="80" w:type="dxa"/>
-              <w:start w:w="120" w:type="dxa"/>
-              <w:bottom w:w="80" w:type="dxa"/>
-              <w:end w:w="120" w:type="dxa"/>
-            </w:tcMar>
-            <w:tcBorders>
-              <w:top w:val="single" w:sz="4" w:color="B9C3CC"/>
-              <w:left w:val="single" w:sz="4" w:color="B9C3CC"/>
-              <w:bottom w:val="single" w:sz="4" w:color="B9C3CC"/>
-              <w:right w:val="single" w:sz="4" w:color="B9C3CC"/>
-              <w:insideH w:val="single" w:sz="4" w:color="B9C3CC"/>
-              <w:insideV w:val="single" w:sz="4" w:color="B9C3CC"/>
-            </w:tcBorders>
-          </w:tcPr>
-          <w:p>
-            <w:pPr>
-              <w:spacing w:before="0" w:after="0" w:line="245" w:lineRule="auto"/>
-              <w:jc w:val="left"/>
-            </w:pPr>
-            <w:r/>
-            <w:r>
-              <w:rPr>
-                <w:rFonts w:ascii="Hiragino Sans GB" w:hAnsi="Hiragino Sans GB" w:eastAsia="Hiragino Sans GB"/>
-                <w:b w:val="0"/>
-                <w:color w:val="14212B"/>
-                <w:sz w:val="15"/>
-              </w:rPr>
-              <w:t>不申购；若通信仍弱于-7%但系统红线未全部成立，国泰中证全指通信设备ETF联接C只减15%</w:t>
-            </w:r>
-          </w:p>
-        </w:tc>
-      </w:tr>
-      <w:tr>
-        <w:trPr>
-          <w:cantSplit/>
-        </w:trPr>
-        <w:tc>
-          <w:tcPr>
-            <w:tcW w:type="dxa" w:w="1800"/>
-            <w:vAlign w:val="center"/>
-            <w:tcMar>
-              <w:top w:w="80" w:type="dxa"/>
-              <w:start w:w="120" w:type="dxa"/>
-              <w:bottom w:w="80" w:type="dxa"/>
-              <w:end w:w="120" w:type="dxa"/>
-            </w:tcMar>
-            <w:tcBorders>
-              <w:top w:val="single" w:sz="4" w:color="B9C3CC"/>
-              <w:left w:val="single" w:sz="4" w:color="B9C3CC"/>
-              <w:bottom w:val="single" w:sz="4" w:color="B9C3CC"/>
-              <w:right w:val="single" w:sz="4" w:color="B9C3CC"/>
-              <w:insideH w:val="single" w:sz="4" w:color="B9C3CC"/>
-              <w:insideV w:val="single" w:sz="4" w:color="B9C3CC"/>
-            </w:tcBorders>
-          </w:tcPr>
-          <w:p>
-            <w:pPr>
-              <w:spacing w:before="0" w:after="0" w:line="245" w:lineRule="auto"/>
-              <w:jc w:val="left"/>
-            </w:pPr>
-            <w:r/>
-            <w:r>
-              <w:rPr>
-                <w:rFonts w:ascii="Hiragino Sans GB" w:hAnsi="Hiragino Sans GB" w:eastAsia="Hiragino Sans GB"/>
-                <w:b w:val="0"/>
-                <w:color w:val="14212B"/>
-                <w:sz w:val="15"/>
-              </w:rPr>
-              <w:t>偏强：大会细则或超跌资金带动修复</w:t>
-            </w:r>
-          </w:p>
-        </w:tc>
-        <w:tc>
-          <w:tcPr>
-            <w:tcW w:type="dxa" w:w="700"/>
-            <w:vAlign w:val="center"/>
-            <w:tcMar>
-              <w:top w:w="80" w:type="dxa"/>
-              <w:start w:w="120" w:type="dxa"/>
-              <w:bottom w:w="80" w:type="dxa"/>
-              <w:end w:w="120" w:type="dxa"/>
-            </w:tcMar>
-            <w:tcBorders>
-              <w:top w:val="single" w:sz="4" w:color="B9C3CC"/>
-              <w:left w:val="single" w:sz="4" w:color="B9C3CC"/>
-              <w:bottom w:val="single" w:sz="4" w:color="B9C3CC"/>
-              <w:right w:val="single" w:sz="4" w:color="B9C3CC"/>
-              <w:insideH w:val="single" w:sz="4" w:color="B9C3CC"/>
-              <w:insideV w:val="single" w:sz="4" w:color="B9C3CC"/>
-            </w:tcBorders>
-          </w:tcPr>
-          <w:p>
-            <w:pPr>
-              <w:spacing w:before="0" w:after="0" w:line="245" w:lineRule="auto"/>
-              <w:jc w:val="center"/>
-            </w:pPr>
-            <w:r/>
-            <w:r>
-              <w:rPr>
-                <w:rFonts w:ascii="Hiragino Sans GB" w:hAnsi="Hiragino Sans GB" w:eastAsia="Hiragino Sans GB"/>
-                <w:b w:val="0"/>
-                <w:color w:val="14212B"/>
-                <w:sz w:val="15"/>
-              </w:rPr>
-              <w:t>20%</w:t>
-            </w:r>
-          </w:p>
-        </w:tc>
-        <w:tc>
-          <w:tcPr>
-            <w:tcW w:type="dxa" w:w="2200"/>
-            <w:vAlign w:val="center"/>
-            <w:tcMar>
-              <w:top w:w="80" w:type="dxa"/>
-              <w:start w:w="120" w:type="dxa"/>
-              <w:bottom w:w="80" w:type="dxa"/>
-              <w:end w:w="120" w:type="dxa"/>
-            </w:tcMar>
-            <w:tcBorders>
-              <w:top w:val="single" w:sz="4" w:color="B9C3CC"/>
-              <w:left w:val="single" w:sz="4" w:color="B9C3CC"/>
-              <w:bottom w:val="single" w:sz="4" w:color="B9C3CC"/>
-              <w:right w:val="single" w:sz="4" w:color="B9C3CC"/>
-              <w:insideH w:val="single" w:sz="4" w:color="B9C3CC"/>
-              <w:insideV w:val="single" w:sz="4" w:color="B9C3CC"/>
-            </w:tcBorders>
-          </w:tcPr>
-          <w:p>
-            <w:pPr>
-              <w:spacing w:before="0" w:after="0" w:line="245" w:lineRule="auto"/>
-              <w:jc w:val="left"/>
-            </w:pPr>
-            <w:r/>
-            <w:r>
-              <w:rPr>
-                <w:rFonts w:ascii="Hiragino Sans GB" w:hAnsi="Hiragino Sans GB" w:eastAsia="Hiragino Sans GB"/>
-                <w:b w:val="0"/>
-                <w:color w:val="14212B"/>
-                <w:sz w:val="15"/>
-              </w:rPr>
-              <w:t>上涨家数&gt;3500；电子和通信均转主力净流入；14:30成交额&gt;=2.625万亿元，对应收盘外推&gt;=3万亿元；价格接近日高</w:t>
-            </w:r>
-          </w:p>
-        </w:tc>
-        <w:tc>
-          <w:tcPr>
-            <w:tcW w:type="dxa" w:w="2200"/>
-            <w:vAlign w:val="center"/>
-            <w:tcMar>
-              <w:top w:w="80" w:type="dxa"/>
-              <w:start w:w="120" w:type="dxa"/>
-              <w:bottom w:w="80" w:type="dxa"/>
-              <w:end w:w="120" w:type="dxa"/>
-            </w:tcMar>
-            <w:tcBorders>
-              <w:top w:val="single" w:sz="4" w:color="B9C3CC"/>
-              <w:left w:val="single" w:sz="4" w:color="B9C3CC"/>
-              <w:bottom w:val="single" w:sz="4" w:color="B9C3CC"/>
-              <w:right w:val="single" w:sz="4" w:color="B9C3CC"/>
-              <w:insideH w:val="single" w:sz="4" w:color="B9C3CC"/>
-              <w:insideV w:val="single" w:sz="4" w:color="B9C3CC"/>
-            </w:tcBorders>
-          </w:tcPr>
-          <w:p>
-            <w:pPr>
-              <w:spacing w:before="0" w:after="0" w:line="245" w:lineRule="auto"/>
-              <w:jc w:val="left"/>
-            </w:pPr>
-            <w:r/>
-            <w:r>
-              <w:rPr>
-                <w:rFonts w:ascii="Hiragino Sans GB" w:hAnsi="Hiragino Sans GB" w:eastAsia="Hiragino Sans GB"/>
-                <w:b w:val="0"/>
-                <w:color w:val="14212B"/>
-                <w:sz w:val="15"/>
-              </w:rPr>
-              <w:t>任一资金确认消失或科技重新贴近日低</w:t>
-            </w:r>
-          </w:p>
-        </w:tc>
-        <w:tc>
-          <w:tcPr>
-            <w:tcW w:type="dxa" w:w="2460"/>
-            <w:vAlign w:val="center"/>
-            <w:tcMar>
-              <w:top w:w="80" w:type="dxa"/>
-              <w:start w:w="120" w:type="dxa"/>
-              <w:bottom w:w="80" w:type="dxa"/>
-              <w:end w:w="120" w:type="dxa"/>
-            </w:tcMar>
-            <w:tcBorders>
-              <w:top w:val="single" w:sz="4" w:color="B9C3CC"/>
-              <w:left w:val="single" w:sz="4" w:color="B9C3CC"/>
-              <w:bottom w:val="single" w:sz="4" w:color="B9C3CC"/>
-              <w:right w:val="single" w:sz="4" w:color="B9C3CC"/>
-              <w:insideH w:val="single" w:sz="4" w:color="B9C3CC"/>
-              <w:insideV w:val="single" w:sz="4" w:color="B9C3CC"/>
-            </w:tcBorders>
-          </w:tcPr>
-          <w:p>
-            <w:pPr>
-              <w:spacing w:before="0" w:after="0" w:line="245" w:lineRule="auto"/>
-              <w:jc w:val="left"/>
-            </w:pPr>
-            <w:r/>
-            <w:r>
-              <w:rPr>
-                <w:rFonts w:ascii="Hiragino Sans GB" w:hAnsi="Hiragino Sans GB" w:eastAsia="Hiragino Sans GB"/>
-                <w:b w:val="0"/>
-                <w:color w:val="14212B"/>
-                <w:sz w:val="15"/>
-              </w:rPr>
-              <w:t>不追买；按规则只减国泰中证全指通信设备ETF联接C 10%，保留后续反弹敞口</w:t>
-            </w:r>
-          </w:p>
-        </w:tc>
-      </w:tr>
-      <w:tr>
-        <w:trPr>
-          <w:cantSplit/>
-        </w:trPr>
-        <w:tc>
-          <w:tcPr>
-            <w:tcW w:type="dxa" w:w="1800"/>
-            <w:vAlign w:val="center"/>
-            <w:tcMar>
-              <w:top w:w="80" w:type="dxa"/>
-              <w:start w:w="120" w:type="dxa"/>
-              <w:bottom w:w="80" w:type="dxa"/>
-              <w:end w:w="120" w:type="dxa"/>
-            </w:tcMar>
-            <w:tcBorders>
-              <w:top w:val="single" w:sz="4" w:color="B9C3CC"/>
-              <w:left w:val="single" w:sz="4" w:color="B9C3CC"/>
-              <w:bottom w:val="single" w:sz="4" w:color="B9C3CC"/>
-              <w:right w:val="single" w:sz="4" w:color="B9C3CC"/>
-              <w:insideH w:val="single" w:sz="4" w:color="B9C3CC"/>
-              <w:insideV w:val="single" w:sz="4" w:color="B9C3CC"/>
-            </w:tcBorders>
-          </w:tcPr>
-          <w:p>
-            <w:pPr>
-              <w:spacing w:before="0" w:after="0" w:line="245" w:lineRule="auto"/>
-              <w:jc w:val="left"/>
-            </w:pPr>
-            <w:r/>
-            <w:r>
-              <w:rPr>
-                <w:rFonts w:ascii="Hiragino Sans GB" w:hAnsi="Hiragino Sans GB" w:eastAsia="Hiragino Sans GB"/>
-                <w:b w:val="0"/>
-                <w:color w:val="14212B"/>
-                <w:sz w:val="15"/>
-              </w:rPr>
-              <w:t>偏弱：科技去风险扩散为确认破位</w:t>
-            </w:r>
-          </w:p>
-        </w:tc>
-        <w:tc>
-          <w:tcPr>
-            <w:tcW w:type="dxa" w:w="700"/>
-            <w:vAlign w:val="center"/>
-            <w:tcMar>
-              <w:top w:w="80" w:type="dxa"/>
-              <w:start w:w="120" w:type="dxa"/>
-              <w:bottom w:w="80" w:type="dxa"/>
-              <w:end w:w="120" w:type="dxa"/>
-            </w:tcMar>
-            <w:tcBorders>
-              <w:top w:val="single" w:sz="4" w:color="B9C3CC"/>
-              <w:left w:val="single" w:sz="4" w:color="B9C3CC"/>
-              <w:bottom w:val="single" w:sz="4" w:color="B9C3CC"/>
-              <w:right w:val="single" w:sz="4" w:color="B9C3CC"/>
-              <w:insideH w:val="single" w:sz="4" w:color="B9C3CC"/>
-              <w:insideV w:val="single" w:sz="4" w:color="B9C3CC"/>
-            </w:tcBorders>
-          </w:tcPr>
-          <w:p>
-            <w:pPr>
-              <w:spacing w:before="0" w:after="0" w:line="245" w:lineRule="auto"/>
-              <w:jc w:val="center"/>
-            </w:pPr>
-            <w:r/>
-            <w:r>
-              <w:rPr>
-                <w:rFonts w:ascii="Hiragino Sans GB" w:hAnsi="Hiragino Sans GB" w:eastAsia="Hiragino Sans GB"/>
-                <w:b w:val="0"/>
-                <w:color w:val="14212B"/>
-                <w:sz w:val="15"/>
-              </w:rPr>
-              <w:t>35%</w:t>
-            </w:r>
-          </w:p>
-        </w:tc>
-        <w:tc>
-          <w:tcPr>
-            <w:tcW w:type="dxa" w:w="2200"/>
-            <w:vAlign w:val="center"/>
-            <w:tcMar>
-              <w:top w:w="80" w:type="dxa"/>
-              <w:start w:w="120" w:type="dxa"/>
-              <w:bottom w:w="80" w:type="dxa"/>
-              <w:end w:w="120" w:type="dxa"/>
-            </w:tcMar>
-            <w:tcBorders>
-              <w:top w:val="single" w:sz="4" w:color="B9C3CC"/>
-              <w:left w:val="single" w:sz="4" w:color="B9C3CC"/>
-              <w:bottom w:val="single" w:sz="4" w:color="B9C3CC"/>
-              <w:right w:val="single" w:sz="4" w:color="B9C3CC"/>
-              <w:insideH w:val="single" w:sz="4" w:color="B9C3CC"/>
-              <w:insideV w:val="single" w:sz="4" w:color="B9C3CC"/>
-            </w:tcBorders>
-          </w:tcPr>
-          <w:p>
-            <w:pPr>
-              <w:spacing w:before="0" w:after="0" w:line="245" w:lineRule="auto"/>
-              <w:jc w:val="left"/>
-            </w:pPr>
-            <w:r/>
-            <w:r>
-              <w:rPr>
-                <w:rFonts w:ascii="Hiragino Sans GB" w:hAnsi="Hiragino Sans GB" w:eastAsia="Hiragino Sans GB"/>
-                <w:b w:val="0"/>
-                <w:color w:val="14212B"/>
-                <w:sz w:val="15"/>
-              </w:rPr>
-              <w:t>上证跌破3806且不能收复；上涨家数&lt;1000；电子净流出仍超过300亿元；通信ETF&lt;=-7%并距日低&lt;1.5%</w:t>
-            </w:r>
-          </w:p>
-        </w:tc>
-        <w:tc>
-          <w:tcPr>
-            <w:tcW w:type="dxa" w:w="2200"/>
-            <w:vAlign w:val="center"/>
-            <w:tcMar>
-              <w:top w:w="80" w:type="dxa"/>
-              <w:start w:w="120" w:type="dxa"/>
-              <w:bottom w:w="80" w:type="dxa"/>
-              <w:end w:w="120" w:type="dxa"/>
-            </w:tcMar>
-            <w:tcBorders>
-              <w:top w:val="single" w:sz="4" w:color="B9C3CC"/>
-              <w:left w:val="single" w:sz="4" w:color="B9C3CC"/>
-              <w:bottom w:val="single" w:sz="4" w:color="B9C3CC"/>
-              <w:right w:val="single" w:sz="4" w:color="B9C3CC"/>
-              <w:insideH w:val="single" w:sz="4" w:color="B9C3CC"/>
-              <w:insideV w:val="single" w:sz="4" w:color="B9C3CC"/>
-            </w:tcBorders>
-          </w:tcPr>
-          <w:p>
-            <w:pPr>
-              <w:spacing w:before="0" w:after="0" w:line="245" w:lineRule="auto"/>
-              <w:jc w:val="left"/>
-            </w:pPr>
-            <w:r/>
-            <w:r>
-              <w:rPr>
-                <w:rFonts w:ascii="Hiragino Sans GB" w:hAnsi="Hiragino Sans GB" w:eastAsia="Hiragino Sans GB"/>
-                <w:b w:val="0"/>
-                <w:color w:val="14212B"/>
-                <w:sz w:val="15"/>
-              </w:rPr>
-              <w:t>上证收复3835、上涨家数&gt;2200且电子流出收窄至220亿元以内</w:t>
-            </w:r>
-          </w:p>
-        </w:tc>
-        <w:tc>
-          <w:tcPr>
-            <w:tcW w:type="dxa" w:w="2460"/>
-            <w:vAlign w:val="center"/>
-            <w:tcMar>
-              <w:top w:w="80" w:type="dxa"/>
-              <w:start w:w="120" w:type="dxa"/>
-              <w:bottom w:w="80" w:type="dxa"/>
-              <w:end w:w="120" w:type="dxa"/>
-            </w:tcMar>
-            <w:tcBorders>
-              <w:top w:val="single" w:sz="4" w:color="B9C3CC"/>
-              <w:left w:val="single" w:sz="4" w:color="B9C3CC"/>
-              <w:bottom w:val="single" w:sz="4" w:color="B9C3CC"/>
-              <w:right w:val="single" w:sz="4" w:color="B9C3CC"/>
-              <w:insideH w:val="single" w:sz="4" w:color="B9C3CC"/>
-              <w:insideV w:val="single" w:sz="4" w:color="B9C3CC"/>
-            </w:tcBorders>
-          </w:tcPr>
-          <w:p>
-            <w:pPr>
-              <w:spacing w:before="0" w:after="0" w:line="245" w:lineRule="auto"/>
-              <w:jc w:val="left"/>
-            </w:pPr>
-            <w:r/>
-            <w:r>
-              <w:rPr>
-                <w:rFonts w:ascii="Hiragino Sans GB" w:hAnsi="Hiragino Sans GB" w:eastAsia="Hiragino Sans GB"/>
-                <w:b w:val="0"/>
-                <w:color w:val="14212B"/>
-                <w:sz w:val="15"/>
-              </w:rPr>
-              <w:t>截止前赎回国泰中证全指通信设备ETF联接C 20%；不再卖易方达半导体材料设备ETF联接C</w:t>
-            </w:r>
-          </w:p>
-        </w:tc>
-      </w:tr>
-    </w:tbl>
-    <w:p>
-      <w:pPr>
-        <w:spacing w:before="0" w:after="40" w:line="240" w:lineRule="auto"/>
-      </w:pPr>
-    </w:p>
-    <w:p>
-      <w:pPr>
-        <w:spacing w:before="0" w:after="100" w:line="264" w:lineRule="auto"/>
-      </w:pPr>
-      <w:r>
-        <w:rPr>
-          <w:rFonts w:ascii="Hiragino Sans GB" w:hAnsi="Hiragino Sans GB" w:eastAsia="Hiragino Sans GB"/>
-          <w:b w:val="0"/>
-          <w:color w:val="14212B"/>
-          <w:sz w:val="21"/>
-        </w:rPr>
-        <w:t>今天收盘组合收涨/震荡/收跌概率为5%/20%/75%，合计100%；下一交易日为30%/35%/35%，合计100%。这不是收益承诺，只是基于午间已跌幅、广度、资金和隔夜风险偏好的条件概率。</w:t>
-      </w:r>
-    </w:p>
-    <w:p>
-      <w:pPr>
-        <w:keepNext/>
-        <w:spacing w:before="240" w:after="120" w:line="240" w:lineRule="auto"/>
-      </w:pPr>
-      <w:r>
-        <w:rPr>
-          <w:rFonts w:ascii="Hiragino Sans GB" w:hAnsi="Hiragino Sans GB" w:eastAsia="Hiragino Sans GB"/>
-          <w:b/>
-          <w:color w:val="1F4D78"/>
-          <w:sz w:val="28"/>
-        </w:rPr>
-        <w:t>对持仓的影响</w:t>
-      </w:r>
-    </w:p>
-    <w:p>
-      <w:pPr>
-        <w:pStyle w:val="ListBullet"/>
-      </w:pPr>
-      <w:r>
-        <w:rPr>
-          <w:rFonts w:ascii="Hiragino Sans GB" w:hAnsi="Hiragino Sans GB" w:eastAsia="Hiragino Sans GB"/>
-          <w:b w:val="0"/>
-          <w:color w:val="14212B"/>
-          <w:sz w:val="20"/>
-        </w:rPr>
-        <w:t>易方达半导体材料设备ETF联接C：两天已合计赎回547份，约占原1662.26份的32.91%。今天估算-2.41%，相对通信和主动科技反而较强；再卖会把风险控制变成对同一信号的连续追杀，今天不追加。</w:t>
-      </w:r>
-    </w:p>
-    <w:p>
-      <w:pPr>
-        <w:pStyle w:val="ListBullet"/>
-      </w:pPr>
-      <w:r>
-        <w:rPr>
-          <w:rFonts w:ascii="Hiragino Sans GB" w:hAnsi="Hiragino Sans GB" w:eastAsia="Hiragino Sans GB"/>
-          <w:b w:val="0"/>
-          <w:color w:val="14212B"/>
-          <w:sz w:val="20"/>
-        </w:rPr>
-        <w:t>景顺长城电子信息产业股票C：已确认卖出20%，剩余1731.68份。今天不重复卖，先等真实确认净值和费用。</w:t>
-      </w:r>
-    </w:p>
-    <w:p>
-      <w:pPr>
-        <w:pStyle w:val="ListBullet"/>
-      </w:pPr>
-      <w:r>
-        <w:rPr>
-          <w:rFonts w:ascii="Hiragino Sans GB" w:hAnsi="Hiragino Sans GB" w:eastAsia="Hiragino Sans GB"/>
-          <w:b w:val="0"/>
-          <w:color w:val="14212B"/>
-          <w:sz w:val="20"/>
-        </w:rPr>
-        <w:t>国泰中证全指通信设备ETF联接C：未做过结构性减仓，今天估算-7.71%，技术面低于20日线约10.73%，通信设备主力净流出约128.16亿元，是下午的唯一优先减仓对象。</w:t>
-      </w:r>
-    </w:p>
-    <w:p>
-      <w:pPr>
-        <w:pStyle w:val="ListBullet"/>
-      </w:pPr>
-      <w:r>
-        <w:rPr>
-          <w:rFonts w:ascii="Hiragino Sans GB" w:hAnsi="Hiragino Sans GB" w:eastAsia="Hiragino Sans GB"/>
-          <w:b w:val="0"/>
-          <w:color w:val="14212B"/>
-          <w:sz w:val="20"/>
-        </w:rPr>
-        <w:t>易方达信息行业精选股票C、财通成长优选混合C、财通品质甄选混合C、信澳业绩驱动混合C和财通集成电路产业股票C：今天估算均跌6%附近或更多，但持仓较小且交易状态/费用并非全部核验，不同时多头减仓，避免把一次恐慌变成全组合低位清仓。</w:t>
-      </w:r>
-    </w:p>
-    <w:p>
-      <w:pPr>
-        <w:pStyle w:val="ListBullet"/>
-      </w:pPr>
-      <w:r>
-        <w:rPr>
-          <w:rFonts w:ascii="Hiragino Sans GB" w:hAnsi="Hiragino Sans GB" w:eastAsia="Hiragino Sans GB"/>
-          <w:b w:val="0"/>
-          <w:color w:val="14212B"/>
-          <w:sz w:val="20"/>
-        </w:rPr>
-        <w:t>易方达沪深300ETF联接C：占组合最大，今天约-2.45%；它提供宽基暴露但已不是稳定器。由于账户现金和真实仓位未知，今天不卖也不补。</w:t>
-      </w:r>
-    </w:p>
-    <w:p>
-      <w:pPr>
-        <w:pStyle w:val="ListBullet"/>
-      </w:pPr>
-      <w:r>
-        <w:rPr>
-          <w:rFonts w:ascii="Hiragino Sans GB" w:hAnsi="Hiragino Sans GB" w:eastAsia="Hiragino Sans GB"/>
-          <w:b w:val="0"/>
-          <w:color w:val="14212B"/>
-          <w:sz w:val="20"/>
-        </w:rPr>
-        <w:t>QDII：隔夜纳指和全球科技走弱，但正式净值和交易确认滞后，不能用A股11:30数据直接替代QDII正式净值做当日申赎判断。</w:t>
-      </w:r>
-    </w:p>
-    <w:p>
-      <w:pPr>
-        <w:keepNext/>
-        <w:spacing w:before="240" w:after="120" w:line="240" w:lineRule="auto"/>
-      </w:pPr>
-      <w:r>
-        <w:rPr>
-          <w:rFonts w:ascii="Hiragino Sans GB" w:hAnsi="Hiragino Sans GB" w:eastAsia="Hiragino Sans GB"/>
-          <w:b/>
-          <w:color w:val="1F4D78"/>
-          <w:sz w:val="28"/>
-        </w:rPr>
-        <w:t>可以买什么</w:t>
-      </w:r>
-    </w:p>
-    <w:p>
-      <w:pPr>
-        <w:spacing w:before="0" w:after="100" w:line="264" w:lineRule="auto"/>
-      </w:pPr>
-      <w:r>
-        <w:rPr>
-          <w:rFonts w:ascii="Hiragino Sans GB" w:hAnsi="Hiragino Sans GB" w:eastAsia="Hiragino Sans GB"/>
-          <w:b w:val="0"/>
-          <w:color w:val="14212B"/>
-          <w:sz w:val="21"/>
-        </w:rPr>
-        <w:t>今天申购金额为0元。不是只会卖，而是当前没有一个买入对象同时满足：现金可用已确认、申购状态与费用已核验、正式净值趋势企稳、资金连续转入、事件没有被提前交易。自动规则对19只候选基金的检查结果也是0只通过。</w:t>
-      </w:r>
-    </w:p>
-    <w:p>
-      <w:pPr>
-        <w:pStyle w:val="ListBullet"/>
-      </w:pPr>
-      <w:r>
-        <w:rPr>
-          <w:rFonts w:ascii="Hiragino Sans GB" w:hAnsi="Hiragino Sans GB" w:eastAsia="Hiragino Sans GB"/>
-          <w:b w:val="0"/>
-          <w:color w:val="14212B"/>
-          <w:sz w:val="20"/>
-        </w:rPr>
-        <w:t>第一观察方向：电力、公用事业和电网。今天有价格与资金确认，但更像防御轮动；必须连续两个交易日强于沪深300、主力资金为正并完成具体场外基金合同审查后，才进入申购草案，今天不追。</w:t>
-      </w:r>
-    </w:p>
-    <w:p>
-      <w:pPr>
-        <w:pStyle w:val="ListBullet"/>
-      </w:pPr>
-      <w:r>
-        <w:rPr>
-          <w:rFonts w:ascii="Hiragino Sans GB" w:hAnsi="Hiragino Sans GB" w:eastAsia="Hiragino Sans GB"/>
-          <w:b w:val="0"/>
-          <w:color w:val="14212B"/>
-          <w:sz w:val="20"/>
-        </w:rPr>
-        <w:t>第二观察方向：AI应用和云计算。若世界人工智能大会出现可量化订单或政策，华泰柏瑞中证沪深港云计算产业ETF联接C连续两个正式净值日站上20日线，且电子/通信资金不再拖累，可评估下一开放日申购300元；今天条件未满足。</w:t>
-      </w:r>
-    </w:p>
-    <w:p>
-      <w:pPr>
-        <w:pStyle w:val="ListBullet"/>
-      </w:pPr>
-      <w:r>
-        <w:rPr>
-          <w:rFonts w:ascii="Hiragino Sans GB" w:hAnsi="Hiragino Sans GB" w:eastAsia="Hiragino Sans GB"/>
-          <w:b w:val="0"/>
-          <w:color w:val="14212B"/>
-          <w:sz w:val="20"/>
-        </w:rPr>
-        <w:t>第三观察方向：宽基。待现金余额核实、上证至少连续两日不创新低且上涨家数恢复到3000家以上，再评估易方达沪深300ETF联接C申购500元；今天不补跌。</w:t>
-      </w:r>
-    </w:p>
-    <w:p>
-      <w:pPr>
-        <w:pStyle w:val="ListBullet"/>
-      </w:pPr>
-      <w:r>
-        <w:rPr>
-          <w:rFonts w:ascii="Hiragino Sans GB" w:hAnsi="Hiragino Sans GB" w:eastAsia="Hiragino Sans GB"/>
-          <w:b w:val="0"/>
-          <w:color w:val="14212B"/>
-          <w:sz w:val="20"/>
-        </w:rPr>
-        <w:t>创新药：此前上涨逻辑是许可交易和审批改善，但今天资金大幅流出，等待回踩和资金重新转正，不追高。</w:t>
-      </w:r>
-    </w:p>
-    <w:p>
-      <w:pPr>
-        <w:keepNext/>
-        <w:spacing w:before="240" w:after="120" w:line="240" w:lineRule="auto"/>
-      </w:pPr>
-      <w:r>
-        <w:rPr>
-          <w:rFonts w:ascii="Hiragino Sans GB" w:hAnsi="Hiragino Sans GB" w:eastAsia="Hiragino Sans GB"/>
-          <w:b/>
-          <w:color w:val="1F4D78"/>
-          <w:sz w:val="28"/>
-        </w:rPr>
-        <w:t>睡醒后的14:30—15:00操作卡</w:t>
-      </w:r>
-    </w:p>
-    <w:p>
-      <w:pPr>
-        <w:spacing w:before="0" w:after="100" w:line="264" w:lineRule="auto"/>
-      </w:pPr>
-      <w:r>
-        <w:rPr>
-          <w:rFonts w:ascii="Hiragino Sans GB" w:hAnsi="Hiragino Sans GB" w:eastAsia="Hiragino Sans GB"/>
-          <w:b w:val="0"/>
-          <w:color w:val="14212B"/>
-          <w:sz w:val="21"/>
-        </w:rPr>
-        <w:t>平台实际截止时间以页面显示为准，通常15:00。14:25先打开赎回预览；14:30初检并作主决定，若需要提交，目标14:35前完成。14:45只复核尚未提交的等待情景，不等待15:00收盘后再假设可以按今天净值成交。</w:t>
-      </w:r>
-    </w:p>
-    <w:p>
-      <w:pPr>
-        <w:spacing w:before="0" w:after="100" w:line="264" w:lineRule="auto"/>
-      </w:pPr>
-      <w:r>
-        <w:rPr>
-          <w:rFonts w:ascii="Hiragino Sans GB" w:hAnsi="Hiragino Sans GB" w:eastAsia="Hiragino Sans GB"/>
-          <w:b w:val="0"/>
-          <w:color w:val="14212B"/>
-          <w:sz w:val="21"/>
-        </w:rPr>
-        <w:t>最多五个指标及精确阈值：①上证3806破位线、3820最低修复线、3835明显修复线；②上涨家数1000/2200/3500；③电子主力净流出午间303.77亿元，220亿元为明显收窄线、300亿元为红线；④通信ETF午间-7.86%，-7%且距日低&lt;1.5%为弱势延续，收窄到-5.5%以内且离低点&gt;2.5%为价格修复；⑤14:30沪深成交额2.625万亿元，对应收盘外推3万亿元确认线。</w:t>
-      </w:r>
-    </w:p>
-    <w:tbl>
-      <w:tblPr>
-        <w:tblW w:type="dxa" w:w="9360"/>
-        <w:jc w:val="left"/>
-        <w:tblLayout w:type="fixed"/>
-        <w:tblLook w:firstColumn="1" w:firstRow="1" w:lastColumn="0" w:lastRow="0" w:noHBand="0" w:noVBand="1" w:val="04A0"/>
-        <w:tblInd w:w="120" w:type="dxa"/>
-      </w:tblPr>
-      <w:tblGrid>
-        <w:gridCol w:w="1350"/>
-        <w:gridCol w:w="2050"/>
-        <w:gridCol w:w="950"/>
-        <w:gridCol w:w="1350"/>
-        <w:gridCol w:w="2300"/>
-        <w:gridCol w:w="1360"/>
-      </w:tblGrid>
-      <w:tr>
-        <w:trPr>
-          <w:tblHeader w:val="true"/>
-        </w:trPr>
-        <w:tc>
-          <w:tcPr>
-            <w:tcW w:type="dxa" w:w="1350"/>
-            <w:vAlign w:val="center"/>
-            <w:tcMar>
-              <w:top w:w="80" w:type="dxa"/>
-              <w:start w:w="120" w:type="dxa"/>
-              <w:bottom w:w="80" w:type="dxa"/>
-              <w:end w:w="120" w:type="dxa"/>
-            </w:tcMar>
-            <w:shd w:fill="E9EEF3"/>
-            <w:tcBorders>
-              <w:top w:val="single" w:sz="4" w:color="B9C3CC"/>
-              <w:left w:val="single" w:sz="4" w:color="B9C3CC"/>
-              <w:bottom w:val="single" w:sz="4" w:color="B9C3CC"/>
-              <w:right w:val="single" w:sz="4" w:color="B9C3CC"/>
-              <w:insideH w:val="single" w:sz="4" w:color="B9C3CC"/>
-              <w:insideV w:val="single" w:sz="4" w:color="B9C3CC"/>
-            </w:tcBorders>
-          </w:tcPr>
-          <w:p>
-            <w:pPr>
-              <w:spacing w:before="0" w:after="0" w:line="245" w:lineRule="auto"/>
-              <w:jc w:val="center"/>
-            </w:pPr>
-            <w:r/>
-            <w:r>
-              <w:rPr>
-                <w:rFonts w:ascii="Hiragino Sans GB" w:hAnsi="Hiragino Sans GB" w:eastAsia="Hiragino Sans GB"/>
-                <w:b/>
-                <w:color w:val="14212B"/>
-                <w:sz w:val="13"/>
-              </w:rPr>
-              <w:t>情景</w:t>
-            </w:r>
-          </w:p>
-        </w:tc>
-        <w:tc>
-          <w:tcPr>
-            <w:tcW w:type="dxa" w:w="2050"/>
-            <w:vAlign w:val="center"/>
-            <w:tcMar>
-              <w:top w:w="80" w:type="dxa"/>
-              <w:start w:w="120" w:type="dxa"/>
-              <w:bottom w:w="80" w:type="dxa"/>
-              <w:end w:w="120" w:type="dxa"/>
-            </w:tcMar>
-            <w:shd w:fill="E9EEF3"/>
-            <w:tcBorders>
-              <w:top w:val="single" w:sz="4" w:color="B9C3CC"/>
-              <w:left w:val="single" w:sz="4" w:color="B9C3CC"/>
-              <w:bottom w:val="single" w:sz="4" w:color="B9C3CC"/>
-              <w:right w:val="single" w:sz="4" w:color="B9C3CC"/>
-              <w:insideH w:val="single" w:sz="4" w:color="B9C3CC"/>
-              <w:insideV w:val="single" w:sz="4" w:color="B9C3CC"/>
-            </w:tcBorders>
-          </w:tcPr>
-          <w:p>
-            <w:pPr>
-              <w:spacing w:before="0" w:after="0" w:line="245" w:lineRule="auto"/>
-              <w:jc w:val="center"/>
-            </w:pPr>
-            <w:r/>
-            <w:r>
-              <w:rPr>
-                <w:rFonts w:ascii="Hiragino Sans GB" w:hAnsi="Hiragino Sans GB" w:eastAsia="Hiragino Sans GB"/>
-                <w:b/>
-                <w:color w:val="14212B"/>
-                <w:sz w:val="13"/>
-              </w:rPr>
-              <w:t>14:30或14:45条件</w:t>
-            </w:r>
-          </w:p>
-        </w:tc>
-        <w:tc>
-          <w:tcPr>
-            <w:tcW w:type="dxa" w:w="950"/>
-            <w:vAlign w:val="center"/>
-            <w:tcMar>
-              <w:top w:w="80" w:type="dxa"/>
-              <w:start w:w="120" w:type="dxa"/>
-              <w:bottom w:w="80" w:type="dxa"/>
-              <w:end w:w="120" w:type="dxa"/>
-            </w:tcMar>
-            <w:shd w:fill="E9EEF3"/>
-            <w:tcBorders>
-              <w:top w:val="single" w:sz="4" w:color="B9C3CC"/>
-              <w:left w:val="single" w:sz="4" w:color="B9C3CC"/>
-              <w:bottom w:val="single" w:sz="4" w:color="B9C3CC"/>
-              <w:right w:val="single" w:sz="4" w:color="B9C3CC"/>
-              <w:insideH w:val="single" w:sz="4" w:color="B9C3CC"/>
-              <w:insideV w:val="single" w:sz="4" w:color="B9C3CC"/>
-            </w:tcBorders>
-          </w:tcPr>
-          <w:p>
-            <w:pPr>
-              <w:spacing w:before="0" w:after="0" w:line="245" w:lineRule="auto"/>
-              <w:jc w:val="center"/>
-            </w:pPr>
-            <w:r/>
-            <w:r>
-              <w:rPr>
-                <w:rFonts w:ascii="Hiragino Sans GB" w:hAnsi="Hiragino Sans GB" w:eastAsia="Hiragino Sans GB"/>
-                <w:b/>
-                <w:color w:val="14212B"/>
-                <w:sz w:val="13"/>
-              </w:rPr>
-              <w:t>选择</w:t>
-            </w:r>
-          </w:p>
-        </w:tc>
-        <w:tc>
-          <w:tcPr>
-            <w:tcW w:type="dxa" w:w="1350"/>
-            <w:vAlign w:val="center"/>
-            <w:tcMar>
-              <w:top w:w="80" w:type="dxa"/>
-              <w:start w:w="120" w:type="dxa"/>
-              <w:bottom w:w="80" w:type="dxa"/>
-              <w:end w:w="120" w:type="dxa"/>
-            </w:tcMar>
-            <w:shd w:fill="E9EEF3"/>
-            <w:tcBorders>
-              <w:top w:val="single" w:sz="4" w:color="B9C3CC"/>
-              <w:left w:val="single" w:sz="4" w:color="B9C3CC"/>
-              <w:bottom w:val="single" w:sz="4" w:color="B9C3CC"/>
-              <w:right w:val="single" w:sz="4" w:color="B9C3CC"/>
-              <w:insideH w:val="single" w:sz="4" w:color="B9C3CC"/>
-              <w:insideV w:val="single" w:sz="4" w:color="B9C3CC"/>
-            </w:tcBorders>
-          </w:tcPr>
-          <w:p>
-            <w:pPr>
-              <w:spacing w:before="0" w:after="0" w:line="245" w:lineRule="auto"/>
-              <w:jc w:val="center"/>
-            </w:pPr>
-            <w:r/>
-            <w:r>
-              <w:rPr>
-                <w:rFonts w:ascii="Hiragino Sans GB" w:hAnsi="Hiragino Sans GB" w:eastAsia="Hiragino Sans GB"/>
-                <w:b/>
-                <w:color w:val="14212B"/>
-                <w:sz w:val="13"/>
-              </w:rPr>
-              <w:t>具体基金和份额</w:t>
-            </w:r>
-          </w:p>
-        </w:tc>
-        <w:tc>
-          <w:tcPr>
-            <w:tcW w:type="dxa" w:w="2300"/>
-            <w:vAlign w:val="center"/>
-            <w:tcMar>
-              <w:top w:w="80" w:type="dxa"/>
-              <w:start w:w="120" w:type="dxa"/>
-              <w:bottom w:w="80" w:type="dxa"/>
-              <w:end w:w="120" w:type="dxa"/>
-            </w:tcMar>
-            <w:shd w:fill="E9EEF3"/>
-            <w:tcBorders>
-              <w:top w:val="single" w:sz="4" w:color="B9C3CC"/>
-              <w:left w:val="single" w:sz="4" w:color="B9C3CC"/>
-              <w:bottom w:val="single" w:sz="4" w:color="B9C3CC"/>
-              <w:right w:val="single" w:sz="4" w:color="B9C3CC"/>
-              <w:insideH w:val="single" w:sz="4" w:color="B9C3CC"/>
-              <w:insideV w:val="single" w:sz="4" w:color="B9C3CC"/>
-            </w:tcBorders>
-          </w:tcPr>
-          <w:p>
-            <w:pPr>
-              <w:spacing w:before="0" w:after="0" w:line="245" w:lineRule="auto"/>
-              <w:jc w:val="center"/>
-            </w:pPr>
-            <w:r/>
-            <w:r>
-              <w:rPr>
-                <w:rFonts w:ascii="Hiragino Sans GB" w:hAnsi="Hiragino Sans GB" w:eastAsia="Hiragino Sans GB"/>
-                <w:b/>
-                <w:color w:val="14212B"/>
-                <w:sz w:val="13"/>
-              </w:rPr>
-              <w:t>预计净值日、费用与时滞</w:t>
-            </w:r>
-          </w:p>
-        </w:tc>
-        <w:tc>
-          <w:tcPr>
-            <w:tcW w:type="dxa" w:w="1360"/>
-            <w:vAlign w:val="center"/>
-            <w:tcMar>
-              <w:top w:w="80" w:type="dxa"/>
-              <w:start w:w="120" w:type="dxa"/>
-              <w:bottom w:w="80" w:type="dxa"/>
-              <w:end w:w="120" w:type="dxa"/>
-            </w:tcMar>
-            <w:shd w:fill="E9EEF3"/>
-            <w:tcBorders>
-              <w:top w:val="single" w:sz="4" w:color="B9C3CC"/>
-              <w:left w:val="single" w:sz="4" w:color="B9C3CC"/>
-              <w:bottom w:val="single" w:sz="4" w:color="B9C3CC"/>
-              <w:right w:val="single" w:sz="4" w:color="B9C3CC"/>
-              <w:insideH w:val="single" w:sz="4" w:color="B9C3CC"/>
-              <w:insideV w:val="single" w:sz="4" w:color="B9C3CC"/>
-            </w:tcBorders>
-          </w:tcPr>
-          <w:p>
-            <w:pPr>
-              <w:spacing w:before="0" w:after="0" w:line="245" w:lineRule="auto"/>
-              <w:jc w:val="center"/>
-            </w:pPr>
-            <w:r/>
-            <w:r>
-              <w:rPr>
-                <w:rFonts w:ascii="Hiragino Sans GB" w:hAnsi="Hiragino Sans GB" w:eastAsia="Hiragino Sans GB"/>
-                <w:b/>
-                <w:color w:val="14212B"/>
-                <w:sz w:val="13"/>
-              </w:rPr>
-              <w:t>推翻条件</w:t>
-            </w:r>
-          </w:p>
-        </w:tc>
-      </w:tr>
-      <w:tr>
-        <w:trPr>
-          <w:cantSplit/>
-        </w:trPr>
-        <w:tc>
-          <w:tcPr>
-            <w:tcW w:type="dxa" w:w="1350"/>
-            <w:vAlign w:val="center"/>
-            <w:tcMar>
-              <w:top w:w="80" w:type="dxa"/>
-              <w:start w:w="120" w:type="dxa"/>
-              <w:bottom w:w="80" w:type="dxa"/>
-              <w:end w:w="120" w:type="dxa"/>
-            </w:tcMar>
-            <w:tcBorders>
-              <w:top w:val="single" w:sz="4" w:color="B9C3CC"/>
-              <w:left w:val="single" w:sz="4" w:color="B9C3CC"/>
-              <w:bottom w:val="single" w:sz="4" w:color="B9C3CC"/>
-              <w:right w:val="single" w:sz="4" w:color="B9C3CC"/>
-              <w:insideH w:val="single" w:sz="4" w:color="B9C3CC"/>
-              <w:insideV w:val="single" w:sz="4" w:color="B9C3CC"/>
-            </w:tcBorders>
-          </w:tcPr>
-          <w:p>
-            <w:pPr>
-              <w:spacing w:before="0" w:after="0" w:line="245" w:lineRule="auto"/>
-              <w:jc w:val="center"/>
-            </w:pPr>
-            <w:r/>
-            <w:r>
-              <w:rPr>
-                <w:rFonts w:ascii="Hiragino Sans GB" w:hAnsi="Hiragino Sans GB" w:eastAsia="Hiragino Sans GB"/>
-                <w:b w:val="0"/>
-                <w:color w:val="14212B"/>
-                <w:sz w:val="13"/>
-              </w:rPr>
-              <w:t>强修复且资金确认</w:t>
-            </w:r>
-          </w:p>
-        </w:tc>
-        <w:tc>
-          <w:tcPr>
-            <w:tcW w:type="dxa" w:w="2050"/>
-            <w:vAlign w:val="center"/>
-            <w:tcMar>
-              <w:top w:w="80" w:type="dxa"/>
-              <w:start w:w="120" w:type="dxa"/>
-              <w:bottom w:w="80" w:type="dxa"/>
-              <w:end w:w="120" w:type="dxa"/>
-            </w:tcMar>
-            <w:tcBorders>
-              <w:top w:val="single" w:sz="4" w:color="B9C3CC"/>
-              <w:left w:val="single" w:sz="4" w:color="B9C3CC"/>
-              <w:bottom w:val="single" w:sz="4" w:color="B9C3CC"/>
-              <w:right w:val="single" w:sz="4" w:color="B9C3CC"/>
-              <w:insideH w:val="single" w:sz="4" w:color="B9C3CC"/>
-              <w:insideV w:val="single" w:sz="4" w:color="B9C3CC"/>
-            </w:tcBorders>
-          </w:tcPr>
-          <w:p>
-            <w:pPr>
-              <w:spacing w:before="0" w:after="0" w:line="245" w:lineRule="auto"/>
-              <w:jc w:val="left"/>
-            </w:pPr>
-            <w:r/>
-            <w:r>
-              <w:rPr>
-                <w:rFonts w:ascii="Hiragino Sans GB" w:hAnsi="Hiragino Sans GB" w:eastAsia="Hiragino Sans GB"/>
-                <w:b w:val="0"/>
-                <w:color w:val="14212B"/>
-                <w:sz w:val="13"/>
-              </w:rPr>
-              <w:t>上涨&gt;3500；电子、通信均转净流入；14:30成交&gt;=2.625万亿元；价格接近日高</w:t>
-            </w:r>
-          </w:p>
-        </w:tc>
-        <w:tc>
-          <w:tcPr>
-            <w:tcW w:type="dxa" w:w="950"/>
-            <w:vAlign w:val="center"/>
-            <w:tcMar>
-              <w:top w:w="80" w:type="dxa"/>
-              <w:start w:w="120" w:type="dxa"/>
-              <w:bottom w:w="80" w:type="dxa"/>
-              <w:end w:w="120" w:type="dxa"/>
-            </w:tcMar>
-            <w:tcBorders>
-              <w:top w:val="single" w:sz="4" w:color="B9C3CC"/>
-              <w:left w:val="single" w:sz="4" w:color="B9C3CC"/>
-              <w:bottom w:val="single" w:sz="4" w:color="B9C3CC"/>
-              <w:right w:val="single" w:sz="4" w:color="B9C3CC"/>
-              <w:insideH w:val="single" w:sz="4" w:color="B9C3CC"/>
-              <w:insideV w:val="single" w:sz="4" w:color="B9C3CC"/>
-            </w:tcBorders>
-          </w:tcPr>
-          <w:p>
-            <w:pPr>
-              <w:spacing w:before="0" w:after="0" w:line="245" w:lineRule="auto"/>
-              <w:jc w:val="center"/>
-            </w:pPr>
-            <w:r/>
-            <w:r>
-              <w:rPr>
-                <w:rFonts w:ascii="Hiragino Sans GB" w:hAnsi="Hiragino Sans GB" w:eastAsia="Hiragino Sans GB"/>
-                <w:b w:val="0"/>
-                <w:color w:val="14212B"/>
-                <w:sz w:val="13"/>
-              </w:rPr>
-              <w:t>截止前提交赎回</w:t>
-            </w:r>
-          </w:p>
-        </w:tc>
-        <w:tc>
-          <w:tcPr>
-            <w:tcW w:type="dxa" w:w="1350"/>
-            <w:vAlign w:val="center"/>
-            <w:tcMar>
-              <w:top w:w="80" w:type="dxa"/>
-              <w:start w:w="120" w:type="dxa"/>
-              <w:bottom w:w="80" w:type="dxa"/>
-              <w:end w:w="120" w:type="dxa"/>
-            </w:tcMar>
-            <w:tcBorders>
-              <w:top w:val="single" w:sz="4" w:color="B9C3CC"/>
-              <w:left w:val="single" w:sz="4" w:color="B9C3CC"/>
-              <w:bottom w:val="single" w:sz="4" w:color="B9C3CC"/>
-              <w:right w:val="single" w:sz="4" w:color="B9C3CC"/>
-              <w:insideH w:val="single" w:sz="4" w:color="B9C3CC"/>
-              <w:insideV w:val="single" w:sz="4" w:color="B9C3CC"/>
-            </w:tcBorders>
-          </w:tcPr>
-          <w:p>
-            <w:pPr>
-              <w:spacing w:before="0" w:after="0" w:line="245" w:lineRule="auto"/>
-              <w:jc w:val="left"/>
-            </w:pPr>
-            <w:r/>
-            <w:r>
-              <w:rPr>
-                <w:rFonts w:ascii="Hiragino Sans GB" w:hAnsi="Hiragino Sans GB" w:eastAsia="Hiragino Sans GB"/>
-                <w:b w:val="0"/>
-                <w:color w:val="14212B"/>
-                <w:sz w:val="13"/>
-              </w:rPr>
-              <w:t>国泰中证全指通信设备ETF联接C 10%=48.02份；申购0元</w:t>
-            </w:r>
-          </w:p>
-        </w:tc>
-        <w:tc>
-          <w:tcPr>
-            <w:tcW w:type="dxa" w:w="2300"/>
-            <w:vAlign w:val="center"/>
-            <w:tcMar>
-              <w:top w:w="80" w:type="dxa"/>
-              <w:start w:w="120" w:type="dxa"/>
-              <w:bottom w:w="80" w:type="dxa"/>
-              <w:end w:w="120" w:type="dxa"/>
-            </w:tcMar>
-            <w:tcBorders>
-              <w:top w:val="single" w:sz="4" w:color="B9C3CC"/>
-              <w:left w:val="single" w:sz="4" w:color="B9C3CC"/>
-              <w:bottom w:val="single" w:sz="4" w:color="B9C3CC"/>
-              <w:right w:val="single" w:sz="4" w:color="B9C3CC"/>
-              <w:insideH w:val="single" w:sz="4" w:color="B9C3CC"/>
-              <w:insideV w:val="single" w:sz="4" w:color="B9C3CC"/>
-            </w:tcBorders>
-          </w:tcPr>
-          <w:p>
-            <w:pPr>
-              <w:spacing w:before="0" w:after="0" w:line="245" w:lineRule="auto"/>
-              <w:jc w:val="left"/>
-            </w:pPr>
-            <w:r/>
-            <w:r>
-              <w:rPr>
-                <w:rFonts w:ascii="Hiragino Sans GB" w:hAnsi="Hiragino Sans GB" w:eastAsia="Hiragino Sans GB"/>
-                <w:b w:val="0"/>
-                <w:color w:val="14212B"/>
-                <w:sz w:val="13"/>
-              </w:rPr>
-              <w:t>若平台截止前受理，预计用2026-07-17收盘正式净值；按7月16日净值和0.5%模型费率估费约0.96元；通常T+1确认、T+2至T+3到账</w:t>
-            </w:r>
-          </w:p>
-        </w:tc>
-        <w:tc>
-          <w:tcPr>
-            <w:tcW w:type="dxa" w:w="1360"/>
-            <w:vAlign w:val="center"/>
-            <w:tcMar>
-              <w:top w:w="80" w:type="dxa"/>
-              <w:start w:w="120" w:type="dxa"/>
-              <w:bottom w:w="80" w:type="dxa"/>
-              <w:end w:w="120" w:type="dxa"/>
-            </w:tcMar>
-            <w:tcBorders>
-              <w:top w:val="single" w:sz="4" w:color="B9C3CC"/>
-              <w:left w:val="single" w:sz="4" w:color="B9C3CC"/>
-              <w:bottom w:val="single" w:sz="4" w:color="B9C3CC"/>
-              <w:right w:val="single" w:sz="4" w:color="B9C3CC"/>
-              <w:insideH w:val="single" w:sz="4" w:color="B9C3CC"/>
-              <w:insideV w:val="single" w:sz="4" w:color="B9C3CC"/>
-            </w:tcBorders>
-          </w:tcPr>
-          <w:p>
-            <w:pPr>
-              <w:spacing w:before="0" w:after="0" w:line="245" w:lineRule="auto"/>
-              <w:jc w:val="left"/>
-            </w:pPr>
-            <w:r/>
-            <w:r>
-              <w:rPr>
-                <w:rFonts w:ascii="Hiragino Sans GB" w:hAnsi="Hiragino Sans GB" w:eastAsia="Hiragino Sans GB"/>
-                <w:b w:val="0"/>
-                <w:color w:val="14212B"/>
-                <w:sz w:val="13"/>
-              </w:rPr>
-              <w:t>任一资金确认消失，改按相应弱势情景；平台显示费率&gt;0.5%或不可赎则等待</w:t>
-            </w:r>
-          </w:p>
-        </w:tc>
-      </w:tr>
-      <w:tr>
-        <w:trPr>
-          <w:cantSplit/>
-        </w:trPr>
-        <w:tc>
-          <w:tcPr>
-            <w:tcW w:type="dxa" w:w="1350"/>
-            <w:vAlign w:val="center"/>
-            <w:tcMar>
-              <w:top w:w="80" w:type="dxa"/>
-              <w:start w:w="120" w:type="dxa"/>
-              <w:bottom w:w="80" w:type="dxa"/>
-              <w:end w:w="120" w:type="dxa"/>
-            </w:tcMar>
-            <w:tcBorders>
-              <w:top w:val="single" w:sz="4" w:color="B9C3CC"/>
-              <w:left w:val="single" w:sz="4" w:color="B9C3CC"/>
-              <w:bottom w:val="single" w:sz="4" w:color="B9C3CC"/>
-              <w:right w:val="single" w:sz="4" w:color="B9C3CC"/>
-              <w:insideH w:val="single" w:sz="4" w:color="B9C3CC"/>
-              <w:insideV w:val="single" w:sz="4" w:color="B9C3CC"/>
-            </w:tcBorders>
-          </w:tcPr>
-          <w:p>
-            <w:pPr>
-              <w:spacing w:before="0" w:after="0" w:line="245" w:lineRule="auto"/>
-              <w:jc w:val="center"/>
-            </w:pPr>
-            <w:r/>
-            <w:r>
-              <w:rPr>
-                <w:rFonts w:ascii="Hiragino Sans GB" w:hAnsi="Hiragino Sans GB" w:eastAsia="Hiragino Sans GB"/>
-                <w:b w:val="0"/>
-                <w:color w:val="14212B"/>
-                <w:sz w:val="13"/>
-              </w:rPr>
-              <w:t>强修复但资金未确认</w:t>
-            </w:r>
-          </w:p>
-        </w:tc>
-        <w:tc>
-          <w:tcPr>
-            <w:tcW w:type="dxa" w:w="2050"/>
-            <w:vAlign w:val="center"/>
-            <w:tcMar>
-              <w:top w:w="80" w:type="dxa"/>
-              <w:start w:w="120" w:type="dxa"/>
-              <w:bottom w:w="80" w:type="dxa"/>
-              <w:end w:w="120" w:type="dxa"/>
-            </w:tcMar>
-            <w:tcBorders>
-              <w:top w:val="single" w:sz="4" w:color="B9C3CC"/>
-              <w:left w:val="single" w:sz="4" w:color="B9C3CC"/>
-              <w:bottom w:val="single" w:sz="4" w:color="B9C3CC"/>
-              <w:right w:val="single" w:sz="4" w:color="B9C3CC"/>
-              <w:insideH w:val="single" w:sz="4" w:color="B9C3CC"/>
-              <w:insideV w:val="single" w:sz="4" w:color="B9C3CC"/>
-            </w:tcBorders>
-          </w:tcPr>
-          <w:p>
-            <w:pPr>
-              <w:spacing w:before="0" w:after="0" w:line="245" w:lineRule="auto"/>
-              <w:jc w:val="left"/>
-            </w:pPr>
-            <w:r/>
-            <w:r>
-              <w:rPr>
-                <w:rFonts w:ascii="Hiragino Sans GB" w:hAnsi="Hiragino Sans GB" w:eastAsia="Hiragino Sans GB"/>
-                <w:b w:val="0"/>
-                <w:color w:val="14212B"/>
-                <w:sz w:val="13"/>
-              </w:rPr>
-              <w:t>上证收复3835或通信收窄至-5.5%以内，但电子或通信仍净流出，或成交外推&lt;3万亿元</w:t>
-            </w:r>
-          </w:p>
-        </w:tc>
-        <w:tc>
-          <w:tcPr>
-            <w:tcW w:type="dxa" w:w="950"/>
-            <w:vAlign w:val="center"/>
-            <w:tcMar>
-              <w:top w:w="80" w:type="dxa"/>
-              <w:start w:w="120" w:type="dxa"/>
-              <w:bottom w:w="80" w:type="dxa"/>
-              <w:end w:w="120" w:type="dxa"/>
-            </w:tcMar>
-            <w:tcBorders>
-              <w:top w:val="single" w:sz="4" w:color="B9C3CC"/>
-              <w:left w:val="single" w:sz="4" w:color="B9C3CC"/>
-              <w:bottom w:val="single" w:sz="4" w:color="B9C3CC"/>
-              <w:right w:val="single" w:sz="4" w:color="B9C3CC"/>
-              <w:insideH w:val="single" w:sz="4" w:color="B9C3CC"/>
-              <w:insideV w:val="single" w:sz="4" w:color="B9C3CC"/>
-            </w:tcBorders>
-          </w:tcPr>
-          <w:p>
-            <w:pPr>
-              <w:spacing w:before="0" w:after="0" w:line="245" w:lineRule="auto"/>
-              <w:jc w:val="center"/>
-            </w:pPr>
-            <w:r/>
-            <w:r>
-              <w:rPr>
-                <w:rFonts w:ascii="Hiragino Sans GB" w:hAnsi="Hiragino Sans GB" w:eastAsia="Hiragino Sans GB"/>
-                <w:b w:val="0"/>
-                <w:color w:val="14212B"/>
-                <w:sz w:val="13"/>
-              </w:rPr>
-              <w:t>截止前提交赎回</w:t>
-            </w:r>
-          </w:p>
-        </w:tc>
-        <w:tc>
-          <w:tcPr>
-            <w:tcW w:type="dxa" w:w="1350"/>
-            <w:vAlign w:val="center"/>
-            <w:tcMar>
-              <w:top w:w="80" w:type="dxa"/>
-              <w:start w:w="120" w:type="dxa"/>
-              <w:bottom w:w="80" w:type="dxa"/>
-              <w:end w:w="120" w:type="dxa"/>
-            </w:tcMar>
-            <w:tcBorders>
-              <w:top w:val="single" w:sz="4" w:color="B9C3CC"/>
-              <w:left w:val="single" w:sz="4" w:color="B9C3CC"/>
-              <w:bottom w:val="single" w:sz="4" w:color="B9C3CC"/>
-              <w:right w:val="single" w:sz="4" w:color="B9C3CC"/>
-              <w:insideH w:val="single" w:sz="4" w:color="B9C3CC"/>
-              <w:insideV w:val="single" w:sz="4" w:color="B9C3CC"/>
-            </w:tcBorders>
-          </w:tcPr>
-          <w:p>
-            <w:pPr>
-              <w:spacing w:before="0" w:after="0" w:line="245" w:lineRule="auto"/>
-              <w:jc w:val="left"/>
-            </w:pPr>
-            <w:r/>
-            <w:r>
-              <w:rPr>
-                <w:rFonts w:ascii="Hiragino Sans GB" w:hAnsi="Hiragino Sans GB" w:eastAsia="Hiragino Sans GB"/>
-                <w:b w:val="0"/>
-                <w:color w:val="14212B"/>
-                <w:sz w:val="13"/>
-              </w:rPr>
-              <w:t>国泰中证全指通信设备ETF联接C 20%=96.05份；申购0元</w:t>
-            </w:r>
-          </w:p>
-        </w:tc>
-        <w:tc>
-          <w:tcPr>
-            <w:tcW w:type="dxa" w:w="2300"/>
-            <w:vAlign w:val="center"/>
-            <w:tcMar>
-              <w:top w:w="80" w:type="dxa"/>
-              <w:start w:w="120" w:type="dxa"/>
-              <w:bottom w:w="80" w:type="dxa"/>
-              <w:end w:w="120" w:type="dxa"/>
-            </w:tcMar>
-            <w:tcBorders>
-              <w:top w:val="single" w:sz="4" w:color="B9C3CC"/>
-              <w:left w:val="single" w:sz="4" w:color="B9C3CC"/>
-              <w:bottom w:val="single" w:sz="4" w:color="B9C3CC"/>
-              <w:right w:val="single" w:sz="4" w:color="B9C3CC"/>
-              <w:insideH w:val="single" w:sz="4" w:color="B9C3CC"/>
-              <w:insideV w:val="single" w:sz="4" w:color="B9C3CC"/>
-            </w:tcBorders>
-          </w:tcPr>
-          <w:p>
-            <w:pPr>
-              <w:spacing w:before="0" w:after="0" w:line="245" w:lineRule="auto"/>
-              <w:jc w:val="left"/>
-            </w:pPr>
-            <w:r/>
-            <w:r>
-              <w:rPr>
-                <w:rFonts w:ascii="Hiragino Sans GB" w:hAnsi="Hiragino Sans GB" w:eastAsia="Hiragino Sans GB"/>
-                <w:b w:val="0"/>
-                <w:color w:val="14212B"/>
-                <w:sz w:val="13"/>
-              </w:rPr>
-              <w:t>预计2026-07-17正式净值；模型费约1.93元；T+1确认、T+2至T+3到账</w:t>
-            </w:r>
-          </w:p>
-        </w:tc>
-        <w:tc>
-          <w:tcPr>
-            <w:tcW w:type="dxa" w:w="1360"/>
-            <w:vAlign w:val="center"/>
-            <w:tcMar>
-              <w:top w:w="80" w:type="dxa"/>
-              <w:start w:w="120" w:type="dxa"/>
-              <w:bottom w:w="80" w:type="dxa"/>
-              <w:end w:w="120" w:type="dxa"/>
-            </w:tcMar>
-            <w:tcBorders>
-              <w:top w:val="single" w:sz="4" w:color="B9C3CC"/>
-              <w:left w:val="single" w:sz="4" w:color="B9C3CC"/>
-              <w:bottom w:val="single" w:sz="4" w:color="B9C3CC"/>
-              <w:right w:val="single" w:sz="4" w:color="B9C3CC"/>
-              <w:insideH w:val="single" w:sz="4" w:color="B9C3CC"/>
-              <w:insideV w:val="single" w:sz="4" w:color="B9C3CC"/>
-            </w:tcBorders>
-          </w:tcPr>
-          <w:p>
-            <w:pPr>
-              <w:spacing w:before="0" w:after="0" w:line="245" w:lineRule="auto"/>
-              <w:jc w:val="left"/>
-            </w:pPr>
-            <w:r/>
-            <w:r>
-              <w:rPr>
-                <w:rFonts w:ascii="Hiragino Sans GB" w:hAnsi="Hiragino Sans GB" w:eastAsia="Hiragino Sans GB"/>
-                <w:b w:val="0"/>
-                <w:color w:val="14212B"/>
-                <w:sz w:val="13"/>
-              </w:rPr>
-              <w:t>电子通信双双转净流入且其他强修复条件齐全，降为10%</w:t>
-            </w:r>
-          </w:p>
-        </w:tc>
-      </w:tr>
-      <w:tr>
-        <w:trPr>
-          <w:cantSplit/>
-        </w:trPr>
-        <w:tc>
-          <w:tcPr>
-            <w:tcW w:type="dxa" w:w="1350"/>
-            <w:vAlign w:val="center"/>
-            <w:tcMar>
-              <w:top w:w="80" w:type="dxa"/>
-              <w:start w:w="120" w:type="dxa"/>
-              <w:bottom w:w="80" w:type="dxa"/>
-              <w:end w:w="120" w:type="dxa"/>
-            </w:tcMar>
-            <w:tcBorders>
-              <w:top w:val="single" w:sz="4" w:color="B9C3CC"/>
-              <w:left w:val="single" w:sz="4" w:color="B9C3CC"/>
-              <w:bottom w:val="single" w:sz="4" w:color="B9C3CC"/>
-              <w:right w:val="single" w:sz="4" w:color="B9C3CC"/>
-              <w:insideH w:val="single" w:sz="4" w:color="B9C3CC"/>
-              <w:insideV w:val="single" w:sz="4" w:color="B9C3CC"/>
-            </w:tcBorders>
-          </w:tcPr>
-          <w:p>
-            <w:pPr>
-              <w:spacing w:before="0" w:after="0" w:line="245" w:lineRule="auto"/>
-              <w:jc w:val="center"/>
-            </w:pPr>
-            <w:r/>
-            <w:r>
-              <w:rPr>
-                <w:rFonts w:ascii="Hiragino Sans GB" w:hAnsi="Hiragino Sans GB" w:eastAsia="Hiragino Sans GB"/>
-                <w:b w:val="0"/>
-                <w:color w:val="14212B"/>
-                <w:sz w:val="13"/>
-              </w:rPr>
-              <w:t>弱修复但未创新低</w:t>
-            </w:r>
-          </w:p>
-        </w:tc>
-        <w:tc>
-          <w:tcPr>
-            <w:tcW w:type="dxa" w:w="2050"/>
-            <w:vAlign w:val="center"/>
-            <w:tcMar>
-              <w:top w:w="80" w:type="dxa"/>
-              <w:start w:w="120" w:type="dxa"/>
-              <w:bottom w:w="80" w:type="dxa"/>
-              <w:end w:w="120" w:type="dxa"/>
-            </w:tcMar>
-            <w:tcBorders>
-              <w:top w:val="single" w:sz="4" w:color="B9C3CC"/>
-              <w:left w:val="single" w:sz="4" w:color="B9C3CC"/>
-              <w:bottom w:val="single" w:sz="4" w:color="B9C3CC"/>
-              <w:right w:val="single" w:sz="4" w:color="B9C3CC"/>
-              <w:insideH w:val="single" w:sz="4" w:color="B9C3CC"/>
-              <w:insideV w:val="single" w:sz="4" w:color="B9C3CC"/>
-            </w:tcBorders>
-          </w:tcPr>
-          <w:p>
-            <w:pPr>
-              <w:spacing w:before="0" w:after="0" w:line="245" w:lineRule="auto"/>
-              <w:jc w:val="left"/>
-            </w:pPr>
-            <w:r/>
-            <w:r>
-              <w:rPr>
-                <w:rFonts w:ascii="Hiragino Sans GB" w:hAnsi="Hiragino Sans GB" w:eastAsia="Hiragino Sans GB"/>
-                <w:b w:val="0"/>
-                <w:color w:val="14212B"/>
-                <w:sz w:val="13"/>
-              </w:rPr>
-              <w:t>上证守3806并收复3820；上涨&gt;=1000；电子净流出收窄至220亿元以内；通信离日低&gt;1.5%</w:t>
-            </w:r>
-          </w:p>
-        </w:tc>
-        <w:tc>
-          <w:tcPr>
-            <w:tcW w:type="dxa" w:w="950"/>
-            <w:vAlign w:val="center"/>
-            <w:tcMar>
-              <w:top w:w="80" w:type="dxa"/>
-              <w:start w:w="120" w:type="dxa"/>
-              <w:bottom w:w="80" w:type="dxa"/>
-              <w:end w:w="120" w:type="dxa"/>
-            </w:tcMar>
-            <w:tcBorders>
-              <w:top w:val="single" w:sz="4" w:color="B9C3CC"/>
-              <w:left w:val="single" w:sz="4" w:color="B9C3CC"/>
-              <w:bottom w:val="single" w:sz="4" w:color="B9C3CC"/>
-              <w:right w:val="single" w:sz="4" w:color="B9C3CC"/>
-              <w:insideH w:val="single" w:sz="4" w:color="B9C3CC"/>
-              <w:insideV w:val="single" w:sz="4" w:color="B9C3CC"/>
-            </w:tcBorders>
-          </w:tcPr>
-          <w:p>
-            <w:pPr>
-              <w:spacing w:before="0" w:after="0" w:line="245" w:lineRule="auto"/>
-              <w:jc w:val="center"/>
-            </w:pPr>
-            <w:r/>
-            <w:r>
-              <w:rPr>
-                <w:rFonts w:ascii="Hiragino Sans GB" w:hAnsi="Hiragino Sans GB" w:eastAsia="Hiragino Sans GB"/>
-                <w:b w:val="0"/>
-                <w:color w:val="14212B"/>
-                <w:sz w:val="13"/>
-              </w:rPr>
-              <w:t>等待下一开放日</w:t>
-            </w:r>
-          </w:p>
-        </w:tc>
-        <w:tc>
-          <w:tcPr>
-            <w:tcW w:type="dxa" w:w="1350"/>
-            <w:vAlign w:val="center"/>
-            <w:tcMar>
-              <w:top w:w="80" w:type="dxa"/>
-              <w:start w:w="120" w:type="dxa"/>
-              <w:bottom w:w="80" w:type="dxa"/>
-              <w:end w:w="120" w:type="dxa"/>
-            </w:tcMar>
-            <w:tcBorders>
-              <w:top w:val="single" w:sz="4" w:color="B9C3CC"/>
-              <w:left w:val="single" w:sz="4" w:color="B9C3CC"/>
-              <w:bottom w:val="single" w:sz="4" w:color="B9C3CC"/>
-              <w:right w:val="single" w:sz="4" w:color="B9C3CC"/>
-              <w:insideH w:val="single" w:sz="4" w:color="B9C3CC"/>
-              <w:insideV w:val="single" w:sz="4" w:color="B9C3CC"/>
-            </w:tcBorders>
-          </w:tcPr>
-          <w:p>
-            <w:pPr>
-              <w:spacing w:before="0" w:after="0" w:line="245" w:lineRule="auto"/>
-              <w:jc w:val="center"/>
-            </w:pPr>
-            <w:r/>
-            <w:r>
-              <w:rPr>
-                <w:rFonts w:ascii="Hiragino Sans GB" w:hAnsi="Hiragino Sans GB" w:eastAsia="Hiragino Sans GB"/>
-                <w:b w:val="0"/>
-                <w:color w:val="14212B"/>
-                <w:sz w:val="13"/>
-              </w:rPr>
-              <w:t>申购0元、赎回0份</w:t>
-            </w:r>
-          </w:p>
-        </w:tc>
-        <w:tc>
-          <w:tcPr>
-            <w:tcW w:type="dxa" w:w="2300"/>
-            <w:vAlign w:val="center"/>
-            <w:tcMar>
-              <w:top w:w="80" w:type="dxa"/>
-              <w:start w:w="120" w:type="dxa"/>
-              <w:bottom w:w="80" w:type="dxa"/>
-              <w:end w:w="120" w:type="dxa"/>
-            </w:tcMar>
-            <w:tcBorders>
-              <w:top w:val="single" w:sz="4" w:color="B9C3CC"/>
-              <w:left w:val="single" w:sz="4" w:color="B9C3CC"/>
-              <w:bottom w:val="single" w:sz="4" w:color="B9C3CC"/>
-              <w:right w:val="single" w:sz="4" w:color="B9C3CC"/>
-              <w:insideH w:val="single" w:sz="4" w:color="B9C3CC"/>
-              <w:insideV w:val="single" w:sz="4" w:color="B9C3CC"/>
-            </w:tcBorders>
-          </w:tcPr>
-          <w:p>
-            <w:pPr>
-              <w:spacing w:before="0" w:after="0" w:line="245" w:lineRule="auto"/>
-              <w:jc w:val="center"/>
-            </w:pPr>
-            <w:r/>
-            <w:r>
-              <w:rPr>
-                <w:rFonts w:ascii="Hiragino Sans GB" w:hAnsi="Hiragino Sans GB" w:eastAsia="Hiragino Sans GB"/>
-                <w:b w:val="0"/>
-                <w:color w:val="14212B"/>
-                <w:sz w:val="13"/>
-              </w:rPr>
-              <w:t>无交易</w:t>
-            </w:r>
-          </w:p>
-        </w:tc>
-        <w:tc>
-          <w:tcPr>
-            <w:tcW w:type="dxa" w:w="1360"/>
-            <w:vAlign w:val="center"/>
-            <w:tcMar>
-              <w:top w:w="80" w:type="dxa"/>
-              <w:start w:w="120" w:type="dxa"/>
-              <w:bottom w:w="80" w:type="dxa"/>
-              <w:end w:w="120" w:type="dxa"/>
-            </w:tcMar>
-            <w:tcBorders>
-              <w:top w:val="single" w:sz="4" w:color="B9C3CC"/>
-              <w:left w:val="single" w:sz="4" w:color="B9C3CC"/>
-              <w:bottom w:val="single" w:sz="4" w:color="B9C3CC"/>
-              <w:right w:val="single" w:sz="4" w:color="B9C3CC"/>
-              <w:insideH w:val="single" w:sz="4" w:color="B9C3CC"/>
-              <w:insideV w:val="single" w:sz="4" w:color="B9C3CC"/>
-            </w:tcBorders>
-          </w:tcPr>
-          <w:p>
-            <w:pPr>
-              <w:spacing w:before="0" w:after="0" w:line="245" w:lineRule="auto"/>
-              <w:jc w:val="left"/>
-            </w:pPr>
-            <w:r/>
-            <w:r>
-              <w:rPr>
-                <w:rFonts w:ascii="Hiragino Sans GB" w:hAnsi="Hiragino Sans GB" w:eastAsia="Hiragino Sans GB"/>
-                <w:b w:val="0"/>
-                <w:color w:val="14212B"/>
-                <w:sz w:val="13"/>
-              </w:rPr>
-              <w:t>上证跌破3806、上涨&lt;1000、电子流出&gt;300亿元三项同时成立</w:t>
-            </w:r>
-          </w:p>
-        </w:tc>
-      </w:tr>
-      <w:tr>
-        <w:trPr>
-          <w:cantSplit/>
-        </w:trPr>
-        <w:tc>
-          <w:tcPr>
-            <w:tcW w:type="dxa" w:w="1350"/>
-            <w:vAlign w:val="center"/>
-            <w:tcMar>
-              <w:top w:w="80" w:type="dxa"/>
-              <w:start w:w="120" w:type="dxa"/>
-              <w:bottom w:w="80" w:type="dxa"/>
-              <w:end w:w="120" w:type="dxa"/>
-            </w:tcMar>
-            <w:tcBorders>
-              <w:top w:val="single" w:sz="4" w:color="B9C3CC"/>
-              <w:left w:val="single" w:sz="4" w:color="B9C3CC"/>
-              <w:bottom w:val="single" w:sz="4" w:color="B9C3CC"/>
-              <w:right w:val="single" w:sz="4" w:color="B9C3CC"/>
-              <w:insideH w:val="single" w:sz="4" w:color="B9C3CC"/>
-              <w:insideV w:val="single" w:sz="4" w:color="B9C3CC"/>
-            </w:tcBorders>
-          </w:tcPr>
-          <w:p>
-            <w:pPr>
-              <w:spacing w:before="0" w:after="0" w:line="245" w:lineRule="auto"/>
-              <w:jc w:val="center"/>
-            </w:pPr>
-            <w:r/>
-            <w:r>
-              <w:rPr>
-                <w:rFonts w:ascii="Hiragino Sans GB" w:hAnsi="Hiragino Sans GB" w:eastAsia="Hiragino Sans GB"/>
-                <w:b w:val="0"/>
-                <w:color w:val="14212B"/>
-                <w:sz w:val="13"/>
-              </w:rPr>
-              <w:t>确认破位</w:t>
-            </w:r>
-          </w:p>
-        </w:tc>
-        <w:tc>
-          <w:tcPr>
-            <w:tcW w:type="dxa" w:w="2050"/>
-            <w:vAlign w:val="center"/>
-            <w:tcMar>
-              <w:top w:w="80" w:type="dxa"/>
-              <w:start w:w="120" w:type="dxa"/>
-              <w:bottom w:w="80" w:type="dxa"/>
-              <w:end w:w="120" w:type="dxa"/>
-            </w:tcMar>
-            <w:tcBorders>
-              <w:top w:val="single" w:sz="4" w:color="B9C3CC"/>
-              <w:left w:val="single" w:sz="4" w:color="B9C3CC"/>
-              <w:bottom w:val="single" w:sz="4" w:color="B9C3CC"/>
-              <w:right w:val="single" w:sz="4" w:color="B9C3CC"/>
-              <w:insideH w:val="single" w:sz="4" w:color="B9C3CC"/>
-              <w:insideV w:val="single" w:sz="4" w:color="B9C3CC"/>
-            </w:tcBorders>
-          </w:tcPr>
-          <w:p>
-            <w:pPr>
-              <w:spacing w:before="0" w:after="0" w:line="245" w:lineRule="auto"/>
-              <w:jc w:val="left"/>
-            </w:pPr>
-            <w:r/>
-            <w:r>
-              <w:rPr>
-                <w:rFonts w:ascii="Hiragino Sans GB" w:hAnsi="Hiragino Sans GB" w:eastAsia="Hiragino Sans GB"/>
-                <w:b w:val="0"/>
-                <w:color w:val="14212B"/>
-                <w:sz w:val="13"/>
-              </w:rPr>
-              <w:t>上证&lt;3806且不能收复；上涨&lt;1000；电子净流出&gt;300亿元；通信&lt;=-7%且距日低&lt;1.5%</w:t>
-            </w:r>
-          </w:p>
-        </w:tc>
-        <w:tc>
-          <w:tcPr>
-            <w:tcW w:type="dxa" w:w="950"/>
-            <w:vAlign w:val="center"/>
-            <w:tcMar>
-              <w:top w:w="80" w:type="dxa"/>
-              <w:start w:w="120" w:type="dxa"/>
-              <w:bottom w:w="80" w:type="dxa"/>
-              <w:end w:w="120" w:type="dxa"/>
-            </w:tcMar>
-            <w:tcBorders>
-              <w:top w:val="single" w:sz="4" w:color="B9C3CC"/>
-              <w:left w:val="single" w:sz="4" w:color="B9C3CC"/>
-              <w:bottom w:val="single" w:sz="4" w:color="B9C3CC"/>
-              <w:right w:val="single" w:sz="4" w:color="B9C3CC"/>
-              <w:insideH w:val="single" w:sz="4" w:color="B9C3CC"/>
-              <w:insideV w:val="single" w:sz="4" w:color="B9C3CC"/>
-            </w:tcBorders>
-          </w:tcPr>
-          <w:p>
-            <w:pPr>
-              <w:spacing w:before="0" w:after="0" w:line="245" w:lineRule="auto"/>
-              <w:jc w:val="center"/>
-            </w:pPr>
-            <w:r/>
-            <w:r>
-              <w:rPr>
-                <w:rFonts w:ascii="Hiragino Sans GB" w:hAnsi="Hiragino Sans GB" w:eastAsia="Hiragino Sans GB"/>
-                <w:b w:val="0"/>
-                <w:color w:val="14212B"/>
-                <w:sz w:val="13"/>
-              </w:rPr>
-              <w:t>截止前提交赎回</w:t>
-            </w:r>
-          </w:p>
-        </w:tc>
-        <w:tc>
-          <w:tcPr>
-            <w:tcW w:type="dxa" w:w="1350"/>
-            <w:vAlign w:val="center"/>
-            <w:tcMar>
-              <w:top w:w="80" w:type="dxa"/>
-              <w:start w:w="120" w:type="dxa"/>
-              <w:bottom w:w="80" w:type="dxa"/>
-              <w:end w:w="120" w:type="dxa"/>
-            </w:tcMar>
-            <w:tcBorders>
-              <w:top w:val="single" w:sz="4" w:color="B9C3CC"/>
-              <w:left w:val="single" w:sz="4" w:color="B9C3CC"/>
-              <w:bottom w:val="single" w:sz="4" w:color="B9C3CC"/>
-              <w:right w:val="single" w:sz="4" w:color="B9C3CC"/>
-              <w:insideH w:val="single" w:sz="4" w:color="B9C3CC"/>
-              <w:insideV w:val="single" w:sz="4" w:color="B9C3CC"/>
-            </w:tcBorders>
-          </w:tcPr>
-          <w:p>
-            <w:pPr>
-              <w:spacing w:before="0" w:after="0" w:line="245" w:lineRule="auto"/>
-              <w:jc w:val="left"/>
-            </w:pPr>
-            <w:r/>
-            <w:r>
-              <w:rPr>
-                <w:rFonts w:ascii="Hiragino Sans GB" w:hAnsi="Hiragino Sans GB" w:eastAsia="Hiragino Sans GB"/>
-                <w:b w:val="0"/>
-                <w:color w:val="14212B"/>
-                <w:sz w:val="13"/>
-              </w:rPr>
-              <w:t>国泰中证全指通信设备ETF联接C 20%=96.05份；申购0元</w:t>
-            </w:r>
-          </w:p>
-        </w:tc>
-        <w:tc>
-          <w:tcPr>
-            <w:tcW w:type="dxa" w:w="2300"/>
-            <w:vAlign w:val="center"/>
-            <w:tcMar>
-              <w:top w:w="80" w:type="dxa"/>
-              <w:start w:w="120" w:type="dxa"/>
-              <w:bottom w:w="80" w:type="dxa"/>
-              <w:end w:w="120" w:type="dxa"/>
-            </w:tcMar>
-            <w:tcBorders>
-              <w:top w:val="single" w:sz="4" w:color="B9C3CC"/>
-              <w:left w:val="single" w:sz="4" w:color="B9C3CC"/>
-              <w:bottom w:val="single" w:sz="4" w:color="B9C3CC"/>
-              <w:right w:val="single" w:sz="4" w:color="B9C3CC"/>
-              <w:insideH w:val="single" w:sz="4" w:color="B9C3CC"/>
-              <w:insideV w:val="single" w:sz="4" w:color="B9C3CC"/>
-            </w:tcBorders>
-          </w:tcPr>
-          <w:p>
-            <w:pPr>
-              <w:spacing w:before="0" w:after="0" w:line="245" w:lineRule="auto"/>
-              <w:jc w:val="left"/>
-            </w:pPr>
-            <w:r/>
-            <w:r>
-              <w:rPr>
-                <w:rFonts w:ascii="Hiragino Sans GB" w:hAnsi="Hiragino Sans GB" w:eastAsia="Hiragino Sans GB"/>
-                <w:b w:val="0"/>
-                <w:color w:val="14212B"/>
-                <w:sz w:val="13"/>
-              </w:rPr>
-              <w:t>预计2026-07-17正式净值；模型费约1.93元；T+1确认、T+2至T+3到账</w:t>
-            </w:r>
-          </w:p>
-        </w:tc>
-        <w:tc>
-          <w:tcPr>
-            <w:tcW w:type="dxa" w:w="1360"/>
-            <w:vAlign w:val="center"/>
-            <w:tcMar>
-              <w:top w:w="80" w:type="dxa"/>
-              <w:start w:w="120" w:type="dxa"/>
-              <w:bottom w:w="80" w:type="dxa"/>
-              <w:end w:w="120" w:type="dxa"/>
-            </w:tcMar>
-            <w:tcBorders>
-              <w:top w:val="single" w:sz="4" w:color="B9C3CC"/>
-              <w:left w:val="single" w:sz="4" w:color="B9C3CC"/>
-              <w:bottom w:val="single" w:sz="4" w:color="B9C3CC"/>
-              <w:right w:val="single" w:sz="4" w:color="B9C3CC"/>
-              <w:insideH w:val="single" w:sz="4" w:color="B9C3CC"/>
-              <w:insideV w:val="single" w:sz="4" w:color="B9C3CC"/>
-            </w:tcBorders>
-          </w:tcPr>
-          <w:p>
-            <w:pPr>
-              <w:spacing w:before="0" w:after="0" w:line="245" w:lineRule="auto"/>
-              <w:jc w:val="left"/>
-            </w:pPr>
-            <w:r/>
-            <w:r>
-              <w:rPr>
-                <w:rFonts w:ascii="Hiragino Sans GB" w:hAnsi="Hiragino Sans GB" w:eastAsia="Hiragino Sans GB"/>
-                <w:b w:val="0"/>
-                <w:color w:val="14212B"/>
-                <w:sz w:val="13"/>
-              </w:rPr>
-              <w:t>上证收复3835、上涨&gt;2200且电子流出收窄至220亿元以内</w:t>
-            </w:r>
-          </w:p>
-        </w:tc>
-      </w:tr>
-    </w:tbl>
-    <w:p>
-      <w:pPr>
-        <w:spacing w:before="0" w:after="40" w:line="240" w:lineRule="auto"/>
-      </w:pPr>
-    </w:p>
-    <w:p>
-      <w:pPr>
-        <w:spacing w:before="0" w:after="100" w:line="264" w:lineRule="auto"/>
-      </w:pPr>
-      <w:r>
-        <w:rPr>
-          <w:rFonts w:ascii="Hiragino Sans GB" w:hAnsi="Hiragino Sans GB" w:eastAsia="Hiragino Sans GB"/>
-          <w:b w:val="0"/>
-          <w:color w:val="14212B"/>
-          <w:sz w:val="21"/>
-        </w:rPr>
-        <w:t>基准情景的15%为72.04份，按7月16日正式净值估算毛额约289.44元、0.5%模型赎回费约1.45元。国泰中证全指通信设备ETF联接C的0.5%费率仍是用户宽口径模型，不是已核验合同费率；若平台预览显示不可赎、预计净值日不是7月17日、费用高于0.5%、份额不一致或实际截止已过，一律等待下一开放日。</w:t>
-      </w:r>
-    </w:p>
-    <w:p>
-      <w:pPr>
-        <w:keepNext/>
-        <w:spacing w:before="240" w:after="120" w:line="240" w:lineRule="auto"/>
-      </w:pPr>
-      <w:r>
-        <w:rPr>
-          <w:rFonts w:ascii="Hiragino Sans GB" w:hAnsi="Hiragino Sans GB" w:eastAsia="Hiragino Sans GB"/>
-          <w:b/>
-          <w:color w:val="1F4D78"/>
-          <w:sz w:val="28"/>
-        </w:rPr>
-        <w:t>费用后比较</w:t>
-      </w:r>
-    </w:p>
-    <w:p>
-      <w:pPr>
-        <w:spacing w:before="0" w:after="100" w:line="264" w:lineRule="auto"/>
-      </w:pPr>
-      <w:r>
-        <w:rPr>
-          <w:rFonts w:ascii="Hiragino Sans GB" w:hAnsi="Hiragino Sans GB" w:eastAsia="Hiragino Sans GB"/>
-          <w:b w:val="0"/>
-          <w:color w:val="14212B"/>
-          <w:sz w:val="21"/>
-        </w:rPr>
-        <w:t>截至今天已到评估日的旧建议只有7月14日系列，午报和复核记录已被最终记录取代，不重复计胜率。最终建议是景顺长城电子信息产业股票C赎回20%，用户已确认执行；真实执行时点、确认净值和费用仍未知，所以用户实际收益明确记为未知。</w:t>
-      </w:r>
-    </w:p>
-    <w:p>
-      <w:pPr>
-        <w:pStyle w:val="ListBullet"/>
-      </w:pPr>
-      <w:r>
-        <w:rPr>
-          <w:rFonts w:ascii="Hiragino Sans GB" w:hAnsi="Hiragino Sans GB" w:eastAsia="Hiragino Sans GB"/>
-          <w:b w:val="0"/>
-          <w:color w:val="14212B"/>
-          <w:sz w:val="20"/>
-        </w:rPr>
-        <w:t>按原建议模型执行：用432.92份、7月14日正式净值2.1512元和0.5%费用估算，建议切片约-0.50%。</w:t>
-      </w:r>
-    </w:p>
-    <w:p>
-      <w:pPr>
-        <w:pStyle w:val="ListBullet"/>
-      </w:pPr>
-      <w:r>
-        <w:rPr>
-          <w:rFonts w:ascii="Hiragino Sans GB" w:hAnsi="Hiragino Sans GB" w:eastAsia="Hiragino Sans GB"/>
-          <w:b w:val="0"/>
-          <w:color w:val="14212B"/>
-          <w:sz w:val="20"/>
-        </w:rPr>
-        <w:t>完全不操作：持有到7月15日正式净值2.0816元，约-3.24%。</w:t>
-      </w:r>
-    </w:p>
-    <w:p>
-      <w:pPr>
-        <w:pStyle w:val="ListBullet"/>
-      </w:pPr>
-      <w:r>
-        <w:rPr>
-          <w:rFonts w:ascii="Hiragino Sans GB" w:hAnsi="Hiragino Sans GB" w:eastAsia="Hiragino Sans GB"/>
-          <w:b w:val="0"/>
-          <w:color w:val="14212B"/>
-          <w:sz w:val="20"/>
-        </w:rPr>
-        <w:t>同期宽基：易方达沪深300ETF联接C约-0.16%。</w:t>
-      </w:r>
-    </w:p>
-    <w:p>
-      <w:pPr>
-        <w:pStyle w:val="ListBullet"/>
-      </w:pPr>
-      <w:r>
-        <w:rPr>
-          <w:rFonts w:ascii="Hiragino Sans GB" w:hAnsi="Hiragino Sans GB" w:eastAsia="Hiragino Sans GB"/>
-          <w:b w:val="0"/>
-          <w:color w:val="14212B"/>
-          <w:sz w:val="20"/>
-        </w:rPr>
-        <w:t>费用后价值：模型建议相对不操作增加约2.735个百分点，按模型份额约少损失25.47元；方向命中，但不能冒充用户真实已实现收益。</w:t>
-      </w:r>
-    </w:p>
-    <w:p>
-      <w:pPr>
-        <w:pStyle w:val="ListBullet"/>
-      </w:pPr>
-      <w:r>
-        <w:rPr>
-          <w:rFonts w:ascii="Hiragino Sans GB" w:hAnsi="Hiragino Sans GB" w:eastAsia="Hiragino Sans GB"/>
-          <w:b w:val="0"/>
-          <w:color w:val="14212B"/>
-          <w:sz w:val="20"/>
-        </w:rPr>
-        <w:t>错误类型：数据质量。具体改进是每次交易后补平台确认截图或手工记录确认净值、费用、到账金额和时间；没有这些字段就不计算真实费用后胜率。</w:t>
-      </w:r>
-    </w:p>
-    <w:p>
-      <w:pPr>
-        <w:spacing w:before="0" w:after="100" w:line="264" w:lineRule="auto"/>
-      </w:pPr>
-      <w:r>
-        <w:rPr>
-          <w:rFonts w:ascii="Hiragino Sans GB" w:hAnsi="Hiragino Sans GB" w:eastAsia="Hiragino Sans GB"/>
-          <w:b w:val="0"/>
-          <w:color w:val="14212B"/>
-          <w:sz w:val="21"/>
-        </w:rPr>
-        <w:t>已解决样本仍少于review-loop规定的10条门槛，本次只记录假设和过程改进，不修改永久参数。</w:t>
-      </w:r>
-    </w:p>
-    <w:p>
-      <w:pPr>
-        <w:keepNext/>
-        <w:spacing w:before="240" w:after="120" w:line="240" w:lineRule="auto"/>
-      </w:pPr>
-      <w:r>
-        <w:rPr>
-          <w:rFonts w:ascii="Hiragino Sans GB" w:hAnsi="Hiragino Sans GB" w:eastAsia="Hiragino Sans GB"/>
-          <w:b/>
-          <w:color w:val="1F4D78"/>
-          <w:sz w:val="28"/>
-        </w:rPr>
-        <w:t>独立多头论证</w:t>
-      </w:r>
-    </w:p>
-    <w:p>
-      <w:pPr>
-        <w:spacing w:before="0" w:after="100" w:line="264" w:lineRule="auto"/>
-      </w:pPr>
-      <w:r>
-        <w:rPr>
-          <w:rFonts w:ascii="Hiragino Sans GB" w:hAnsi="Hiragino Sans GB" w:eastAsia="Hiragino Sans GB"/>
-          <w:b w:val="0"/>
-          <w:color w:val="14212B"/>
-          <w:sz w:val="21"/>
-        </w:rPr>
-        <w:t>电子主力净流出超过300亿元时，超卖反弹的弹性也会增大；上证3800附近存在心理支撑，世界人工智能大会尚可能发布具体政策，台积电三季度指引仍强。如果下午上涨家数快速回到2200以上、电子流出收窄超过80亿元、通信离开低点超过2.5%，今天可能是去杠杆尾声。这个观点的可验证证据不是“跌多了”，而是价格、广度和资金同步改善。</w:t>
-      </w:r>
-    </w:p>
-    <w:p>
-      <w:pPr>
-        <w:keepNext/>
-        <w:spacing w:before="240" w:after="120" w:line="240" w:lineRule="auto"/>
-      </w:pPr>
-      <w:r>
-        <w:rPr>
-          <w:rFonts w:ascii="Hiragino Sans GB" w:hAnsi="Hiragino Sans GB" w:eastAsia="Hiragino Sans GB"/>
-          <w:b/>
-          <w:color w:val="1F4D78"/>
-          <w:sz w:val="28"/>
-        </w:rPr>
-        <w:t>独立空头论证</w:t>
-      </w:r>
-    </w:p>
-    <w:p>
-      <w:pPr>
-        <w:spacing w:before="0" w:after="100" w:line="264" w:lineRule="auto"/>
-      </w:pPr>
-      <w:r>
-        <w:rPr>
-          <w:rFonts w:ascii="Hiragino Sans GB" w:hAnsi="Hiragino Sans GB" w:eastAsia="Hiragino Sans GB"/>
-          <w:b w:val="0"/>
-          <w:color w:val="14212B"/>
-          <w:sz w:val="21"/>
-        </w:rPr>
-        <w:t>最强反方观点是：连续三天科技下跌已经确认趋势破坏，今天任何反弹都只是卖点；如果不继续降低重叠科技仓，下一交易日情绪崩溃会造成更大回撤。支持证据是4368家下跌、1120家跌超5%、电子净流出303.77亿元、通信ETF接近日低、全球科技隔夜同跌。它推翻“等待”的条件，就是14:30上证跌破3806、上涨不足1000、电子流出仍超过300亿元且通信仍在-7%以下。我的应对不是扛住全部仓位，而是只减今天最弱且尚未减过的通信基金，不再追卖已经减过32.91%的半导体基金。</w:t>
-      </w:r>
-    </w:p>
-    <w:p>
-      <w:pPr>
-        <w:keepNext/>
-        <w:spacing w:before="240" w:after="120" w:line="240" w:lineRule="auto"/>
-      </w:pPr>
-      <w:r>
-        <w:rPr>
-          <w:rFonts w:ascii="Hiragino Sans GB" w:hAnsi="Hiragino Sans GB" w:eastAsia="Hiragino Sans GB"/>
-          <w:b/>
-          <w:color w:val="1F4D78"/>
-          <w:sz w:val="28"/>
-        </w:rPr>
-        <w:t>最强反方观点</w:t>
-      </w:r>
-    </w:p>
-    <w:p>
-      <w:pPr>
-        <w:spacing w:before="0" w:after="100" w:line="264" w:lineRule="auto"/>
-      </w:pPr>
-      <w:r>
-        <w:rPr>
-          <w:rFonts w:ascii="Hiragino Sans GB" w:hAnsi="Hiragino Sans GB" w:eastAsia="Hiragino Sans GB"/>
-          <w:b w:val="0"/>
-          <w:color w:val="14212B"/>
-          <w:sz w:val="21"/>
-        </w:rPr>
-        <w:t>继续等待的最大风险是：上证3800与上涨1000家只差一步，电子流出已经越过300亿元，如果下午没有新增政策和资金回补，弱势科技可能在尾盘再次集中出逃。该反方观点由14:30的上证3806、上涨家数1000、电子流出300亿元和通信ETF-7%四项共同验证；满足时执行20%通信减仓，而不是继续争论是否卖在最低点。</w:t>
-      </w:r>
-    </w:p>
-    <w:p>
-      <w:pPr>
-        <w:keepNext/>
-        <w:spacing w:before="240" w:after="120" w:line="240" w:lineRule="auto"/>
-      </w:pPr>
-      <w:r>
-        <w:rPr>
-          <w:rFonts w:ascii="Hiragino Sans GB" w:hAnsi="Hiragino Sans GB" w:eastAsia="Hiragino Sans GB"/>
-          <w:b/>
-          <w:color w:val="1F4D78"/>
-          <w:sz w:val="28"/>
-        </w:rPr>
-        <w:t>投资知识点：相关性上升时，先处理重复风险而不是亏损最大者</w:t>
-      </w:r>
-    </w:p>
-    <w:p>
-      <w:pPr>
-        <w:spacing w:before="0" w:after="100" w:line="264" w:lineRule="auto"/>
-      </w:pPr>
-      <w:r>
-        <w:rPr>
-          <w:rFonts w:ascii="Hiragino Sans GB" w:hAnsi="Hiragino Sans GB" w:eastAsia="Hiragino Sans GB"/>
-          <w:b w:val="0"/>
-          <w:color w:val="14212B"/>
-          <w:sz w:val="21"/>
-        </w:rPr>
-        <w:t>市场平稳时，半导体、通信、云计算和主动科技基金可能表现不同；恐慌时它们的相关性往往一起升高，组合看似18只基金，实际可能集中在同一个科技风险因子。理性减仓不应按“哪只亏得最多”排序，而应比较：今天谁最弱、谁与其他持仓最重叠、谁还没减过、谁的交易规则最清楚。今天优先通信而不是继续卖半导体，就是在降低重复风险，同时保留反弹敞口。</w:t>
-      </w:r>
-    </w:p>
-    <w:p>
-      <w:pPr>
-        <w:keepNext/>
-        <w:spacing w:before="240" w:after="120" w:line="240" w:lineRule="auto"/>
-      </w:pPr>
-      <w:r>
-        <w:rPr>
-          <w:rFonts w:ascii="Hiragino Sans GB" w:hAnsi="Hiragino Sans GB" w:eastAsia="Hiragino Sans GB"/>
-          <w:b/>
-          <w:color w:val="1F4D78"/>
-          <w:sz w:val="28"/>
-        </w:rPr>
-        <w:t>来源与抓取时间</w:t>
-      </w:r>
-    </w:p>
-    <w:p>
-      <w:pPr>
-        <w:pStyle w:val="ListBullet"/>
-      </w:pPr>
-      <w:r>
-        <w:rPr>
-          <w:rFonts w:ascii="Hiragino Sans GB" w:hAnsi="Hiragino Sans GB" w:eastAsia="Hiragino Sans GB"/>
-          <w:b w:val="0"/>
-          <w:color w:val="14212B"/>
-          <w:sz w:val="20"/>
-        </w:rPr>
-        <w:t>项目自检、持仓和交易：AGENTS.md、config/trading-constraints.json、config/noon-decision-rules.json、data/holdings.csv、data/transactions.csv、data/fees.csv，2026-07-17 11:55至12:03 CST读取。</w:t>
-      </w:r>
-    </w:p>
-    <w:p>
-      <w:pPr>
-        <w:pStyle w:val="ListBullet"/>
-      </w:pPr>
-      <w:r>
-        <w:rPr>
-          <w:rFonts w:ascii="Hiragino Sans GB" w:hAnsi="Hiragino Sans GB" w:eastAsia="Hiragino Sans GB"/>
-          <w:b w:val="0"/>
-          <w:color w:val="14212B"/>
-          <w:sz w:val="20"/>
-        </w:rPr>
-        <w:t>正式净值：data/nav-history.csv；sync-nav.mjs于2026-07-17 11:57 CST同步，19只基金中18只成功，易方达半导体材料设备ETF联接C超时并保留缓存。</w:t>
-      </w:r>
-    </w:p>
-    <w:p>
-      <w:pPr>
-        <w:pStyle w:val="ListBullet"/>
-      </w:pPr>
-      <w:r>
-        <w:rPr>
-          <w:rFonts w:ascii="Hiragino Sans GB" w:hAnsi="Hiragino Sans GB" w:eastAsia="Hiragino Sans GB"/>
-          <w:b w:val="0"/>
-          <w:color w:val="14212B"/>
-          <w:sz w:val="20"/>
-        </w:rPr>
-        <w:t>盘中估算净值：https://fundgz.1234567.com.cn/ ，估算时间2026-07-17 11:30 CST；不是正式净值。</w:t>
-      </w:r>
-    </w:p>
-    <w:p>
-      <w:pPr>
-        <w:pStyle w:val="ListBullet"/>
-      </w:pPr>
-      <w:r>
-        <w:rPr>
-          <w:rFonts w:ascii="Hiragino Sans GB" w:hAnsi="Hiragino Sans GB" w:eastAsia="Hiragino Sans GB"/>
-          <w:b w:val="0"/>
-          <w:color w:val="14212B"/>
-          <w:sz w:val="20"/>
-        </w:rPr>
-        <w:t>指数、ETF和海外市场：https://qt.gtimg.cn/ ，抓取时间2026-07-17 11:59至12:01 CST。</w:t>
-      </w:r>
-    </w:p>
-    <w:p>
-      <w:pPr>
-        <w:pStyle w:val="ListBullet"/>
-      </w:pPr>
-      <w:r>
-        <w:rPr>
-          <w:rFonts w:ascii="Hiragino Sans GB" w:hAnsi="Hiragino Sans GB" w:eastAsia="Hiragino Sans GB"/>
-          <w:b w:val="0"/>
-          <w:color w:val="14212B"/>
-          <w:sz w:val="20"/>
-        </w:rPr>
-        <w:t>全A上涨下跌家数：https://vip.stock.finance.sina.com.cn/mkt/ ，全量分页抓取时间2026-07-17 11:59 CST。</w:t>
-      </w:r>
-    </w:p>
-    <w:p>
-      <w:pPr>
-        <w:pStyle w:val="ListBullet"/>
-      </w:pPr>
-      <w:r>
-        <w:rPr>
-          <w:rFonts w:ascii="Hiragino Sans GB" w:hAnsi="Hiragino Sans GB" w:eastAsia="Hiragino Sans GB"/>
-          <w:b w:val="0"/>
-          <w:color w:val="14212B"/>
-          <w:sz w:val="20"/>
-        </w:rPr>
-        <w:t>行业算法主力资金：https://push2.eastmoney.com/ 和 https://data.eastmoney.com/bkzj/ ，11:30分钟线，抓取时间2026-07-17 11:59 CST。</w:t>
-      </w:r>
-    </w:p>
-    <w:p>
-      <w:pPr>
-        <w:pStyle w:val="ListBullet"/>
-      </w:pPr>
-      <w:r>
-        <w:rPr>
-          <w:rFonts w:ascii="Hiragino Sans GB" w:hAnsi="Hiragino Sans GB" w:eastAsia="Hiragino Sans GB"/>
-          <w:b w:val="0"/>
-          <w:color w:val="14212B"/>
-          <w:sz w:val="20"/>
-        </w:rPr>
-        <w:t>世界人工智能大会官方日程：https://www.shanghai.gov.cn/nw4411/20260714/409410cd637849de8ed4d84717d386d7.html ，首次消息为新华社2026-07-13电。</w:t>
-      </w:r>
-    </w:p>
-    <w:p>
-      <w:pPr>
-        <w:pStyle w:val="ListBullet"/>
-      </w:pPr>
-      <w:r>
-        <w:rPr>
-          <w:rFonts w:ascii="Hiragino Sans GB" w:hAnsi="Hiragino Sans GB" w:eastAsia="Hiragino Sans GB"/>
-          <w:b w:val="0"/>
-          <w:color w:val="14212B"/>
-          <w:sz w:val="20"/>
-        </w:rPr>
-        <w:t>长鑫科技网上发行中签率公告：https://paper.cnstock.com/html/2026-07/17/content_2245542.htm ，2026-07-17发布。</w:t>
-      </w:r>
-    </w:p>
-    <w:p>
-      <w:pPr>
-        <w:pStyle w:val="ListBullet"/>
-      </w:pPr>
-      <w:r>
-        <w:rPr>
-          <w:rFonts w:ascii="Hiragino Sans GB" w:hAnsi="Hiragino Sans GB" w:eastAsia="Hiragino Sans GB"/>
-          <w:b w:val="0"/>
-          <w:color w:val="14212B"/>
-          <w:sz w:val="20"/>
-        </w:rPr>
-        <w:t>台积电2026年二季度官方结果：https://investor.tsmc.com/english/quarterly-results/2026/q2 。</w:t>
-      </w:r>
-    </w:p>
-    <w:p>
-      <w:pPr>
-        <w:pStyle w:val="ListBullet"/>
-      </w:pPr>
-      <w:r>
-        <w:rPr>
-          <w:rFonts w:ascii="Hiragino Sans GB" w:hAnsi="Hiragino Sans GB" w:eastAsia="Hiragino Sans GB"/>
-          <w:b w:val="0"/>
-          <w:color w:val="14212B"/>
-          <w:sz w:val="20"/>
-        </w:rPr>
-        <w:t>国务院“十五五”碳达峰行动方案：https://www.mee.gov.cn/zcwj/gwywj/202607/t20260714_1161655.shtml ，2026-07-14发布。</w:t>
-      </w:r>
-    </w:p>
-    <w:p>
-      <w:pPr>
-        <w:pStyle w:val="ListBullet"/>
-      </w:pPr>
-      <w:r>
-        <w:rPr>
-          <w:rFonts w:ascii="Hiragino Sans GB" w:hAnsi="Hiragino Sans GB" w:eastAsia="Hiragino Sans GB"/>
-          <w:b w:val="0"/>
-          <w:color w:val="14212B"/>
-          <w:sz w:val="20"/>
-        </w:rPr>
-        <w:t>未来日程扫描：新华社、人民日报、中国政府网、外交部、国家发改委、工信部、科技部、人民银行、证监会、国家统计局及上海/深圳政府官方来源，截止2026-07-17 12:03 CST。</w:t>
-      </w:r>
-    </w:p>
-    <w:p>
       <w:r>
         <w:br w:type="page"/>
       </w:r>
     </w:p>
     <w:p>
       <w:pPr>
-        <w:keepNext/>
-        <w:spacing w:before="240" w:after="120" w:line="240" w:lineRule="auto"/>
+        <w:spacing w:before="0" w:after="0" w:line="240" w:lineRule="auto"/>
       </w:pPr>
       <w:r>
-        <w:rPr>
-          <w:rFonts w:ascii="Hiragino Sans GB" w:hAnsi="Hiragino Sans GB" w:eastAsia="Hiragino Sans GB"/>
-          <w:b/>
-          <w:color w:val="1F4D78"/>
-          <w:sz w:val="28"/>
-        </w:rPr>
-        <w:t>只看这一页：行动结论</w:t>
+        <w:drawing>
+          <wp:inline xmlns:a="http://schemas.openxmlformats.org/drawingml/2006/main" xmlns:pic="http://schemas.openxmlformats.org/drawingml/2006/picture">
+            <wp:extent cx="7772400" cy="10058400"/>
+            <wp:docPr id="2" name="Picture 2"/>
+            <wp:cNvGraphicFramePr>
+              <a:graphicFrameLocks noChangeAspect="1"/>
+            </wp:cNvGraphicFramePr>
+            <a:graphic>
+              <a:graphicData uri="http://schemas.openxmlformats.org/drawingml/2006/picture">
+                <pic:pic>
+                  <pic:nvPicPr>
+                    <pic:cNvPr id="0" name="page-02.png"/>
+                    <pic:cNvPicPr/>
+                  </pic:nvPicPr>
+                  <pic:blipFill>
+                    <a:blip r:embed="rId10"/>
+                    <a:stretch>
+                      <a:fillRect/>
+                    </a:stretch>
+                  </pic:blipFill>
+                  <pic:spPr>
+                    <a:xfrm>
+                      <a:off x="0" y="0"/>
+                      <a:ext cx="7772400" cy="10058400"/>
+                    </a:xfrm>
+                    <a:prstGeom prst="rect"/>
+                  </pic:spPr>
+                </pic:pic>
+              </a:graphicData>
+            </a:graphic>
+          </wp:inline>
+        </w:drawing>
+      </w:r>
+      <w:r>
+        <w:br w:type="page"/>
       </w:r>
     </w:p>
     <w:p>
       <w:pPr>
-        <w:pStyle w:val="ListNumber"/>
+        <w:spacing w:before="0" w:after="0" w:line="240" w:lineRule="auto"/>
       </w:pPr>
       <w:r>
-        <w:rPr>
-          <w:rFonts w:ascii="Hiragino Sans GB" w:hAnsi="Hiragino Sans GB" w:eastAsia="Hiragino Sans GB"/>
-          <w:b w:val="0"/>
-          <w:color w:val="14212B"/>
-          <w:sz w:val="20"/>
-        </w:rPr>
-        <w:t>今天15:00前：不申购。14:30前等待；若届时仍接近午间弱态，提交国泰中证全指通信设备ETF联接C赎回15%即72.04份；若上证&lt;3806且不能收复、上涨不足1000家、电子主力净流出仍超过300亿元三项同时成立，升级为20%即96.05份。若上证守3806、上涨至少1000家且电子流出收窄至220亿元以内，等待下一开放日。易方达半导体材料设备ETF联接C、景顺长城电子信息产业股票C和其他基金今天不再卖。</w:t>
+        <w:drawing>
+          <wp:inline xmlns:a="http://schemas.openxmlformats.org/drawingml/2006/main" xmlns:pic="http://schemas.openxmlformats.org/drawingml/2006/picture">
+            <wp:extent cx="7772400" cy="10058400"/>
+            <wp:docPr id="3" name="Picture 3"/>
+            <wp:cNvGraphicFramePr>
+              <a:graphicFrameLocks noChangeAspect="1"/>
+            </wp:cNvGraphicFramePr>
+            <a:graphic>
+              <a:graphicData uri="http://schemas.openxmlformats.org/drawingml/2006/picture">
+                <pic:pic>
+                  <pic:nvPicPr>
+                    <pic:cNvPr id="0" name="page-03.png"/>
+                    <pic:cNvPicPr/>
+                  </pic:nvPicPr>
+                  <pic:blipFill>
+                    <a:blip r:embed="rId11"/>
+                    <a:stretch>
+                      <a:fillRect/>
+                    </a:stretch>
+                  </pic:blipFill>
+                  <pic:spPr>
+                    <a:xfrm>
+                      <a:off x="0" y="0"/>
+                      <a:ext cx="7772400" cy="10058400"/>
+                    </a:xfrm>
+                    <a:prstGeom prst="rect"/>
+                  </pic:spPr>
+                </pic:pic>
+              </a:graphicData>
+            </a:graphic>
+          </wp:inline>
+        </w:drawing>
+      </w:r>
+      <w:r>
+        <w:br w:type="page"/>
       </w:r>
     </w:p>
     <w:p>
       <w:pPr>
-        <w:pStyle w:val="ListNumber"/>
+        <w:spacing w:before="0" w:after="0" w:line="240" w:lineRule="auto"/>
       </w:pPr>
       <w:r>
-        <w:rPr>
-          <w:rFonts w:ascii="Hiragino Sans GB" w:hAnsi="Hiragino Sans GB" w:eastAsia="Hiragino Sans GB"/>
-          <w:b w:val="0"/>
-          <w:color w:val="14212B"/>
-          <w:sz w:val="20"/>
-        </w:rPr>
-        <w:t>若平台在实际截止时间前受理，普通境内场外基金预计按2026-07-17收盘后正式净值成交，绝不是按盘中估算价；截止后通常顺延下一开放日。</w:t>
+        <w:drawing>
+          <wp:inline xmlns:a="http://schemas.openxmlformats.org/drawingml/2006/main" xmlns:pic="http://schemas.openxmlformats.org/drawingml/2006/picture">
+            <wp:extent cx="7772400" cy="10058400"/>
+            <wp:docPr id="4" name="Picture 4"/>
+            <wp:cNvGraphicFramePr>
+              <a:graphicFrameLocks noChangeAspect="1"/>
+            </wp:cNvGraphicFramePr>
+            <a:graphic>
+              <a:graphicData uri="http://schemas.openxmlformats.org/drawingml/2006/picture">
+                <pic:pic>
+                  <pic:nvPicPr>
+                    <pic:cNvPr id="0" name="page-04.png"/>
+                    <pic:cNvPicPr/>
+                  </pic:nvPicPr>
+                  <pic:blipFill>
+                    <a:blip r:embed="rId12"/>
+                    <a:stretch>
+                      <a:fillRect/>
+                    </a:stretch>
+                  </pic:blipFill>
+                  <pic:spPr>
+                    <a:xfrm>
+                      <a:off x="0" y="0"/>
+                      <a:ext cx="7772400" cy="10058400"/>
+                    </a:xfrm>
+                    <a:prstGeom prst="rect"/>
+                  </pic:spPr>
+                </pic:pic>
+              </a:graphicData>
+            </a:graphic>
+          </wp:inline>
+        </w:drawing>
+      </w:r>
+      <w:r>
+        <w:br w:type="page"/>
       </w:r>
     </w:p>
     <w:p>
       <w:pPr>
-        <w:pStyle w:val="ListNumber"/>
+        <w:spacing w:before="0" w:after="0" w:line="240" w:lineRule="auto"/>
       </w:pPr>
       <w:r>
-        <w:rPr>
-          <w:rFonts w:ascii="Hiragino Sans GB" w:hAnsi="Hiragino Sans GB" w:eastAsia="Hiragino Sans GB"/>
-          <w:b w:val="0"/>
-          <w:color w:val="14212B"/>
-          <w:sz w:val="20"/>
-        </w:rPr>
-        <w:t>不需要午间立即跑，但14:30必须看一次。这是科技高风险板块集中撤离并向电力等防御板块迁移，属于结构性降仓，不是账户级清仓。</w:t>
+        <w:drawing>
+          <wp:inline xmlns:a="http://schemas.openxmlformats.org/drawingml/2006/main" xmlns:pic="http://schemas.openxmlformats.org/drawingml/2006/picture">
+            <wp:extent cx="7772400" cy="10058400"/>
+            <wp:docPr id="5" name="Picture 5"/>
+            <wp:cNvGraphicFramePr>
+              <a:graphicFrameLocks noChangeAspect="1"/>
+            </wp:cNvGraphicFramePr>
+            <a:graphic>
+              <a:graphicData uri="http://schemas.openxmlformats.org/drawingml/2006/picture">
+                <pic:pic>
+                  <pic:nvPicPr>
+                    <pic:cNvPr id="0" name="page-05.png"/>
+                    <pic:cNvPicPr/>
+                  </pic:nvPicPr>
+                  <pic:blipFill>
+                    <a:blip r:embed="rId13"/>
+                    <a:stretch>
+                      <a:fillRect/>
+                    </a:stretch>
+                  </pic:blipFill>
+                  <pic:spPr>
+                    <a:xfrm>
+                      <a:off x="0" y="0"/>
+                      <a:ext cx="7772400" cy="10058400"/>
+                    </a:xfrm>
+                    <a:prstGeom prst="rect"/>
+                  </pic:spPr>
+                </pic:pic>
+              </a:graphicData>
+            </a:graphic>
+          </wp:inline>
+        </w:drawing>
+      </w:r>
+      <w:r>
+        <w:br w:type="page"/>
       </w:r>
     </w:p>
     <w:p>
       <w:pPr>
-        <w:pStyle w:val="ListNumber"/>
+        <w:spacing w:before="0" w:after="0" w:line="240" w:lineRule="auto"/>
       </w:pPr>
       <w:r>
-        <w:rPr>
-          <w:rFonts w:ascii="Hiragino Sans GB" w:hAnsi="Hiragino Sans GB" w:eastAsia="Hiragino Sans GB"/>
-          <w:b w:val="0"/>
-          <w:color w:val="14212B"/>
-          <w:sz w:val="20"/>
-        </w:rPr>
-        <w:t>今天收盘组合收涨/震荡/收跌概率为5%/20%/75%；下一交易日为30%/35%/35%，各自合计100%。</w:t>
+        <w:drawing>
+          <wp:inline xmlns:a="http://schemas.openxmlformats.org/drawingml/2006/main" xmlns:pic="http://schemas.openxmlformats.org/drawingml/2006/picture">
+            <wp:extent cx="7772400" cy="10058400"/>
+            <wp:docPr id="6" name="Picture 6"/>
+            <wp:cNvGraphicFramePr>
+              <a:graphicFrameLocks noChangeAspect="1"/>
+            </wp:cNvGraphicFramePr>
+            <a:graphic>
+              <a:graphicData uri="http://schemas.openxmlformats.org/drawingml/2006/picture">
+                <pic:pic>
+                  <pic:nvPicPr>
+                    <pic:cNvPr id="0" name="page-06.png"/>
+                    <pic:cNvPicPr/>
+                  </pic:nvPicPr>
+                  <pic:blipFill>
+                    <a:blip r:embed="rId14"/>
+                    <a:stretch>
+                      <a:fillRect/>
+                    </a:stretch>
+                  </pic:blipFill>
+                  <pic:spPr>
+                    <a:xfrm>
+                      <a:off x="0" y="0"/>
+                      <a:ext cx="7772400" cy="10058400"/>
+                    </a:xfrm>
+                    <a:prstGeom prst="rect"/>
+                  </pic:spPr>
+                </pic:pic>
+              </a:graphicData>
+            </a:graphic>
+          </wp:inline>
+        </w:drawing>
+      </w:r>
+      <w:r>
+        <w:br w:type="page"/>
       </w:r>
     </w:p>
     <w:p>
       <w:pPr>
-        <w:pStyle w:val="ListNumber"/>
+        <w:spacing w:before="0" w:after="0" w:line="240" w:lineRule="auto"/>
       </w:pPr>
       <w:r>
-        <w:rPr>
-          <w:rFonts w:ascii="Hiragino Sans GB" w:hAnsi="Hiragino Sans GB" w:eastAsia="Hiragino Sans GB"/>
-          <w:b w:val="0"/>
-          <w:color w:val="14212B"/>
-          <w:sz w:val="20"/>
-        </w:rPr>
-        <w:t>今天只做一件事：14:30核对上证、上涨家数和电子资金三条红线，决定国泰中证全指通信设备ETF联接C卖0%、15%还是20%。</w:t>
+        <w:drawing>
+          <wp:inline xmlns:a="http://schemas.openxmlformats.org/drawingml/2006/main" xmlns:pic="http://schemas.openxmlformats.org/drawingml/2006/picture">
+            <wp:extent cx="7772400" cy="10058400"/>
+            <wp:docPr id="7" name="Picture 7"/>
+            <wp:cNvGraphicFramePr>
+              <a:graphicFrameLocks noChangeAspect="1"/>
+            </wp:cNvGraphicFramePr>
+            <a:graphic>
+              <a:graphicData uri="http://schemas.openxmlformats.org/drawingml/2006/picture">
+                <pic:pic>
+                  <pic:nvPicPr>
+                    <pic:cNvPr id="0" name="page-07.png"/>
+                    <pic:cNvPicPr/>
+                  </pic:nvPicPr>
+                  <pic:blipFill>
+                    <a:blip r:embed="rId15"/>
+                    <a:stretch>
+                      <a:fillRect/>
+                    </a:stretch>
+                  </pic:blipFill>
+                  <pic:spPr>
+                    <a:xfrm>
+                      <a:off x="0" y="0"/>
+                      <a:ext cx="7772400" cy="10058400"/>
+                    </a:xfrm>
+                    <a:prstGeom prst="rect"/>
+                  </pic:spPr>
+                </pic:pic>
+              </a:graphicData>
+            </a:graphic>
+          </wp:inline>
+        </w:drawing>
+      </w:r>
+      <w:r>
+        <w:br w:type="page"/>
       </w:r>
     </w:p>
     <w:p>
       <w:pPr>
-        <w:pStyle w:val="ListNumber"/>
+        <w:spacing w:before="0" w:after="0" w:line="240" w:lineRule="auto"/>
       </w:pPr>
       <w:r>
-        <w:rPr>
-          <w:rFonts w:ascii="Hiragino Sans GB" w:hAnsi="Hiragino Sans GB" w:eastAsia="Hiragino Sans GB"/>
-          <w:b w:val="0"/>
-          <w:color w:val="14212B"/>
-          <w:sz w:val="20"/>
-        </w:rPr>
-        <w:t>最多五个指标：上证3806/3820/3835；上涨家数1000/2200/3500；电子主力净流出220亿/300亿元；通信ETF-7%与距日低1.5%；14:30成交额2.625万亿元。</w:t>
-      </w:r>
-    </w:p>
-    <w:p>
-      <w:pPr>
-        <w:pStyle w:val="ListNumber"/>
-      </w:pPr>
-      <w:r>
-        <w:rPr>
-          <w:rFonts w:ascii="Hiragino Sans GB" w:hAnsi="Hiragino Sans GB" w:eastAsia="Hiragino Sans GB"/>
-          <w:b w:val="0"/>
-          <w:color w:val="14212B"/>
-          <w:sz w:val="20"/>
-        </w:rPr>
-        <w:t>一句话推翻结论的证据：14:30上证收复3835、上涨超过2200家、电子净流出收窄到220亿元以内且通信ETF离开日低超过2.5%，则取消15%减仓并等待。</w:t>
-      </w:r>
-    </w:p>
-    <w:p>
-      <w:pPr>
-        <w:spacing w:before="0" w:after="100" w:line="264" w:lineRule="auto"/>
-      </w:pPr>
-      <w:r>
-        <w:rPr>
-          <w:rFonts w:ascii="Hiragino Sans GB" w:hAnsi="Hiragino Sans GB" w:eastAsia="Hiragino Sans GB"/>
-          <w:b w:val="0"/>
-          <w:color w:val="14212B"/>
-          <w:sz w:val="21"/>
-        </w:rPr>
-        <w:t>执行前最后否决：平台显示不可赎、实际截止已过、预计净值日不是7月17日、可用份额不一致或费率高于0.5%，均不提交。报告不承诺收益，不自动下单。</w:t>
+        <w:drawing>
+          <wp:inline xmlns:a="http://schemas.openxmlformats.org/drawingml/2006/main" xmlns:pic="http://schemas.openxmlformats.org/drawingml/2006/picture">
+            <wp:extent cx="7772400" cy="10058400"/>
+            <wp:docPr id="8" name="Picture 8"/>
+            <wp:cNvGraphicFramePr>
+              <a:graphicFrameLocks noChangeAspect="1"/>
+            </wp:cNvGraphicFramePr>
+            <a:graphic>
+              <a:graphicData uri="http://schemas.openxmlformats.org/drawingml/2006/picture">
+                <pic:pic>
+                  <pic:nvPicPr>
+                    <pic:cNvPr id="0" name="page-08.png"/>
+                    <pic:cNvPicPr/>
+                  </pic:nvPicPr>
+                  <pic:blipFill>
+                    <a:blip r:embed="rId16"/>
+                    <a:stretch>
+                      <a:fillRect/>
+                    </a:stretch>
+                  </pic:blipFill>
+                  <pic:spPr>
+                    <a:xfrm>
+                      <a:off x="0" y="0"/>
+                      <a:ext cx="7772400" cy="10058400"/>
+                    </a:xfrm>
+                    <a:prstGeom prst="rect"/>
+                  </pic:spPr>
+                </pic:pic>
+              </a:graphicData>
+            </a:graphic>
+          </wp:inline>
+        </w:drawing>
       </w:r>
     </w:p>
     <w:sectPr>
-      <w:headerReference w:type="default" r:id="rId9"/>
-      <w:footerReference w:type="default" r:id="rId10"/>
       <w:pgSz w:w="12240" w:h="15840"/>
-      <w:pgMar w:top="1037" w:right="1123" w:bottom="1037" w:left="1123" w:header="504" w:footer="504" w:gutter="0"/>
+      <w:pgMar w:top="0" w:right="0" w:bottom="0" w:left="0" w:header="720" w:footer="720" w:gutter="0"/>
       <w:cols w:space="720"/>
       <w:docGrid w:linePitch="360"/>
     </w:sectPr>
   </w:body>
 </w:document>
-</file>
-
-<file path=word/footer1.xml><?xml version="1.0" encoding="utf-8"?>
-<w:ftr xmlns:m="http://schemas.openxmlformats.org/officeDocument/2006/math" xmlns:mc="http://schemas.openxmlformats.org/markup-compatibility/2006" xmlns:mo="http://schemas.microsoft.com/office/mac/office/2008/main" xmlns:mv="urn:schemas-microsoft-com:mac:vml" xmlns:o="urn:schemas-microsoft-com:office:office" xmlns:r="http://schemas.openxmlformats.org/officeDocument/2006/relationships" xmlns:v="urn:schemas-microsoft-com:vml" xmlns:w10="urn:schemas-microsoft-com:office:word" xmlns:w14="http://schemas.microsoft.com/office/word/2010/wordml" xmlns:w="http://schemas.openxmlformats.org/wordprocessingml/2006/main" xmlns:wne="http://schemas.microsoft.com/office/word/2006/wordml" xmlns:wp14="http://schemas.microsoft.com/office/word/2010/wordprocessingDrawing" xmlns:wp="http://schemas.openxmlformats.org/drawingml/2006/wordprocessingDrawing" xmlns:wpc="http://schemas.microsoft.com/office/word/2010/wordprocessingCanvas" xmlns:wpg="http://schemas.microsoft.com/office/word/2010/wordprocessingGroup" xmlns:wpi="http://schemas.microsoft.com/office/word/2010/wordprocessingInk" xmlns:wps="http://schemas.microsoft.com/office/word/2010/wordprocessingShape" mc:Ignorable="w14 wp14">
-  <w:p>
-    <w:pPr>
-      <w:pStyle w:val="Footer"/>
-      <w:jc w:val="right"/>
-    </w:pPr>
-    <w:r>
-      <w:rPr>
-        <w:rFonts w:ascii="Hiragino Sans GB" w:hAnsi="Hiragino Sans GB" w:eastAsia="Hiragino Sans GB"/>
-        <w:b w:val="0"/>
-        <w:color w:val="5E6B75"/>
-        <w:sz w:val="16"/>
-      </w:rPr>
-      <w:fldChar w:fldCharType="begin"/>
-      <w:instrText xml:space="preserve">PAGE</w:instrText>
-      <w:fldChar w:fldCharType="end"/>
-    </w:r>
-  </w:p>
-</w:ftr>
-</file>
-
-<file path=word/header1.xml><?xml version="1.0" encoding="utf-8"?>
-<w:hdr xmlns:m="http://schemas.openxmlformats.org/officeDocument/2006/math" xmlns:mc="http://schemas.openxmlformats.org/markup-compatibility/2006" xmlns:mo="http://schemas.microsoft.com/office/mac/office/2008/main" xmlns:mv="urn:schemas-microsoft-com:mac:vml" xmlns:o="urn:schemas-microsoft-com:office:office" xmlns:r="http://schemas.openxmlformats.org/officeDocument/2006/relationships" xmlns:v="urn:schemas-microsoft-com:vml" xmlns:w10="urn:schemas-microsoft-com:office:word" xmlns:w14="http://schemas.microsoft.com/office/word/2010/wordml" xmlns:w="http://schemas.openxmlformats.org/wordprocessingml/2006/main" xmlns:wne="http://schemas.microsoft.com/office/word/2006/wordml" xmlns:wp14="http://schemas.microsoft.com/office/word/2010/wordprocessingDrawing" xmlns:wp="http://schemas.openxmlformats.org/drawingml/2006/wordprocessingDrawing" xmlns:wpc="http://schemas.microsoft.com/office/word/2010/wordprocessingCanvas" xmlns:wpg="http://schemas.microsoft.com/office/word/2010/wordprocessingGroup" xmlns:wpi="http://schemas.microsoft.com/office/word/2010/wordprocessingInk" xmlns:wps="http://schemas.microsoft.com/office/word/2010/wordprocessingShape" mc:Ignorable="w14 wp14">
-  <w:p>
-    <w:pPr>
-      <w:pStyle w:val="Header"/>
-      <w:spacing w:before="0" w:after="0" w:line="240" w:lineRule="auto"/>
-      <w:jc w:val="right"/>
-    </w:pPr>
-    <w:r>
-      <w:rPr>
-        <w:rFonts w:ascii="Hiragino Sans GB" w:hAnsi="Hiragino Sans GB" w:eastAsia="Hiragino Sans GB"/>
-        <w:b w:val="0"/>
-        <w:color w:val="5E6B75"/>
-        <w:sz w:val="16"/>
-      </w:rPr>
-      <w:t>基金午间研究报告 | 仅供个人研究</w:t>
-    </w:r>
-  </w:p>
-</w:hdr>
 </file>
 
 <file path=word/numbering.xml><?xml version="1.0" encoding="utf-8"?>
@@ -9921,14 +708,6 @@
     <w:name w:val="Normal"/>
     <w:qFormat/>
     <w:rsid w:val="00FC693F"/>
-    <w:pPr>
-      <w:spacing w:after="100" w:line="264" w:lineRule="auto"/>
-    </w:pPr>
-    <w:rPr>
-      <w:rFonts w:ascii="Hiragino Sans GB" w:hAnsi="Hiragino Sans GB" w:eastAsia="Hiragino Sans GB"/>
-      <w:color w:val="14212B"/>
-      <w:sz w:val="21"/>
-    </w:rPr>
   </w:style>
   <w:style w:type="paragraph" w:styleId="Header">
     <w:name w:val="header"/>
@@ -10456,14 +1235,8 @@
       <w:numPr>
         <w:numId w:val="1"/>
       </w:numPr>
-      <w:spacing w:after="100" w:line="264" w:lineRule="auto"/>
-      <w:ind w:left="720" w:hanging="360"/>
       <w:contextualSpacing/>
     </w:pPr>
-    <w:rPr>
-      <w:rFonts w:ascii="Hiragino Sans GB" w:hAnsi="Hiragino Sans GB" w:eastAsia="Hiragino Sans GB"/>
-      <w:sz w:val="20"/>
-    </w:rPr>
   </w:style>
   <w:style w:type="paragraph" w:styleId="ListBullet2">
     <w:name w:val="List Bullet 2"/>
@@ -10501,14 +1274,8 @@
       <w:numPr>
         <w:numId w:val="5"/>
       </w:numPr>
-      <w:spacing w:after="100" w:line="264" w:lineRule="auto"/>
-      <w:ind w:left="720" w:hanging="360"/>
       <w:contextualSpacing/>
     </w:pPr>
-    <w:rPr>
-      <w:rFonts w:ascii="Hiragino Sans GB" w:hAnsi="Hiragino Sans GB" w:eastAsia="Hiragino Sans GB"/>
-      <w:sz w:val="20"/>
-    </w:rPr>
   </w:style>
   <w:style w:type="paragraph" w:styleId="ListNumber2">
     <w:name w:val="List Number 2"/>
